--- a/chapters/intro-multilevel-models-handout.docx
+++ b/chapters/intro-multilevel-models-handout.docx
@@ -1843,7 +1843,7 @@
       </w:r>
     </w:p>
     <w:bookmarkEnd w:id="13"/>
-    <w:bookmarkStart w:id="23" w:name="one-way-random-effects-models"/>
+    <w:bookmarkStart w:id="31" w:name="one-way-random-effects-models"/>
     <w:p>
       <w:pPr>
         <w:pStyle w:val="Heading1"/>
@@ -1903,7 +1903,7 @@
               <w:spacing w:before="16" w:after="64"/>
             </w:pPr>
           </w:p>
-          <w:bookmarkStart w:id="14" w:name="def-one-way-re"/>
+          <w:bookmarkStart w:id="15" w:name="def-one-way-re"/>
           <w:p>
             <w:pPr>
               <w:pStyle w:val="BodyText"/>
@@ -2076,6 +2076,7 @@
             <w:pPr>
               <w:pStyle w:val="BodyText"/>
             </w:pPr>
+            <w:bookmarkStart w:id="14" w:name="eq-one-way-re"/>
             <m:oMathPara>
               <m:oMathParaPr>
                 <m:jc m:val="center"/>
@@ -2163,8 +2164,27 @@
                   </m:rPr>
                   <m:t>,</m:t>
                 </m:r>
+                <m:r>
+                  <m:t>  </m:t>
+                </m:r>
+                <m:r>
+                  <m:rPr>
+                    <m:sty m:val="p"/>
+                  </m:rPr>
+                  <m:t>(</m:t>
+                </m:r>
+                <m:r>
+                  <m:t>1</m:t>
+                </m:r>
+                <m:r>
+                  <m:rPr>
+                    <m:sty m:val="p"/>
+                  </m:rPr>
+                  <m:t>)</m:t>
+                </m:r>
               </m:oMath>
             </m:oMathPara>
+            <w:bookmarkEnd w:id="14"/>
           </w:p>
           <w:p>
             <w:pPr>
@@ -2567,7 +2587,7 @@
               <w:t xml:space="preserve">.</w:t>
             </w:r>
           </w:p>
-          <w:bookmarkEnd w:id="14"/>
+          <w:bookmarkEnd w:id="15"/>
         </w:tc>
       </w:tr>
     </w:tbl>
@@ -2623,7 +2643,7 @@
               <w:bottom w:w="108" w:type="dxa"/>
             </w:tcMar>
           </w:tcPr>
-          <w:bookmarkStart w:id="15" w:name="exm-dyestuff"/>
+          <w:bookmarkStart w:id="16" w:name="exm-dyestuff"/>
           <w:p>
             <w:pPr>
               <w:pStyle w:val="BodyText"/>
@@ -2840,7 +2860,7 @@
               <w:t xml:space="preserve">#&gt; 1505 1528 1564 1498 1600 1470</w:t>
             </w:r>
           </w:p>
-          <w:bookmarkEnd w:id="15"/>
+          <w:bookmarkEnd w:id="16"/>
           <w:p/>
         </w:tc>
       </w:tr>
@@ -2910,7 +2930,7 @@
               <w:spacing w:before="16" w:after="64"/>
             </w:pPr>
           </w:p>
-          <w:bookmarkStart w:id="16" w:name="thm-re-cov"/>
+          <w:bookmarkStart w:id="18" w:name="thm-re-cov"/>
           <w:p>
             <w:pPr>
               <w:pStyle w:val="BodyText"/>
@@ -2981,6 +3001,7 @@
             <w:pPr>
               <w:pStyle w:val="BodyText"/>
             </w:pPr>
+            <w:bookmarkStart w:id="17" w:name="eq-re-cov"/>
             <m:oMathPara>
               <m:oMathParaPr>
                 <m:jc m:val="center"/>
@@ -3208,8 +3229,27 @@
                     </m:sSubSup>
                   </m:e>
                 </m:eqArr>
+                <m:r>
+                  <m:t>  </m:t>
+                </m:r>
+                <m:r>
+                  <m:rPr>
+                    <m:sty m:val="p"/>
+                  </m:rPr>
+                  <m:t>(</m:t>
+                </m:r>
+                <m:r>
+                  <m:t>2</m:t>
+                </m:r>
+                <m:r>
+                  <m:rPr>
+                    <m:sty m:val="p"/>
+                  </m:rPr>
+                  <m:t>)</m:t>
+                </m:r>
               </m:oMath>
             </m:oMathPara>
+            <w:bookmarkEnd w:id="17"/>
           </w:p>
           <w:p>
             <w:pPr>
@@ -3219,7 +3259,7 @@
               <w:t xml:space="preserve">and observations in different groups are independent.</w:t>
             </w:r>
           </w:p>
-          <w:bookmarkEnd w:id="16"/>
+          <w:bookmarkEnd w:id="18"/>
         </w:tc>
       </w:tr>
     </w:tbl>
@@ -3295,7 +3335,7 @@
             <w:r>
               <w:t xml:space="preserve"> </w:t>
             </w:r>
-            <w:hyperlink r:id="rId17">
+            <w:hyperlink r:id="rId19">
               <w:r>
                 <w:rPr>
                   <w:rStyle w:val="Hyperlink"/>
@@ -3309,7 +3349,7 @@
             <w:r>
               <w:t xml:space="preserve"> </w:t>
             </w:r>
-            <w:hyperlink r:id="rId18">
+            <w:hyperlink r:id="rId20">
               <w:r>
                 <w:rPr>
                   <w:rStyle w:val="Hyperlink"/>
@@ -3339,6 +3379,7 @@
             <w:pPr>
               <w:pStyle w:val="BodyText"/>
             </w:pPr>
+            <w:bookmarkStart w:id="21" w:name="eq-re-cov-proof-1"/>
             <m:oMathPara>
               <m:oMathParaPr>
                 <m:jc m:val="center"/>
@@ -3653,8 +3694,27 @@
                     </m:r>
                   </m:e>
                 </m:eqArr>
+                <m:r>
+                  <m:t>  </m:t>
+                </m:r>
+                <m:r>
+                  <m:rPr>
+                    <m:sty m:val="p"/>
+                  </m:rPr>
+                  <m:t>(</m:t>
+                </m:r>
+                <m:r>
+                  <m:t>3</m:t>
+                </m:r>
+                <m:r>
+                  <m:rPr>
+                    <m:sty m:val="p"/>
+                  </m:rPr>
+                  <m:t>)</m:t>
+                </m:r>
               </m:oMath>
             </m:oMathPara>
+            <w:bookmarkEnd w:id="21"/>
           </w:p>
           <w:p>
             <w:pPr>
@@ -3696,6 +3756,7 @@
             <w:pPr>
               <w:pStyle w:val="BodyText"/>
             </w:pPr>
+            <w:bookmarkStart w:id="22" w:name="eq-re-cov-proof-2"/>
             <m:oMathPara>
               <m:oMathParaPr>
                 <m:jc m:val="center"/>
@@ -4886,8 +4947,27 @@
                     </m:r>
                   </m:e>
                 </m:eqArr>
+                <m:r>
+                  <m:t>  </m:t>
+                </m:r>
+                <m:r>
+                  <m:rPr>
+                    <m:sty m:val="p"/>
+                  </m:rPr>
+                  <m:t>(</m:t>
+                </m:r>
+                <m:r>
+                  <m:t>4</m:t>
+                </m:r>
+                <m:r>
+                  <m:rPr>
+                    <m:sty m:val="p"/>
+                  </m:rPr>
+                  <m:t>)</m:t>
+                </m:r>
               </m:oMath>
             </m:oMathPara>
+            <w:bookmarkEnd w:id="22"/>
           </w:p>
           <w:p>
             <w:pPr>
@@ -5491,7 +5571,7 @@
               <w:bottom w:w="108" w:type="dxa"/>
             </w:tcMar>
           </w:tcPr>
-          <w:bookmarkStart w:id="19" w:name="exm-dyestuff-cov"/>
+          <w:bookmarkStart w:id="23" w:name="exm-dyestuff-cov"/>
           <w:p>
             <w:pPr>
               <w:pStyle w:val="BodyText"/>
@@ -5679,7 +5759,7 @@
               <w:t xml:space="preserve">.</w:t>
             </w:r>
           </w:p>
-          <w:bookmarkEnd w:id="19"/>
+          <w:bookmarkEnd w:id="23"/>
           <w:p/>
         </w:tc>
       </w:tr>
@@ -5718,7 +5798,7 @@
               <w:spacing w:before="16" w:after="64"/>
             </w:pPr>
           </w:p>
-          <w:bookmarkStart w:id="20" w:name="def-icc"/>
+          <w:bookmarkStart w:id="25" w:name="def-icc"/>
           <w:p>
             <w:pPr>
               <w:pStyle w:val="BodyText"/>
@@ -5806,6 +5886,7 @@
             <w:pPr>
               <w:pStyle w:val="BodyText"/>
             </w:pPr>
+            <w:bookmarkStart w:id="24" w:name="eq-icc"/>
             <m:oMathPara>
               <m:oMathParaPr>
                 <m:jc m:val="center"/>
@@ -5982,10 +6063,29 @@
                     </m:rad>
                   </m:den>
                 </m:f>
+                <m:r>
+                  <m:t>  </m:t>
+                </m:r>
+                <m:r>
+                  <m:rPr>
+                    <m:sty m:val="p"/>
+                  </m:rPr>
+                  <m:t>(</m:t>
+                </m:r>
+                <m:r>
+                  <m:t>5</m:t>
+                </m:r>
+                <m:r>
+                  <m:rPr>
+                    <m:sty m:val="p"/>
+                  </m:rPr>
+                  <m:t>)</m:t>
+                </m:r>
               </m:oMath>
             </m:oMathPara>
+            <w:bookmarkEnd w:id="24"/>
           </w:p>
-          <w:bookmarkEnd w:id="20"/>
+          <w:bookmarkEnd w:id="25"/>
         </w:tc>
       </w:tr>
     </w:tbl>
@@ -6023,7 +6123,7 @@
               <w:spacing w:before="16" w:after="64"/>
             </w:pPr>
           </w:p>
-          <w:bookmarkStart w:id="21" w:name="cor-icc"/>
+          <w:bookmarkStart w:id="27" w:name="cor-icc"/>
           <w:p>
             <w:pPr>
               <w:pStyle w:val="BodyText"/>
@@ -6060,6 +6160,7 @@
             <w:pPr>
               <w:pStyle w:val="BodyText"/>
             </w:pPr>
+            <w:bookmarkStart w:id="26" w:name="eq-icc-vc"/>
             <m:oMathPara>
               <m:oMathParaPr>
                 <m:jc m:val="center"/>
@@ -6141,10 +6242,29 @@
                   </m:rPr>
                   <m:t>.</m:t>
                 </m:r>
+                <m:r>
+                  <m:t>  </m:t>
+                </m:r>
+                <m:r>
+                  <m:rPr>
+                    <m:sty m:val="p"/>
+                  </m:rPr>
+                  <m:t>(</m:t>
+                </m:r>
+                <m:r>
+                  <m:t>6</m:t>
+                </m:r>
+                <m:r>
+                  <m:rPr>
+                    <m:sty m:val="p"/>
+                  </m:rPr>
+                  <m:t>)</m:t>
+                </m:r>
               </m:oMath>
             </m:oMathPara>
+            <w:bookmarkEnd w:id="26"/>
           </w:p>
-          <w:bookmarkEnd w:id="21"/>
+          <w:bookmarkEnd w:id="27"/>
         </w:tc>
       </w:tr>
     </w:tbl>
@@ -6236,6 +6356,7 @@
             <w:pPr>
               <w:pStyle w:val="BodyText"/>
             </w:pPr>
+            <w:bookmarkStart w:id="28" w:name="eq-icc-vc-proof"/>
             <m:oMathPara>
               <m:oMathParaPr>
                 <m:jc m:val="center"/>
@@ -6801,8 +6922,27 @@
                     </m:r>
                   </m:e>
                 </m:eqArr>
+                <m:r>
+                  <m:t>  </m:t>
+                </m:r>
+                <m:r>
+                  <m:rPr>
+                    <m:sty m:val="p"/>
+                  </m:rPr>
+                  <m:t>(</m:t>
+                </m:r>
+                <m:r>
+                  <m:t>7</m:t>
+                </m:r>
+                <m:r>
+                  <m:rPr>
+                    <m:sty m:val="p"/>
+                  </m:rPr>
+                  <m:t>)</m:t>
+                </m:r>
               </m:oMath>
             </m:oMathPara>
+            <w:bookmarkEnd w:id="28"/>
           </w:p>
           <w:p/>
         </w:tc>
@@ -6860,7 +7000,7 @@
               <w:bottom w:w="108" w:type="dxa"/>
             </w:tcMar>
           </w:tcPr>
-          <w:bookmarkStart w:id="22" w:name="exm-dyestuff-icc"/>
+          <w:bookmarkStart w:id="30" w:name="exm-dyestuff-icc"/>
           <w:p>
             <w:pPr>
               <w:pStyle w:val="BodyText"/>
@@ -6914,82 +7054,179 @@
             <w:pPr>
               <w:pStyle w:val="BodyText"/>
             </w:pPr>
+            <w:bookmarkStart w:id="29" w:name="eq-dyestuff-icc"/>
             <m:oMathPara>
               <m:oMathParaPr>
                 <m:jc m:val="center"/>
               </m:oMathParaPr>
               <m:oMath>
+                <m:eqArr>
+                  <m:e>
+                    <m:r>
+                      <m:t>ρ</m:t>
+                    </m:r>
+                    <m:r>
+                      <m:t>&amp;</m:t>
+                    </m:r>
+                    <m:r>
+                      <m:rPr>
+                        <m:sty m:val="p"/>
+                      </m:rPr>
+                      <m:t>=</m:t>
+                    </m:r>
+                    <m:f>
+                      <m:fPr>
+                        <m:type m:val="bar"/>
+                      </m:fPr>
+                      <m:num>
+                        <m:r>
+                          <m:t>1764</m:t>
+                        </m:r>
+                      </m:num>
+                      <m:den>
+                        <m:r>
+                          <m:t>1764</m:t>
+                        </m:r>
+                        <m:r>
+                          <m:rPr>
+                            <m:sty m:val="p"/>
+                          </m:rPr>
+                          <m:t>+</m:t>
+                        </m:r>
+                        <m:r>
+                          <m:t>2451</m:t>
+                        </m:r>
+                      </m:den>
+                    </m:f>
+                    <m:r>
+                      <m:t>&amp;</m:t>
+                    </m:r>
+                    <m:r>
+                      <m:t>&amp;</m:t>
+                    </m:r>
+                    <m:r>
+                      <m:rPr>
+                        <m:nor/>
+                        <m:sty m:val="p"/>
+                      </m:rPr>
+                      <m:t>(substitute the variance components)</m:t>
+                    </m:r>
+                  </m:e>
+                  <m:e>
+                    <m:r>
+                      <m:t>&amp;</m:t>
+                    </m:r>
+                    <m:r>
+                      <m:rPr>
+                        <m:sty m:val="p"/>
+                      </m:rPr>
+                      <m:t>=</m:t>
+                    </m:r>
+                    <m:f>
+                      <m:fPr>
+                        <m:type m:val="bar"/>
+                      </m:fPr>
+                      <m:num>
+                        <m:r>
+                          <m:t>1764</m:t>
+                        </m:r>
+                      </m:num>
+                      <m:den>
+                        <m:r>
+                          <m:t>4215</m:t>
+                        </m:r>
+                      </m:den>
+                    </m:f>
+                    <m:r>
+                      <m:t>&amp;</m:t>
+                    </m:r>
+                    <m:r>
+                      <m:t>&amp;</m:t>
+                    </m:r>
+                    <m:r>
+                      <m:rPr>
+                        <m:nor/>
+                        <m:sty m:val="p"/>
+                      </m:rPr>
+                      <m:t>(add)</m:t>
+                    </m:r>
+                  </m:e>
+                  <m:e>
+                    <m:r>
+                      <m:t>&amp;</m:t>
+                    </m:r>
+                    <m:r>
+                      <m:rPr>
+                        <m:sty m:val="p"/>
+                      </m:rPr>
+                      <m:t>≈</m:t>
+                    </m:r>
+                    <m:r>
+                      <m:t>0.4185</m:t>
+                    </m:r>
+                    <m:r>
+                      <m:t>&amp;</m:t>
+                    </m:r>
+                    <m:r>
+                      <m:t>&amp;</m:t>
+                    </m:r>
+                    <m:r>
+                      <m:rPr>
+                        <m:nor/>
+                        <m:sty m:val="p"/>
+                      </m:rPr>
+                      <m:t>(divide)</m:t>
+                    </m:r>
+                  </m:e>
+                  <m:e>
+                    <m:r>
+                      <m:t>&amp;</m:t>
+                    </m:r>
+                    <m:r>
+                      <m:rPr>
+                        <m:sty m:val="p"/>
+                      </m:rPr>
+                      <m:t>≈</m:t>
+                    </m:r>
+                    <m:r>
+                      <m:t>0.42</m:t>
+                    </m:r>
+                    <m:r>
+                      <m:t>&amp;</m:t>
+                    </m:r>
+                    <m:r>
+                      <m:t>&amp;</m:t>
+                    </m:r>
+                    <m:r>
+                      <m:rPr>
+                        <m:nor/>
+                        <m:sty m:val="p"/>
+                      </m:rPr>
+                      <m:t>(round to two decimal places)</m:t>
+                    </m:r>
+                  </m:e>
+                </m:eqArr>
                 <m:r>
-                  <m:t>ρ</m:t>
+                  <m:t>  </m:t>
                 </m:r>
                 <m:r>
                   <m:rPr>
                     <m:sty m:val="p"/>
                   </m:rPr>
-                  <m:t>=</m:t>
-                </m:r>
-                <m:f>
-                  <m:fPr>
-                    <m:type m:val="bar"/>
-                  </m:fPr>
-                  <m:num>
-                    <m:r>
-                      <m:t>1764</m:t>
-                    </m:r>
-                  </m:num>
-                  <m:den>
-                    <m:r>
-                      <m:t>1764</m:t>
-                    </m:r>
-                    <m:r>
-                      <m:rPr>
-                        <m:sty m:val="p"/>
-                      </m:rPr>
-                      <m:t>+</m:t>
-                    </m:r>
-                    <m:r>
-                      <m:t>2451</m:t>
-                    </m:r>
-                  </m:den>
-                </m:f>
-                <m:r>
-                  <m:rPr>
-                    <m:sty m:val="p"/>
-                  </m:rPr>
-                  <m:t>=</m:t>
-                </m:r>
-                <m:f>
-                  <m:fPr>
-                    <m:type m:val="bar"/>
-                  </m:fPr>
-                  <m:num>
-                    <m:r>
-                      <m:t>1764</m:t>
-                    </m:r>
-                  </m:num>
-                  <m:den>
-                    <m:r>
-                      <m:t>4215</m:t>
-                    </m:r>
-                  </m:den>
-                </m:f>
-                <m:r>
-                  <m:rPr>
-                    <m:sty m:val="p"/>
-                  </m:rPr>
-                  <m:t>≈</m:t>
+                  <m:t>(</m:t>
                 </m:r>
                 <m:r>
-                  <m:t>0.42</m:t>
+                  <m:t>8</m:t>
                 </m:r>
                 <m:r>
                   <m:rPr>
                     <m:sty m:val="p"/>
                   </m:rPr>
-                  <m:t>,</m:t>
+                  <m:t>)</m:t>
                 </m:r>
               </m:oMath>
             </m:oMathPara>
+            <w:bookmarkEnd w:id="29"/>
           </w:p>
           <w:p>
             <w:pPr>
@@ -6999,7 +7236,7 @@
               <w:t xml:space="preserve">so about 42% of the variation in yield is between batches.</w:t>
             </w:r>
           </w:p>
-          <w:bookmarkEnd w:id="22"/>
+          <w:bookmarkEnd w:id="30"/>
           <w:p/>
         </w:tc>
       </w:tr>
@@ -7101,8 +7338,8 @@
         <w:t xml:space="preserve">that comes from the random effect.</w:t>
       </w:r>
     </w:p>
-    <w:bookmarkEnd w:id="23"/>
-    <w:bookmarkStart w:id="30" w:name="variance-components"/>
+    <w:bookmarkEnd w:id="31"/>
+    <w:bookmarkStart w:id="46" w:name="variance-components"/>
     <w:p>
       <w:pPr>
         <w:pStyle w:val="Heading1"/>
@@ -7437,6 +7674,7 @@
       <w:pPr>
         <w:pStyle w:val="BodyText"/>
       </w:pPr>
+      <w:bookmarkStart w:id="32" w:name="eq-mean-squares"/>
       <m:oMathPara>
         <m:oMathParaPr>
           <m:jc m:val="center"/>
@@ -7823,8 +8061,27 @@
               </m:r>
             </m:e>
           </m:eqArr>
+          <m:r>
+            <m:t>  </m:t>
+          </m:r>
+          <m:r>
+            <m:rPr>
+              <m:sty m:val="p"/>
+            </m:rPr>
+            <m:t>(</m:t>
+          </m:r>
+          <m:r>
+            <m:t>9</m:t>
+          </m:r>
+          <m:r>
+            <m:rPr>
+              <m:sty m:val="p"/>
+            </m:rPr>
+            <m:t>)</m:t>
+          </m:r>
         </m:oMath>
       </m:oMathPara>
+      <w:bookmarkEnd w:id="32"/>
     </w:p>
     <w:tbl>
       <w:tblPr>
@@ -7860,7 +8117,7 @@
               <w:spacing w:before="16" w:after="64"/>
             </w:pPr>
           </w:p>
-          <w:bookmarkStart w:id="24" w:name="thm-ems-one-way"/>
+          <w:bookmarkStart w:id="34" w:name="thm-ems-one-way"/>
           <w:p>
             <w:pPr>
               <w:pStyle w:val="BodyText"/>
@@ -7897,6 +8154,7 @@
             <w:pPr>
               <w:pStyle w:val="BodyText"/>
             </w:pPr>
+            <w:bookmarkStart w:id="33" w:name="eq-ems-one-way"/>
             <m:oMathPara>
               <m:oMathParaPr>
                 <m:jc m:val="center"/>
@@ -8034,10 +8292,29 @@
                     </m:sSup>
                   </m:e>
                 </m:eqArr>
+                <m:r>
+                  <m:t>  </m:t>
+                </m:r>
+                <m:r>
+                  <m:rPr>
+                    <m:sty m:val="p"/>
+                  </m:rPr>
+                  <m:t>(</m:t>
+                </m:r>
+                <m:r>
+                  <m:t>10</m:t>
+                </m:r>
+                <m:r>
+                  <m:rPr>
+                    <m:sty m:val="p"/>
+                  </m:rPr>
+                  <m:t>)</m:t>
+                </m:r>
               </m:oMath>
             </m:oMathPara>
+            <w:bookmarkEnd w:id="33"/>
           </w:p>
-          <w:bookmarkEnd w:id="24"/>
+          <w:bookmarkEnd w:id="34"/>
         </w:tc>
       </w:tr>
     </w:tbl>
@@ -8113,7 +8390,7 @@
             <w:r>
               <w:t xml:space="preserve"> </w:t>
             </w:r>
-            <w:hyperlink r:id="rId25">
+            <w:hyperlink r:id="rId35">
               <w:r>
                 <w:rPr>
                   <w:rStyle w:val="Hyperlink"/>
@@ -8136,7 +8413,7 @@
             <w:r>
               <w:t xml:space="preserve"> </w:t>
             </w:r>
-            <w:hyperlink r:id="rId26">
+            <w:hyperlink r:id="rId36">
               <w:r>
                 <w:rPr>
                   <w:rStyle w:val="Hyperlink"/>
@@ -8156,7 +8433,7 @@
             <w:r>
               <w:t xml:space="preserve"> </w:t>
             </w:r>
-            <w:hyperlink r:id="rId27">
+            <w:hyperlink r:id="rId37">
               <w:r>
                 <w:rPr>
                   <w:rStyle w:val="Hyperlink"/>
@@ -8622,6 +8899,7 @@
             <w:pPr>
               <w:pStyle w:val="BodyText"/>
             </w:pPr>
+            <w:bookmarkStart w:id="38" w:name="eq-ems-mse-proof"/>
             <m:oMathPara>
               <m:oMathParaPr>
                 <m:jc m:val="center"/>
@@ -9036,8 +9314,27 @@
                     </m:r>
                   </m:e>
                 </m:eqArr>
+                <m:r>
+                  <m:t>  </m:t>
+                </m:r>
+                <m:r>
+                  <m:rPr>
+                    <m:sty m:val="p"/>
+                  </m:rPr>
+                  <m:t>(</m:t>
+                </m:r>
+                <m:r>
+                  <m:t>11</m:t>
+                </m:r>
+                <m:r>
+                  <m:rPr>
+                    <m:sty m:val="p"/>
+                  </m:rPr>
+                  <m:t>)</m:t>
+                </m:r>
               </m:oMath>
             </m:oMathPara>
+            <w:bookmarkEnd w:id="38"/>
           </w:p>
           <w:p>
             <w:pPr>
@@ -9275,6 +9572,7 @@
             <w:pPr>
               <w:pStyle w:val="BodyText"/>
             </w:pPr>
+            <w:bookmarkStart w:id="39" w:name="eq-ems-var-group-mean"/>
             <m:oMathPara>
               <m:oMathParaPr>
                 <m:jc m:val="center"/>
@@ -9648,8 +9946,27 @@
                     </m:r>
                   </m:e>
                 </m:eqArr>
+                <m:r>
+                  <m:t>  </m:t>
+                </m:r>
+                <m:r>
+                  <m:rPr>
+                    <m:sty m:val="p"/>
+                  </m:rPr>
+                  <m:t>(</m:t>
+                </m:r>
+                <m:r>
+                  <m:t>12</m:t>
+                </m:r>
+                <m:r>
+                  <m:rPr>
+                    <m:sty m:val="p"/>
+                  </m:rPr>
+                  <m:t>)</m:t>
+                </m:r>
               </m:oMath>
             </m:oMathPara>
+            <w:bookmarkEnd w:id="39"/>
           </w:p>
           <w:p>
             <w:pPr>
@@ -9771,6 +10088,7 @@
             <w:pPr>
               <w:pStyle w:val="BodyText"/>
             </w:pPr>
+            <w:bookmarkStart w:id="40" w:name="eq-ems-msa-proof"/>
             <m:oMathPara>
               <m:oMathParaPr>
                 <m:jc m:val="center"/>
@@ -10039,8 +10357,27 @@
                     </m:r>
                   </m:e>
                 </m:eqArr>
+                <m:r>
+                  <m:t>  </m:t>
+                </m:r>
+                <m:r>
+                  <m:rPr>
+                    <m:sty m:val="p"/>
+                  </m:rPr>
+                  <m:t>(</m:t>
+                </m:r>
+                <m:r>
+                  <m:t>13</m:t>
+                </m:r>
+                <m:r>
+                  <m:rPr>
+                    <m:sty m:val="p"/>
+                  </m:rPr>
+                  <m:t>)</m:t>
+                </m:r>
               </m:oMath>
             </m:oMathPara>
+            <w:bookmarkEnd w:id="40"/>
           </w:p>
           <w:p/>
         </w:tc>
@@ -10080,7 +10417,7 @@
               <w:spacing w:before="16" w:after="64"/>
             </w:pPr>
           </w:p>
-          <w:bookmarkStart w:id="28" w:name="cor-mom-vc"/>
+          <w:bookmarkStart w:id="42" w:name="cor-mom-vc"/>
           <w:p>
             <w:pPr>
               <w:pStyle w:val="BodyText"/>
@@ -10173,6 +10510,7 @@
             <w:pPr>
               <w:pStyle w:val="BodyText"/>
             </w:pPr>
+            <w:bookmarkStart w:id="41" w:name="eq-mom-vc"/>
             <m:oMathPara>
               <m:oMathParaPr>
                 <m:jc m:val="center"/>
@@ -10253,8 +10591,27 @@
                     </m:r>
                   </m:den>
                 </m:f>
+                <m:r>
+                  <m:t>  </m:t>
+                </m:r>
+                <m:r>
+                  <m:rPr>
+                    <m:sty m:val="p"/>
+                  </m:rPr>
+                  <m:t>(</m:t>
+                </m:r>
+                <m:r>
+                  <m:t>14</m:t>
+                </m:r>
+                <m:r>
+                  <m:rPr>
+                    <m:sty m:val="p"/>
+                  </m:rPr>
+                  <m:t>)</m:t>
+                </m:r>
               </m:oMath>
             </m:oMathPara>
+            <w:bookmarkEnd w:id="41"/>
           </w:p>
           <w:p>
             <w:pPr>
@@ -10312,7 +10669,7 @@
               <w:t xml:space="preserve">.</w:t>
             </w:r>
           </w:p>
-          <w:bookmarkEnd w:id="28"/>
+          <w:bookmarkEnd w:id="42"/>
         </w:tc>
       </w:tr>
     </w:tbl>
@@ -10404,6 +10761,7 @@
             <w:pPr>
               <w:pStyle w:val="BodyText"/>
             </w:pPr>
+            <w:bookmarkStart w:id="43" w:name="eq-mom-vc-unbiased"/>
             <m:oMathPara>
               <m:oMathParaPr>
                 <m:jc m:val="center"/>
@@ -10853,8 +11211,27 @@
                     </m:r>
                   </m:e>
                 </m:eqArr>
+                <m:r>
+                  <m:t>  </m:t>
+                </m:r>
+                <m:r>
+                  <m:rPr>
+                    <m:sty m:val="p"/>
+                  </m:rPr>
+                  <m:t>(</m:t>
+                </m:r>
+                <m:r>
+                  <m:t>15</m:t>
+                </m:r>
+                <m:r>
+                  <m:rPr>
+                    <m:sty m:val="p"/>
+                  </m:rPr>
+                  <m:t>)</m:t>
+                </m:r>
               </m:oMath>
             </m:oMathPara>
+            <w:bookmarkEnd w:id="43"/>
           </w:p>
           <w:p>
             <w:pPr>
@@ -11033,7 +11410,7 @@
               <w:bottom w:w="108" w:type="dxa"/>
             </w:tcMar>
           </w:tcPr>
-          <w:bookmarkStart w:id="29" w:name="exm-dyestuff-vc"/>
+          <w:bookmarkStart w:id="45" w:name="exm-dyestuff-vc"/>
           <w:p>
             <w:pPr>
               <w:pStyle w:val="BodyText"/>
@@ -11232,103 +11609,219 @@
             <w:pPr>
               <w:pStyle w:val="BodyText"/>
             </w:pPr>
+            <w:bookmarkStart w:id="44" w:name="eq-dyestuff-mom-vc"/>
             <m:oMathPara>
               <m:oMathParaPr>
                 <m:jc m:val="center"/>
               </m:oMathParaPr>
               <m:oMath>
-                <m:sSubSup>
+                <m:eqArr>
                   <m:e>
-                    <m:acc>
-                      <m:accPr>
-                        <m:chr m:val="̂"/>
-                      </m:accPr>
+                    <m:sSubSup>
                       <m:e>
+                        <m:acc>
+                          <m:accPr>
+                            <m:chr m:val="̂"/>
+                          </m:accPr>
+                          <m:e>
+                            <m:r>
+                              <m:t>σ</m:t>
+                            </m:r>
+                          </m:e>
+                        </m:acc>
+                      </m:e>
+                      <m:sub>
                         <m:r>
-                          <m:t>σ</m:t>
+                          <m:t>α</m:t>
                         </m:r>
-                      </m:e>
-                    </m:acc>
-                  </m:e>
-                  <m:sub>
-                    <m:r>
-                      <m:t>α</m:t>
-                    </m:r>
-                  </m:sub>
-                  <m:sup>
-                    <m:r>
-                      <m:t>2</m:t>
-                    </m:r>
-                  </m:sup>
-                </m:sSubSup>
-                <m:r>
-                  <m:rPr>
-                    <m:sty m:val="p"/>
-                  </m:rPr>
-                  <m:t>=</m:t>
-                </m:r>
-                <m:f>
-                  <m:fPr>
-                    <m:type m:val="bar"/>
-                  </m:fPr>
-                  <m:num>
-                    <m:r>
-                      <m:t>11271.5</m:t>
+                      </m:sub>
+                      <m:sup>
+                        <m:r>
+                          <m:t>2</m:t>
+                        </m:r>
+                      </m:sup>
+                    </m:sSubSup>
+                    <m:r>
+                      <m:t>&amp;</m:t>
                     </m:r>
                     <m:r>
                       <m:rPr>
                         <m:sty m:val="p"/>
                       </m:rPr>
-                      <m:t>−</m:t>
-                    </m:r>
-                    <m:r>
-                      <m:t>2451.3</m:t>
-                    </m:r>
-                  </m:num>
-                  <m:den>
+                      <m:t>=</m:t>
+                    </m:r>
+                    <m:f>
+                      <m:fPr>
+                        <m:type m:val="bar"/>
+                      </m:fPr>
+                      <m:num>
+                        <m:r>
+                          <m:t>11271.5</m:t>
+                        </m:r>
+                        <m:r>
+                          <m:rPr>
+                            <m:sty m:val="p"/>
+                          </m:rPr>
+                          <m:t>−</m:t>
+                        </m:r>
+                        <m:r>
+                          <m:t>2451.3</m:t>
+                        </m:r>
+                      </m:num>
+                      <m:den>
+                        <m:r>
+                          <m:t>5</m:t>
+                        </m:r>
+                      </m:den>
+                    </m:f>
+                    <m:r>
+                      <m:t>&amp;</m:t>
+                    </m:r>
+                    <m:r>
+                      <m:t>&amp;</m:t>
+                    </m:r>
+                    <m:r>
+                      <m:rPr>
+                        <m:nor/>
+                        <m:sty m:val="p"/>
+                      </m:rPr>
+                      <m:t>(substitute the mean squares and </m:t>
+                    </m:r>
+                    <m:r>
+                      <m:t>m</m:t>
+                    </m:r>
+                    <m:r>
+                      <m:rPr>
+                        <m:sty m:val="p"/>
+                      </m:rPr>
+                      <m:t>=</m:t>
+                    </m:r>
                     <m:r>
                       <m:t>5</m:t>
                     </m:r>
-                  </m:den>
-                </m:f>
+                    <m:r>
+                      <m:rPr>
+                        <m:nor/>
+                        <m:sty m:val="p"/>
+                      </m:rPr>
+                      <m:t>)</m:t>
+                    </m:r>
+                  </m:e>
+                  <m:e>
+                    <m:r>
+                      <m:t>&amp;</m:t>
+                    </m:r>
+                    <m:r>
+                      <m:rPr>
+                        <m:sty m:val="p"/>
+                      </m:rPr>
+                      <m:t>=</m:t>
+                    </m:r>
+                    <m:f>
+                      <m:fPr>
+                        <m:type m:val="bar"/>
+                      </m:fPr>
+                      <m:num>
+                        <m:r>
+                          <m:t>8820.2</m:t>
+                        </m:r>
+                      </m:num>
+                      <m:den>
+                        <m:r>
+                          <m:t>5</m:t>
+                        </m:r>
+                      </m:den>
+                    </m:f>
+                    <m:r>
+                      <m:t>&amp;</m:t>
+                    </m:r>
+                    <m:r>
+                      <m:t>&amp;</m:t>
+                    </m:r>
+                    <m:r>
+                      <m:rPr>
+                        <m:nor/>
+                        <m:sty m:val="p"/>
+                      </m:rPr>
+                      <m:t>(subtract)</m:t>
+                    </m:r>
+                  </m:e>
+                  <m:e>
+                    <m:r>
+                      <m:t>&amp;</m:t>
+                    </m:r>
+                    <m:r>
+                      <m:rPr>
+                        <m:sty m:val="p"/>
+                      </m:rPr>
+                      <m:t>=</m:t>
+                    </m:r>
+                    <m:r>
+                      <m:t>1764.04</m:t>
+                    </m:r>
+                    <m:r>
+                      <m:t>&amp;</m:t>
+                    </m:r>
+                    <m:r>
+                      <m:t>&amp;</m:t>
+                    </m:r>
+                    <m:r>
+                      <m:rPr>
+                        <m:nor/>
+                        <m:sty m:val="p"/>
+                      </m:rPr>
+                      <m:t>(divide)</m:t>
+                    </m:r>
+                  </m:e>
+                  <m:e>
+                    <m:r>
+                      <m:t>&amp;</m:t>
+                    </m:r>
+                    <m:r>
+                      <m:rPr>
+                        <m:sty m:val="p"/>
+                      </m:rPr>
+                      <m:t>≈</m:t>
+                    </m:r>
+                    <m:r>
+                      <m:t>1764.0</m:t>
+                    </m:r>
+                    <m:r>
+                      <m:t>&amp;</m:t>
+                    </m:r>
+                    <m:r>
+                      <m:t>&amp;</m:t>
+                    </m:r>
+                    <m:r>
+                      <m:rPr>
+                        <m:nor/>
+                        <m:sty m:val="p"/>
+                      </m:rPr>
+                      <m:t>(round to one decimal place)</m:t>
+                    </m:r>
+                  </m:e>
+                </m:eqArr>
                 <m:r>
-                  <m:rPr>
-                    <m:sty m:val="p"/>
-                  </m:rPr>
-                  <m:t>=</m:t>
-                </m:r>
-                <m:f>
-                  <m:fPr>
-                    <m:type m:val="bar"/>
-                  </m:fPr>
-                  <m:num>
-                    <m:r>
-                      <m:t>8820.2</m:t>
-                    </m:r>
-                  </m:num>
-                  <m:den>
-                    <m:r>
-                      <m:t>5</m:t>
-                    </m:r>
-                  </m:den>
-                </m:f>
-                <m:r>
-                  <m:rPr>
-                    <m:sty m:val="p"/>
-                  </m:rPr>
-                  <m:t>≈</m:t>
-                </m:r>
-                <m:r>
-                  <m:t>1764.0</m:t>
+                  <m:t>  </m:t>
                 </m:r>
                 <m:r>
                   <m:rPr>
                     <m:sty m:val="p"/>
                   </m:rPr>
-                  <m:t>.</m:t>
+                  <m:t>(</m:t>
+                </m:r>
+                <m:r>
+                  <m:t>16</m:t>
+                </m:r>
+                <m:r>
+                  <m:rPr>
+                    <m:sty m:val="p"/>
+                  </m:rPr>
+                  <m:t>)</m:t>
                 </m:r>
               </m:oMath>
             </m:oMathPara>
+            <w:bookmarkEnd w:id="44"/>
           </w:p>
           <w:p>
             <w:pPr>
@@ -11600,7 +12093,7 @@
               <w:t xml:space="preserve">the REML estimates match the method-of-moments estimates.</w:t>
             </w:r>
           </w:p>
-          <w:bookmarkEnd w:id="29"/>
+          <w:bookmarkEnd w:id="45"/>
           <w:p/>
         </w:tc>
       </w:tr>
@@ -11703,8 +12196,8 @@
         <w:t xml:space="preserve">.</w:t>
       </w:r>
     </w:p>
-    <w:bookmarkEnd w:id="30"/>
-    <w:bookmarkStart w:id="33" w:name="nested-random-effects"/>
+    <w:bookmarkEnd w:id="46"/>
+    <w:bookmarkStart w:id="50" w:name="nested-random-effects"/>
     <w:p>
       <w:pPr>
         <w:pStyle w:val="Heading1"/>
@@ -11786,7 +12279,7 @@
               <w:spacing w:before="16" w:after="64"/>
             </w:pPr>
           </w:p>
-          <w:bookmarkStart w:id="31" w:name="def-nested-re"/>
+          <w:bookmarkStart w:id="48" w:name="def-nested-re"/>
           <w:p>
             <w:pPr>
               <w:pStyle w:val="BodyText"/>
@@ -11809,7 +12302,7 @@
             </w:r>
             <m:oMath>
               <m:r>
-                <m:t>ℓ</m:t>
+                <m:t>a</m:t>
               </m:r>
             </m:oMath>
             <w:r>
@@ -11879,6 +12372,7 @@
             <w:pPr>
               <w:pStyle w:val="BodyText"/>
             </w:pPr>
+            <w:bookmarkStart w:id="47" w:name="eq-nested-re"/>
             <m:oMathPara>
               <m:oMathParaPr>
                 <m:jc m:val="center"/>
@@ -11993,8 +12487,27 @@
                   </m:rPr>
                   <m:t>,</m:t>
                 </m:r>
+                <m:r>
+                  <m:t>  </m:t>
+                </m:r>
+                <m:r>
+                  <m:rPr>
+                    <m:sty m:val="p"/>
+                  </m:rPr>
+                  <m:t>(</m:t>
+                </m:r>
+                <m:r>
+                  <m:t>17</m:t>
+                </m:r>
+                <m:r>
+                  <m:rPr>
+                    <m:sty m:val="p"/>
+                  </m:rPr>
+                  <m:t>)</m:t>
+                </m:r>
               </m:oMath>
             </m:oMathPara>
+            <w:bookmarkEnd w:id="47"/>
           </w:p>
           <w:p>
             <w:pPr>
@@ -12335,7 +12848,7 @@
               <w:t xml:space="preserve">and all three sets of random variables are mutually independent.</w:t>
             </w:r>
           </w:p>
-          <w:bookmarkEnd w:id="31"/>
+          <w:bookmarkEnd w:id="48"/>
         </w:tc>
       </w:tr>
     </w:tbl>
@@ -12805,7 +13318,7 @@
               <w:bottom w:w="108" w:type="dxa"/>
             </w:tcMar>
           </w:tcPr>
-          <w:bookmarkStart w:id="32" w:name="exm-coop"/>
+          <w:bookmarkStart w:id="49" w:name="exm-coop"/>
           <w:p>
             <w:pPr>
               <w:pStyle w:val="BodyText"/>
@@ -12876,7 +13389,7 @@
             </w:r>
             <m:oMath>
               <m:r>
-                <m:t>ℓ</m:t>
+                <m:t>a</m:t>
               </m:r>
               <m:r>
                 <m:rPr>
@@ -13768,7 +14281,7 @@
               <w:t xml:space="preserve">Most of the variation in the measurements comes from differences between laboratories.</w:t>
             </w:r>
           </w:p>
-          <w:bookmarkEnd w:id="32"/>
+          <w:bookmarkEnd w:id="49"/>
           <w:p/>
         </w:tc>
       </w:tr>
@@ -13840,8 +14353,8 @@
         <w:t xml:space="preserve">.</w:t>
       </w:r>
     </w:p>
-    <w:bookmarkEnd w:id="33"/>
-    <w:bookmarkStart w:id="41" w:name="X3ba83d04e62ba151593a3bc9ee4d7132063a866"/>
+    <w:bookmarkEnd w:id="50"/>
+    <w:bookmarkStart w:id="60" w:name="X3ba83d04e62ba151593a3bc9ee4d7132063a866"/>
     <w:p>
       <w:pPr>
         <w:pStyle w:val="Heading1"/>
@@ -13987,7 +14500,7 @@
               <w:bottom w:w="108" w:type="dxa"/>
             </w:tcMar>
           </w:tcPr>
-          <w:bookmarkStart w:id="34" w:name="exm-radon-data"/>
+          <w:bookmarkStart w:id="51" w:name="exm-radon-data"/>
           <w:p>
             <w:pPr>
               <w:pStyle w:val="BodyText"/>
@@ -14301,7 +14814,7 @@
               <w:t xml:space="preserve">The number of houses per county varies from 1 to 116.</w:t>
             </w:r>
           </w:p>
-          <w:bookmarkEnd w:id="34"/>
+          <w:bookmarkEnd w:id="51"/>
           <w:p/>
         </w:tc>
       </w:tr>
@@ -14642,7 +15155,7 @@
               <w:spacing w:before="16" w:after="64"/>
             </w:pPr>
           </w:p>
-          <w:bookmarkStart w:id="35" w:name="thm-partial-pooling"/>
+          <w:bookmarkStart w:id="53" w:name="thm-partial-pooling"/>
           <w:p>
             <w:pPr>
               <w:pStyle w:val="BodyText"/>
@@ -14802,6 +15315,7 @@
             <w:pPr>
               <w:pStyle w:val="BodyText"/>
             </w:pPr>
+            <w:bookmarkStart w:id="52" w:name="eq-partial-pooling"/>
             <m:oMathPara>
               <m:oMathParaPr>
                 <m:jc m:val="center"/>
@@ -15052,8 +15566,27 @@
                   </m:rPr>
                   <m:t>,</m:t>
                 </m:r>
+                <m:r>
+                  <m:t>  </m:t>
+                </m:r>
+                <m:r>
+                  <m:rPr>
+                    <m:sty m:val="p"/>
+                  </m:rPr>
+                  <m:t>(</m:t>
+                </m:r>
+                <m:r>
+                  <m:t>18</m:t>
+                </m:r>
+                <m:r>
+                  <m:rPr>
+                    <m:sty m:val="p"/>
+                  </m:rPr>
+                  <m:t>)</m:t>
+                </m:r>
               </m:oMath>
             </m:oMathPara>
+            <w:bookmarkEnd w:id="52"/>
           </w:p>
           <w:p>
             <w:pPr>
@@ -15078,7 +15611,7 @@
               <w:t xml:space="preserve">.</w:t>
             </w:r>
           </w:p>
-          <w:bookmarkEnd w:id="35"/>
+          <w:bookmarkEnd w:id="53"/>
         </w:tc>
       </w:tr>
     </w:tbl>
@@ -15239,7 +15772,7 @@
               <w:bottom w:w="108" w:type="dxa"/>
             </w:tcMar>
           </w:tcPr>
-          <w:bookmarkStart w:id="36" w:name="exm-radon-shrinkage"/>
+          <w:bookmarkStart w:id="55" w:name="exm-radon-shrinkage"/>
           <w:p>
             <w:pPr>
               <w:pStyle w:val="BodyText"/>
@@ -15712,6 +16245,7 @@
             <w:pPr>
               <w:pStyle w:val="BodyText"/>
             </w:pPr>
+            <w:bookmarkStart w:id="54" w:name="eq-radon-shrinkage"/>
             <m:oMathPara>
               <m:oMathParaPr>
                 <m:jc m:val="center"/>
@@ -15981,8 +16515,27 @@
                     </m:r>
                   </m:e>
                 </m:eqArr>
+                <m:r>
+                  <m:t>  </m:t>
+                </m:r>
+                <m:r>
+                  <m:rPr>
+                    <m:sty m:val="p"/>
+                  </m:rPr>
+                  <m:t>(</m:t>
+                </m:r>
+                <m:r>
+                  <m:t>19</m:t>
+                </m:r>
+                <m:r>
+                  <m:rPr>
+                    <m:sty m:val="p"/>
+                  </m:rPr>
+                  <m:t>)</m:t>
+                </m:r>
               </m:oMath>
             </m:oMathPara>
+            <w:bookmarkEnd w:id="54"/>
           </w:p>
           <w:p>
             <w:pPr>
@@ -16488,7 +17041,7 @@
               <w:t xml:space="preserve">#&gt; [1] 3.77476e-15</w:t>
             </w:r>
           </w:p>
-          <w:bookmarkEnd w:id="36"/>
+          <w:bookmarkEnd w:id="55"/>
           <w:p/>
         </w:tc>
       </w:tr>
@@ -16506,7 +17059,7 @@
       <w:tr>
         <w:tc>
           <w:tcPr/>
-          <w:bookmarkStart w:id="40" w:name="fig-radon-shrinkage"/>
+          <w:bookmarkStart w:id="59" w:name="fig-radon-shrinkage"/>
           <w:p>
             <w:pPr>
               <w:pStyle w:val="SourceCode"/>
@@ -16954,18 +17507,18 @@
                 <wp:inline>
                   <wp:extent cx="4620126" cy="3696101"/>
                   <wp:effectExtent b="0" l="0" r="0" t="0"/>
-                  <wp:docPr descr="" title="" id="38" name="Picture"/>
+                  <wp:docPr descr="" title="" id="57" name="Picture"/>
                   <a:graphic>
                     <a:graphicData uri="http://schemas.openxmlformats.org/drawingml/2006/picture">
                       <pic:pic>
                         <pic:nvPicPr>
-                          <pic:cNvPr descr="intro-multilevel-models_files/figure-docx/radon-shrinkage-plot-1.png" id="39" name="Picture"/>
+                          <pic:cNvPr descr="intro-multilevel-models_files/figure-docx/radon-shrinkage-plot-1.png" id="58" name="Picture"/>
                           <pic:cNvPicPr>
                             <a:picLocks noChangeArrowheads="1" noChangeAspect="1"/>
                           </pic:cNvPicPr>
                         </pic:nvPicPr>
                         <pic:blipFill>
-                          <a:blip r:embed="rId37"/>
+                          <a:blip r:embed="rId56"/>
                           <a:stretch>
                             <a:fillRect/>
                           </a:stretch>
@@ -17011,12 +17564,12 @@
               <w:t xml:space="preserve">the dashed line is the complete-pooling estimate.</w:t>
             </w:r>
           </w:p>
-          <w:bookmarkEnd w:id="40"/>
+          <w:bookmarkEnd w:id="59"/>
         </w:tc>
       </w:tr>
     </w:tbl>
-    <w:bookmarkEnd w:id="41"/>
-    <w:bookmarkStart w:id="44" w:name="adding-predictors-to-a-multilevel-model"/>
+    <w:bookmarkEnd w:id="60"/>
+    <w:bookmarkStart w:id="63" w:name="adding-predictors-to-a-multilevel-model"/>
     <w:p>
       <w:pPr>
         <w:pStyle w:val="Heading1"/>
@@ -17528,7 +18081,7 @@
               <w:bottom w:w="108" w:type="dxa"/>
             </w:tcMar>
           </w:tcPr>
-          <w:bookmarkStart w:id="42" w:name="exm-radon-floor"/>
+          <w:bookmarkStart w:id="61" w:name="exm-radon-floor"/>
           <w:p>
             <w:pPr>
               <w:pStyle w:val="BodyText"/>
@@ -18086,7 +18639,7 @@
               <w:t xml:space="preserve">AIC and BIC also favor the simpler model.</w:t>
             </w:r>
           </w:p>
-          <w:bookmarkEnd w:id="42"/>
+          <w:bookmarkEnd w:id="61"/>
           <w:p/>
         </w:tc>
       </w:tr>
@@ -18143,7 +18696,7 @@
               <w:bottom w:w="108" w:type="dxa"/>
             </w:tcMar>
           </w:tcPr>
-          <w:bookmarkStart w:id="43" w:name="exm-radon-uranium"/>
+          <w:bookmarkStart w:id="62" w:name="exm-radon-uranium"/>
           <w:p>
             <w:pPr>
               <w:pStyle w:val="BodyText"/>
@@ -18464,13 +19017,13 @@
               <w:t xml:space="preserve">county uranium explains most of the differences between counties.</w:t>
             </w:r>
           </w:p>
-          <w:bookmarkEnd w:id="43"/>
+          <w:bookmarkEnd w:id="62"/>
           <w:p/>
         </w:tc>
       </w:tr>
     </w:tbl>
-    <w:bookmarkEnd w:id="44"/>
-    <w:bookmarkStart w:id="46" w:name="multilevel-logistic-regression"/>
+    <w:bookmarkEnd w:id="63"/>
+    <w:bookmarkStart w:id="66" w:name="multilevel-logistic-regression"/>
     <w:p>
       <w:pPr>
         <w:pStyle w:val="Heading1"/>
@@ -18525,6 +19078,7 @@
       <w:pPr>
         <w:pStyle w:val="BodyText"/>
       </w:pPr>
+      <w:bookmarkStart w:id="64" w:name="eq-glmm"/>
       <m:oMathPara>
         <m:oMathParaPr>
           <m:jc m:val="center"/>
@@ -18761,8 +19315,27 @@
           <m:r>
             <m:t>​</m:t>
           </m:r>
+          <m:r>
+            <m:t>  </m:t>
+          </m:r>
+          <m:r>
+            <m:rPr>
+              <m:sty m:val="p"/>
+            </m:rPr>
+            <m:t>(</m:t>
+          </m:r>
+          <m:r>
+            <m:t>20</m:t>
+          </m:r>
+          <m:r>
+            <m:rPr>
+              <m:sty m:val="p"/>
+            </m:rPr>
+            <m:t>)</m:t>
+          </m:r>
         </m:oMath>
       </m:oMathPara>
+      <w:bookmarkEnd w:id="64"/>
     </w:p>
     <w:p>
       <w:pPr>
@@ -18944,7 +19517,7 @@
               <w:bottom w:w="108" w:type="dxa"/>
             </w:tcMar>
           </w:tcPr>
-          <w:bookmarkStart w:id="45" w:name="exm-cbpp"/>
+          <w:bookmarkStart w:id="65" w:name="exm-cbpp"/>
           <w:p>
             <w:pPr>
               <w:pStyle w:val="BodyText"/>
@@ -19528,7 +20101,7 @@
               <w:t xml:space="preserve">times the odds in period 1.</w:t>
             </w:r>
           </w:p>
-          <w:bookmarkEnd w:id="45"/>
+          <w:bookmarkEnd w:id="65"/>
           <w:p/>
         </w:tc>
       </w:tr>
@@ -19584,8 +20157,8 @@
         <w:t xml:space="preserve">.</w:t>
       </w:r>
     </w:p>
-    <w:bookmarkEnd w:id="46"/>
-    <w:bookmarkStart w:id="65" w:name="further-reading"/>
+    <w:bookmarkEnd w:id="66"/>
+    <w:bookmarkStart w:id="85" w:name="further-reading"/>
     <w:p>
       <w:pPr>
         <w:pStyle w:val="Heading1"/>
@@ -19665,7 +20238,7 @@
           <w:numId w:val="1008"/>
         </w:numPr>
       </w:pPr>
-      <w:hyperlink r:id="rId47">
+      <w:hyperlink r:id="rId67">
         <w:r>
           <w:rPr>
             <w:rStyle w:val="Hyperlink"/>
@@ -19703,7 +20276,7 @@
       <w:r>
         <w:t xml:space="preserve"> </w:t>
       </w:r>
-      <w:hyperlink r:id="rId48">
+      <w:hyperlink r:id="rId68">
         <w:r>
           <w:rPr>
             <w:rStyle w:val="Hyperlink"/>
@@ -19726,7 +20299,7 @@
       <w:r>
         <w:t xml:space="preserve"> </w:t>
       </w:r>
-      <w:hyperlink r:id="rId49">
+      <w:hyperlink r:id="rId69">
         <w:r>
           <w:rPr>
             <w:rStyle w:val="Hyperlink"/>
@@ -19743,7 +20316,7 @@
           <w:numId w:val="1008"/>
         </w:numPr>
       </w:pPr>
-      <w:hyperlink r:id="rId50">
+      <w:hyperlink r:id="rId70">
         <w:r>
           <w:rPr>
             <w:rStyle w:val="Hyperlink"/>
@@ -19775,7 +20348,7 @@
       <w:r>
         <w:t xml:space="preserve"> </w:t>
       </w:r>
-      <w:hyperlink r:id="rId51">
+      <w:hyperlink r:id="rId71">
         <w:r>
           <w:rPr>
             <w:rStyle w:val="Hyperlink"/>
@@ -19804,7 +20377,7 @@
           <w:numId w:val="1008"/>
         </w:numPr>
       </w:pPr>
-      <w:hyperlink r:id="rId52">
+      <w:hyperlink r:id="rId72">
         <w:r>
           <w:rPr>
             <w:rStyle w:val="Hyperlink"/>
@@ -19833,7 +20406,7 @@
       <w:r>
         <w:t xml:space="preserve"> </w:t>
       </w:r>
-      <w:hyperlink r:id="rId53">
+      <w:hyperlink r:id="rId73">
         <w:r>
           <w:rPr>
             <w:rStyle w:val="Hyperlink"/>
@@ -19850,7 +20423,7 @@
           <w:numId w:val="1008"/>
         </w:numPr>
       </w:pPr>
-      <w:hyperlink r:id="rId54">
+      <w:hyperlink r:id="rId74">
         <w:r>
           <w:rPr>
             <w:rStyle w:val="Hyperlink"/>
@@ -19873,7 +20446,7 @@
           <w:numId w:val="1008"/>
         </w:numPr>
       </w:pPr>
-      <w:hyperlink r:id="rId55">
+      <w:hyperlink r:id="rId75">
         <w:r>
           <w:rPr>
             <w:rStyle w:val="Hyperlink"/>
@@ -19896,7 +20469,7 @@
           <w:numId w:val="1008"/>
         </w:numPr>
       </w:pPr>
-      <w:hyperlink r:id="rId56">
+      <w:hyperlink r:id="rId76">
         <w:r>
           <w:rPr>
             <w:rStyle w:val="Hyperlink"/>
@@ -19919,7 +20492,7 @@
           <w:numId w:val="1008"/>
         </w:numPr>
       </w:pPr>
-      <w:hyperlink r:id="rId57">
+      <w:hyperlink r:id="rId77">
         <w:r>
           <w:rPr>
             <w:rStyle w:val="Hyperlink"/>
@@ -19942,7 +20515,7 @@
           <w:numId w:val="1008"/>
         </w:numPr>
       </w:pPr>
-      <w:hyperlink r:id="rId58">
+      <w:hyperlink r:id="rId78">
         <w:r>
           <w:rPr>
             <w:rStyle w:val="Hyperlink"/>
@@ -19971,7 +20544,7 @@
       <w:r>
         <w:t xml:space="preserve"> </w:t>
       </w:r>
-      <w:hyperlink r:id="rId59">
+      <w:hyperlink r:id="rId79">
         <w:r>
           <w:rPr>
             <w:rStyle w:val="Hyperlink"/>
@@ -19988,7 +20561,7 @@
           <w:numId w:val="1008"/>
         </w:numPr>
       </w:pPr>
-      <w:hyperlink r:id="rId60">
+      <w:hyperlink r:id="rId80">
         <w:r>
           <w:rPr>
             <w:rStyle w:val="Hyperlink"/>
@@ -20014,7 +20587,7 @@
           <w:numId w:val="1008"/>
         </w:numPr>
       </w:pPr>
-      <w:hyperlink r:id="rId61">
+      <w:hyperlink r:id="rId81">
         <w:r>
           <w:rPr>
             <w:rStyle w:val="Hyperlink"/>
@@ -20040,7 +20613,7 @@
           <w:numId w:val="1008"/>
         </w:numPr>
       </w:pPr>
-      <w:hyperlink r:id="rId62">
+      <w:hyperlink r:id="rId82">
         <w:r>
           <w:rPr>
             <w:rStyle w:val="Hyperlink"/>
@@ -20084,7 +20657,7 @@
       <w:r>
         <w:t xml:space="preserve"> </w:t>
       </w:r>
-      <w:hyperlink r:id="rId63">
+      <w:hyperlink r:id="rId83">
         <w:r>
           <w:rPr>
             <w:rStyle w:val="Hyperlink"/>
@@ -20107,7 +20680,7 @@
       <w:r>
         <w:t xml:space="preserve"> </w:t>
       </w:r>
-      <w:hyperlink r:id="rId64">
+      <w:hyperlink r:id="rId84">
         <w:r>
           <w:rPr>
             <w:rStyle w:val="Hyperlink"/>
@@ -20154,7 +20727,7 @@
       <w:r>
         <w:t xml:space="preserve"> </w:t>
       </w:r>
-      <w:hyperlink r:id="rId59">
+      <w:hyperlink r:id="rId79">
         <w:r>
           <w:rPr>
             <w:rStyle w:val="Hyperlink"/>
@@ -20331,8 +20904,8 @@
         <w:t xml:space="preserve">by UC Berkeley professors</w:t>
       </w:r>
     </w:p>
-    <w:bookmarkEnd w:id="65"/>
-    <w:bookmarkStart w:id="101" w:name="references"/>
+    <w:bookmarkEnd w:id="85"/>
+    <w:bookmarkStart w:id="121" w:name="references"/>
     <w:p>
       <w:pPr>
         <w:pStyle w:val="Heading1"/>
@@ -20341,8 +20914,8 @@
         <w:t xml:space="preserve">References</w:t>
       </w:r>
     </w:p>
-    <w:bookmarkStart w:id="100" w:name="refs"/>
-    <w:bookmarkStart w:id="67" w:name="ref-bates2015lme4"/>
+    <w:bookmarkStart w:id="120" w:name="refs"/>
+    <w:bookmarkStart w:id="87" w:name="ref-bates2015lme4"/>
     <w:p>
       <w:pPr>
         <w:pStyle w:val="Bibliography"/>
@@ -20384,7 +20957,7 @@
       <w:r>
         <w:t xml:space="preserve"> </w:t>
       </w:r>
-      <w:hyperlink r:id="rId66">
+      <w:hyperlink r:id="rId86">
         <w:r>
           <w:rPr>
             <w:rStyle w:val="Hyperlink"/>
@@ -20396,8 +20969,8 @@
         <w:t xml:space="preserve">.</w:t>
       </w:r>
     </w:p>
-    <w:bookmarkEnd w:id="67"/>
-    <w:bookmarkStart w:id="68" w:name="ref-congdon2020"/>
+    <w:bookmarkEnd w:id="87"/>
+    <w:bookmarkStart w:id="88" w:name="ref-congdon2020"/>
     <w:p>
       <w:pPr>
         <w:pStyle w:val="Bibliography"/>
@@ -20440,8 +21013,8 @@
         <w:t xml:space="preserve">. 2nd edition. CRC Press.</w:t>
       </w:r>
     </w:p>
-    <w:bookmarkEnd w:id="68"/>
-    <w:bookmarkStart w:id="69" w:name="ref-DigglePeter2013AoLD"/>
+    <w:bookmarkEnd w:id="88"/>
+    <w:bookmarkStart w:id="89" w:name="ref-DigglePeter2013AoLD"/>
     <w:p>
       <w:pPr>
         <w:pStyle w:val="Bibliography"/>
@@ -20463,8 +21036,8 @@
         <w:t xml:space="preserve">. Second edition. Vol. 25. Oxford Statistical Science Series. Oxford University Press.</w:t>
       </w:r>
     </w:p>
-    <w:bookmarkEnd w:id="69"/>
-    <w:bookmarkStart w:id="71" w:name="ref-dobson4e"/>
+    <w:bookmarkEnd w:id="89"/>
+    <w:bookmarkStart w:id="91" w:name="ref-dobson4e"/>
     <w:p>
       <w:pPr>
         <w:pStyle w:val="Bibliography"/>
@@ -20488,7 +21061,7 @@
       <w:r>
         <w:t xml:space="preserve"> </w:t>
       </w:r>
-      <w:hyperlink r:id="rId70">
+      <w:hyperlink r:id="rId90">
         <w:r>
           <w:rPr>
             <w:rStyle w:val="Hyperlink"/>
@@ -20500,8 +21073,8 @@
         <w:t xml:space="preserve">.</w:t>
       </w:r>
     </w:p>
-    <w:bookmarkEnd w:id="71"/>
-    <w:bookmarkStart w:id="73" w:name="ref-faraway2016extending"/>
+    <w:bookmarkEnd w:id="91"/>
+    <w:bookmarkStart w:id="93" w:name="ref-faraway2016extending"/>
     <w:p>
       <w:pPr>
         <w:pStyle w:val="Bibliography"/>
@@ -20525,7 +21098,7 @@
       <w:r>
         <w:t xml:space="preserve"> </w:t>
       </w:r>
-      <w:hyperlink r:id="rId72">
+      <w:hyperlink r:id="rId92">
         <w:r>
           <w:rPr>
             <w:rStyle w:val="Hyperlink"/>
@@ -20537,8 +21110,8 @@
         <w:t xml:space="preserve">.</w:t>
       </w:r>
     </w:p>
-    <w:bookmarkEnd w:id="73"/>
-    <w:bookmarkStart w:id="75" w:name="ref-fitzmaurice2009"/>
+    <w:bookmarkEnd w:id="93"/>
+    <w:bookmarkStart w:id="95" w:name="ref-fitzmaurice2009"/>
     <w:p>
       <w:pPr>
         <w:pStyle w:val="Bibliography"/>
@@ -20562,7 +21135,7 @@
       <w:r>
         <w:t xml:space="preserve"> </w:t>
       </w:r>
-      <w:hyperlink r:id="rId74">
+      <w:hyperlink r:id="rId94">
         <w:r>
           <w:rPr>
             <w:rStyle w:val="Hyperlink"/>
@@ -20574,8 +21147,8 @@
         <w:t xml:space="preserve">.</w:t>
       </w:r>
     </w:p>
-    <w:bookmarkEnd w:id="75"/>
-    <w:bookmarkStart w:id="77" w:name="ref-fitzmaurice2012"/>
+    <w:bookmarkEnd w:id="95"/>
+    <w:bookmarkStart w:id="97" w:name="ref-fitzmaurice2012"/>
     <w:p>
       <w:pPr>
         <w:pStyle w:val="Bibliography"/>
@@ -20599,7 +21172,7 @@
       <w:r>
         <w:t xml:space="preserve"> </w:t>
       </w:r>
-      <w:hyperlink r:id="rId76">
+      <w:hyperlink r:id="rId96">
         <w:r>
           <w:rPr>
             <w:rStyle w:val="Hyperlink"/>
@@ -20611,8 +21184,8 @@
         <w:t xml:space="preserve">.</w:t>
       </w:r>
     </w:p>
-    <w:bookmarkEnd w:id="77"/>
-    <w:bookmarkStart w:id="79" w:name="ref-galecki2013"/>
+    <w:bookmarkEnd w:id="97"/>
+    <w:bookmarkStart w:id="99" w:name="ref-galecki2013"/>
     <w:p>
       <w:pPr>
         <w:pStyle w:val="Bibliography"/>
@@ -20664,7 +21237,7 @@
       <w:r>
         <w:t xml:space="preserve"> </w:t>
       </w:r>
-      <w:hyperlink r:id="rId78">
+      <w:hyperlink r:id="rId98">
         <w:r>
           <w:rPr>
             <w:rStyle w:val="Hyperlink"/>
@@ -20676,8 +21249,8 @@
         <w:t xml:space="preserve">.</w:t>
       </w:r>
     </w:p>
-    <w:bookmarkEnd w:id="79"/>
-    <w:bookmarkStart w:id="80" w:name="ref-gelman2006data"/>
+    <w:bookmarkEnd w:id="99"/>
+    <w:bookmarkStart w:id="100" w:name="ref-gelman2006data"/>
     <w:p>
       <w:pPr>
         <w:pStyle w:val="Bibliography"/>
@@ -20699,8 +21272,8 @@
         <w:t xml:space="preserve">. Analytical Methods for Social Research. Cambridge University Press.</w:t>
       </w:r>
     </w:p>
-    <w:bookmarkEnd w:id="80"/>
-    <w:bookmarkStart w:id="82" w:name="ref-goodrich2024rstanarm"/>
+    <w:bookmarkEnd w:id="100"/>
+    <w:bookmarkStart w:id="102" w:name="ref-goodrich2024rstanarm"/>
     <w:p>
       <w:pPr>
         <w:pStyle w:val="Bibliography"/>
@@ -20773,7 +21346,7 @@
       <w:r>
         <w:t xml:space="preserve"> </w:t>
       </w:r>
-      <w:hyperlink r:id="rId81">
+      <w:hyperlink r:id="rId101">
         <w:r>
           <w:rPr>
             <w:rStyle w:val="Hyperlink"/>
@@ -20785,8 +21358,8 @@
         <w:t xml:space="preserve">.</w:t>
       </w:r>
     </w:p>
-    <w:bookmarkEnd w:id="82"/>
-    <w:bookmarkStart w:id="83" w:name="ref-hedeker2006"/>
+    <w:bookmarkEnd w:id="102"/>
+    <w:bookmarkStart w:id="103" w:name="ref-hedeker2006"/>
     <w:p>
       <w:pPr>
         <w:pStyle w:val="Bibliography"/>
@@ -20808,8 +21381,8 @@
         <w:t xml:space="preserve">. Wiley Series in Probability and Statistics. Wiley-Interscience.</w:t>
       </w:r>
     </w:p>
-    <w:bookmarkEnd w:id="83"/>
-    <w:bookmarkStart w:id="85" w:name="ref-jewell2016analysis"/>
+    <w:bookmarkEnd w:id="103"/>
+    <w:bookmarkStart w:id="105" w:name="ref-jewell2016analysis"/>
     <w:p>
       <w:pPr>
         <w:pStyle w:val="Bibliography"/>
@@ -20833,7 +21406,7 @@
       <w:r>
         <w:t xml:space="preserve"> </w:t>
       </w:r>
-      <w:hyperlink r:id="rId84">
+      <w:hyperlink r:id="rId104">
         <w:r>
           <w:rPr>
             <w:rStyle w:val="Hyperlink"/>
@@ -20845,8 +21418,8 @@
         <w:t xml:space="preserve">.</w:t>
       </w:r>
     </w:p>
-    <w:bookmarkEnd w:id="85"/>
-    <w:bookmarkStart w:id="87" w:name="ref-jiming2021"/>
+    <w:bookmarkEnd w:id="105"/>
+    <w:bookmarkStart w:id="107" w:name="ref-jiming2021"/>
     <w:p>
       <w:pPr>
         <w:pStyle w:val="Bibliography"/>
@@ -20870,7 +21443,7 @@
       <w:r>
         <w:t xml:space="preserve"> </w:t>
       </w:r>
-      <w:hyperlink r:id="rId86">
+      <w:hyperlink r:id="rId106">
         <w:r>
           <w:rPr>
             <w:rStyle w:val="Hyperlink"/>
@@ -20882,8 +21455,8 @@
         <w:t xml:space="preserve">.</w:t>
       </w:r>
     </w:p>
-    <w:bookmarkEnd w:id="87"/>
-    <w:bookmarkStart w:id="88" w:name="ref-mcculloch2008generalized"/>
+    <w:bookmarkEnd w:id="107"/>
+    <w:bookmarkStart w:id="108" w:name="ref-mcculloch2008generalized"/>
     <w:p>
       <w:pPr>
         <w:pStyle w:val="Bibliography"/>
@@ -20905,8 +21478,8 @@
         <w:t xml:space="preserve">. 2nd ed. Vol. 651. John Wiley &amp; Sons.</w:t>
       </w:r>
     </w:p>
-    <w:bookmarkEnd w:id="88"/>
-    <w:bookmarkStart w:id="90" w:name="ref-molenberghs2005"/>
+    <w:bookmarkEnd w:id="108"/>
+    <w:bookmarkStart w:id="110" w:name="ref-molenberghs2005"/>
     <w:p>
       <w:pPr>
         <w:pStyle w:val="Bibliography"/>
@@ -20930,7 +21503,7 @@
       <w:r>
         <w:t xml:space="preserve"> </w:t>
       </w:r>
-      <w:hyperlink r:id="rId89">
+      <w:hyperlink r:id="rId109">
         <w:r>
           <w:rPr>
             <w:rStyle w:val="Hyperlink"/>
@@ -20942,8 +21515,8 @@
         <w:t xml:space="preserve">.</w:t>
       </w:r>
     </w:p>
-    <w:bookmarkEnd w:id="90"/>
-    <w:bookmarkStart w:id="91" w:name="ref-rocke2021epi204"/>
+    <w:bookmarkEnd w:id="110"/>
+    <w:bookmarkStart w:id="111" w:name="ref-rocke2021epi204"/>
     <w:p>
       <w:pPr>
         <w:pStyle w:val="Bibliography"/>
@@ -21021,8 +21594,8 @@
         <w:t xml:space="preserve">.</w:t>
       </w:r>
     </w:p>
-    <w:bookmarkEnd w:id="91"/>
-    <w:bookmarkStart w:id="93" w:name="ref-venables2002modern"/>
+    <w:bookmarkEnd w:id="111"/>
+    <w:bookmarkStart w:id="113" w:name="ref-venables2002modern"/>
     <w:p>
       <w:pPr>
         <w:pStyle w:val="Bibliography"/>
@@ -21060,7 +21633,7 @@
       <w:r>
         <w:t xml:space="preserve"> </w:t>
       </w:r>
-      <w:hyperlink r:id="rId92">
+      <w:hyperlink r:id="rId112">
         <w:r>
           <w:rPr>
             <w:rStyle w:val="Hyperlink"/>
@@ -21072,8 +21645,8 @@
         <w:t xml:space="preserve">.</w:t>
       </w:r>
     </w:p>
-    <w:bookmarkEnd w:id="93"/>
-    <w:bookmarkStart w:id="95" w:name="ref-VerbekeGeert2000LMMf"/>
+    <w:bookmarkEnd w:id="113"/>
+    <w:bookmarkStart w:id="115" w:name="ref-VerbekeGeert2000LMMf"/>
     <w:p>
       <w:pPr>
         <w:pStyle w:val="Bibliography"/>
@@ -21097,7 +21670,7 @@
       <w:r>
         <w:t xml:space="preserve"> </w:t>
       </w:r>
-      <w:hyperlink r:id="rId94">
+      <w:hyperlink r:id="rId114">
         <w:r>
           <w:rPr>
             <w:rStyle w:val="Hyperlink"/>
@@ -21109,8 +21682,8 @@
         <w:t xml:space="preserve">.</w:t>
       </w:r>
     </w:p>
-    <w:bookmarkEnd w:id="95"/>
-    <w:bookmarkStart w:id="97" w:name="ref-vittinghoff2e"/>
+    <w:bookmarkEnd w:id="115"/>
+    <w:bookmarkStart w:id="117" w:name="ref-vittinghoff2e"/>
     <w:p>
       <w:pPr>
         <w:pStyle w:val="Bibliography"/>
@@ -21134,7 +21707,7 @@
       <w:r>
         <w:t xml:space="preserve"> </w:t>
       </w:r>
-      <w:hyperlink r:id="rId96">
+      <w:hyperlink r:id="rId116">
         <w:r>
           <w:rPr>
             <w:rStyle w:val="Hyperlink"/>
@@ -21146,8 +21719,8 @@
         <w:t xml:space="preserve">.</w:t>
       </w:r>
     </w:p>
-    <w:bookmarkEnd w:id="97"/>
-    <w:bookmarkStart w:id="98" w:name="ref-wakefield2013"/>
+    <w:bookmarkEnd w:id="117"/>
+    <w:bookmarkStart w:id="118" w:name="ref-wakefield2013"/>
     <w:p>
       <w:pPr>
         <w:pStyle w:val="Bibliography"/>
@@ -21169,8 +21742,8 @@
         <w:t xml:space="preserve">. 1st ed. 2013. Springer Series in Statistics. Springer New York.</w:t>
       </w:r>
     </w:p>
-    <w:bookmarkEnd w:id="98"/>
-    <w:bookmarkStart w:id="99" w:name="ref-zuur2009"/>
+    <w:bookmarkEnd w:id="118"/>
+    <w:bookmarkStart w:id="119" w:name="ref-zuur2009"/>
     <w:p>
       <w:pPr>
         <w:pStyle w:val="Bibliography"/>
@@ -21192,9 +21765,9 @@
         <w:t xml:space="preserve">. Statistics for Biology and Health. Springer.</w:t>
       </w:r>
     </w:p>
-    <w:bookmarkEnd w:id="99"/>
-    <w:bookmarkEnd w:id="100"/>
-    <w:bookmarkEnd w:id="101"/>
+    <w:bookmarkEnd w:id="119"/>
+    <w:bookmarkEnd w:id="120"/>
+    <w:bookmarkEnd w:id="121"/>
     <w:sectPr>
       <w:footnotePr>
         <w:numRestart w:val="eachSect"/>

--- a/chapters/intro-multilevel-models-handout.docx
+++ b/chapters/intro-multilevel-models-handout.docx
@@ -1843,7 +1843,7 @@
       </w:r>
     </w:p>
     <w:bookmarkEnd w:id="13"/>
-    <w:bookmarkStart w:id="31" w:name="one-way-random-effects-models"/>
+    <w:bookmarkStart w:id="36" w:name="one-way-random-effects-models"/>
     <w:p>
       <w:pPr>
         <w:pStyle w:val="Heading1"/>
@@ -1852,9 +1852,188 @@
         <w:t xml:space="preserve">2. One-way random-effects models</w:t>
       </w:r>
     </w:p>
+    <w:tbl>
+      <w:tblPr>
+        <w:tblStyle w:val="Table"/>
+        <w:tblLook w:firstRow="0" w:lastRow="0" w:firstColumn="0" w:lastColumn="0" w:noHBand="0" w:noVBand="0" w:val="0000"/>
+        <w:tblBorders>
+          <w:top w:val="single" w:sz="4" w:space="0" w:color="00A047"/>
+          <w:left w:val="single" w:sz="24" w:space="0" w:color="00A047"/>
+          <w:bottom w:val="single" w:sz="4" w:space="0" w:color="00A047"/>
+          <w:right w:val="single" w:sz="4" w:space="0" w:color="00A047"/>
+        </w:tblBorders>
+        <w:tblCellMar>
+          <w:left w:w="144" w:type="dxa"/>
+          <w:right w:w="144" w:type="dxa"/>
+        </w:tblCellMar>
+        <w:tblLook w:firstRow="0" w:lastRow="0" w:firstColumn="0" w:lastColumn="0" w:noHBand="0" w:noVBand="0" w:val="0000"/>
+      </w:tblPr>
+      <w:tr>
+        <w:trPr>
+          <w:cantSplit/>
+        </w:trPr>
+        <w:tc>
+          <w:tcPr>
+            <w:shd w:color="auto" w:fill="ccf1e3" w:val="clear"/>
+            <w:tcMar>
+              <w:top w:w="92" w:type="dxa"/>
+              <w:bottom w:w="92" w:type="dxa"/>
+            </w:tcMar>
+          </w:tcPr>
+          <w:p>
+            <w:pPr>
+              <w:pStyle w:val="FirstParagraph"/>
+            </w:pPr>
+            <w:pPr>
+              <w:spacing w:before="0" w:after="0"/>
+              <w:textAlignment w:val="center"/>
+            </w:pPr>
+            <w:r>
+              <w:drawing>
+                <wp:inline>
+                  <wp:extent cx="152400" cy="152400"/>
+                  <wp:effectExtent b="0" l="0" r="0" t="0"/>
+                  <wp:docPr descr="" title="" id="15" name="Picture"/>
+                  <a:graphic>
+                    <a:graphicData uri="http://schemas.openxmlformats.org/drawingml/2006/picture">
+                      <pic:pic>
+                        <pic:nvPicPr>
+                          <pic:cNvPr descr="/opt/quarto/share/formats/docx/tip.png" id="16" name="Picture"/>
+                          <pic:cNvPicPr>
+                            <a:picLocks noChangeArrowheads="1" noChangeAspect="1"/>
+                          </pic:cNvPicPr>
+                        </pic:nvPicPr>
+                        <pic:blipFill>
+                          <a:blip r:embed="rId14"/>
+                          <a:stretch>
+                            <a:fillRect/>
+                          </a:stretch>
+                        </pic:blipFill>
+                        <pic:spPr bwMode="auto">
+                          <a:xfrm>
+                            <a:off x="0" y="0"/>
+                            <a:ext cx="152400" cy="152400"/>
+                          </a:xfrm>
+                          <a:prstGeom prst="rect">
+                            <a:avLst/>
+                          </a:prstGeom>
+                          <a:noFill/>
+                          <a:ln w="9525">
+                            <a:noFill/>
+                            <a:headEnd/>
+                            <a:tailEnd/>
+                          </a:ln>
+                        </pic:spPr>
+                      </pic:pic>
+                    </a:graphicData>
+                  </a:graphic>
+                </wp:inline>
+              </w:drawing>
+            </w:r>
+            <w:r>
+              <w:t xml:space="preserve"> </w:t>
+            </w:r>
+            <w:r>
+              <w:t xml:space="preserve"> </w:t>
+            </w:r>
+            <w:r>
+              <w:t xml:space="preserve">Video lecture</w:t>
+            </w:r>
+          </w:p>
+        </w:tc>
+      </w:tr>
+      <w:tr>
+        <w:trPr>
+          <w:cantSplit/>
+        </w:trPr>
+        <w:tc>
+          <w:tcPr>
+            <w:tcMar>
+              <w:top w:w="108" w:type="dxa"/>
+              <w:bottom w:w="108" w:type="dxa"/>
+            </w:tcMar>
+          </w:tcPr>
+          <w:p>
+            <w:pPr>
+              <w:pStyle w:val="BodyText"/>
+            </w:pPr>
+            <w:pPr>
+              <w:spacing w:before="16" w:after="16"/>
+            </w:pPr>
+            <w:r>
+              <w:t xml:space="preserve">David Rocke’s Epi 204 lecture</w:t>
+            </w:r>
+            <w:r>
+              <w:t xml:space="preserve"> </w:t>
+            </w:r>
+            <w:hyperlink r:id="rId17">
+              <w:r>
+                <w:rPr>
+                  <w:rStyle w:val="Hyperlink"/>
+                  <w:i/>
+                  <w:iCs/>
+                </w:rPr>
+                <w:t xml:space="preserve">Introduction to Random Effects and Mixed Models</w:t>
+              </w:r>
+            </w:hyperlink>
+            <w:r>
+              <w:t xml:space="preserve"> </w:t>
+            </w:r>
+            <w:r>
+              <w:t xml:space="preserve">(</w:t>
+            </w:r>
+            <w:hyperlink r:id="rId18">
+              <w:r>
+                <w:rPr>
+                  <w:rStyle w:val="Hyperlink"/>
+                </w:rPr>
+                <w:t xml:space="preserve">slides</w:t>
+              </w:r>
+            </w:hyperlink>
+            <w:r>
+              <w:t xml:space="preserve">)</w:t>
+            </w:r>
+            <w:r>
+              <w:t xml:space="preserve"> </w:t>
+            </w:r>
+            <w:r>
+              <w:t xml:space="preserve">covers fixed versus random effects,</w:t>
+            </w:r>
+            <w:r>
+              <w:t xml:space="preserve"> </w:t>
+            </w:r>
+            <w:r>
+              <w:t xml:space="preserve">one-way random-effects ANOVA,</w:t>
+            </w:r>
+            <w:r>
+              <w:t xml:space="preserve"> </w:t>
+            </w:r>
+            <w:r>
+              <w:t xml:space="preserve">variance components and their method-of-moments estimates,</w:t>
+            </w:r>
+            <w:r>
+              <w:t xml:space="preserve"> </w:t>
+            </w:r>
+            <w:r>
+              <w:t xml:space="preserve">and nested random effects</w:t>
+            </w:r>
+            <w:r>
+              <w:t xml:space="preserve"> </w:t>
+            </w:r>
+            <w:r>
+              <w:t xml:space="preserve">(Rocke 2021)</w:t>
+            </w:r>
+            <w:r>
+              <w:t xml:space="preserve">.</w:t>
+            </w:r>
+          </w:p>
+          <w:p/>
+        </w:tc>
+      </w:tr>
+    </w:tbl>
     <w:p>
       <w:pPr>
-        <w:pStyle w:val="FirstParagraph"/>
+        <w:pStyle w:val="BodyText"/>
       </w:pPr>
       <w:r>
         <w:t xml:space="preserve">The simplest model with a random effect has one grouping factor and no covariates</w:t>
@@ -1903,7 +2082,7 @@
               <w:spacing w:before="16" w:after="64"/>
             </w:pPr>
           </w:p>
-          <w:bookmarkStart w:id="15" w:name="def-one-way-re"/>
+          <w:bookmarkStart w:id="20" w:name="def-one-way-re"/>
           <w:p>
             <w:pPr>
               <w:pStyle w:val="BodyText"/>
@@ -2076,7 +2255,7 @@
             <w:pPr>
               <w:pStyle w:val="BodyText"/>
             </w:pPr>
-            <w:bookmarkStart w:id="14" w:name="eq-one-way-re"/>
+            <w:bookmarkStart w:id="19" w:name="eq-one-way-re"/>
             <m:oMathPara>
               <m:oMathParaPr>
                 <m:jc m:val="center"/>
@@ -2184,7 +2363,7 @@
                 </m:r>
               </m:oMath>
             </m:oMathPara>
-            <w:bookmarkEnd w:id="14"/>
+            <w:bookmarkEnd w:id="19"/>
           </w:p>
           <w:p>
             <w:pPr>
@@ -2587,7 +2766,7 @@
               <w:t xml:space="preserve">.</w:t>
             </w:r>
           </w:p>
-          <w:bookmarkEnd w:id="15"/>
+          <w:bookmarkEnd w:id="20"/>
         </w:tc>
       </w:tr>
     </w:tbl>
@@ -2643,7 +2822,7 @@
               <w:bottom w:w="108" w:type="dxa"/>
             </w:tcMar>
           </w:tcPr>
-          <w:bookmarkStart w:id="16" w:name="exm-dyestuff"/>
+          <w:bookmarkStart w:id="21" w:name="exm-dyestuff"/>
           <w:p>
             <w:pPr>
               <w:pStyle w:val="BodyText"/>
@@ -2860,7 +3039,7 @@
               <w:t xml:space="preserve">#&gt; 1505 1528 1564 1498 1600 1470</w:t>
             </w:r>
           </w:p>
-          <w:bookmarkEnd w:id="16"/>
+          <w:bookmarkEnd w:id="21"/>
           <w:p/>
         </w:tc>
       </w:tr>
@@ -2930,7 +3109,7 @@
               <w:spacing w:before="16" w:after="64"/>
             </w:pPr>
           </w:p>
-          <w:bookmarkStart w:id="18" w:name="thm-re-cov"/>
+          <w:bookmarkStart w:id="23" w:name="thm-re-cov"/>
           <w:p>
             <w:pPr>
               <w:pStyle w:val="BodyText"/>
@@ -3001,7 +3180,7 @@
             <w:pPr>
               <w:pStyle w:val="BodyText"/>
             </w:pPr>
-            <w:bookmarkStart w:id="17" w:name="eq-re-cov"/>
+            <w:bookmarkStart w:id="22" w:name="eq-re-cov"/>
             <m:oMathPara>
               <m:oMathParaPr>
                 <m:jc m:val="center"/>
@@ -3249,7 +3428,7 @@
                 </m:r>
               </m:oMath>
             </m:oMathPara>
-            <w:bookmarkEnd w:id="17"/>
+            <w:bookmarkEnd w:id="22"/>
           </w:p>
           <w:p>
             <w:pPr>
@@ -3259,7 +3438,7 @@
               <w:t xml:space="preserve">and observations in different groups are independent.</w:t>
             </w:r>
           </w:p>
-          <w:bookmarkEnd w:id="18"/>
+          <w:bookmarkEnd w:id="23"/>
         </w:tc>
       </w:tr>
     </w:tbl>
@@ -3335,7 +3514,7 @@
             <w:r>
               <w:t xml:space="preserve"> </w:t>
             </w:r>
-            <w:hyperlink r:id="rId19">
+            <w:hyperlink r:id="rId24">
               <w:r>
                 <w:rPr>
                   <w:rStyle w:val="Hyperlink"/>
@@ -3349,7 +3528,7 @@
             <w:r>
               <w:t xml:space="preserve"> </w:t>
             </w:r>
-            <w:hyperlink r:id="rId20">
+            <w:hyperlink r:id="rId25">
               <w:r>
                 <w:rPr>
                   <w:rStyle w:val="Hyperlink"/>
@@ -3379,7 +3558,7 @@
             <w:pPr>
               <w:pStyle w:val="BodyText"/>
             </w:pPr>
-            <w:bookmarkStart w:id="21" w:name="eq-re-cov-proof-1"/>
+            <w:bookmarkStart w:id="26" w:name="eq-re-cov-proof-1"/>
             <m:oMathPara>
               <m:oMathParaPr>
                 <m:jc m:val="center"/>
@@ -3714,7 +3893,7 @@
                 </m:r>
               </m:oMath>
             </m:oMathPara>
-            <w:bookmarkEnd w:id="21"/>
+            <w:bookmarkEnd w:id="26"/>
           </w:p>
           <w:p>
             <w:pPr>
@@ -3756,7 +3935,7 @@
             <w:pPr>
               <w:pStyle w:val="BodyText"/>
             </w:pPr>
-            <w:bookmarkStart w:id="22" w:name="eq-re-cov-proof-2"/>
+            <w:bookmarkStart w:id="27" w:name="eq-re-cov-proof-2"/>
             <m:oMathPara>
               <m:oMathParaPr>
                 <m:jc m:val="center"/>
@@ -4967,7 +5146,7 @@
                 </m:r>
               </m:oMath>
             </m:oMathPara>
-            <w:bookmarkEnd w:id="22"/>
+            <w:bookmarkEnd w:id="27"/>
           </w:p>
           <w:p>
             <w:pPr>
@@ -5571,7 +5750,7 @@
               <w:bottom w:w="108" w:type="dxa"/>
             </w:tcMar>
           </w:tcPr>
-          <w:bookmarkStart w:id="23" w:name="exm-dyestuff-cov"/>
+          <w:bookmarkStart w:id="28" w:name="exm-dyestuff-cov"/>
           <w:p>
             <w:pPr>
               <w:pStyle w:val="BodyText"/>
@@ -5759,7 +5938,7 @@
               <w:t xml:space="preserve">.</w:t>
             </w:r>
           </w:p>
-          <w:bookmarkEnd w:id="23"/>
+          <w:bookmarkEnd w:id="28"/>
           <w:p/>
         </w:tc>
       </w:tr>
@@ -5798,7 +5977,7 @@
               <w:spacing w:before="16" w:after="64"/>
             </w:pPr>
           </w:p>
-          <w:bookmarkStart w:id="25" w:name="def-icc"/>
+          <w:bookmarkStart w:id="30" w:name="def-icc"/>
           <w:p>
             <w:pPr>
               <w:pStyle w:val="BodyText"/>
@@ -5886,7 +6065,7 @@
             <w:pPr>
               <w:pStyle w:val="BodyText"/>
             </w:pPr>
-            <w:bookmarkStart w:id="24" w:name="eq-icc"/>
+            <w:bookmarkStart w:id="29" w:name="eq-icc"/>
             <m:oMathPara>
               <m:oMathParaPr>
                 <m:jc m:val="center"/>
@@ -6083,9 +6262,9 @@
                 </m:r>
               </m:oMath>
             </m:oMathPara>
-            <w:bookmarkEnd w:id="24"/>
+            <w:bookmarkEnd w:id="29"/>
           </w:p>
-          <w:bookmarkEnd w:id="25"/>
+          <w:bookmarkEnd w:id="30"/>
         </w:tc>
       </w:tr>
     </w:tbl>
@@ -6123,7 +6302,7 @@
               <w:spacing w:before="16" w:after="64"/>
             </w:pPr>
           </w:p>
-          <w:bookmarkStart w:id="27" w:name="cor-icc"/>
+          <w:bookmarkStart w:id="32" w:name="cor-icc"/>
           <w:p>
             <w:pPr>
               <w:pStyle w:val="BodyText"/>
@@ -6160,7 +6339,7 @@
             <w:pPr>
               <w:pStyle w:val="BodyText"/>
             </w:pPr>
-            <w:bookmarkStart w:id="26" w:name="eq-icc-vc"/>
+            <w:bookmarkStart w:id="31" w:name="eq-icc-vc"/>
             <m:oMathPara>
               <m:oMathParaPr>
                 <m:jc m:val="center"/>
@@ -6262,9 +6441,9 @@
                 </m:r>
               </m:oMath>
             </m:oMathPara>
-            <w:bookmarkEnd w:id="26"/>
+            <w:bookmarkEnd w:id="31"/>
           </w:p>
-          <w:bookmarkEnd w:id="27"/>
+          <w:bookmarkEnd w:id="32"/>
         </w:tc>
       </w:tr>
     </w:tbl>
@@ -6356,7 +6535,7 @@
             <w:pPr>
               <w:pStyle w:val="BodyText"/>
             </w:pPr>
-            <w:bookmarkStart w:id="28" w:name="eq-icc-vc-proof"/>
+            <w:bookmarkStart w:id="33" w:name="eq-icc-vc-proof"/>
             <m:oMathPara>
               <m:oMathParaPr>
                 <m:jc m:val="center"/>
@@ -6942,7 +7121,7 @@
                 </m:r>
               </m:oMath>
             </m:oMathPara>
-            <w:bookmarkEnd w:id="28"/>
+            <w:bookmarkEnd w:id="33"/>
           </w:p>
           <w:p/>
         </w:tc>
@@ -7000,7 +7179,7 @@
               <w:bottom w:w="108" w:type="dxa"/>
             </w:tcMar>
           </w:tcPr>
-          <w:bookmarkStart w:id="30" w:name="exm-dyestuff-icc"/>
+          <w:bookmarkStart w:id="35" w:name="exm-dyestuff-icc"/>
           <w:p>
             <w:pPr>
               <w:pStyle w:val="BodyText"/>
@@ -7054,7 +7233,7 @@
             <w:pPr>
               <w:pStyle w:val="BodyText"/>
             </w:pPr>
-            <w:bookmarkStart w:id="29" w:name="eq-dyestuff-icc"/>
+            <w:bookmarkStart w:id="34" w:name="eq-dyestuff-icc"/>
             <m:oMathPara>
               <m:oMathParaPr>
                 <m:jc m:val="center"/>
@@ -7226,7 +7405,7 @@
                 </m:r>
               </m:oMath>
             </m:oMathPara>
-            <w:bookmarkEnd w:id="29"/>
+            <w:bookmarkEnd w:id="34"/>
           </w:p>
           <w:p>
             <w:pPr>
@@ -7236,7 +7415,7 @@
               <w:t xml:space="preserve">so about 42% of the variation in yield is between batches.</w:t>
             </w:r>
           </w:p>
-          <w:bookmarkEnd w:id="30"/>
+          <w:bookmarkEnd w:id="35"/>
           <w:p/>
         </w:tc>
       </w:tr>
@@ -7338,8 +7517,8 @@
         <w:t xml:space="preserve">that comes from the random effect.</w:t>
       </w:r>
     </w:p>
-    <w:bookmarkEnd w:id="31"/>
-    <w:bookmarkStart w:id="46" w:name="variance-components"/>
+    <w:bookmarkEnd w:id="36"/>
+    <w:bookmarkStart w:id="51" w:name="variance-components"/>
     <w:p>
       <w:pPr>
         <w:pStyle w:val="Heading1"/>
@@ -7674,7 +7853,7 @@
       <w:pPr>
         <w:pStyle w:val="BodyText"/>
       </w:pPr>
-      <w:bookmarkStart w:id="32" w:name="eq-mean-squares"/>
+      <w:bookmarkStart w:id="37" w:name="eq-mean-squares"/>
       <m:oMathPara>
         <m:oMathParaPr>
           <m:jc m:val="center"/>
@@ -8081,7 +8260,7 @@
           </m:r>
         </m:oMath>
       </m:oMathPara>
-      <w:bookmarkEnd w:id="32"/>
+      <w:bookmarkEnd w:id="37"/>
     </w:p>
     <w:tbl>
       <w:tblPr>
@@ -8117,7 +8296,7 @@
               <w:spacing w:before="16" w:after="64"/>
             </w:pPr>
           </w:p>
-          <w:bookmarkStart w:id="34" w:name="thm-ems-one-way"/>
+          <w:bookmarkStart w:id="39" w:name="thm-ems-one-way"/>
           <w:p>
             <w:pPr>
               <w:pStyle w:val="BodyText"/>
@@ -8154,7 +8333,7 @@
             <w:pPr>
               <w:pStyle w:val="BodyText"/>
             </w:pPr>
-            <w:bookmarkStart w:id="33" w:name="eq-ems-one-way"/>
+            <w:bookmarkStart w:id="38" w:name="eq-ems-one-way"/>
             <m:oMathPara>
               <m:oMathParaPr>
                 <m:jc m:val="center"/>
@@ -8312,9 +8491,9 @@
                 </m:r>
               </m:oMath>
             </m:oMathPara>
-            <w:bookmarkEnd w:id="33"/>
+            <w:bookmarkEnd w:id="38"/>
           </w:p>
-          <w:bookmarkEnd w:id="34"/>
+          <w:bookmarkEnd w:id="39"/>
         </w:tc>
       </w:tr>
     </w:tbl>
@@ -8390,7 +8569,7 @@
             <w:r>
               <w:t xml:space="preserve"> </w:t>
             </w:r>
-            <w:hyperlink r:id="rId35">
+            <w:hyperlink r:id="rId40">
               <w:r>
                 <w:rPr>
                   <w:rStyle w:val="Hyperlink"/>
@@ -8413,7 +8592,7 @@
             <w:r>
               <w:t xml:space="preserve"> </w:t>
             </w:r>
-            <w:hyperlink r:id="rId36">
+            <w:hyperlink r:id="rId41">
               <w:r>
                 <w:rPr>
                   <w:rStyle w:val="Hyperlink"/>
@@ -8433,7 +8612,7 @@
             <w:r>
               <w:t xml:space="preserve"> </w:t>
             </w:r>
-            <w:hyperlink r:id="rId37">
+            <w:hyperlink r:id="rId42">
               <w:r>
                 <w:rPr>
                   <w:rStyle w:val="Hyperlink"/>
@@ -8899,7 +9078,7 @@
             <w:pPr>
               <w:pStyle w:val="BodyText"/>
             </w:pPr>
-            <w:bookmarkStart w:id="38" w:name="eq-ems-mse-proof"/>
+            <w:bookmarkStart w:id="43" w:name="eq-ems-mse-proof"/>
             <m:oMathPara>
               <m:oMathParaPr>
                 <m:jc m:val="center"/>
@@ -9334,7 +9513,7 @@
                 </m:r>
               </m:oMath>
             </m:oMathPara>
-            <w:bookmarkEnd w:id="38"/>
+            <w:bookmarkEnd w:id="43"/>
           </w:p>
           <w:p>
             <w:pPr>
@@ -9572,7 +9751,7 @@
             <w:pPr>
               <w:pStyle w:val="BodyText"/>
             </w:pPr>
-            <w:bookmarkStart w:id="39" w:name="eq-ems-var-group-mean"/>
+            <w:bookmarkStart w:id="44" w:name="eq-ems-var-group-mean"/>
             <m:oMathPara>
               <m:oMathParaPr>
                 <m:jc m:val="center"/>
@@ -9966,7 +10145,7 @@
                 </m:r>
               </m:oMath>
             </m:oMathPara>
-            <w:bookmarkEnd w:id="39"/>
+            <w:bookmarkEnd w:id="44"/>
           </w:p>
           <w:p>
             <w:pPr>
@@ -10088,7 +10267,7 @@
             <w:pPr>
               <w:pStyle w:val="BodyText"/>
             </w:pPr>
-            <w:bookmarkStart w:id="40" w:name="eq-ems-msa-proof"/>
+            <w:bookmarkStart w:id="45" w:name="eq-ems-msa-proof"/>
             <m:oMathPara>
               <m:oMathParaPr>
                 <m:jc m:val="center"/>
@@ -10377,7 +10556,7 @@
                 </m:r>
               </m:oMath>
             </m:oMathPara>
-            <w:bookmarkEnd w:id="40"/>
+            <w:bookmarkEnd w:id="45"/>
           </w:p>
           <w:p/>
         </w:tc>
@@ -10417,7 +10596,7 @@
               <w:spacing w:before="16" w:after="64"/>
             </w:pPr>
           </w:p>
-          <w:bookmarkStart w:id="42" w:name="cor-mom-vc"/>
+          <w:bookmarkStart w:id="47" w:name="cor-mom-vc"/>
           <w:p>
             <w:pPr>
               <w:pStyle w:val="BodyText"/>
@@ -10510,7 +10689,7 @@
             <w:pPr>
               <w:pStyle w:val="BodyText"/>
             </w:pPr>
-            <w:bookmarkStart w:id="41" w:name="eq-mom-vc"/>
+            <w:bookmarkStart w:id="46" w:name="eq-mom-vc"/>
             <m:oMathPara>
               <m:oMathParaPr>
                 <m:jc m:val="center"/>
@@ -10611,7 +10790,7 @@
                 </m:r>
               </m:oMath>
             </m:oMathPara>
-            <w:bookmarkEnd w:id="41"/>
+            <w:bookmarkEnd w:id="46"/>
           </w:p>
           <w:p>
             <w:pPr>
@@ -10669,7 +10848,7 @@
               <w:t xml:space="preserve">.</w:t>
             </w:r>
           </w:p>
-          <w:bookmarkEnd w:id="42"/>
+          <w:bookmarkEnd w:id="47"/>
         </w:tc>
       </w:tr>
     </w:tbl>
@@ -10761,7 +10940,7 @@
             <w:pPr>
               <w:pStyle w:val="BodyText"/>
             </w:pPr>
-            <w:bookmarkStart w:id="43" w:name="eq-mom-vc-unbiased"/>
+            <w:bookmarkStart w:id="48" w:name="eq-mom-vc-unbiased"/>
             <m:oMathPara>
               <m:oMathParaPr>
                 <m:jc m:val="center"/>
@@ -11231,7 +11410,7 @@
                 </m:r>
               </m:oMath>
             </m:oMathPara>
-            <w:bookmarkEnd w:id="43"/>
+            <w:bookmarkEnd w:id="48"/>
           </w:p>
           <w:p>
             <w:pPr>
@@ -11410,7 +11589,7 @@
               <w:bottom w:w="108" w:type="dxa"/>
             </w:tcMar>
           </w:tcPr>
-          <w:bookmarkStart w:id="45" w:name="exm-dyestuff-vc"/>
+          <w:bookmarkStart w:id="50" w:name="exm-dyestuff-vc"/>
           <w:p>
             <w:pPr>
               <w:pStyle w:val="BodyText"/>
@@ -11609,7 +11788,7 @@
             <w:pPr>
               <w:pStyle w:val="BodyText"/>
             </w:pPr>
-            <w:bookmarkStart w:id="44" w:name="eq-dyestuff-mom-vc"/>
+            <w:bookmarkStart w:id="49" w:name="eq-dyestuff-mom-vc"/>
             <m:oMathPara>
               <m:oMathParaPr>
                 <m:jc m:val="center"/>
@@ -11821,7 +12000,7 @@
                 </m:r>
               </m:oMath>
             </m:oMathPara>
-            <w:bookmarkEnd w:id="44"/>
+            <w:bookmarkEnd w:id="49"/>
           </w:p>
           <w:p>
             <w:pPr>
@@ -12093,7 +12272,7 @@
               <w:t xml:space="preserve">the REML estimates match the method-of-moments estimates.</w:t>
             </w:r>
           </w:p>
-          <w:bookmarkEnd w:id="45"/>
+          <w:bookmarkEnd w:id="50"/>
           <w:p/>
         </w:tc>
       </w:tr>
@@ -12196,8 +12375,8 @@
         <w:t xml:space="preserve">.</w:t>
       </w:r>
     </w:p>
-    <w:bookmarkEnd w:id="46"/>
-    <w:bookmarkStart w:id="50" w:name="nested-random-effects"/>
+    <w:bookmarkEnd w:id="51"/>
+    <w:bookmarkStart w:id="55" w:name="nested-random-effects"/>
     <w:p>
       <w:pPr>
         <w:pStyle w:val="Heading1"/>
@@ -12279,7 +12458,7 @@
               <w:spacing w:before="16" w:after="64"/>
             </w:pPr>
           </w:p>
-          <w:bookmarkStart w:id="48" w:name="def-nested-re"/>
+          <w:bookmarkStart w:id="53" w:name="def-nested-re"/>
           <w:p>
             <w:pPr>
               <w:pStyle w:val="BodyText"/>
@@ -12372,7 +12551,7 @@
             <w:pPr>
               <w:pStyle w:val="BodyText"/>
             </w:pPr>
-            <w:bookmarkStart w:id="47" w:name="eq-nested-re"/>
+            <w:bookmarkStart w:id="52" w:name="eq-nested-re"/>
             <m:oMathPara>
               <m:oMathParaPr>
                 <m:jc m:val="center"/>
@@ -12507,7 +12686,7 @@
                 </m:r>
               </m:oMath>
             </m:oMathPara>
-            <w:bookmarkEnd w:id="47"/>
+            <w:bookmarkEnd w:id="52"/>
           </w:p>
           <w:p>
             <w:pPr>
@@ -12848,7 +13027,7 @@
               <w:t xml:space="preserve">and all three sets of random variables are mutually independent.</w:t>
             </w:r>
           </w:p>
-          <w:bookmarkEnd w:id="48"/>
+          <w:bookmarkEnd w:id="53"/>
         </w:tc>
       </w:tr>
     </w:tbl>
@@ -13318,7 +13497,7 @@
               <w:bottom w:w="108" w:type="dxa"/>
             </w:tcMar>
           </w:tcPr>
-          <w:bookmarkStart w:id="49" w:name="exm-coop"/>
+          <w:bookmarkStart w:id="54" w:name="exm-coop"/>
           <w:p>
             <w:pPr>
               <w:pStyle w:val="BodyText"/>
@@ -14281,7 +14460,7 @@
               <w:t xml:space="preserve">Most of the variation in the measurements comes from differences between laboratories.</w:t>
             </w:r>
           </w:p>
-          <w:bookmarkEnd w:id="49"/>
+          <w:bookmarkEnd w:id="54"/>
           <w:p/>
         </w:tc>
       </w:tr>
@@ -14353,8 +14532,8 @@
         <w:t xml:space="preserve">.</w:t>
       </w:r>
     </w:p>
-    <w:bookmarkEnd w:id="50"/>
-    <w:bookmarkStart w:id="60" w:name="X3ba83d04e62ba151593a3bc9ee4d7132063a866"/>
+    <w:bookmarkEnd w:id="55"/>
+    <w:bookmarkStart w:id="69" w:name="X3ba83d04e62ba151593a3bc9ee4d7132063a866"/>
     <w:p>
       <w:pPr>
         <w:pStyle w:val="Heading1"/>
@@ -14363,9 +14542,194 @@
         <w:t xml:space="preserve">5. Multilevel models: complete, no, and partial pooling</w:t>
       </w:r>
     </w:p>
+    <w:tbl>
+      <w:tblPr>
+        <w:tblStyle w:val="Table"/>
+        <w:tblLook w:firstRow="0" w:lastRow="0" w:firstColumn="0" w:lastColumn="0" w:noHBand="0" w:noVBand="0" w:val="0000"/>
+        <w:tblBorders>
+          <w:top w:val="single" w:sz="4" w:space="0" w:color="00A047"/>
+          <w:left w:val="single" w:sz="24" w:space="0" w:color="00A047"/>
+          <w:bottom w:val="single" w:sz="4" w:space="0" w:color="00A047"/>
+          <w:right w:val="single" w:sz="4" w:space="0" w:color="00A047"/>
+        </w:tblBorders>
+        <w:tblCellMar>
+          <w:left w:w="144" w:type="dxa"/>
+          <w:right w:w="144" w:type="dxa"/>
+        </w:tblCellMar>
+        <w:tblLook w:firstRow="0" w:lastRow="0" w:firstColumn="0" w:lastColumn="0" w:noHBand="0" w:noVBand="0" w:val="0000"/>
+      </w:tblPr>
+      <w:tr>
+        <w:trPr>
+          <w:cantSplit/>
+        </w:trPr>
+        <w:tc>
+          <w:tcPr>
+            <w:shd w:color="auto" w:fill="ccf1e3" w:val="clear"/>
+            <w:tcMar>
+              <w:top w:w="92" w:type="dxa"/>
+              <w:bottom w:w="92" w:type="dxa"/>
+            </w:tcMar>
+          </w:tcPr>
+          <w:p>
+            <w:pPr>
+              <w:pStyle w:val="FirstParagraph"/>
+            </w:pPr>
+            <w:pPr>
+              <w:spacing w:before="0" w:after="0"/>
+              <w:textAlignment w:val="center"/>
+            </w:pPr>
+            <w:r>
+              <w:drawing>
+                <wp:inline>
+                  <wp:extent cx="152400" cy="152400"/>
+                  <wp:effectExtent b="0" l="0" r="0" t="0"/>
+                  <wp:docPr descr="" title="" id="56" name="Picture"/>
+                  <a:graphic>
+                    <a:graphicData uri="http://schemas.openxmlformats.org/drawingml/2006/picture">
+                      <pic:pic>
+                        <pic:nvPicPr>
+                          <pic:cNvPr descr="/opt/quarto/share/formats/docx/tip.png" id="57" name="Picture"/>
+                          <pic:cNvPicPr>
+                            <a:picLocks noChangeArrowheads="1" noChangeAspect="1"/>
+                          </pic:cNvPicPr>
+                        </pic:nvPicPr>
+                        <pic:blipFill>
+                          <a:blip r:embed="rId14"/>
+                          <a:stretch>
+                            <a:fillRect/>
+                          </a:stretch>
+                        </pic:blipFill>
+                        <pic:spPr bwMode="auto">
+                          <a:xfrm>
+                            <a:off x="0" y="0"/>
+                            <a:ext cx="152400" cy="152400"/>
+                          </a:xfrm>
+                          <a:prstGeom prst="rect">
+                            <a:avLst/>
+                          </a:prstGeom>
+                          <a:noFill/>
+                          <a:ln w="9525">
+                            <a:noFill/>
+                            <a:headEnd/>
+                            <a:tailEnd/>
+                          </a:ln>
+                        </pic:spPr>
+                      </pic:pic>
+                    </a:graphicData>
+                  </a:graphic>
+                </wp:inline>
+              </w:drawing>
+            </w:r>
+            <w:r>
+              <w:t xml:space="preserve"> </w:t>
+            </w:r>
+            <w:r>
+              <w:t xml:space="preserve"> </w:t>
+            </w:r>
+            <w:r>
+              <w:t xml:space="preserve">Video lecture</w:t>
+            </w:r>
+          </w:p>
+        </w:tc>
+      </w:tr>
+      <w:tr>
+        <w:trPr>
+          <w:cantSplit/>
+        </w:trPr>
+        <w:tc>
+          <w:tcPr>
+            <w:tcMar>
+              <w:top w:w="108" w:type="dxa"/>
+              <w:bottom w:w="108" w:type="dxa"/>
+            </w:tcMar>
+          </w:tcPr>
+          <w:p>
+            <w:pPr>
+              <w:pStyle w:val="BodyText"/>
+            </w:pPr>
+            <w:pPr>
+              <w:spacing w:before="16" w:after="16"/>
+            </w:pPr>
+            <w:r>
+              <w:t xml:space="preserve">David Rocke’s Epi 204 lecture</w:t>
+            </w:r>
+            <w:r>
+              <w:t xml:space="preserve"> </w:t>
+            </w:r>
+            <w:hyperlink r:id="rId58">
+              <w:r>
+                <w:rPr>
+                  <w:rStyle w:val="Hyperlink"/>
+                  <w:i/>
+                  <w:iCs/>
+                </w:rPr>
+                <w:t xml:space="preserve">Multilevel Models</w:t>
+              </w:r>
+            </w:hyperlink>
+            <w:r>
+              <w:t xml:space="preserve"> </w:t>
+            </w:r>
+            <w:r>
+              <w:t xml:space="preserve">(</w:t>
+            </w:r>
+            <w:hyperlink r:id="rId59">
+              <w:r>
+                <w:rPr>
+                  <w:rStyle w:val="Hyperlink"/>
+                </w:rPr>
+                <w:t xml:space="preserve">slides</w:t>
+              </w:r>
+            </w:hyperlink>
+            <w:r>
+              <w:t xml:space="preserve">)</w:t>
+            </w:r>
+            <w:r>
+              <w:t xml:space="preserve"> </w:t>
+            </w:r>
+            <w:r>
+              <w:t xml:space="preserve">covers complete, no, and partial pooling of the Minnesota radon data,</w:t>
+            </w:r>
+            <w:r>
+              <w:t xml:space="preserve"> </w:t>
+            </w:r>
+            <w:r>
+              <w:t xml:space="preserve">random intercepts and slopes with</w:t>
+            </w:r>
+            <w:r>
+              <w:t xml:space="preserve"> </w:t>
+            </w:r>
+            <w:r>
+              <w:rPr>
+                <w:rStyle w:val="VerbatimChar"/>
+              </w:rPr>
+              <w:t xml:space="preserve">lmer()</w:t>
+            </w:r>
+            <w:r>
+              <w:t xml:space="preserve">,</w:t>
+            </w:r>
+            <w:r>
+              <w:t xml:space="preserve"> </w:t>
+            </w:r>
+            <w:r>
+              <w:t xml:space="preserve">and shrinkage</w:t>
+            </w:r>
+            <w:r>
+              <w:t xml:space="preserve"> </w:t>
+            </w:r>
+            <w:r>
+              <w:t xml:space="preserve">(Rocke 2021)</w:t>
+            </w:r>
+            <w:r>
+              <w:t xml:space="preserve">.</w:t>
+            </w:r>
+          </w:p>
+          <w:p/>
+        </w:tc>
+      </w:tr>
+    </w:tbl>
     <w:p>
       <w:pPr>
-        <w:pStyle w:val="FirstParagraph"/>
+        <w:pStyle w:val="BodyText"/>
       </w:pPr>
       <w:r>
         <w:t xml:space="preserve">A</w:t>
@@ -14500,7 +14864,7 @@
               <w:bottom w:w="108" w:type="dxa"/>
             </w:tcMar>
           </w:tcPr>
-          <w:bookmarkStart w:id="51" w:name="exm-radon-data"/>
+          <w:bookmarkStart w:id="60" w:name="exm-radon-data"/>
           <w:p>
             <w:pPr>
               <w:pStyle w:val="BodyText"/>
@@ -14814,7 +15178,7 @@
               <w:t xml:space="preserve">The number of houses per county varies from 1 to 116.</w:t>
             </w:r>
           </w:p>
-          <w:bookmarkEnd w:id="51"/>
+          <w:bookmarkEnd w:id="60"/>
           <w:p/>
         </w:tc>
       </w:tr>
@@ -15155,7 +15519,7 @@
               <w:spacing w:before="16" w:after="64"/>
             </w:pPr>
           </w:p>
-          <w:bookmarkStart w:id="53" w:name="thm-partial-pooling"/>
+          <w:bookmarkStart w:id="62" w:name="thm-partial-pooling"/>
           <w:p>
             <w:pPr>
               <w:pStyle w:val="BodyText"/>
@@ -15315,7 +15679,7 @@
             <w:pPr>
               <w:pStyle w:val="BodyText"/>
             </w:pPr>
-            <w:bookmarkStart w:id="52" w:name="eq-partial-pooling"/>
+            <w:bookmarkStart w:id="61" w:name="eq-partial-pooling"/>
             <m:oMathPara>
               <m:oMathParaPr>
                 <m:jc m:val="center"/>
@@ -15586,7 +15950,7 @@
                 </m:r>
               </m:oMath>
             </m:oMathPara>
-            <w:bookmarkEnd w:id="52"/>
+            <w:bookmarkEnd w:id="61"/>
           </w:p>
           <w:p>
             <w:pPr>
@@ -15611,7 +15975,7 @@
               <w:t xml:space="preserve">.</w:t>
             </w:r>
           </w:p>
-          <w:bookmarkEnd w:id="53"/>
+          <w:bookmarkEnd w:id="62"/>
         </w:tc>
       </w:tr>
     </w:tbl>
@@ -15772,7 +16136,7 @@
               <w:bottom w:w="108" w:type="dxa"/>
             </w:tcMar>
           </w:tcPr>
-          <w:bookmarkStart w:id="55" w:name="exm-radon-shrinkage"/>
+          <w:bookmarkStart w:id="64" w:name="exm-radon-shrinkage"/>
           <w:p>
             <w:pPr>
               <w:pStyle w:val="BodyText"/>
@@ -16245,7 +16609,7 @@
             <w:pPr>
               <w:pStyle w:val="BodyText"/>
             </w:pPr>
-            <w:bookmarkStart w:id="54" w:name="eq-radon-shrinkage"/>
+            <w:bookmarkStart w:id="63" w:name="eq-radon-shrinkage"/>
             <m:oMathPara>
               <m:oMathParaPr>
                 <m:jc m:val="center"/>
@@ -16535,7 +16899,7 @@
                 </m:r>
               </m:oMath>
             </m:oMathPara>
-            <w:bookmarkEnd w:id="54"/>
+            <w:bookmarkEnd w:id="63"/>
           </w:p>
           <w:p>
             <w:pPr>
@@ -17041,7 +17405,7 @@
               <w:t xml:space="preserve">#&gt; [1] 3.77476e-15</w:t>
             </w:r>
           </w:p>
-          <w:bookmarkEnd w:id="55"/>
+          <w:bookmarkEnd w:id="64"/>
           <w:p/>
         </w:tc>
       </w:tr>
@@ -17059,7 +17423,7 @@
       <w:tr>
         <w:tc>
           <w:tcPr/>
-          <w:bookmarkStart w:id="59" w:name="fig-radon-shrinkage"/>
+          <w:bookmarkStart w:id="68" w:name="fig-radon-shrinkage"/>
           <w:p>
             <w:pPr>
               <w:pStyle w:val="SourceCode"/>
@@ -17507,18 +17871,18 @@
                 <wp:inline>
                   <wp:extent cx="4620126" cy="3696101"/>
                   <wp:effectExtent b="0" l="0" r="0" t="0"/>
-                  <wp:docPr descr="" title="" id="57" name="Picture"/>
+                  <wp:docPr descr="" title="" id="66" name="Picture"/>
                   <a:graphic>
                     <a:graphicData uri="http://schemas.openxmlformats.org/drawingml/2006/picture">
                       <pic:pic>
                         <pic:nvPicPr>
-                          <pic:cNvPr descr="intro-multilevel-models_files/figure-docx/radon-shrinkage-plot-1.png" id="58" name="Picture"/>
+                          <pic:cNvPr descr="intro-multilevel-models_files/figure-docx/radon-shrinkage-plot-1.png" id="67" name="Picture"/>
                           <pic:cNvPicPr>
                             <a:picLocks noChangeArrowheads="1" noChangeAspect="1"/>
                           </pic:cNvPicPr>
                         </pic:nvPicPr>
                         <pic:blipFill>
-                          <a:blip r:embed="rId56"/>
+                          <a:blip r:embed="rId65"/>
                           <a:stretch>
                             <a:fillRect/>
                           </a:stretch>
@@ -17564,12 +17928,12 @@
               <w:t xml:space="preserve">the dashed line is the complete-pooling estimate.</w:t>
             </w:r>
           </w:p>
-          <w:bookmarkEnd w:id="59"/>
+          <w:bookmarkEnd w:id="68"/>
         </w:tc>
       </w:tr>
     </w:tbl>
-    <w:bookmarkEnd w:id="60"/>
-    <w:bookmarkStart w:id="63" w:name="adding-predictors-to-a-multilevel-model"/>
+    <w:bookmarkEnd w:id="69"/>
+    <w:bookmarkStart w:id="76" w:name="adding-predictors-to-a-multilevel-model"/>
     <w:p>
       <w:pPr>
         <w:pStyle w:val="Heading1"/>
@@ -17578,9 +17942,185 @@
         <w:t xml:space="preserve">6. Adding predictors to a multilevel model</w:t>
       </w:r>
     </w:p>
+    <w:tbl>
+      <w:tblPr>
+        <w:tblStyle w:val="Table"/>
+        <w:tblLook w:firstRow="0" w:lastRow="0" w:firstColumn="0" w:lastColumn="0" w:noHBand="0" w:noVBand="0" w:val="0000"/>
+        <w:tblBorders>
+          <w:top w:val="single" w:sz="4" w:space="0" w:color="00A047"/>
+          <w:left w:val="single" w:sz="24" w:space="0" w:color="00A047"/>
+          <w:bottom w:val="single" w:sz="4" w:space="0" w:color="00A047"/>
+          <w:right w:val="single" w:sz="4" w:space="0" w:color="00A047"/>
+        </w:tblBorders>
+        <w:tblCellMar>
+          <w:left w:w="144" w:type="dxa"/>
+          <w:right w:w="144" w:type="dxa"/>
+        </w:tblCellMar>
+        <w:tblLook w:firstRow="0" w:lastRow="0" w:firstColumn="0" w:lastColumn="0" w:noHBand="0" w:noVBand="0" w:val="0000"/>
+      </w:tblPr>
+      <w:tr>
+        <w:trPr>
+          <w:cantSplit/>
+        </w:trPr>
+        <w:tc>
+          <w:tcPr>
+            <w:shd w:color="auto" w:fill="ccf1e3" w:val="clear"/>
+            <w:tcMar>
+              <w:top w:w="92" w:type="dxa"/>
+              <w:bottom w:w="92" w:type="dxa"/>
+            </w:tcMar>
+          </w:tcPr>
+          <w:p>
+            <w:pPr>
+              <w:pStyle w:val="FirstParagraph"/>
+            </w:pPr>
+            <w:pPr>
+              <w:spacing w:before="0" w:after="0"/>
+              <w:textAlignment w:val="center"/>
+            </w:pPr>
+            <w:r>
+              <w:drawing>
+                <wp:inline>
+                  <wp:extent cx="152400" cy="152400"/>
+                  <wp:effectExtent b="0" l="0" r="0" t="0"/>
+                  <wp:docPr descr="" title="" id="70" name="Picture"/>
+                  <a:graphic>
+                    <a:graphicData uri="http://schemas.openxmlformats.org/drawingml/2006/picture">
+                      <pic:pic>
+                        <pic:nvPicPr>
+                          <pic:cNvPr descr="/opt/quarto/share/formats/docx/tip.png" id="71" name="Picture"/>
+                          <pic:cNvPicPr>
+                            <a:picLocks noChangeArrowheads="1" noChangeAspect="1"/>
+                          </pic:cNvPicPr>
+                        </pic:nvPicPr>
+                        <pic:blipFill>
+                          <a:blip r:embed="rId14"/>
+                          <a:stretch>
+                            <a:fillRect/>
+                          </a:stretch>
+                        </pic:blipFill>
+                        <pic:spPr bwMode="auto">
+                          <a:xfrm>
+                            <a:off x="0" y="0"/>
+                            <a:ext cx="152400" cy="152400"/>
+                          </a:xfrm>
+                          <a:prstGeom prst="rect">
+                            <a:avLst/>
+                          </a:prstGeom>
+                          <a:noFill/>
+                          <a:ln w="9525">
+                            <a:noFill/>
+                            <a:headEnd/>
+                            <a:tailEnd/>
+                          </a:ln>
+                        </pic:spPr>
+                      </pic:pic>
+                    </a:graphicData>
+                  </a:graphic>
+                </wp:inline>
+              </w:drawing>
+            </w:r>
+            <w:r>
+              <w:t xml:space="preserve"> </w:t>
+            </w:r>
+            <w:r>
+              <w:t xml:space="preserve"> </w:t>
+            </w:r>
+            <w:r>
+              <w:t xml:space="preserve">Video lecture</w:t>
+            </w:r>
+          </w:p>
+        </w:tc>
+      </w:tr>
+      <w:tr>
+        <w:trPr>
+          <w:cantSplit/>
+        </w:trPr>
+        <w:tc>
+          <w:tcPr>
+            <w:tcMar>
+              <w:top w:w="108" w:type="dxa"/>
+              <w:bottom w:w="108" w:type="dxa"/>
+            </w:tcMar>
+          </w:tcPr>
+          <w:p>
+            <w:pPr>
+              <w:pStyle w:val="BodyText"/>
+            </w:pPr>
+            <w:pPr>
+              <w:spacing w:before="16" w:after="16"/>
+            </w:pPr>
+            <w:r>
+              <w:t xml:space="preserve">David Rocke’s Epi 204 lecture</w:t>
+            </w:r>
+            <w:r>
+              <w:t xml:space="preserve"> </w:t>
+            </w:r>
+            <w:hyperlink r:id="rId72">
+              <w:r>
+                <w:rPr>
+                  <w:rStyle w:val="Hyperlink"/>
+                  <w:i/>
+                  <w:iCs/>
+                </w:rPr>
+                <w:t xml:space="preserve">Multilevel Models II</w:t>
+              </w:r>
+            </w:hyperlink>
+            <w:r>
+              <w:t xml:space="preserve"> </w:t>
+            </w:r>
+            <w:r>
+              <w:t xml:space="preserve">(</w:t>
+            </w:r>
+            <w:hyperlink r:id="rId73">
+              <w:r>
+                <w:rPr>
+                  <w:rStyle w:val="Hyperlink"/>
+                </w:rPr>
+                <w:t xml:space="preserve">slides</w:t>
+              </w:r>
+            </w:hyperlink>
+            <w:r>
+              <w:t xml:space="preserve">)</w:t>
+            </w:r>
+            <w:r>
+              <w:t xml:space="preserve"> </w:t>
+            </w:r>
+            <w:r>
+              <w:t xml:space="preserve">covers adding county-level uranium as a group-level predictor for the radon data,</w:t>
+            </w:r>
+            <w:r>
+              <w:t xml:space="preserve"> </w:t>
+            </w:r>
+            <w:r>
+              <w:t xml:space="preserve">and multilevel logistic regression with</w:t>
+            </w:r>
+            <w:r>
+              <w:t xml:space="preserve"> </w:t>
+            </w:r>
+            <w:r>
+              <w:rPr>
+                <w:rStyle w:val="VerbatimChar"/>
+              </w:rPr>
+              <w:t xml:space="preserve">glmer()</w:t>
+            </w:r>
+            <w:r>
+              <w:t xml:space="preserve"> </w:t>
+            </w:r>
+            <w:r>
+              <w:t xml:space="preserve">(Rocke 2021)</w:t>
+            </w:r>
+            <w:r>
+              <w:t xml:space="preserve">.</w:t>
+            </w:r>
+          </w:p>
+          <w:p/>
+        </w:tc>
+      </w:tr>
+    </w:tbl>
     <w:p>
       <w:pPr>
-        <w:pStyle w:val="FirstParagraph"/>
+        <w:pStyle w:val="BodyText"/>
       </w:pPr>
       <w:r>
         <w:t xml:space="preserve">Covariates enter a multilevel model as fixed effects,</w:t>
@@ -18081,7 +18621,7 @@
               <w:bottom w:w="108" w:type="dxa"/>
             </w:tcMar>
           </w:tcPr>
-          <w:bookmarkStart w:id="61" w:name="exm-radon-floor"/>
+          <w:bookmarkStart w:id="74" w:name="exm-radon-floor"/>
           <w:p>
             <w:pPr>
               <w:pStyle w:val="BodyText"/>
@@ -18639,7 +19179,7 @@
               <w:t xml:space="preserve">AIC and BIC also favor the simpler model.</w:t>
             </w:r>
           </w:p>
-          <w:bookmarkEnd w:id="61"/>
+          <w:bookmarkEnd w:id="74"/>
           <w:p/>
         </w:tc>
       </w:tr>
@@ -18696,7 +19236,7 @@
               <w:bottom w:w="108" w:type="dxa"/>
             </w:tcMar>
           </w:tcPr>
-          <w:bookmarkStart w:id="62" w:name="exm-radon-uranium"/>
+          <w:bookmarkStart w:id="75" w:name="exm-radon-uranium"/>
           <w:p>
             <w:pPr>
               <w:pStyle w:val="BodyText"/>
@@ -19017,13 +19557,13 @@
               <w:t xml:space="preserve">county uranium explains most of the differences between counties.</w:t>
             </w:r>
           </w:p>
-          <w:bookmarkEnd w:id="62"/>
+          <w:bookmarkEnd w:id="75"/>
           <w:p/>
         </w:tc>
       </w:tr>
     </w:tbl>
-    <w:bookmarkEnd w:id="63"/>
-    <w:bookmarkStart w:id="66" w:name="multilevel-logistic-regression"/>
+    <w:bookmarkEnd w:id="76"/>
+    <w:bookmarkStart w:id="79" w:name="multilevel-logistic-regression"/>
     <w:p>
       <w:pPr>
         <w:pStyle w:val="Heading1"/>
@@ -19078,7 +19618,7 @@
       <w:pPr>
         <w:pStyle w:val="BodyText"/>
       </w:pPr>
-      <w:bookmarkStart w:id="64" w:name="eq-glmm"/>
+      <w:bookmarkStart w:id="77" w:name="eq-glmm"/>
       <m:oMathPara>
         <m:oMathParaPr>
           <m:jc m:val="center"/>
@@ -19335,7 +19875,7 @@
           </m:r>
         </m:oMath>
       </m:oMathPara>
-      <w:bookmarkEnd w:id="64"/>
+      <w:bookmarkEnd w:id="77"/>
     </w:p>
     <w:p>
       <w:pPr>
@@ -19517,7 +20057,7 @@
               <w:bottom w:w="108" w:type="dxa"/>
             </w:tcMar>
           </w:tcPr>
-          <w:bookmarkStart w:id="65" w:name="exm-cbpp"/>
+          <w:bookmarkStart w:id="78" w:name="exm-cbpp"/>
           <w:p>
             <w:pPr>
               <w:pStyle w:val="BodyText"/>
@@ -20101,7 +20641,7 @@
               <w:t xml:space="preserve">times the odds in period 1.</w:t>
             </w:r>
           </w:p>
-          <w:bookmarkEnd w:id="65"/>
+          <w:bookmarkEnd w:id="78"/>
           <w:p/>
         </w:tc>
       </w:tr>
@@ -20157,8 +20697,8 @@
         <w:t xml:space="preserve">.</w:t>
       </w:r>
     </w:p>
-    <w:bookmarkEnd w:id="66"/>
-    <w:bookmarkStart w:id="85" w:name="further-reading"/>
+    <w:bookmarkEnd w:id="79"/>
+    <w:bookmarkStart w:id="98" w:name="further-reading"/>
     <w:p>
       <w:pPr>
         <w:pStyle w:val="Heading1"/>
@@ -20238,7 +20778,7 @@
           <w:numId w:val="1008"/>
         </w:numPr>
       </w:pPr>
-      <w:hyperlink r:id="rId67">
+      <w:hyperlink r:id="rId80">
         <w:r>
           <w:rPr>
             <w:rStyle w:val="Hyperlink"/>
@@ -20276,7 +20816,7 @@
       <w:r>
         <w:t xml:space="preserve"> </w:t>
       </w:r>
-      <w:hyperlink r:id="rId68">
+      <w:hyperlink r:id="rId81">
         <w:r>
           <w:rPr>
             <w:rStyle w:val="Hyperlink"/>
@@ -20299,7 +20839,7 @@
       <w:r>
         <w:t xml:space="preserve"> </w:t>
       </w:r>
-      <w:hyperlink r:id="rId69">
+      <w:hyperlink r:id="rId82">
         <w:r>
           <w:rPr>
             <w:rStyle w:val="Hyperlink"/>
@@ -20316,7 +20856,7 @@
           <w:numId w:val="1008"/>
         </w:numPr>
       </w:pPr>
-      <w:hyperlink r:id="rId70">
+      <w:hyperlink r:id="rId83">
         <w:r>
           <w:rPr>
             <w:rStyle w:val="Hyperlink"/>
@@ -20348,7 +20888,7 @@
       <w:r>
         <w:t xml:space="preserve"> </w:t>
       </w:r>
-      <w:hyperlink r:id="rId71">
+      <w:hyperlink r:id="rId84">
         <w:r>
           <w:rPr>
             <w:rStyle w:val="Hyperlink"/>
@@ -20377,7 +20917,7 @@
           <w:numId w:val="1008"/>
         </w:numPr>
       </w:pPr>
-      <w:hyperlink r:id="rId72">
+      <w:hyperlink r:id="rId85">
         <w:r>
           <w:rPr>
             <w:rStyle w:val="Hyperlink"/>
@@ -20406,7 +20946,7 @@
       <w:r>
         <w:t xml:space="preserve"> </w:t>
       </w:r>
-      <w:hyperlink r:id="rId73">
+      <w:hyperlink r:id="rId86">
         <w:r>
           <w:rPr>
             <w:rStyle w:val="Hyperlink"/>
@@ -20423,7 +20963,7 @@
           <w:numId w:val="1008"/>
         </w:numPr>
       </w:pPr>
-      <w:hyperlink r:id="rId74">
+      <w:hyperlink r:id="rId87">
         <w:r>
           <w:rPr>
             <w:rStyle w:val="Hyperlink"/>
@@ -20446,7 +20986,7 @@
           <w:numId w:val="1008"/>
         </w:numPr>
       </w:pPr>
-      <w:hyperlink r:id="rId75">
+      <w:hyperlink r:id="rId88">
         <w:r>
           <w:rPr>
             <w:rStyle w:val="Hyperlink"/>
@@ -20469,7 +21009,7 @@
           <w:numId w:val="1008"/>
         </w:numPr>
       </w:pPr>
-      <w:hyperlink r:id="rId76">
+      <w:hyperlink r:id="rId89">
         <w:r>
           <w:rPr>
             <w:rStyle w:val="Hyperlink"/>
@@ -20492,7 +21032,7 @@
           <w:numId w:val="1008"/>
         </w:numPr>
       </w:pPr>
-      <w:hyperlink r:id="rId77">
+      <w:hyperlink r:id="rId90">
         <w:r>
           <w:rPr>
             <w:rStyle w:val="Hyperlink"/>
@@ -20515,7 +21055,7 @@
           <w:numId w:val="1008"/>
         </w:numPr>
       </w:pPr>
-      <w:hyperlink r:id="rId78">
+      <w:hyperlink r:id="rId91">
         <w:r>
           <w:rPr>
             <w:rStyle w:val="Hyperlink"/>
@@ -20544,7 +21084,7 @@
       <w:r>
         <w:t xml:space="preserve"> </w:t>
       </w:r>
-      <w:hyperlink r:id="rId79">
+      <w:hyperlink r:id="rId92">
         <w:r>
           <w:rPr>
             <w:rStyle w:val="Hyperlink"/>
@@ -20561,7 +21101,7 @@
           <w:numId w:val="1008"/>
         </w:numPr>
       </w:pPr>
-      <w:hyperlink r:id="rId80">
+      <w:hyperlink r:id="rId93">
         <w:r>
           <w:rPr>
             <w:rStyle w:val="Hyperlink"/>
@@ -20587,7 +21127,7 @@
           <w:numId w:val="1008"/>
         </w:numPr>
       </w:pPr>
-      <w:hyperlink r:id="rId81">
+      <w:hyperlink r:id="rId94">
         <w:r>
           <w:rPr>
             <w:rStyle w:val="Hyperlink"/>
@@ -20613,7 +21153,7 @@
           <w:numId w:val="1008"/>
         </w:numPr>
       </w:pPr>
-      <w:hyperlink r:id="rId82">
+      <w:hyperlink r:id="rId95">
         <w:r>
           <w:rPr>
             <w:rStyle w:val="Hyperlink"/>
@@ -20657,7 +21197,7 @@
       <w:r>
         <w:t xml:space="preserve"> </w:t>
       </w:r>
-      <w:hyperlink r:id="rId83">
+      <w:hyperlink r:id="rId96">
         <w:r>
           <w:rPr>
             <w:rStyle w:val="Hyperlink"/>
@@ -20680,7 +21220,7 @@
       <w:r>
         <w:t xml:space="preserve"> </w:t>
       </w:r>
-      <w:hyperlink r:id="rId84">
+      <w:hyperlink r:id="rId97">
         <w:r>
           <w:rPr>
             <w:rStyle w:val="Hyperlink"/>
@@ -20727,7 +21267,7 @@
       <w:r>
         <w:t xml:space="preserve"> </w:t>
       </w:r>
-      <w:hyperlink r:id="rId79">
+      <w:hyperlink r:id="rId92">
         <w:r>
           <w:rPr>
             <w:rStyle w:val="Hyperlink"/>
@@ -20904,8 +21444,8 @@
         <w:t xml:space="preserve">by UC Berkeley professors</w:t>
       </w:r>
     </w:p>
-    <w:bookmarkEnd w:id="85"/>
-    <w:bookmarkStart w:id="121" w:name="references"/>
+    <w:bookmarkEnd w:id="98"/>
+    <w:bookmarkStart w:id="134" w:name="references"/>
     <w:p>
       <w:pPr>
         <w:pStyle w:val="Heading1"/>
@@ -20914,8 +21454,8 @@
         <w:t xml:space="preserve">References</w:t>
       </w:r>
     </w:p>
-    <w:bookmarkStart w:id="120" w:name="refs"/>
-    <w:bookmarkStart w:id="87" w:name="ref-bates2015lme4"/>
+    <w:bookmarkStart w:id="133" w:name="refs"/>
+    <w:bookmarkStart w:id="100" w:name="ref-bates2015lme4"/>
     <w:p>
       <w:pPr>
         <w:pStyle w:val="Bibliography"/>
@@ -20957,7 +21497,7 @@
       <w:r>
         <w:t xml:space="preserve"> </w:t>
       </w:r>
-      <w:hyperlink r:id="rId86">
+      <w:hyperlink r:id="rId99">
         <w:r>
           <w:rPr>
             <w:rStyle w:val="Hyperlink"/>
@@ -20969,8 +21509,8 @@
         <w:t xml:space="preserve">.</w:t>
       </w:r>
     </w:p>
-    <w:bookmarkEnd w:id="87"/>
-    <w:bookmarkStart w:id="88" w:name="ref-congdon2020"/>
+    <w:bookmarkEnd w:id="100"/>
+    <w:bookmarkStart w:id="101" w:name="ref-congdon2020"/>
     <w:p>
       <w:pPr>
         <w:pStyle w:val="Bibliography"/>
@@ -21013,8 +21553,8 @@
         <w:t xml:space="preserve">. 2nd edition. CRC Press.</w:t>
       </w:r>
     </w:p>
-    <w:bookmarkEnd w:id="88"/>
-    <w:bookmarkStart w:id="89" w:name="ref-DigglePeter2013AoLD"/>
+    <w:bookmarkEnd w:id="101"/>
+    <w:bookmarkStart w:id="102" w:name="ref-DigglePeter2013AoLD"/>
     <w:p>
       <w:pPr>
         <w:pStyle w:val="Bibliography"/>
@@ -21036,8 +21576,8 @@
         <w:t xml:space="preserve">. Second edition. Vol. 25. Oxford Statistical Science Series. Oxford University Press.</w:t>
       </w:r>
     </w:p>
-    <w:bookmarkEnd w:id="89"/>
-    <w:bookmarkStart w:id="91" w:name="ref-dobson4e"/>
+    <w:bookmarkEnd w:id="102"/>
+    <w:bookmarkStart w:id="104" w:name="ref-dobson4e"/>
     <w:p>
       <w:pPr>
         <w:pStyle w:val="Bibliography"/>
@@ -21061,7 +21601,7 @@
       <w:r>
         <w:t xml:space="preserve"> </w:t>
       </w:r>
-      <w:hyperlink r:id="rId90">
+      <w:hyperlink r:id="rId103">
         <w:r>
           <w:rPr>
             <w:rStyle w:val="Hyperlink"/>
@@ -21073,8 +21613,8 @@
         <w:t xml:space="preserve">.</w:t>
       </w:r>
     </w:p>
-    <w:bookmarkEnd w:id="91"/>
-    <w:bookmarkStart w:id="93" w:name="ref-faraway2016extending"/>
+    <w:bookmarkEnd w:id="104"/>
+    <w:bookmarkStart w:id="106" w:name="ref-faraway2016extending"/>
     <w:p>
       <w:pPr>
         <w:pStyle w:val="Bibliography"/>
@@ -21098,7 +21638,7 @@
       <w:r>
         <w:t xml:space="preserve"> </w:t>
       </w:r>
-      <w:hyperlink r:id="rId92">
+      <w:hyperlink r:id="rId105">
         <w:r>
           <w:rPr>
             <w:rStyle w:val="Hyperlink"/>
@@ -21110,8 +21650,8 @@
         <w:t xml:space="preserve">.</w:t>
       </w:r>
     </w:p>
-    <w:bookmarkEnd w:id="93"/>
-    <w:bookmarkStart w:id="95" w:name="ref-fitzmaurice2009"/>
+    <w:bookmarkEnd w:id="106"/>
+    <w:bookmarkStart w:id="108" w:name="ref-fitzmaurice2009"/>
     <w:p>
       <w:pPr>
         <w:pStyle w:val="Bibliography"/>
@@ -21135,7 +21675,7 @@
       <w:r>
         <w:t xml:space="preserve"> </w:t>
       </w:r>
-      <w:hyperlink r:id="rId94">
+      <w:hyperlink r:id="rId107">
         <w:r>
           <w:rPr>
             <w:rStyle w:val="Hyperlink"/>
@@ -21147,8 +21687,8 @@
         <w:t xml:space="preserve">.</w:t>
       </w:r>
     </w:p>
-    <w:bookmarkEnd w:id="95"/>
-    <w:bookmarkStart w:id="97" w:name="ref-fitzmaurice2012"/>
+    <w:bookmarkEnd w:id="108"/>
+    <w:bookmarkStart w:id="110" w:name="ref-fitzmaurice2012"/>
     <w:p>
       <w:pPr>
         <w:pStyle w:val="Bibliography"/>
@@ -21172,7 +21712,7 @@
       <w:r>
         <w:t xml:space="preserve"> </w:t>
       </w:r>
-      <w:hyperlink r:id="rId96">
+      <w:hyperlink r:id="rId109">
         <w:r>
           <w:rPr>
             <w:rStyle w:val="Hyperlink"/>
@@ -21184,8 +21724,8 @@
         <w:t xml:space="preserve">.</w:t>
       </w:r>
     </w:p>
-    <w:bookmarkEnd w:id="97"/>
-    <w:bookmarkStart w:id="99" w:name="ref-galecki2013"/>
+    <w:bookmarkEnd w:id="110"/>
+    <w:bookmarkStart w:id="112" w:name="ref-galecki2013"/>
     <w:p>
       <w:pPr>
         <w:pStyle w:val="Bibliography"/>
@@ -21237,7 +21777,7 @@
       <w:r>
         <w:t xml:space="preserve"> </w:t>
       </w:r>
-      <w:hyperlink r:id="rId98">
+      <w:hyperlink r:id="rId111">
         <w:r>
           <w:rPr>
             <w:rStyle w:val="Hyperlink"/>
@@ -21249,8 +21789,8 @@
         <w:t xml:space="preserve">.</w:t>
       </w:r>
     </w:p>
-    <w:bookmarkEnd w:id="99"/>
-    <w:bookmarkStart w:id="100" w:name="ref-gelman2006data"/>
+    <w:bookmarkEnd w:id="112"/>
+    <w:bookmarkStart w:id="113" w:name="ref-gelman2006data"/>
     <w:p>
       <w:pPr>
         <w:pStyle w:val="Bibliography"/>
@@ -21272,8 +21812,8 @@
         <w:t xml:space="preserve">. Analytical Methods for Social Research. Cambridge University Press.</w:t>
       </w:r>
     </w:p>
-    <w:bookmarkEnd w:id="100"/>
-    <w:bookmarkStart w:id="102" w:name="ref-goodrich2024rstanarm"/>
+    <w:bookmarkEnd w:id="113"/>
+    <w:bookmarkStart w:id="115" w:name="ref-goodrich2024rstanarm"/>
     <w:p>
       <w:pPr>
         <w:pStyle w:val="Bibliography"/>
@@ -21346,7 +21886,7 @@
       <w:r>
         <w:t xml:space="preserve"> </w:t>
       </w:r>
-      <w:hyperlink r:id="rId101">
+      <w:hyperlink r:id="rId114">
         <w:r>
           <w:rPr>
             <w:rStyle w:val="Hyperlink"/>
@@ -21358,8 +21898,8 @@
         <w:t xml:space="preserve">.</w:t>
       </w:r>
     </w:p>
-    <w:bookmarkEnd w:id="102"/>
-    <w:bookmarkStart w:id="103" w:name="ref-hedeker2006"/>
+    <w:bookmarkEnd w:id="115"/>
+    <w:bookmarkStart w:id="116" w:name="ref-hedeker2006"/>
     <w:p>
       <w:pPr>
         <w:pStyle w:val="Bibliography"/>
@@ -21381,8 +21921,8 @@
         <w:t xml:space="preserve">. Wiley Series in Probability and Statistics. Wiley-Interscience.</w:t>
       </w:r>
     </w:p>
-    <w:bookmarkEnd w:id="103"/>
-    <w:bookmarkStart w:id="105" w:name="ref-jewell2016analysis"/>
+    <w:bookmarkEnd w:id="116"/>
+    <w:bookmarkStart w:id="118" w:name="ref-jewell2016analysis"/>
     <w:p>
       <w:pPr>
         <w:pStyle w:val="Bibliography"/>
@@ -21406,7 +21946,7 @@
       <w:r>
         <w:t xml:space="preserve"> </w:t>
       </w:r>
-      <w:hyperlink r:id="rId104">
+      <w:hyperlink r:id="rId117">
         <w:r>
           <w:rPr>
             <w:rStyle w:val="Hyperlink"/>
@@ -21418,8 +21958,8 @@
         <w:t xml:space="preserve">.</w:t>
       </w:r>
     </w:p>
-    <w:bookmarkEnd w:id="105"/>
-    <w:bookmarkStart w:id="107" w:name="ref-jiming2021"/>
+    <w:bookmarkEnd w:id="118"/>
+    <w:bookmarkStart w:id="120" w:name="ref-jiming2021"/>
     <w:p>
       <w:pPr>
         <w:pStyle w:val="Bibliography"/>
@@ -21443,7 +21983,7 @@
       <w:r>
         <w:t xml:space="preserve"> </w:t>
       </w:r>
-      <w:hyperlink r:id="rId106">
+      <w:hyperlink r:id="rId119">
         <w:r>
           <w:rPr>
             <w:rStyle w:val="Hyperlink"/>
@@ -21455,8 +21995,8 @@
         <w:t xml:space="preserve">.</w:t>
       </w:r>
     </w:p>
-    <w:bookmarkEnd w:id="107"/>
-    <w:bookmarkStart w:id="108" w:name="ref-mcculloch2008generalized"/>
+    <w:bookmarkEnd w:id="120"/>
+    <w:bookmarkStart w:id="121" w:name="ref-mcculloch2008generalized"/>
     <w:p>
       <w:pPr>
         <w:pStyle w:val="Bibliography"/>
@@ -21478,8 +22018,8 @@
         <w:t xml:space="preserve">. 2nd ed. Vol. 651. John Wiley &amp; Sons.</w:t>
       </w:r>
     </w:p>
-    <w:bookmarkEnd w:id="108"/>
-    <w:bookmarkStart w:id="110" w:name="ref-molenberghs2005"/>
+    <w:bookmarkEnd w:id="121"/>
+    <w:bookmarkStart w:id="123" w:name="ref-molenberghs2005"/>
     <w:p>
       <w:pPr>
         <w:pStyle w:val="Bibliography"/>
@@ -21503,7 +22043,7 @@
       <w:r>
         <w:t xml:space="preserve"> </w:t>
       </w:r>
-      <w:hyperlink r:id="rId109">
+      <w:hyperlink r:id="rId122">
         <w:r>
           <w:rPr>
             <w:rStyle w:val="Hyperlink"/>
@@ -21515,8 +22055,8 @@
         <w:t xml:space="preserve">.</w:t>
       </w:r>
     </w:p>
-    <w:bookmarkEnd w:id="110"/>
-    <w:bookmarkStart w:id="111" w:name="ref-rocke2021epi204"/>
+    <w:bookmarkEnd w:id="123"/>
+    <w:bookmarkStart w:id="124" w:name="ref-rocke2021epi204"/>
     <w:p>
       <w:pPr>
         <w:pStyle w:val="Bibliography"/>
@@ -21594,8 +22134,8 @@
         <w:t xml:space="preserve">.</w:t>
       </w:r>
     </w:p>
-    <w:bookmarkEnd w:id="111"/>
-    <w:bookmarkStart w:id="113" w:name="ref-venables2002modern"/>
+    <w:bookmarkEnd w:id="124"/>
+    <w:bookmarkStart w:id="126" w:name="ref-venables2002modern"/>
     <w:p>
       <w:pPr>
         <w:pStyle w:val="Bibliography"/>
@@ -21633,7 +22173,7 @@
       <w:r>
         <w:t xml:space="preserve"> </w:t>
       </w:r>
-      <w:hyperlink r:id="rId112">
+      <w:hyperlink r:id="rId125">
         <w:r>
           <w:rPr>
             <w:rStyle w:val="Hyperlink"/>
@@ -21645,8 +22185,8 @@
         <w:t xml:space="preserve">.</w:t>
       </w:r>
     </w:p>
-    <w:bookmarkEnd w:id="113"/>
-    <w:bookmarkStart w:id="115" w:name="ref-VerbekeGeert2000LMMf"/>
+    <w:bookmarkEnd w:id="126"/>
+    <w:bookmarkStart w:id="128" w:name="ref-VerbekeGeert2000LMMf"/>
     <w:p>
       <w:pPr>
         <w:pStyle w:val="Bibliography"/>
@@ -21670,7 +22210,7 @@
       <w:r>
         <w:t xml:space="preserve"> </w:t>
       </w:r>
-      <w:hyperlink r:id="rId114">
+      <w:hyperlink r:id="rId127">
         <w:r>
           <w:rPr>
             <w:rStyle w:val="Hyperlink"/>
@@ -21682,8 +22222,8 @@
         <w:t xml:space="preserve">.</w:t>
       </w:r>
     </w:p>
-    <w:bookmarkEnd w:id="115"/>
-    <w:bookmarkStart w:id="117" w:name="ref-vittinghoff2e"/>
+    <w:bookmarkEnd w:id="128"/>
+    <w:bookmarkStart w:id="130" w:name="ref-vittinghoff2e"/>
     <w:p>
       <w:pPr>
         <w:pStyle w:val="Bibliography"/>
@@ -21707,7 +22247,7 @@
       <w:r>
         <w:t xml:space="preserve"> </w:t>
       </w:r>
-      <w:hyperlink r:id="rId116">
+      <w:hyperlink r:id="rId129">
         <w:r>
           <w:rPr>
             <w:rStyle w:val="Hyperlink"/>
@@ -21719,8 +22259,8 @@
         <w:t xml:space="preserve">.</w:t>
       </w:r>
     </w:p>
-    <w:bookmarkEnd w:id="117"/>
-    <w:bookmarkStart w:id="118" w:name="ref-wakefield2013"/>
+    <w:bookmarkEnd w:id="130"/>
+    <w:bookmarkStart w:id="131" w:name="ref-wakefield2013"/>
     <w:p>
       <w:pPr>
         <w:pStyle w:val="Bibliography"/>
@@ -21742,8 +22282,8 @@
         <w:t xml:space="preserve">. 1st ed. 2013. Springer Series in Statistics. Springer New York.</w:t>
       </w:r>
     </w:p>
-    <w:bookmarkEnd w:id="118"/>
-    <w:bookmarkStart w:id="119" w:name="ref-zuur2009"/>
+    <w:bookmarkEnd w:id="131"/>
+    <w:bookmarkStart w:id="132" w:name="ref-zuur2009"/>
     <w:p>
       <w:pPr>
         <w:pStyle w:val="Bibliography"/>
@@ -21765,9 +22305,9 @@
         <w:t xml:space="preserve">. Statistics for Biology and Health. Springer.</w:t>
       </w:r>
     </w:p>
-    <w:bookmarkEnd w:id="119"/>
-    <w:bookmarkEnd w:id="120"/>
-    <w:bookmarkEnd w:id="121"/>
+    <w:bookmarkEnd w:id="132"/>
+    <w:bookmarkEnd w:id="133"/>
+    <w:bookmarkEnd w:id="134"/>
     <w:sectPr>
       <w:footnotePr>
         <w:numRestart w:val="eachSect"/>

--- a/chapters/intro-multilevel-models-handout.docx
+++ b/chapters/intro-multilevel-models-handout.docx
@@ -14533,7 +14533,7 @@
       </w:r>
     </w:p>
     <w:bookmarkEnd w:id="55"/>
-    <w:bookmarkStart w:id="69" w:name="X3ba83d04e62ba151593a3bc9ee4d7132063a866"/>
+    <w:bookmarkStart w:id="72" w:name="X3ba83d04e62ba151593a3bc9ee4d7132063a866"/>
     <w:p>
       <w:pPr>
         <w:pStyle w:val="Heading1"/>
@@ -14732,6 +14732,191 @@
         <w:pStyle w:val="BodyText"/>
       </w:pPr>
       <w:r>
+        <w:t xml:space="preserve"> </w:t>
+      </w:r>
+    </w:p>
+    <w:tbl>
+      <w:tblPr>
+        <w:tblStyle w:val="Table"/>
+        <w:tblLook w:firstRow="0" w:lastRow="0" w:firstColumn="0" w:lastColumn="0" w:noHBand="0" w:noVBand="0" w:val="0000"/>
+        <w:tblBorders>
+          <w:top w:val="single" w:sz="4" w:space="0" w:color="00A047"/>
+          <w:left w:val="single" w:sz="24" w:space="0" w:color="00A047"/>
+          <w:bottom w:val="single" w:sz="4" w:space="0" w:color="00A047"/>
+          <w:right w:val="single" w:sz="4" w:space="0" w:color="00A047"/>
+        </w:tblBorders>
+        <w:tblCellMar>
+          <w:left w:w="144" w:type="dxa"/>
+          <w:right w:w="144" w:type="dxa"/>
+        </w:tblCellMar>
+        <w:tblLook w:firstRow="0" w:lastRow="0" w:firstColumn="0" w:lastColumn="0" w:noHBand="0" w:noVBand="0" w:val="0000"/>
+      </w:tblPr>
+      <w:tr>
+        <w:trPr>
+          <w:cantSplit/>
+        </w:trPr>
+        <w:tc>
+          <w:tcPr>
+            <w:shd w:color="auto" w:fill="ccf1e3" w:val="clear"/>
+            <w:tcMar>
+              <w:top w:w="92" w:type="dxa"/>
+              <w:bottom w:w="92" w:type="dxa"/>
+            </w:tcMar>
+          </w:tcPr>
+          <w:p>
+            <w:pPr>
+              <w:pStyle w:val="BodyText"/>
+            </w:pPr>
+            <w:pPr>
+              <w:spacing w:before="0" w:after="0"/>
+              <w:textAlignment w:val="center"/>
+            </w:pPr>
+            <w:r>
+              <w:drawing>
+                <wp:inline>
+                  <wp:extent cx="152400" cy="152400"/>
+                  <wp:effectExtent b="0" l="0" r="0" t="0"/>
+                  <wp:docPr descr="" title="" id="60" name="Picture"/>
+                  <a:graphic>
+                    <a:graphicData uri="http://schemas.openxmlformats.org/drawingml/2006/picture">
+                      <pic:pic>
+                        <pic:nvPicPr>
+                          <pic:cNvPr descr="/opt/quarto/share/formats/docx/tip.png" id="61" name="Picture"/>
+                          <pic:cNvPicPr>
+                            <a:picLocks noChangeArrowheads="1" noChangeAspect="1"/>
+                          </pic:cNvPicPr>
+                        </pic:nvPicPr>
+                        <pic:blipFill>
+                          <a:blip r:embed="rId14"/>
+                          <a:stretch>
+                            <a:fillRect/>
+                          </a:stretch>
+                        </pic:blipFill>
+                        <pic:spPr bwMode="auto">
+                          <a:xfrm>
+                            <a:off x="0" y="0"/>
+                            <a:ext cx="152400" cy="152400"/>
+                          </a:xfrm>
+                          <a:prstGeom prst="rect">
+                            <a:avLst/>
+                          </a:prstGeom>
+                          <a:noFill/>
+                          <a:ln w="9525">
+                            <a:noFill/>
+                            <a:headEnd/>
+                            <a:tailEnd/>
+                          </a:ln>
+                        </pic:spPr>
+                      </pic:pic>
+                    </a:graphicData>
+                  </a:graphic>
+                </wp:inline>
+              </w:drawing>
+            </w:r>
+            <w:r>
+              <w:t xml:space="preserve"> </w:t>
+            </w:r>
+            <w:r>
+              <w:t xml:space="preserve"> </w:t>
+            </w:r>
+            <w:r>
+              <w:t xml:space="preserve">Video lecture</w:t>
+            </w:r>
+          </w:p>
+        </w:tc>
+      </w:tr>
+      <w:tr>
+        <w:trPr>
+          <w:cantSplit/>
+        </w:trPr>
+        <w:tc>
+          <w:tcPr>
+            <w:tcMar>
+              <w:top w:w="108" w:type="dxa"/>
+              <w:bottom w:w="108" w:type="dxa"/>
+            </w:tcMar>
+          </w:tcPr>
+          <w:p>
+            <w:pPr>
+              <w:pStyle w:val="BodyText"/>
+            </w:pPr>
+            <w:pPr>
+              <w:spacing w:before="16" w:after="16"/>
+            </w:pPr>
+            <w:r>
+              <w:t xml:space="preserve">Richard McElreath’s</w:t>
+            </w:r>
+            <w:r>
+              <w:t xml:space="preserve"> </w:t>
+            </w:r>
+            <w:hyperlink r:id="rId62">
+              <w:r>
+                <w:rPr>
+                  <w:rStyle w:val="Hyperlink"/>
+                  <w:i/>
+                  <w:iCs/>
+                </w:rPr>
+                <w:t xml:space="preserve">Multilevel Models</w:t>
+              </w:r>
+            </w:hyperlink>
+            <w:r>
+              <w:t xml:space="preserve"> </w:t>
+            </w:r>
+            <w:r>
+              <w:t xml:space="preserve">(Statistical Rethinking 2026, Lecture B01)</w:t>
+            </w:r>
+            <w:r>
+              <w:t xml:space="preserve"> </w:t>
+            </w:r>
+            <w:r>
+              <w:t xml:space="preserve">introduces multilevel models and partial pooling.</w:t>
+            </w:r>
+            <w:r>
+              <w:t xml:space="preserve"> </w:t>
+            </w:r>
+            <w:r>
+              <w:t xml:space="preserve">The lecture fits these models using Bayesian inference;</w:t>
+            </w:r>
+            <w:r>
+              <w:t xml:space="preserve"> </w:t>
+            </w:r>
+            <w:r>
+              <w:t xml:space="preserve">the same model structures can also be fit by maximum likelihood,</w:t>
+            </w:r>
+            <w:r>
+              <w:t xml:space="preserve"> </w:t>
+            </w:r>
+            <w:r>
+              <w:t xml:space="preserve">as this chapter does with</w:t>
+            </w:r>
+            <w:r>
+              <w:t xml:space="preserve"> </w:t>
+            </w:r>
+            <w:r>
+              <w:rPr>
+                <w:rStyle w:val="VerbatimChar"/>
+              </w:rPr>
+              <w:t xml:space="preserve">lmer()</w:t>
+            </w:r>
+            <w:r>
+              <w:t xml:space="preserve"> </w:t>
+            </w:r>
+            <w:r>
+              <w:t xml:space="preserve">(McElreath 2026)</w:t>
+            </w:r>
+            <w:r>
+              <w:t xml:space="preserve">.</w:t>
+            </w:r>
+          </w:p>
+          <w:p/>
+        </w:tc>
+      </w:tr>
+    </w:tbl>
+    <w:p>
+      <w:pPr>
+        <w:pStyle w:val="BodyText"/>
+      </w:pPr>
+      <w:r>
         <w:t xml:space="preserve">A</w:t>
       </w:r>
       <w:r>
@@ -14864,7 +15049,7 @@
               <w:bottom w:w="108" w:type="dxa"/>
             </w:tcMar>
           </w:tcPr>
-          <w:bookmarkStart w:id="60" w:name="exm-radon-data"/>
+          <w:bookmarkStart w:id="63" w:name="exm-radon-data"/>
           <w:p>
             <w:pPr>
               <w:pStyle w:val="BodyText"/>
@@ -15178,7 +15363,7 @@
               <w:t xml:space="preserve">The number of houses per county varies from 1 to 116.</w:t>
             </w:r>
           </w:p>
-          <w:bookmarkEnd w:id="60"/>
+          <w:bookmarkEnd w:id="63"/>
           <w:p/>
         </w:tc>
       </w:tr>
@@ -15519,7 +15704,7 @@
               <w:spacing w:before="16" w:after="64"/>
             </w:pPr>
           </w:p>
-          <w:bookmarkStart w:id="62" w:name="thm-partial-pooling"/>
+          <w:bookmarkStart w:id="65" w:name="thm-partial-pooling"/>
           <w:p>
             <w:pPr>
               <w:pStyle w:val="BodyText"/>
@@ -15679,7 +15864,7 @@
             <w:pPr>
               <w:pStyle w:val="BodyText"/>
             </w:pPr>
-            <w:bookmarkStart w:id="61" w:name="eq-partial-pooling"/>
+            <w:bookmarkStart w:id="64" w:name="eq-partial-pooling"/>
             <m:oMathPara>
               <m:oMathParaPr>
                 <m:jc m:val="center"/>
@@ -15950,7 +16135,7 @@
                 </m:r>
               </m:oMath>
             </m:oMathPara>
-            <w:bookmarkEnd w:id="61"/>
+            <w:bookmarkEnd w:id="64"/>
           </w:p>
           <w:p>
             <w:pPr>
@@ -15975,7 +16160,7 @@
               <w:t xml:space="preserve">.</w:t>
             </w:r>
           </w:p>
-          <w:bookmarkEnd w:id="62"/>
+          <w:bookmarkEnd w:id="65"/>
         </w:tc>
       </w:tr>
     </w:tbl>
@@ -16136,7 +16321,7 @@
               <w:bottom w:w="108" w:type="dxa"/>
             </w:tcMar>
           </w:tcPr>
-          <w:bookmarkStart w:id="64" w:name="exm-radon-shrinkage"/>
+          <w:bookmarkStart w:id="67" w:name="exm-radon-shrinkage"/>
           <w:p>
             <w:pPr>
               <w:pStyle w:val="BodyText"/>
@@ -16609,7 +16794,7 @@
             <w:pPr>
               <w:pStyle w:val="BodyText"/>
             </w:pPr>
-            <w:bookmarkStart w:id="63" w:name="eq-radon-shrinkage"/>
+            <w:bookmarkStart w:id="66" w:name="eq-radon-shrinkage"/>
             <m:oMathPara>
               <m:oMathParaPr>
                 <m:jc m:val="center"/>
@@ -16899,7 +17084,7 @@
                 </m:r>
               </m:oMath>
             </m:oMathPara>
-            <w:bookmarkEnd w:id="63"/>
+            <w:bookmarkEnd w:id="66"/>
           </w:p>
           <w:p>
             <w:pPr>
@@ -17405,7 +17590,7 @@
               <w:t xml:space="preserve">#&gt; [1] 3.77476e-15</w:t>
             </w:r>
           </w:p>
-          <w:bookmarkEnd w:id="64"/>
+          <w:bookmarkEnd w:id="67"/>
           <w:p/>
         </w:tc>
       </w:tr>
@@ -17423,7 +17608,7 @@
       <w:tr>
         <w:tc>
           <w:tcPr/>
-          <w:bookmarkStart w:id="68" w:name="fig-radon-shrinkage"/>
+          <w:bookmarkStart w:id="71" w:name="fig-radon-shrinkage"/>
           <w:p>
             <w:pPr>
               <w:pStyle w:val="SourceCode"/>
@@ -17871,18 +18056,18 @@
                 <wp:inline>
                   <wp:extent cx="4620126" cy="3696101"/>
                   <wp:effectExtent b="0" l="0" r="0" t="0"/>
-                  <wp:docPr descr="" title="" id="66" name="Picture"/>
+                  <wp:docPr descr="" title="" id="69" name="Picture"/>
                   <a:graphic>
                     <a:graphicData uri="http://schemas.openxmlformats.org/drawingml/2006/picture">
                       <pic:pic>
                         <pic:nvPicPr>
-                          <pic:cNvPr descr="intro-multilevel-models_files/figure-docx/radon-shrinkage-plot-1.png" id="67" name="Picture"/>
+                          <pic:cNvPr descr="intro-multilevel-models_files/figure-docx/radon-shrinkage-plot-1.png" id="70" name="Picture"/>
                           <pic:cNvPicPr>
                             <a:picLocks noChangeArrowheads="1" noChangeAspect="1"/>
                           </pic:cNvPicPr>
                         </pic:nvPicPr>
                         <pic:blipFill>
-                          <a:blip r:embed="rId65"/>
+                          <a:blip r:embed="rId68"/>
                           <a:stretch>
                             <a:fillRect/>
                           </a:stretch>
@@ -17928,12 +18113,12 @@
               <w:t xml:space="preserve">the dashed line is the complete-pooling estimate.</w:t>
             </w:r>
           </w:p>
-          <w:bookmarkEnd w:id="68"/>
+          <w:bookmarkEnd w:id="71"/>
         </w:tc>
       </w:tr>
     </w:tbl>
-    <w:bookmarkEnd w:id="69"/>
-    <w:bookmarkStart w:id="76" w:name="adding-predictors-to-a-multilevel-model"/>
+    <w:bookmarkEnd w:id="72"/>
+    <w:bookmarkStart w:id="82" w:name="adding-predictors-to-a-multilevel-model"/>
     <w:p>
       <w:pPr>
         <w:pStyle w:val="Heading1"/>
@@ -17983,12 +18168,12 @@
                 <wp:inline>
                   <wp:extent cx="152400" cy="152400"/>
                   <wp:effectExtent b="0" l="0" r="0" t="0"/>
-                  <wp:docPr descr="" title="" id="70" name="Picture"/>
+                  <wp:docPr descr="" title="" id="73" name="Picture"/>
                   <a:graphic>
                     <a:graphicData uri="http://schemas.openxmlformats.org/drawingml/2006/picture">
                       <pic:pic>
                         <pic:nvPicPr>
-                          <pic:cNvPr descr="/opt/quarto/share/formats/docx/tip.png" id="71" name="Picture"/>
+                          <pic:cNvPr descr="/opt/quarto/share/formats/docx/tip.png" id="74" name="Picture"/>
                           <pic:cNvPicPr>
                             <a:picLocks noChangeArrowheads="1" noChangeAspect="1"/>
                           </pic:cNvPicPr>
@@ -18056,7 +18241,7 @@
             <w:r>
               <w:t xml:space="preserve"> </w:t>
             </w:r>
-            <w:hyperlink r:id="rId72">
+            <w:hyperlink r:id="rId75">
               <w:r>
                 <w:rPr>
                   <w:rStyle w:val="Hyperlink"/>
@@ -18072,7 +18257,7 @@
             <w:r>
               <w:t xml:space="preserve">(</w:t>
             </w:r>
-            <w:hyperlink r:id="rId73">
+            <w:hyperlink r:id="rId76">
               <w:r>
                 <w:rPr>
                   <w:rStyle w:val="Hyperlink"/>
@@ -18109,6 +18294,170 @@
             </w:r>
             <w:r>
               <w:t xml:space="preserve">(Rocke 2021)</w:t>
+            </w:r>
+            <w:r>
+              <w:t xml:space="preserve">.</w:t>
+            </w:r>
+          </w:p>
+          <w:p/>
+        </w:tc>
+      </w:tr>
+    </w:tbl>
+    <w:p>
+      <w:pPr>
+        <w:pStyle w:val="BodyText"/>
+      </w:pPr>
+      <w:r>
+        <w:t xml:space="preserve"> </w:t>
+      </w:r>
+    </w:p>
+    <w:tbl>
+      <w:tblPr>
+        <w:tblStyle w:val="Table"/>
+        <w:tblLook w:firstRow="0" w:lastRow="0" w:firstColumn="0" w:lastColumn="0" w:noHBand="0" w:noVBand="0" w:val="0000"/>
+        <w:tblBorders>
+          <w:top w:val="single" w:sz="4" w:space="0" w:color="00A047"/>
+          <w:left w:val="single" w:sz="24" w:space="0" w:color="00A047"/>
+          <w:bottom w:val="single" w:sz="4" w:space="0" w:color="00A047"/>
+          <w:right w:val="single" w:sz="4" w:space="0" w:color="00A047"/>
+        </w:tblBorders>
+        <w:tblCellMar>
+          <w:left w:w="144" w:type="dxa"/>
+          <w:right w:w="144" w:type="dxa"/>
+        </w:tblCellMar>
+        <w:tblLook w:firstRow="0" w:lastRow="0" w:firstColumn="0" w:lastColumn="0" w:noHBand="0" w:noVBand="0" w:val="0000"/>
+      </w:tblPr>
+      <w:tr>
+        <w:trPr>
+          <w:cantSplit/>
+        </w:trPr>
+        <w:tc>
+          <w:tcPr>
+            <w:shd w:color="auto" w:fill="ccf1e3" w:val="clear"/>
+            <w:tcMar>
+              <w:top w:w="92" w:type="dxa"/>
+              <w:bottom w:w="92" w:type="dxa"/>
+            </w:tcMar>
+          </w:tcPr>
+          <w:p>
+            <w:pPr>
+              <w:pStyle w:val="BodyText"/>
+            </w:pPr>
+            <w:pPr>
+              <w:spacing w:before="0" w:after="0"/>
+              <w:textAlignment w:val="center"/>
+            </w:pPr>
+            <w:r>
+              <w:drawing>
+                <wp:inline>
+                  <wp:extent cx="152400" cy="152400"/>
+                  <wp:effectExtent b="0" l="0" r="0" t="0"/>
+                  <wp:docPr descr="" title="" id="77" name="Picture"/>
+                  <a:graphic>
+                    <a:graphicData uri="http://schemas.openxmlformats.org/drawingml/2006/picture">
+                      <pic:pic>
+                        <pic:nvPicPr>
+                          <pic:cNvPr descr="/opt/quarto/share/formats/docx/tip.png" id="78" name="Picture"/>
+                          <pic:cNvPicPr>
+                            <a:picLocks noChangeArrowheads="1" noChangeAspect="1"/>
+                          </pic:cNvPicPr>
+                        </pic:nvPicPr>
+                        <pic:blipFill>
+                          <a:blip r:embed="rId14"/>
+                          <a:stretch>
+                            <a:fillRect/>
+                          </a:stretch>
+                        </pic:blipFill>
+                        <pic:spPr bwMode="auto">
+                          <a:xfrm>
+                            <a:off x="0" y="0"/>
+                            <a:ext cx="152400" cy="152400"/>
+                          </a:xfrm>
+                          <a:prstGeom prst="rect">
+                            <a:avLst/>
+                          </a:prstGeom>
+                          <a:noFill/>
+                          <a:ln w="9525">
+                            <a:noFill/>
+                            <a:headEnd/>
+                            <a:tailEnd/>
+                          </a:ln>
+                        </pic:spPr>
+                      </pic:pic>
+                    </a:graphicData>
+                  </a:graphic>
+                </wp:inline>
+              </w:drawing>
+            </w:r>
+            <w:r>
+              <w:t xml:space="preserve"> </w:t>
+            </w:r>
+            <w:r>
+              <w:t xml:space="preserve"> </w:t>
+            </w:r>
+            <w:r>
+              <w:t xml:space="preserve">Video lecture</w:t>
+            </w:r>
+          </w:p>
+        </w:tc>
+      </w:tr>
+      <w:tr>
+        <w:trPr>
+          <w:cantSplit/>
+        </w:trPr>
+        <w:tc>
+          <w:tcPr>
+            <w:tcMar>
+              <w:top w:w="108" w:type="dxa"/>
+              <w:bottom w:w="108" w:type="dxa"/>
+            </w:tcMar>
+          </w:tcPr>
+          <w:p>
+            <w:pPr>
+              <w:pStyle w:val="BodyText"/>
+            </w:pPr>
+            <w:pPr>
+              <w:spacing w:before="16" w:after="16"/>
+            </w:pPr>
+            <w:r>
+              <w:t xml:space="preserve">Richard McElreath’s</w:t>
+            </w:r>
+            <w:r>
+              <w:t xml:space="preserve"> </w:t>
+            </w:r>
+            <w:hyperlink r:id="rId79">
+              <w:r>
+                <w:rPr>
+                  <w:rStyle w:val="Hyperlink"/>
+                  <w:i/>
+                  <w:iCs/>
+                </w:rPr>
+                <w:t xml:space="preserve">Multilevel Model Expansion</w:t>
+              </w:r>
+            </w:hyperlink>
+            <w:r>
+              <w:t xml:space="preserve"> </w:t>
+            </w:r>
+            <w:r>
+              <w:t xml:space="preserve">(Statistical Rethinking 2026, Lecture B02)</w:t>
+            </w:r>
+            <w:r>
+              <w:t xml:space="preserve"> </w:t>
+            </w:r>
+            <w:r>
+              <w:t xml:space="preserve">continues Lecture B01’s treatment of multilevel models,</w:t>
+            </w:r>
+            <w:r>
+              <w:t xml:space="preserve"> </w:t>
+            </w:r>
+            <w:r>
+              <w:t xml:space="preserve">again using Bayesian inference</w:t>
+            </w:r>
+            <w:r>
+              <w:t xml:space="preserve"> </w:t>
+            </w:r>
+            <w:r>
+              <w:t xml:space="preserve">(McElreath 2026)</w:t>
             </w:r>
             <w:r>
               <w:t xml:space="preserve">.</w:t>
@@ -18621,7 +18970,7 @@
               <w:bottom w:w="108" w:type="dxa"/>
             </w:tcMar>
           </w:tcPr>
-          <w:bookmarkStart w:id="74" w:name="exm-radon-floor"/>
+          <w:bookmarkStart w:id="80" w:name="exm-radon-floor"/>
           <w:p>
             <w:pPr>
               <w:pStyle w:val="BodyText"/>
@@ -19179,7 +19528,7 @@
               <w:t xml:space="preserve">AIC and BIC also favor the simpler model.</w:t>
             </w:r>
           </w:p>
-          <w:bookmarkEnd w:id="74"/>
+          <w:bookmarkEnd w:id="80"/>
           <w:p/>
         </w:tc>
       </w:tr>
@@ -19236,7 +19585,7 @@
               <w:bottom w:w="108" w:type="dxa"/>
             </w:tcMar>
           </w:tcPr>
-          <w:bookmarkStart w:id="75" w:name="exm-radon-uranium"/>
+          <w:bookmarkStart w:id="81" w:name="exm-radon-uranium"/>
           <w:p>
             <w:pPr>
               <w:pStyle w:val="BodyText"/>
@@ -19557,13 +19906,13 @@
               <w:t xml:space="preserve">county uranium explains most of the differences between counties.</w:t>
             </w:r>
           </w:p>
-          <w:bookmarkEnd w:id="75"/>
+          <w:bookmarkEnd w:id="81"/>
           <w:p/>
         </w:tc>
       </w:tr>
     </w:tbl>
-    <w:bookmarkEnd w:id="76"/>
-    <w:bookmarkStart w:id="79" w:name="multilevel-logistic-regression"/>
+    <w:bookmarkEnd w:id="82"/>
+    <w:bookmarkStart w:id="85" w:name="multilevel-logistic-regression"/>
     <w:p>
       <w:pPr>
         <w:pStyle w:val="Heading1"/>
@@ -19618,7 +19967,7 @@
       <w:pPr>
         <w:pStyle w:val="BodyText"/>
       </w:pPr>
-      <w:bookmarkStart w:id="77" w:name="eq-glmm"/>
+      <w:bookmarkStart w:id="83" w:name="eq-glmm"/>
       <m:oMathPara>
         <m:oMathParaPr>
           <m:jc m:val="center"/>
@@ -19875,7 +20224,7 @@
           </m:r>
         </m:oMath>
       </m:oMathPara>
-      <w:bookmarkEnd w:id="77"/>
+      <w:bookmarkEnd w:id="83"/>
     </w:p>
     <w:p>
       <w:pPr>
@@ -20057,7 +20406,7 @@
               <w:bottom w:w="108" w:type="dxa"/>
             </w:tcMar>
           </w:tcPr>
-          <w:bookmarkStart w:id="78" w:name="exm-cbpp"/>
+          <w:bookmarkStart w:id="84" w:name="exm-cbpp"/>
           <w:p>
             <w:pPr>
               <w:pStyle w:val="BodyText"/>
@@ -20641,7 +20990,7 @@
               <w:t xml:space="preserve">times the odds in period 1.</w:t>
             </w:r>
           </w:p>
-          <w:bookmarkEnd w:id="78"/>
+          <w:bookmarkEnd w:id="84"/>
           <w:p/>
         </w:tc>
       </w:tr>
@@ -20697,8 +21046,8 @@
         <w:t xml:space="preserve">.</w:t>
       </w:r>
     </w:p>
-    <w:bookmarkEnd w:id="79"/>
-    <w:bookmarkStart w:id="98" w:name="further-reading"/>
+    <w:bookmarkEnd w:id="85"/>
+    <w:bookmarkStart w:id="104" w:name="further-reading"/>
     <w:p>
       <w:pPr>
         <w:pStyle w:val="Heading1"/>
@@ -20778,7 +21127,7 @@
           <w:numId w:val="1008"/>
         </w:numPr>
       </w:pPr>
-      <w:hyperlink r:id="rId80">
+      <w:hyperlink r:id="rId86">
         <w:r>
           <w:rPr>
             <w:rStyle w:val="Hyperlink"/>
@@ -20816,7 +21165,7 @@
       <w:r>
         <w:t xml:space="preserve"> </w:t>
       </w:r>
-      <w:hyperlink r:id="rId81">
+      <w:hyperlink r:id="rId87">
         <w:r>
           <w:rPr>
             <w:rStyle w:val="Hyperlink"/>
@@ -20839,7 +21188,7 @@
       <w:r>
         <w:t xml:space="preserve"> </w:t>
       </w:r>
-      <w:hyperlink r:id="rId82">
+      <w:hyperlink r:id="rId88">
         <w:r>
           <w:rPr>
             <w:rStyle w:val="Hyperlink"/>
@@ -20856,7 +21205,7 @@
           <w:numId w:val="1008"/>
         </w:numPr>
       </w:pPr>
-      <w:hyperlink r:id="rId83">
+      <w:hyperlink r:id="rId89">
         <w:r>
           <w:rPr>
             <w:rStyle w:val="Hyperlink"/>
@@ -20888,7 +21237,7 @@
       <w:r>
         <w:t xml:space="preserve"> </w:t>
       </w:r>
-      <w:hyperlink r:id="rId84">
+      <w:hyperlink r:id="rId90">
         <w:r>
           <w:rPr>
             <w:rStyle w:val="Hyperlink"/>
@@ -20917,7 +21266,7 @@
           <w:numId w:val="1008"/>
         </w:numPr>
       </w:pPr>
-      <w:hyperlink r:id="rId85">
+      <w:hyperlink r:id="rId91">
         <w:r>
           <w:rPr>
             <w:rStyle w:val="Hyperlink"/>
@@ -20946,7 +21295,7 @@
       <w:r>
         <w:t xml:space="preserve"> </w:t>
       </w:r>
-      <w:hyperlink r:id="rId86">
+      <w:hyperlink r:id="rId92">
         <w:r>
           <w:rPr>
             <w:rStyle w:val="Hyperlink"/>
@@ -20963,7 +21312,7 @@
           <w:numId w:val="1008"/>
         </w:numPr>
       </w:pPr>
-      <w:hyperlink r:id="rId87">
+      <w:hyperlink r:id="rId93">
         <w:r>
           <w:rPr>
             <w:rStyle w:val="Hyperlink"/>
@@ -20986,7 +21335,7 @@
           <w:numId w:val="1008"/>
         </w:numPr>
       </w:pPr>
-      <w:hyperlink r:id="rId88">
+      <w:hyperlink r:id="rId94">
         <w:r>
           <w:rPr>
             <w:rStyle w:val="Hyperlink"/>
@@ -21009,7 +21358,7 @@
           <w:numId w:val="1008"/>
         </w:numPr>
       </w:pPr>
-      <w:hyperlink r:id="rId89">
+      <w:hyperlink r:id="rId95">
         <w:r>
           <w:rPr>
             <w:rStyle w:val="Hyperlink"/>
@@ -21032,7 +21381,7 @@
           <w:numId w:val="1008"/>
         </w:numPr>
       </w:pPr>
-      <w:hyperlink r:id="rId90">
+      <w:hyperlink r:id="rId96">
         <w:r>
           <w:rPr>
             <w:rStyle w:val="Hyperlink"/>
@@ -21055,7 +21404,7 @@
           <w:numId w:val="1008"/>
         </w:numPr>
       </w:pPr>
-      <w:hyperlink r:id="rId91">
+      <w:hyperlink r:id="rId97">
         <w:r>
           <w:rPr>
             <w:rStyle w:val="Hyperlink"/>
@@ -21084,7 +21433,7 @@
       <w:r>
         <w:t xml:space="preserve"> </w:t>
       </w:r>
-      <w:hyperlink r:id="rId92">
+      <w:hyperlink r:id="rId98">
         <w:r>
           <w:rPr>
             <w:rStyle w:val="Hyperlink"/>
@@ -21101,7 +21450,7 @@
           <w:numId w:val="1008"/>
         </w:numPr>
       </w:pPr>
-      <w:hyperlink r:id="rId93">
+      <w:hyperlink r:id="rId99">
         <w:r>
           <w:rPr>
             <w:rStyle w:val="Hyperlink"/>
@@ -21127,7 +21476,7 @@
           <w:numId w:val="1008"/>
         </w:numPr>
       </w:pPr>
-      <w:hyperlink r:id="rId94">
+      <w:hyperlink r:id="rId100">
         <w:r>
           <w:rPr>
             <w:rStyle w:val="Hyperlink"/>
@@ -21153,7 +21502,7 @@
           <w:numId w:val="1008"/>
         </w:numPr>
       </w:pPr>
-      <w:hyperlink r:id="rId95">
+      <w:hyperlink r:id="rId101">
         <w:r>
           <w:rPr>
             <w:rStyle w:val="Hyperlink"/>
@@ -21197,7 +21546,7 @@
       <w:r>
         <w:t xml:space="preserve"> </w:t>
       </w:r>
-      <w:hyperlink r:id="rId96">
+      <w:hyperlink r:id="rId102">
         <w:r>
           <w:rPr>
             <w:rStyle w:val="Hyperlink"/>
@@ -21220,7 +21569,7 @@
       <w:r>
         <w:t xml:space="preserve"> </w:t>
       </w:r>
-      <w:hyperlink r:id="rId97">
+      <w:hyperlink r:id="rId103">
         <w:r>
           <w:rPr>
             <w:rStyle w:val="Hyperlink"/>
@@ -21267,7 +21616,7 @@
       <w:r>
         <w:t xml:space="preserve"> </w:t>
       </w:r>
-      <w:hyperlink r:id="rId92">
+      <w:hyperlink r:id="rId98">
         <w:r>
           <w:rPr>
             <w:rStyle w:val="Hyperlink"/>
@@ -21444,8 +21793,8 @@
         <w:t xml:space="preserve">by UC Berkeley professors</w:t>
       </w:r>
     </w:p>
-    <w:bookmarkEnd w:id="98"/>
-    <w:bookmarkStart w:id="134" w:name="references"/>
+    <w:bookmarkEnd w:id="104"/>
+    <w:bookmarkStart w:id="142" w:name="references"/>
     <w:p>
       <w:pPr>
         <w:pStyle w:val="Heading1"/>
@@ -21454,8 +21803,8 @@
         <w:t xml:space="preserve">References</w:t>
       </w:r>
     </w:p>
-    <w:bookmarkStart w:id="133" w:name="refs"/>
-    <w:bookmarkStart w:id="100" w:name="ref-bates2015lme4"/>
+    <w:bookmarkStart w:id="141" w:name="refs"/>
+    <w:bookmarkStart w:id="106" w:name="ref-bates2015lme4"/>
     <w:p>
       <w:pPr>
         <w:pStyle w:val="Bibliography"/>
@@ -21497,7 +21846,7 @@
       <w:r>
         <w:t xml:space="preserve"> </w:t>
       </w:r>
-      <w:hyperlink r:id="rId99">
+      <w:hyperlink r:id="rId105">
         <w:r>
           <w:rPr>
             <w:rStyle w:val="Hyperlink"/>
@@ -21509,8 +21858,8 @@
         <w:t xml:space="preserve">.</w:t>
       </w:r>
     </w:p>
-    <w:bookmarkEnd w:id="100"/>
-    <w:bookmarkStart w:id="101" w:name="ref-congdon2020"/>
+    <w:bookmarkEnd w:id="106"/>
+    <w:bookmarkStart w:id="107" w:name="ref-congdon2020"/>
     <w:p>
       <w:pPr>
         <w:pStyle w:val="Bibliography"/>
@@ -21553,8 +21902,8 @@
         <w:t xml:space="preserve">. 2nd edition. CRC Press.</w:t>
       </w:r>
     </w:p>
-    <w:bookmarkEnd w:id="101"/>
-    <w:bookmarkStart w:id="102" w:name="ref-DigglePeter2013AoLD"/>
+    <w:bookmarkEnd w:id="107"/>
+    <w:bookmarkStart w:id="108" w:name="ref-DigglePeter2013AoLD"/>
     <w:p>
       <w:pPr>
         <w:pStyle w:val="Bibliography"/>
@@ -21576,8 +21925,8 @@
         <w:t xml:space="preserve">. Second edition. Vol. 25. Oxford Statistical Science Series. Oxford University Press.</w:t>
       </w:r>
     </w:p>
-    <w:bookmarkEnd w:id="102"/>
-    <w:bookmarkStart w:id="104" w:name="ref-dobson4e"/>
+    <w:bookmarkEnd w:id="108"/>
+    <w:bookmarkStart w:id="110" w:name="ref-dobson4e"/>
     <w:p>
       <w:pPr>
         <w:pStyle w:val="Bibliography"/>
@@ -21601,7 +21950,7 @@
       <w:r>
         <w:t xml:space="preserve"> </w:t>
       </w:r>
-      <w:hyperlink r:id="rId103">
+      <w:hyperlink r:id="rId109">
         <w:r>
           <w:rPr>
             <w:rStyle w:val="Hyperlink"/>
@@ -21613,8 +21962,8 @@
         <w:t xml:space="preserve">.</w:t>
       </w:r>
     </w:p>
-    <w:bookmarkEnd w:id="104"/>
-    <w:bookmarkStart w:id="106" w:name="ref-faraway2016extending"/>
+    <w:bookmarkEnd w:id="110"/>
+    <w:bookmarkStart w:id="112" w:name="ref-faraway2016extending"/>
     <w:p>
       <w:pPr>
         <w:pStyle w:val="Bibliography"/>
@@ -21638,7 +21987,7 @@
       <w:r>
         <w:t xml:space="preserve"> </w:t>
       </w:r>
-      <w:hyperlink r:id="rId105">
+      <w:hyperlink r:id="rId111">
         <w:r>
           <w:rPr>
             <w:rStyle w:val="Hyperlink"/>
@@ -21650,8 +21999,8 @@
         <w:t xml:space="preserve">.</w:t>
       </w:r>
     </w:p>
-    <w:bookmarkEnd w:id="106"/>
-    <w:bookmarkStart w:id="108" w:name="ref-fitzmaurice2009"/>
+    <w:bookmarkEnd w:id="112"/>
+    <w:bookmarkStart w:id="114" w:name="ref-fitzmaurice2009"/>
     <w:p>
       <w:pPr>
         <w:pStyle w:val="Bibliography"/>
@@ -21675,7 +22024,7 @@
       <w:r>
         <w:t xml:space="preserve"> </w:t>
       </w:r>
-      <w:hyperlink r:id="rId107">
+      <w:hyperlink r:id="rId113">
         <w:r>
           <w:rPr>
             <w:rStyle w:val="Hyperlink"/>
@@ -21687,8 +22036,8 @@
         <w:t xml:space="preserve">.</w:t>
       </w:r>
     </w:p>
-    <w:bookmarkEnd w:id="108"/>
-    <w:bookmarkStart w:id="110" w:name="ref-fitzmaurice2012"/>
+    <w:bookmarkEnd w:id="114"/>
+    <w:bookmarkStart w:id="116" w:name="ref-fitzmaurice2012"/>
     <w:p>
       <w:pPr>
         <w:pStyle w:val="Bibliography"/>
@@ -21712,7 +22061,7 @@
       <w:r>
         <w:t xml:space="preserve"> </w:t>
       </w:r>
-      <w:hyperlink r:id="rId109">
+      <w:hyperlink r:id="rId115">
         <w:r>
           <w:rPr>
             <w:rStyle w:val="Hyperlink"/>
@@ -21724,8 +22073,8 @@
         <w:t xml:space="preserve">.</w:t>
       </w:r>
     </w:p>
-    <w:bookmarkEnd w:id="110"/>
-    <w:bookmarkStart w:id="112" w:name="ref-galecki2013"/>
+    <w:bookmarkEnd w:id="116"/>
+    <w:bookmarkStart w:id="118" w:name="ref-galecki2013"/>
     <w:p>
       <w:pPr>
         <w:pStyle w:val="Bibliography"/>
@@ -21777,7 +22126,7 @@
       <w:r>
         <w:t xml:space="preserve"> </w:t>
       </w:r>
-      <w:hyperlink r:id="rId111">
+      <w:hyperlink r:id="rId117">
         <w:r>
           <w:rPr>
             <w:rStyle w:val="Hyperlink"/>
@@ -21789,8 +22138,8 @@
         <w:t xml:space="preserve">.</w:t>
       </w:r>
     </w:p>
-    <w:bookmarkEnd w:id="112"/>
-    <w:bookmarkStart w:id="113" w:name="ref-gelman2006data"/>
+    <w:bookmarkEnd w:id="118"/>
+    <w:bookmarkStart w:id="119" w:name="ref-gelman2006data"/>
     <w:p>
       <w:pPr>
         <w:pStyle w:val="Bibliography"/>
@@ -21812,8 +22161,8 @@
         <w:t xml:space="preserve">. Analytical Methods for Social Research. Cambridge University Press.</w:t>
       </w:r>
     </w:p>
-    <w:bookmarkEnd w:id="113"/>
-    <w:bookmarkStart w:id="115" w:name="ref-goodrich2024rstanarm"/>
+    <w:bookmarkEnd w:id="119"/>
+    <w:bookmarkStart w:id="121" w:name="ref-goodrich2024rstanarm"/>
     <w:p>
       <w:pPr>
         <w:pStyle w:val="Bibliography"/>
@@ -21886,7 +22235,7 @@
       <w:r>
         <w:t xml:space="preserve"> </w:t>
       </w:r>
-      <w:hyperlink r:id="rId114">
+      <w:hyperlink r:id="rId120">
         <w:r>
           <w:rPr>
             <w:rStyle w:val="Hyperlink"/>
@@ -21898,8 +22247,8 @@
         <w:t xml:space="preserve">.</w:t>
       </w:r>
     </w:p>
-    <w:bookmarkEnd w:id="115"/>
-    <w:bookmarkStart w:id="116" w:name="ref-hedeker2006"/>
+    <w:bookmarkEnd w:id="121"/>
+    <w:bookmarkStart w:id="122" w:name="ref-hedeker2006"/>
     <w:p>
       <w:pPr>
         <w:pStyle w:val="Bibliography"/>
@@ -21921,8 +22270,8 @@
         <w:t xml:space="preserve">. Wiley Series in Probability and Statistics. Wiley-Interscience.</w:t>
       </w:r>
     </w:p>
-    <w:bookmarkEnd w:id="116"/>
-    <w:bookmarkStart w:id="118" w:name="ref-jewell2016analysis"/>
+    <w:bookmarkEnd w:id="122"/>
+    <w:bookmarkStart w:id="124" w:name="ref-jewell2016analysis"/>
     <w:p>
       <w:pPr>
         <w:pStyle w:val="Bibliography"/>
@@ -21946,7 +22295,7 @@
       <w:r>
         <w:t xml:space="preserve"> </w:t>
       </w:r>
-      <w:hyperlink r:id="rId117">
+      <w:hyperlink r:id="rId123">
         <w:r>
           <w:rPr>
             <w:rStyle w:val="Hyperlink"/>
@@ -21958,8 +22307,8 @@
         <w:t xml:space="preserve">.</w:t>
       </w:r>
     </w:p>
-    <w:bookmarkEnd w:id="118"/>
-    <w:bookmarkStart w:id="120" w:name="ref-jiming2021"/>
+    <w:bookmarkEnd w:id="124"/>
+    <w:bookmarkStart w:id="126" w:name="ref-jiming2021"/>
     <w:p>
       <w:pPr>
         <w:pStyle w:val="Bibliography"/>
@@ -21983,7 +22332,7 @@
       <w:r>
         <w:t xml:space="preserve"> </w:t>
       </w:r>
-      <w:hyperlink r:id="rId119">
+      <w:hyperlink r:id="rId125">
         <w:r>
           <w:rPr>
             <w:rStyle w:val="Hyperlink"/>
@@ -21995,8 +22344,8 @@
         <w:t xml:space="preserve">.</w:t>
       </w:r>
     </w:p>
-    <w:bookmarkEnd w:id="120"/>
-    <w:bookmarkStart w:id="121" w:name="ref-mcculloch2008generalized"/>
+    <w:bookmarkEnd w:id="126"/>
+    <w:bookmarkStart w:id="127" w:name="ref-mcculloch2008generalized"/>
     <w:p>
       <w:pPr>
         <w:pStyle w:val="Bibliography"/>
@@ -22018,14 +22367,14 @@
         <w:t xml:space="preserve">. 2nd ed. Vol. 651. John Wiley &amp; Sons.</w:t>
       </w:r>
     </w:p>
-    <w:bookmarkEnd w:id="121"/>
-    <w:bookmarkStart w:id="123" w:name="ref-molenberghs2005"/>
+    <w:bookmarkEnd w:id="127"/>
+    <w:bookmarkStart w:id="129" w:name="ref-mcelreath2026rethinking"/>
     <w:p>
       <w:pPr>
         <w:pStyle w:val="Bibliography"/>
       </w:pPr>
       <w:r>
-        <w:t xml:space="preserve">Molenberghs, Geert., and Geert. Verbeke. 2005.</w:t>
+        <w:t xml:space="preserve">McElreath, Richard. 2026.</w:t>
       </w:r>
       <w:r>
         <w:t xml:space="preserve"> </w:t>
@@ -22035,6 +22384,43 @@
           <w:i/>
           <w:iCs/>
         </w:rPr>
+        <w:t xml:space="preserve">Statistical Rethinking 2026</w:t>
+      </w:r>
+      <w:r>
+        <w:t xml:space="preserve">. Lecture videos, YouTube.</w:t>
+      </w:r>
+      <w:r>
+        <w:t xml:space="preserve"> </w:t>
+      </w:r>
+      <w:hyperlink r:id="rId128">
+        <w:r>
+          <w:rPr>
+            <w:rStyle w:val="Hyperlink"/>
+          </w:rPr>
+          <w:t xml:space="preserve">https://github.com/rmcelreath/stat_rethinking_2026</w:t>
+        </w:r>
+      </w:hyperlink>
+      <w:r>
+        <w:t xml:space="preserve">.</w:t>
+      </w:r>
+    </w:p>
+    <w:bookmarkEnd w:id="129"/>
+    <w:bookmarkStart w:id="131" w:name="ref-molenberghs2005"/>
+    <w:p>
+      <w:pPr>
+        <w:pStyle w:val="Bibliography"/>
+      </w:pPr>
+      <w:r>
+        <w:t xml:space="preserve">Molenberghs, Geert., and Geert. Verbeke. 2005.</w:t>
+      </w:r>
+      <w:r>
+        <w:t xml:space="preserve"> </w:t>
+      </w:r>
+      <w:r>
+        <w:rPr>
+          <w:i/>
+          <w:iCs/>
+        </w:rPr>
         <w:t xml:space="preserve">Models for Discrete Longitudinal Data</w:t>
       </w:r>
       <w:r>
@@ -22043,7 +22429,7 @@
       <w:r>
         <w:t xml:space="preserve"> </w:t>
       </w:r>
-      <w:hyperlink r:id="rId122">
+      <w:hyperlink r:id="rId130">
         <w:r>
           <w:rPr>
             <w:rStyle w:val="Hyperlink"/>
@@ -22055,8 +22441,8 @@
         <w:t xml:space="preserve">.</w:t>
       </w:r>
     </w:p>
-    <w:bookmarkEnd w:id="123"/>
-    <w:bookmarkStart w:id="124" w:name="ref-rocke2021epi204"/>
+    <w:bookmarkEnd w:id="131"/>
+    <w:bookmarkStart w:id="132" w:name="ref-rocke2021epi204"/>
     <w:p>
       <w:pPr>
         <w:pStyle w:val="Bibliography"/>
@@ -22134,8 +22520,8 @@
         <w:t xml:space="preserve">.</w:t>
       </w:r>
     </w:p>
-    <w:bookmarkEnd w:id="124"/>
-    <w:bookmarkStart w:id="126" w:name="ref-venables2002modern"/>
+    <w:bookmarkEnd w:id="132"/>
+    <w:bookmarkStart w:id="134" w:name="ref-venables2002modern"/>
     <w:p>
       <w:pPr>
         <w:pStyle w:val="Bibliography"/>
@@ -22173,7 +22559,7 @@
       <w:r>
         <w:t xml:space="preserve"> </w:t>
       </w:r>
-      <w:hyperlink r:id="rId125">
+      <w:hyperlink r:id="rId133">
         <w:r>
           <w:rPr>
             <w:rStyle w:val="Hyperlink"/>
@@ -22185,8 +22571,8 @@
         <w:t xml:space="preserve">.</w:t>
       </w:r>
     </w:p>
-    <w:bookmarkEnd w:id="126"/>
-    <w:bookmarkStart w:id="128" w:name="ref-VerbekeGeert2000LMMf"/>
+    <w:bookmarkEnd w:id="134"/>
+    <w:bookmarkStart w:id="136" w:name="ref-VerbekeGeert2000LMMf"/>
     <w:p>
       <w:pPr>
         <w:pStyle w:val="Bibliography"/>
@@ -22210,7 +22596,7 @@
       <w:r>
         <w:t xml:space="preserve"> </w:t>
       </w:r>
-      <w:hyperlink r:id="rId127">
+      <w:hyperlink r:id="rId135">
         <w:r>
           <w:rPr>
             <w:rStyle w:val="Hyperlink"/>
@@ -22222,8 +22608,8 @@
         <w:t xml:space="preserve">.</w:t>
       </w:r>
     </w:p>
-    <w:bookmarkEnd w:id="128"/>
-    <w:bookmarkStart w:id="130" w:name="ref-vittinghoff2e"/>
+    <w:bookmarkEnd w:id="136"/>
+    <w:bookmarkStart w:id="138" w:name="ref-vittinghoff2e"/>
     <w:p>
       <w:pPr>
         <w:pStyle w:val="Bibliography"/>
@@ -22247,7 +22633,7 @@
       <w:r>
         <w:t xml:space="preserve"> </w:t>
       </w:r>
-      <w:hyperlink r:id="rId129">
+      <w:hyperlink r:id="rId137">
         <w:r>
           <w:rPr>
             <w:rStyle w:val="Hyperlink"/>
@@ -22259,8 +22645,8 @@
         <w:t xml:space="preserve">.</w:t>
       </w:r>
     </w:p>
-    <w:bookmarkEnd w:id="130"/>
-    <w:bookmarkStart w:id="131" w:name="ref-wakefield2013"/>
+    <w:bookmarkEnd w:id="138"/>
+    <w:bookmarkStart w:id="139" w:name="ref-wakefield2013"/>
     <w:p>
       <w:pPr>
         <w:pStyle w:val="Bibliography"/>
@@ -22282,8 +22668,8 @@
         <w:t xml:space="preserve">. 1st ed. 2013. Springer Series in Statistics. Springer New York.</w:t>
       </w:r>
     </w:p>
-    <w:bookmarkEnd w:id="131"/>
-    <w:bookmarkStart w:id="132" w:name="ref-zuur2009"/>
+    <w:bookmarkEnd w:id="139"/>
+    <w:bookmarkStart w:id="140" w:name="ref-zuur2009"/>
     <w:p>
       <w:pPr>
         <w:pStyle w:val="Bibliography"/>
@@ -22305,9 +22691,9 @@
         <w:t xml:space="preserve">. Statistics for Biology and Health. Springer.</w:t>
       </w:r>
     </w:p>
-    <w:bookmarkEnd w:id="132"/>
-    <w:bookmarkEnd w:id="133"/>
-    <w:bookmarkEnd w:id="134"/>
+    <w:bookmarkEnd w:id="140"/>
+    <w:bookmarkEnd w:id="141"/>
+    <w:bookmarkEnd w:id="142"/>
     <w:sectPr>
       <w:footnotePr>
         <w:numRestart w:val="eachSect"/>

--- a/chapters/intro-multilevel-models-handout.docx
+++ b/chapters/intro-multilevel-models-handout.docx
@@ -3263,7 +3263,7 @@
                 <w:b/>
                 <w:bCs/>
               </w:rPr>
-              <w:t xml:space="preserve">Definition 3 (Mixed-effects model)</w:t>
+              <w:t xml:space="preserve">Definition 3 (Mixed-effects model (mixed model))</w:t>
             </w:r>
             <w:r>
               <w:t xml:space="preserve"> </w:t>

--- a/chapters/intro-multilevel-models-handout.docx
+++ b/chapters/intro-multilevel-models-handout.docx
@@ -5622,13 +5622,14 @@
             <w:r>
               <w:t xml:space="preserve"> </w:t>
             </w:r>
-            <w:r>
-              <w:rPr>
-                <w:b/>
-                <w:bCs/>
-              </w:rPr>
-              <w:t xml:space="preserve">random effects</w:t>
-            </w:r>
+            <w:hyperlink w:anchor="def-random-effect">
+              <w:r>
+                <w:rPr>
+                  <w:rStyle w:val="Hyperlink"/>
+                </w:rPr>
+                <w:t xml:space="preserve">random effects</w:t>
+              </w:r>
+            </w:hyperlink>
             <w:r>
               <w:t xml:space="preserve"> </w:t>
             </w:r>
@@ -25154,8 +25155,167 @@
             </w:pPr>
             <w:r>
               <w:rPr>
+                <w:rStyle w:val="CommentTok"/>
+              </w:rPr>
+              <w:t xml:space="preserve"># the fit works with log radon;</w:t>
+            </w:r>
+            <w:r>
+              <w:br/>
+            </w:r>
+            <w:r>
+              <w:rPr>
+                <w:rStyle w:val="CommentTok"/>
+              </w:rPr>
+              <w:t xml:space="preserve"># the y-axis ticks sit at the logs of round radon values, labelled in pCi/L</w:t>
+            </w:r>
+            <w:r>
+              <w:br/>
+            </w:r>
+            <w:r>
+              <w:rPr>
+                <w:rStyle w:val="NormalTok"/>
+              </w:rPr>
+              <w:t xml:space="preserve">radon_ticks </w:t>
+            </w:r>
+            <w:r>
+              <w:rPr>
+                <w:rStyle w:val="OtherTok"/>
+              </w:rPr>
+              <w:t xml:space="preserve">&lt;-</w:t>
+            </w:r>
+            <w:r>
+              <w:rPr>
+                <w:rStyle w:val="NormalTok"/>
+              </w:rPr>
+              <w:t xml:space="preserve"> </w:t>
+            </w:r>
+            <w:r>
+              <w:rPr>
                 <w:rStyle w:val="FunctionTok"/>
               </w:rPr>
+              <w:t xml:space="preserve">c</w:t>
+            </w:r>
+            <w:r>
+              <w:rPr>
+                <w:rStyle w:val="NormalTok"/>
+              </w:rPr>
+              <w:t xml:space="preserve">(</w:t>
+            </w:r>
+            <w:r>
+              <w:rPr>
+                <w:rStyle w:val="FloatTok"/>
+              </w:rPr>
+              <w:t xml:space="preserve">0.5</w:t>
+            </w:r>
+            <w:r>
+              <w:rPr>
+                <w:rStyle w:val="NormalTok"/>
+              </w:rPr>
+              <w:t xml:space="preserve">, </w:t>
+            </w:r>
+            <w:r>
+              <w:rPr>
+                <w:rStyle w:val="DecValTok"/>
+              </w:rPr>
+              <w:t xml:space="preserve">1</w:t>
+            </w:r>
+            <w:r>
+              <w:rPr>
+                <w:rStyle w:val="NormalTok"/>
+              </w:rPr>
+              <w:t xml:space="preserve">, </w:t>
+            </w:r>
+            <w:r>
+              <w:rPr>
+                <w:rStyle w:val="FloatTok"/>
+              </w:rPr>
+              <w:t xml:space="preserve">1.5</w:t>
+            </w:r>
+            <w:r>
+              <w:rPr>
+                <w:rStyle w:val="NormalTok"/>
+              </w:rPr>
+              <w:t xml:space="preserve">, </w:t>
+            </w:r>
+            <w:r>
+              <w:rPr>
+                <w:rStyle w:val="DecValTok"/>
+              </w:rPr>
+              <w:t xml:space="preserve">2</w:t>
+            </w:r>
+            <w:r>
+              <w:rPr>
+                <w:rStyle w:val="NormalTok"/>
+              </w:rPr>
+              <w:t xml:space="preserve">, </w:t>
+            </w:r>
+            <w:r>
+              <w:rPr>
+                <w:rStyle w:val="DecValTok"/>
+              </w:rPr>
+              <w:t xml:space="preserve">3</w:t>
+            </w:r>
+            <w:r>
+              <w:rPr>
+                <w:rStyle w:val="NormalTok"/>
+              </w:rPr>
+              <w:t xml:space="preserve">, </w:t>
+            </w:r>
+            <w:r>
+              <w:rPr>
+                <w:rStyle w:val="DecValTok"/>
+              </w:rPr>
+              <w:t xml:space="preserve">4</w:t>
+            </w:r>
+            <w:r>
+              <w:rPr>
+                <w:rStyle w:val="NormalTok"/>
+              </w:rPr>
+              <w:t xml:space="preserve">, </w:t>
+            </w:r>
+            <w:r>
+              <w:rPr>
+                <w:rStyle w:val="DecValTok"/>
+              </w:rPr>
+              <w:t xml:space="preserve">6</w:t>
+            </w:r>
+            <w:r>
+              <w:rPr>
+                <w:rStyle w:val="NormalTok"/>
+              </w:rPr>
+              <w:t xml:space="preserve">, </w:t>
+            </w:r>
+            <w:r>
+              <w:rPr>
+                <w:rStyle w:val="DecValTok"/>
+              </w:rPr>
+              <w:t xml:space="preserve">8</w:t>
+            </w:r>
+            <w:r>
+              <w:rPr>
+                <w:rStyle w:val="NormalTok"/>
+              </w:rPr>
+              <w:t xml:space="preserve">, </w:t>
+            </w:r>
+            <w:r>
+              <w:rPr>
+                <w:rStyle w:val="DecValTok"/>
+              </w:rPr>
+              <w:t xml:space="preserve">12</w:t>
+            </w:r>
+            <w:r>
+              <w:rPr>
+                <w:rStyle w:val="NormalTok"/>
+              </w:rPr>
+              <w:t xml:space="preserve">)</w:t>
+            </w:r>
+            <w:r>
+              <w:br/>
+            </w:r>
+            <w:r>
+              <w:rPr>
+                <w:rStyle w:val="FunctionTok"/>
+              </w:rPr>
               <w:t xml:space="preserve">plot</w:t>
             </w:r>
             <w:r>
@@ -25240,6 +25400,30 @@
               <w:rPr>
                 <w:rStyle w:val="NormalTok"/>
               </w:rPr>
+              <w:t xml:space="preserve">, </w:t>
+            </w:r>
+            <w:r>
+              <w:rPr>
+                <w:rStyle w:val="AttributeTok"/>
+              </w:rPr>
+              <w:t xml:space="preserve">yaxt =</w:t>
+            </w:r>
+            <w:r>
+              <w:rPr>
+                <w:rStyle w:val="NormalTok"/>
+              </w:rPr>
+              <w:t xml:space="preserve"> </w:t>
+            </w:r>
+            <w:r>
+              <w:rPr>
+                <w:rStyle w:val="StringTok"/>
+              </w:rPr>
+              <w:t xml:space="preserve">"n"</w:t>
+            </w:r>
+            <w:r>
+              <w:rPr>
+                <w:rStyle w:val="NormalTok"/>
+              </w:rPr>
               <w:t xml:space="preserve">,</w:t>
             </w:r>
             <w:r>
@@ -25300,7 +25484,7 @@
               <w:rPr>
                 <w:rStyle w:val="StringTok"/>
               </w:rPr>
-              <w:t xml:space="preserve">"Estimated county mean log radon"</w:t>
+              <w:t xml:space="preserve">"County geometric-mean radon (pCi/L)"</w:t>
             </w:r>
             <w:r>
               <w:br/>
@@ -25310,6 +25494,69 @@
                 <w:rStyle w:val="NormalTok"/>
               </w:rPr>
               <w:t xml:space="preserve">)</w:t>
+            </w:r>
+            <w:r>
+              <w:br/>
+            </w:r>
+            <w:r>
+              <w:rPr>
+                <w:rStyle w:val="FunctionTok"/>
+              </w:rPr>
+              <w:t xml:space="preserve">axis</w:t>
+            </w:r>
+            <w:r>
+              <w:rPr>
+                <w:rStyle w:val="NormalTok"/>
+              </w:rPr>
+              <w:t xml:space="preserve">(</w:t>
+            </w:r>
+            <w:r>
+              <w:rPr>
+                <w:rStyle w:val="DecValTok"/>
+              </w:rPr>
+              <w:t xml:space="preserve">2</w:t>
+            </w:r>
+            <w:r>
+              <w:rPr>
+                <w:rStyle w:val="NormalTok"/>
+              </w:rPr>
+              <w:t xml:space="preserve">, </w:t>
+            </w:r>
+            <w:r>
+              <w:rPr>
+                <w:rStyle w:val="AttributeTok"/>
+              </w:rPr>
+              <w:t xml:space="preserve">at =</w:t>
+            </w:r>
+            <w:r>
+              <w:rPr>
+                <w:rStyle w:val="NormalTok"/>
+              </w:rPr>
+              <w:t xml:space="preserve"> </w:t>
+            </w:r>
+            <w:r>
+              <w:rPr>
+                <w:rStyle w:val="FunctionTok"/>
+              </w:rPr>
+              <w:t xml:space="preserve">log</w:t>
+            </w:r>
+            <w:r>
+              <w:rPr>
+                <w:rStyle w:val="NormalTok"/>
+              </w:rPr>
+              <w:t xml:space="preserve">(radon_ticks), </w:t>
+            </w:r>
+            <w:r>
+              <w:rPr>
+                <w:rStyle w:val="AttributeTok"/>
+              </w:rPr>
+              <w:t xml:space="preserve">labels =</w:t>
+            </w:r>
+            <w:r>
+              <w:rPr>
+                <w:rStyle w:val="NormalTok"/>
+              </w:rPr>
+              <w:t xml:space="preserve"> radon_ticks)</w:t>
             </w:r>
             <w:r>
               <w:br/>
@@ -25642,13 +25889,31 @@
               <w:pStyle w:val="ImageCaption"/>
             </w:pPr>
             <w:r>
-              <w:t xml:space="preserve">Figure 1: No-pooling and partial-pooling estimates of the county mean log radon levels;</w:t>
+              <w:t xml:space="preserve">Figure 1: No-pooling and partial-pooling estimates of the county geometric-mean radon levels</w:t>
+            </w:r>
+            <w:r>
+              <w:t xml:space="preserve"> </w:t>
+            </w:r>
+            <w:r>
+              <w:t xml:space="preserve">(the exponentials of the estimated county means of log radon);</w:t>
             </w:r>
             <w:r>
               <w:t xml:space="preserve"> </w:t>
             </w:r>
             <w:r>
               <w:t xml:space="preserve">the dashed line is the complete-pooling estimate.</w:t>
+            </w:r>
+            <w:r>
+              <w:t xml:space="preserve"> </w:t>
+            </w:r>
+            <w:r>
+              <w:t xml:space="preserve">The model is fit to log radon,</w:t>
+            </w:r>
+            <w:r>
+              <w:t xml:space="preserve"> </w:t>
+            </w:r>
+            <w:r>
+              <w:t xml:space="preserve">so the radon axis is spaced logarithmically.</w:t>
             </w:r>
           </w:p>
           <w:bookmarkEnd w:id="102"/>

--- a/chapters/intro-multilevel-models-handout.docx
+++ b/chapters/intro-multilevel-models-handout.docx
@@ -3530,16 +3530,21 @@
                   <m:e>
                     <m:sSub>
                       <m:e>
-                        <m:acc>
-                          <m:accPr>
-                            <m:chr m:val="̃"/>
-                          </m:accPr>
+                        <m:limLow>
                           <m:e>
                             <m:r>
                               <m:t>x</m:t>
                             </m:r>
                           </m:e>
-                        </m:acc>
+                          <m:lim>
+                            <m:r>
+                              <m:rPr>
+                                <m:sty m:val="p"/>
+                              </m:rPr>
+                              <m:t>∼</m:t>
+                            </m:r>
+                          </m:lim>
+                        </m:limLow>
                       </m:e>
                       <m:sub>
                         <m:r>
@@ -3560,16 +3565,21 @@
                     </m:r>
                   </m:sup>
                 </m:sSup>
-                <m:acc>
-                  <m:accPr>
-                    <m:chr m:val="̃"/>
-                  </m:accPr>
+                <m:limLow>
                   <m:e>
                     <m:r>
                       <m:t>β</m:t>
                     </m:r>
                   </m:e>
-                </m:acc>
+                  <m:lim>
+                    <m:r>
+                      <m:rPr>
+                        <m:sty m:val="p"/>
+                      </m:rPr>
+                      <m:t>∼</m:t>
+                    </m:r>
+                  </m:lim>
+                </m:limLow>
                 <m:r>
                   <m:rPr>
                     <m:sty m:val="p"/>
@@ -3629,16 +3639,21 @@
               <w:t xml:space="preserve"> </w:t>
             </w:r>
             <m:oMath>
-              <m:acc>
-                <m:accPr>
-                  <m:chr m:val="̃"/>
-                </m:accPr>
+              <m:limLow>
                 <m:e>
                   <m:r>
                     <m:t>β</m:t>
                   </m:r>
                 </m:e>
-              </m:acc>
+                <m:lim>
+                  <m:r>
+                    <m:rPr>
+                      <m:sty m:val="p"/>
+                    </m:rPr>
+                    <m:t>∼</m:t>
+                  </m:r>
+                </m:lim>
+              </m:limLow>
             </m:oMath>
             <w:r>
               <w:t xml:space="preserve"> </w:t>
@@ -27602,7 +27617,7 @@
                       <m:rPr>
                         <m:sty m:val="p"/>
                       </m:rPr>
-                      <m:t>MSE</m:t>
+                      <m:t>pMSE</m:t>
                     </m:r>
                     <m:r>
                       <m:t>​</m:t>
@@ -29609,7 +29624,7 @@
                 <m:rPr>
                   <m:sty m:val="p"/>
                 </m:rPr>
-                <m:t>MSE</m:t>
+                <m:t>pMSE</m:t>
               </m:r>
               <m:r>
                 <m:t>​</m:t>
@@ -29764,7 +29779,7 @@
                       <m:rPr>
                         <m:sty m:val="p"/>
                       </m:rPr>
-                      <m:t>MSE</m:t>
+                      <m:t>pMSE</m:t>
                     </m:r>
                     <m:r>
                       <m:t>​</m:t>
@@ -32157,16 +32172,21 @@
             <m:e>
               <m:sSub>
                 <m:e>
-                  <m:acc>
-                    <m:accPr>
-                      <m:chr m:val="̃"/>
-                    </m:accPr>
+                  <m:limLow>
                     <m:e>
                       <m:r>
                         <m:t>x</m:t>
                       </m:r>
                     </m:e>
-                  </m:acc>
+                    <m:lim>
+                      <m:r>
+                        <m:rPr>
+                          <m:sty m:val="p"/>
+                        </m:rPr>
+                        <m:t>∼</m:t>
+                      </m:r>
+                    </m:lim>
+                  </m:limLow>
                 </m:e>
                 <m:sub>
                   <m:r>
@@ -32187,16 +32207,21 @@
               </m:r>
             </m:sup>
           </m:sSup>
-          <m:acc>
-            <m:accPr>
-              <m:chr m:val="̃"/>
-            </m:accPr>
+          <m:limLow>
             <m:e>
               <m:r>
                 <m:t>β</m:t>
               </m:r>
             </m:e>
-          </m:acc>
+            <m:lim>
+              <m:r>
+                <m:rPr>
+                  <m:sty m:val="p"/>
+                </m:rPr>
+                <m:t>∼</m:t>
+              </m:r>
+            </m:lim>
+          </m:limLow>
           <m:r>
             <m:rPr>
               <m:sty m:val="p"/>

--- a/chapters/intro-multilevel-models-handout.docx
+++ b/chapters/intro-multilevel-models-handout.docx
@@ -1341,7 +1341,7 @@
         <w:t xml:space="preserve"> </w:t>
       </w:r>
       <w:r>
-        <w:t xml:space="preserve">(Rocke 2021)</w:t>
+        <w:t xml:space="preserve">[1]</w:t>
       </w:r>
       <w:r>
         <w:t xml:space="preserve">.</w:t>
@@ -1458,7 +1458,7 @@
         <w:t xml:space="preserve"> </w:t>
       </w:r>
       <w:r>
-        <w:t xml:space="preserve">(Dobson and Barnett 2018, chap. 11)</w:t>
+        <w:t xml:space="preserve">[2, Ch. 11]</w:t>
       </w:r>
       <w:r>
         <w:t xml:space="preserve">.</w:t>
@@ -1503,7 +1503,7 @@
         <w:t xml:space="preserve"> </w:t>
       </w:r>
       <w:r>
-        <w:t xml:space="preserve">(Dobson and Barnett 2018, chap. 11)</w:t>
+        <w:t xml:space="preserve">[2, Ch. 11]</w:t>
       </w:r>
       <w:r>
         <w:t xml:space="preserve">.</w:t>
@@ -1613,7 +1613,7 @@
               <w:t xml:space="preserve"> </w:t>
             </w:r>
             <w:r>
-              <w:t xml:space="preserve">(Rocke 2021)</w:t>
+              <w:t xml:space="preserve">[1]</w:t>
             </w:r>
             <w:r>
               <w:t xml:space="preserve">.</w:t>
@@ -2483,7 +2483,7 @@
               <w:t xml:space="preserve"> </w:t>
             </w:r>
             <w:r>
-              <w:t xml:space="preserve">(Rocke 2021)</w:t>
+              <w:t xml:space="preserve">[1]</w:t>
             </w:r>
             <w:r>
               <w:t xml:space="preserve">.</w:t>
@@ -3213,7 +3213,7 @@
         <w:t xml:space="preserve"> </w:t>
       </w:r>
       <w:r>
-        <w:t xml:space="preserve">(Rocke 2021)</w:t>
+        <w:t xml:space="preserve">[1]</w:t>
       </w:r>
       <w:r>
         <w:t xml:space="preserve">.</w:t>
@@ -3344,7 +3344,7 @@
               <w:t xml:space="preserve"> </w:t>
             </w:r>
             <w:r>
-              <w:t xml:space="preserve">(Rocke 2021; Dobson and Barnett 2018, chap. 11)</w:t>
+              <w:t xml:space="preserve">[1], [2, Ch. 11]</w:t>
             </w:r>
             <w:r>
               <w:t xml:space="preserve">.</w:t>
@@ -3487,146 +3487,11 @@
             <w:pPr>
               <w:pStyle w:val="BodyText"/>
             </w:pPr>
-            <m:oMathPara>
-              <m:oMathParaPr>
-                <m:jc m:val="center"/>
-              </m:oMathParaPr>
-              <m:oMath>
-                <m:sSub>
-                  <m:e>
-                    <m:r>
-                      <m:t>Y</m:t>
-                    </m:r>
-                  </m:e>
-                  <m:sub>
-                    <m:r>
-                      <m:t>i</m:t>
-                    </m:r>
-                    <m:r>
-                      <m:t>j</m:t>
-                    </m:r>
-                  </m:sub>
-                </m:sSub>
-                <m:limUpp>
-                  <m:e>
-                    <m:r>
-                      <m:rPr>
-                        <m:sty m:val="p"/>
-                      </m:rPr>
-                      <m:t>=</m:t>
-                    </m:r>
-                  </m:e>
-                  <m:lim>
-                    <m:r>
-                      <m:rPr>
-                        <m:nor/>
-                        <m:sty m:val="p"/>
-                      </m:rPr>
-                      <m:t>def</m:t>
-                    </m:r>
-                  </m:lim>
-                </m:limUpp>
-                <m:sSup>
-                  <m:e>
-                    <m:sSub>
-                      <m:e>
-                        <m:limLow>
-                          <m:e>
-                            <m:r>
-                              <m:t>x</m:t>
-                            </m:r>
-                          </m:e>
-                          <m:lim>
-                            <m:r>
-                              <m:rPr>
-                                <m:sty m:val="p"/>
-                              </m:rPr>
-                              <m:t>∼</m:t>
-                            </m:r>
-                          </m:lim>
-                        </m:limLow>
-                      </m:e>
-                      <m:sub>
-                        <m:r>
-                          <m:t>i</m:t>
-                        </m:r>
-                        <m:r>
-                          <m:t>j</m:t>
-                        </m:r>
-                      </m:sub>
-                    </m:sSub>
-                  </m:e>
-                  <m:sup>
-                    <m:r>
-                      <m:rPr>
-                        <m:sty m:val="p"/>
-                      </m:rPr>
-                      <m:t>⊤</m:t>
-                    </m:r>
-                  </m:sup>
-                </m:sSup>
-                <m:limLow>
-                  <m:e>
-                    <m:r>
-                      <m:t>β</m:t>
-                    </m:r>
-                  </m:e>
-                  <m:lim>
-                    <m:r>
-                      <m:rPr>
-                        <m:sty m:val="p"/>
-                      </m:rPr>
-                      <m:t>∼</m:t>
-                    </m:r>
-                  </m:lim>
-                </m:limLow>
-                <m:r>
-                  <m:rPr>
-                    <m:sty m:val="p"/>
-                  </m:rPr>
-                  <m:t>+</m:t>
-                </m:r>
-                <m:sSub>
-                  <m:e>
-                    <m:r>
-                      <m:t>α</m:t>
-                    </m:r>
-                  </m:e>
-                  <m:sub>
-                    <m:r>
-                      <m:t>i</m:t>
-                    </m:r>
-                  </m:sub>
-                </m:sSub>
-                <m:r>
-                  <m:rPr>
-                    <m:sty m:val="p"/>
-                  </m:rPr>
-                  <m:t>+</m:t>
-                </m:r>
-                <m:sSub>
-                  <m:e>
-                    <m:r>
-                      <m:t>ϵ</m:t>
-                    </m:r>
-                  </m:e>
-                  <m:sub>
-                    <m:r>
-                      <m:t>i</m:t>
-                    </m:r>
-                    <m:r>
-                      <m:t>j</m:t>
-                    </m:r>
-                  </m:sub>
-                </m:sSub>
-                <m:r>
-                  <m:rPr>
-                    <m:sty m:val="p"/>
-                  </m:rPr>
-                  <m:t>,</m:t>
-                </m:r>
-              </m:oMath>
-            </m:oMathPara>
+            <w:r>
+              <w:t xml:space="preserve">$$
+    Y_{ij} \stackrel{\text{def}}{=}{\mathord{\smash[b]{\underset{\raise.3ex\hbox{$\scriptstyle\sim$}}{x}}\vphantom{x}}_{ij}}^{\top}\mathord{\smash[b]{\underset{\raise.3ex\hbox{$\scriptstyle\sim$}}{\beta}}\vphantom{\beta}}+ \alpha_i + \epsilon_{ij},
+    $$</w:t>
+            </w:r>
           </w:p>
           <w:p>
             <w:pPr>
@@ -3638,23 +3503,9 @@
             <w:r>
               <w:t xml:space="preserve"> </w:t>
             </w:r>
-            <m:oMath>
-              <m:limLow>
-                <m:e>
-                  <m:r>
-                    <m:t>β</m:t>
-                  </m:r>
-                </m:e>
-                <m:lim>
-                  <m:r>
-                    <m:rPr>
-                      <m:sty m:val="p"/>
-                    </m:rPr>
-                    <m:t>∼</m:t>
-                  </m:r>
-                </m:lim>
-              </m:limLow>
-            </m:oMath>
+            <w:r>
+              <w:t xml:space="preserve">$\mathord{\smash[b]{\underset{\raise.3ex\hbox{$\scriptstyle\sim$}}{\beta}}\vphantom{\beta}}$</w:t>
+            </w:r>
             <w:r>
               <w:t xml:space="preserve"> </w:t>
             </w:r>
@@ -4866,7 +4717,7 @@
         <w:t xml:space="preserve"> </w:t>
       </w:r>
       <w:r>
-        <w:t xml:space="preserve">(Rocke 2021)</w:t>
+        <w:t xml:space="preserve">[1]</w:t>
       </w:r>
       <w:r>
         <w:t xml:space="preserve">.</w:t>
@@ -5115,7 +4966,7 @@
               <w:t xml:space="preserve"> </w:t>
             </w:r>
             <w:r>
-              <w:t xml:space="preserve">(Rocke 2021)</w:t>
+              <w:t xml:space="preserve">[1]</w:t>
             </w:r>
             <w:r>
               <w:t xml:space="preserve">.</w:t>
@@ -5153,7 +5004,7 @@
         <w:t xml:space="preserve"> </w:t>
       </w:r>
       <w:r>
-        <w:t xml:space="preserve">(Rocke 2021; Dobson and Barnett 2018, chap. 11)</w:t>
+        <w:t xml:space="preserve">[1], [2, Ch. 11]</w:t>
       </w:r>
       <w:r>
         <w:t xml:space="preserve">.</w:t>
@@ -5928,7 +5779,7 @@
               <w:t xml:space="preserve"> </w:t>
             </w:r>
             <w:r>
-              <w:t xml:space="preserve">(Bates et al. 2015)</w:t>
+              <w:t xml:space="preserve">[3]</w:t>
             </w:r>
             <w:r>
               <w:t xml:space="preserve"> </w:t>
@@ -11026,7 +10877,7 @@
         <w:t xml:space="preserve"> </w:t>
       </w:r>
       <w:r>
-        <w:t xml:space="preserve">(Rocke 2021)</w:t>
+        <w:t xml:space="preserve">[1]</w:t>
       </w:r>
       <w:r>
         <w:t xml:space="preserve">.</w:t>
@@ -15576,7 +15427,7 @@
               <w:t xml:space="preserve"> </w:t>
             </w:r>
             <w:r>
-              <w:t xml:space="preserve">(Bates et al. 2015)</w:t>
+              <w:t xml:space="preserve">[3]</w:t>
             </w:r>
             <w:r>
               <w:t xml:space="preserve"> </w:t>
@@ -15902,7 +15753,7 @@
         <w:t xml:space="preserve"> </w:t>
       </w:r>
       <w:r>
-        <w:t xml:space="preserve">(Rocke 2021; Bates et al. 2015)</w:t>
+        <w:t xml:space="preserve">[1], [3]</w:t>
       </w:r>
       <w:r>
         <w:t xml:space="preserve">.</w:t>
@@ -15965,7 +15816,7 @@
         <w:t xml:space="preserve"> </w:t>
       </w:r>
       <w:r>
-        <w:t xml:space="preserve">(Rocke 2021)</w:t>
+        <w:t xml:space="preserve">[1]</w:t>
       </w:r>
       <w:r>
         <w:t xml:space="preserve">.</w:t>
@@ -16916,7 +16767,7 @@
         <w:t xml:space="preserve"> </w:t>
       </w:r>
       <w:r>
-        <w:t xml:space="preserve">(Rocke 2021)</w:t>
+        <w:t xml:space="preserve">[1]</w:t>
       </w:r>
       <w:r>
         <w:t xml:space="preserve">.</w:t>
@@ -17127,7 +16978,7 @@
               <w:t xml:space="preserve"> </w:t>
             </w:r>
             <w:r>
-              <w:t xml:space="preserve">(Venables and Ripley 2002)</w:t>
+              <w:t xml:space="preserve">[4]</w:t>
             </w:r>
             <w:r>
               <w:t xml:space="preserve"> </w:t>
@@ -21871,7 +21722,7 @@
         <w:t xml:space="preserve"> </w:t>
       </w:r>
       <w:r>
-        <w:t xml:space="preserve">(Rocke 2021)</w:t>
+        <w:t xml:space="preserve">[1]</w:t>
       </w:r>
       <w:r>
         <w:t xml:space="preserve">.</w:t>
@@ -22079,7 +21930,7 @@
               <w:t xml:space="preserve"> </w:t>
             </w:r>
             <w:r>
-              <w:t xml:space="preserve">(Rocke 2021)</w:t>
+              <w:t xml:space="preserve">[1]</w:t>
             </w:r>
             <w:r>
               <w:t xml:space="preserve">.</w:t>
@@ -22292,7 +22143,7 @@
               <w:t xml:space="preserve"> </w:t>
             </w:r>
             <w:r>
-              <w:t xml:space="preserve">(McElreath 2026)</w:t>
+              <w:t xml:space="preserve">[5]</w:t>
             </w:r>
             <w:r>
               <w:t xml:space="preserve">.</w:t>
@@ -22352,7 +22203,7 @@
         <w:t xml:space="preserve"> </w:t>
       </w:r>
       <w:r>
-        <w:t xml:space="preserve">(Gelman and Hill 2007, chap. 12)</w:t>
+        <w:t xml:space="preserve">[6, Ch. 12]</w:t>
       </w:r>
       <w:r>
         <w:t xml:space="preserve">.</w:t>
@@ -22483,7 +22334,7 @@
               <w:t xml:space="preserve"> </w:t>
             </w:r>
             <w:r>
-              <w:t xml:space="preserve">Gelman and Hill (2007, chap. 12)</w:t>
+              <w:t xml:space="preserve">Gelman and Hill [6, Ch. 12]</w:t>
             </w:r>
             <w:r>
               <w:t xml:space="preserve"> </w:t>
@@ -22528,7 +22379,7 @@
               <w:t xml:space="preserve"> </w:t>
             </w:r>
             <w:r>
-              <w:t xml:space="preserve">(Goodrich et al. 2024)</w:t>
+              <w:t xml:space="preserve">[7]</w:t>
             </w:r>
             <w:r>
               <w:t xml:space="preserve">:</w:t>
@@ -22894,7 +22745,7 @@
         <w:t xml:space="preserve"> </w:t>
       </w:r>
       <w:r>
-        <w:t xml:space="preserve">(Gelman and Hill 2007, chap. 12)</w:t>
+        <w:t xml:space="preserve">[6, Ch. 12]</w:t>
       </w:r>
       <w:r>
         <w:t xml:space="preserve">:</w:t>
@@ -23691,7 +23542,7 @@
               <w:t xml:space="preserve"> </w:t>
             </w:r>
             <w:r>
-              <w:t xml:space="preserve">(Gelman and Hill 2007, chap. 12)</w:t>
+              <w:t xml:space="preserve">[6, Ch. 12]</w:t>
             </w:r>
             <w:r>
               <w:t xml:space="preserve">.</w:t>
@@ -30236,7 +30087,7 @@
               <w:t xml:space="preserve"> </w:t>
             </w:r>
             <w:r>
-              <w:t xml:space="preserve">(Rocke 2021)</w:t>
+              <w:t xml:space="preserve">[1]</w:t>
             </w:r>
             <w:r>
               <w:t xml:space="preserve">.</w:t>
@@ -30411,7 +30262,7 @@
               <w:t xml:space="preserve"> </w:t>
             </w:r>
             <w:r>
-              <w:t xml:space="preserve">(McElreath 2026)</w:t>
+              <w:t xml:space="preserve">[5]</w:t>
             </w:r>
             <w:r>
               <w:t xml:space="preserve">.</w:t>
@@ -30452,7 +30303,7 @@
         <w:t xml:space="preserve"> </w:t>
       </w:r>
       <w:r>
-        <w:t xml:space="preserve">(Gelman and Hill 2007, chap. 12)</w:t>
+        <w:t xml:space="preserve">[6, Ch. 12]</w:t>
       </w:r>
       <w:r>
         <w:t xml:space="preserve">.</w:t>
@@ -31579,7 +31430,7 @@
               <w:t xml:space="preserve"> </w:t>
             </w:r>
             <w:r>
-              <w:t xml:space="preserve">(Rocke 2021)</w:t>
+              <w:t xml:space="preserve">[1]</w:t>
             </w:r>
             <w:r>
               <w:t xml:space="preserve">;</w:t>
@@ -32087,272 +31938,13 @@
         <w:pStyle w:val="BodyText"/>
       </w:pPr>
       <w:bookmarkStart w:id="125" w:name="eq-glmm"/>
-      <m:oMathPara>
-        <m:oMathParaPr>
-          <m:jc m:val="center"/>
-        </m:oMathParaPr>
-        <m:oMath>
-          <m:r>
-            <m:rPr>
-              <m:sty m:val="p"/>
-            </m:rPr>
-            <m:t>log</m:t>
-          </m:r>
-          <m:r>
-            <m:t>​</m:t>
-          </m:r>
-          <m:d>
-            <m:dPr>
-              <m:begChr m:val="{"/>
-              <m:sepChr m:val=""/>
-              <m:endChr m:val="}"/>
-              <m:grow/>
-            </m:dPr>
-            <m:e>
-              <m:f>
-                <m:fPr>
-                  <m:type m:val="bar"/>
-                </m:fPr>
-                <m:num>
-                  <m:sSub>
-                    <m:e>
-                      <m:r>
-                        <m:t>π</m:t>
-                      </m:r>
-                    </m:e>
-                    <m:sub>
-                      <m:r>
-                        <m:t>i</m:t>
-                      </m:r>
-                      <m:r>
-                        <m:t>j</m:t>
-                      </m:r>
-                    </m:sub>
-                  </m:sSub>
-                </m:num>
-                <m:den>
-                  <m:r>
-                    <m:t>1</m:t>
-                  </m:r>
-                  <m:r>
-                    <m:rPr>
-                      <m:sty m:val="p"/>
-                    </m:rPr>
-                    <m:t>−</m:t>
-                  </m:r>
-                  <m:sSub>
-                    <m:e>
-                      <m:r>
-                        <m:t>π</m:t>
-                      </m:r>
-                    </m:e>
-                    <m:sub>
-                      <m:r>
-                        <m:t>i</m:t>
-                      </m:r>
-                      <m:r>
-                        <m:t>j</m:t>
-                      </m:r>
-                    </m:sub>
-                  </m:sSub>
-                </m:den>
-              </m:f>
-            </m:e>
-          </m:d>
-          <m:r>
-            <m:t>​</m:t>
-          </m:r>
-          <m:r>
-            <m:rPr>
-              <m:sty m:val="p"/>
-            </m:rPr>
-            <m:t>=</m:t>
-          </m:r>
-          <m:sSup>
-            <m:e>
-              <m:sSub>
-                <m:e>
-                  <m:limLow>
-                    <m:e>
-                      <m:r>
-                        <m:t>x</m:t>
-                      </m:r>
-                    </m:e>
-                    <m:lim>
-                      <m:r>
-                        <m:rPr>
-                          <m:sty m:val="p"/>
-                        </m:rPr>
-                        <m:t>∼</m:t>
-                      </m:r>
-                    </m:lim>
-                  </m:limLow>
-                </m:e>
-                <m:sub>
-                  <m:r>
-                    <m:t>i</m:t>
-                  </m:r>
-                  <m:r>
-                    <m:t>j</m:t>
-                  </m:r>
-                </m:sub>
-              </m:sSub>
-            </m:e>
-            <m:sup>
-              <m:r>
-                <m:rPr>
-                  <m:sty m:val="p"/>
-                </m:rPr>
-                <m:t>⊤</m:t>
-              </m:r>
-            </m:sup>
-          </m:sSup>
-          <m:limLow>
-            <m:e>
-              <m:r>
-                <m:t>β</m:t>
-              </m:r>
-            </m:e>
-            <m:lim>
-              <m:r>
-                <m:rPr>
-                  <m:sty m:val="p"/>
-                </m:rPr>
-                <m:t>∼</m:t>
-              </m:r>
-            </m:lim>
-          </m:limLow>
-          <m:r>
-            <m:rPr>
-              <m:sty m:val="p"/>
-            </m:rPr>
-            <m:t>+</m:t>
-          </m:r>
-          <m:sSub>
-            <m:e>
-              <m:r>
-                <m:t>α</m:t>
-              </m:r>
-            </m:e>
-            <m:sub>
-              <m:r>
-                <m:t>j</m:t>
-              </m:r>
-            </m:sub>
-          </m:sSub>
-          <m:r>
-            <m:rPr>
-              <m:sty m:val="p"/>
-            </m:rPr>
-            <m:t>,</m:t>
-          </m:r>
-          <m:r>
-            <m:t>  </m:t>
-          </m:r>
-          <m:sSub>
-            <m:e>
-              <m:r>
-                <m:t>α</m:t>
-              </m:r>
-            </m:e>
-            <m:sub>
-              <m:r>
-                <m:t>j</m:t>
-              </m:r>
-            </m:sub>
-          </m:sSub>
-          <m:r>
-            <m:t> </m:t>
-          </m:r>
-          <m:sSub>
-            <m:e>
-              <m:r>
-                <m:rPr>
-                  <m:sty m:val="p"/>
-                </m:rPr>
-                <m:t>∼</m:t>
-              </m:r>
-            </m:e>
-            <m:sub>
-              <m:r>
-                <m:rPr>
-                  <m:sty m:val="p"/>
-                </m:rPr>
-                <m:t>iid</m:t>
-              </m:r>
-            </m:sub>
-          </m:sSub>
-          <m:r>
-            <m:t> </m:t>
-          </m:r>
-          <m:r>
-            <m:rPr>
-              <m:sty m:val="p"/>
-            </m:rPr>
-            <m:t>N</m:t>
-          </m:r>
-          <m:r>
-            <m:t>​</m:t>
-          </m:r>
-          <m:d>
-            <m:dPr>
-              <m:begChr m:val="("/>
-              <m:sepChr m:val=""/>
-              <m:endChr m:val=")"/>
-              <m:grow/>
-            </m:dPr>
-            <m:e>
-              <m:r>
-                <m:t>0</m:t>
-              </m:r>
-              <m:r>
-                <m:rPr>
-                  <m:sty m:val="p"/>
-                </m:rPr>
-                <m:t>,</m:t>
-              </m:r>
-              <m:sSubSup>
-                <m:e>
-                  <m:r>
-                    <m:t>σ</m:t>
-                  </m:r>
-                </m:e>
-                <m:sub>
-                  <m:r>
-                    <m:t>α</m:t>
-                  </m:r>
-                </m:sub>
-                <m:sup>
-                  <m:r>
-                    <m:t>2</m:t>
-                  </m:r>
-                </m:sup>
-              </m:sSubSup>
-            </m:e>
-          </m:d>
-          <m:r>
-            <m:t>​</m:t>
-          </m:r>
-          <m:r>
-            <m:t>  </m:t>
-          </m:r>
-          <m:r>
-            <m:rPr>
-              <m:sty m:val="p"/>
-            </m:rPr>
-            <m:t>(</m:t>
-          </m:r>
-          <m:r>
-            <m:t>22</m:t>
-          </m:r>
-          <m:r>
-            <m:rPr>
-              <m:sty m:val="p"/>
-            </m:rPr>
-            <m:t>)</m:t>
-          </m:r>
-        </m:oMath>
-      </m:oMathPara>
+      <w:r>
+        <w:t xml:space="preserve">$$
+    \operatorname{log}\mathopen{}\left\{\frac{\pi_{ij}}{1 - \pi_{ij}}\right\}\mathclose{} = {\mathord{\smash[b]{\underset{\raise.3ex\hbox{$\scriptstyle\sim$}}{x}}\vphantom{x}}_{ij}}^{\top}\mathord{\smash[b]{\underset{\raise.3ex\hbox{$\scriptstyle\sim$}}{\beta}}\vphantom{\beta}}+ \alpha_j,
+    \qquad
+    \alpha_j \ \sim_{\operatorname{iid}}\ \operatorname{N}\mathopen{}\left(0, \sigma_\alpha^2\right)\mathclose{}
+     \qquad(22)$$</w:t>
+      </w:r>
       <w:bookmarkEnd w:id="125"/>
     </w:p>
     <w:p>
@@ -32360,7 +31952,7 @@
         <w:pStyle w:val="FirstParagraph"/>
       </w:pPr>
       <w:r>
-        <w:t xml:space="preserve">(Dobson and Barnett 2018, chap. 11; Gelman and Hill 2007, chap. 14)</w:t>
+        <w:t xml:space="preserve">[2, Ch. 11], [6, Ch. 14]</w:t>
       </w:r>
       <w:r>
         <w:t xml:space="preserve">.</w:t>
@@ -32494,7 +32086,7 @@
         <w:t xml:space="preserve"> </w:t>
       </w:r>
       <w:r>
-        <w:t xml:space="preserve">(Rocke 2021)</w:t>
+        <w:t xml:space="preserve">[1]</w:t>
       </w:r>
       <w:r>
         <w:t xml:space="preserve">.</w:t>
@@ -32604,7 +32196,7 @@
               <w:t xml:space="preserve"> </w:t>
             </w:r>
             <w:r>
-              <w:t xml:space="preserve">(Bates et al. 2015)</w:t>
+              <w:t xml:space="preserve">[3]</w:t>
             </w:r>
             <w:r>
               <w:t xml:space="preserve"> </w:t>
@@ -33245,7 +32837,7 @@
         <w:t xml:space="preserve"> </w:t>
       </w:r>
       <w:r>
-        <w:t xml:space="preserve">(Dobson and Barnett 2018, chap. 11)</w:t>
+        <w:t xml:space="preserve">[2, Ch. 11]</w:t>
       </w:r>
       <w:r>
         <w:t xml:space="preserve">.</w:t>
@@ -33746,7 +33338,7 @@
         </w:numPr>
       </w:pPr>
       <w:r>
-        <w:t xml:space="preserve">Dobson and Barnett (2018)</w:t>
+        <w:t xml:space="preserve">Dobson and Barnett [2]</w:t>
       </w:r>
       <w:r>
         <w:t xml:space="preserve"> </w:t>
@@ -33769,7 +33361,7 @@
         </w:numPr>
       </w:pPr>
       <w:r>
-        <w:t xml:space="preserve">Vittinghoff et al. (2012)</w:t>
+        <w:t xml:space="preserve">Vittinghoff et al. [8]</w:t>
       </w:r>
       <w:r>
         <w:t xml:space="preserve"> </w:t>
@@ -33792,7 +33384,7 @@
         </w:numPr>
       </w:pPr>
       <w:r>
-        <w:t xml:space="preserve">Gelman and Hill (2007)</w:t>
+        <w:t xml:space="preserve">Gelman and Hill [6]</w:t>
       </w:r>
     </w:p>
     <w:p>
@@ -33804,7 +33396,7 @@
         </w:numPr>
       </w:pPr>
       <w:r>
-        <w:t xml:space="preserve">Jiang and Nguyen (2021)</w:t>
+        <w:t xml:space="preserve">Jiang and Nguyen [9]</w:t>
       </w:r>
     </w:p>
     <w:p>
@@ -33839,7 +33431,7 @@
         </w:numPr>
       </w:pPr>
       <w:r>
-        <w:t xml:space="preserve">Faraway (2016)</w:t>
+        <w:t xml:space="preserve">Faraway [10]</w:t>
       </w:r>
     </w:p>
     <w:p>
@@ -33851,7 +33443,7 @@
         </w:numPr>
       </w:pPr>
       <w:r>
-        <w:t xml:space="preserve">McCulloch et al. (2008)</w:t>
+        <w:t xml:space="preserve">McCulloch et al. [11]</w:t>
       </w:r>
     </w:p>
     <w:p>
@@ -33863,7 +33455,7 @@
         </w:numPr>
       </w:pPr>
       <w:r>
-        <w:t xml:space="preserve">Hedeker and Gibbons (2006)</w:t>
+        <w:t xml:space="preserve">Hedeker and Gibbons [12]</w:t>
       </w:r>
     </w:p>
     <w:p>
@@ -33875,7 +33467,7 @@
         </w:numPr>
       </w:pPr>
       <w:r>
-        <w:t xml:space="preserve">Wakefield (2013)</w:t>
+        <w:t xml:space="preserve">Wakefield [13]</w:t>
       </w:r>
     </w:p>
     <w:p>
@@ -33887,7 +33479,7 @@
         </w:numPr>
       </w:pPr>
       <w:r>
-        <w:t xml:space="preserve">Zuur (2009)</w:t>
+        <w:t xml:space="preserve">Zuur [14]</w:t>
       </w:r>
     </w:p>
     <w:p>
@@ -33899,7 +33491,7 @@
         </w:numPr>
       </w:pPr>
       <w:r>
-        <w:t xml:space="preserve">Diggle et al. (2013)</w:t>
+        <w:t xml:space="preserve">Diggle et al. [15]</w:t>
       </w:r>
     </w:p>
     <w:p>
@@ -33911,7 +33503,7 @@
         </w:numPr>
       </w:pPr>
       <w:r>
-        <w:t xml:space="preserve">Fitzmaurice et al. (2012)</w:t>
+        <w:t xml:space="preserve">Fitzmaurice et al. [16]</w:t>
       </w:r>
     </w:p>
     <w:p>
@@ -33923,7 +33515,7 @@
         </w:numPr>
       </w:pPr>
       <w:r>
-        <w:t xml:space="preserve">Fitzmaurice et al. (2009)</w:t>
+        <w:t xml:space="preserve">Fitzmaurice et al. [17]</w:t>
       </w:r>
     </w:p>
     <w:p>
@@ -33935,7 +33527,7 @@
         </w:numPr>
       </w:pPr>
       <w:r>
-        <w:t xml:space="preserve">Gałecki and Burzykowski (2013)</w:t>
+        <w:t xml:space="preserve">Gałecki and Burzykowski [18]</w:t>
       </w:r>
     </w:p>
     <w:p>
@@ -33947,7 +33539,7 @@
         </w:numPr>
       </w:pPr>
       <w:r>
-        <w:t xml:space="preserve">Congdon (2020)</w:t>
+        <w:t xml:space="preserve">Congdon [19]</w:t>
       </w:r>
     </w:p>
     <w:p>
@@ -33959,7 +33551,7 @@
         </w:numPr>
       </w:pPr>
       <w:r>
-        <w:t xml:space="preserve">Molenberghs and Verbeke (2005)</w:t>
+        <w:t xml:space="preserve">Molenberghs and Verbeke [20]</w:t>
       </w:r>
     </w:p>
     <w:p>
@@ -33971,7 +33563,7 @@
         </w:numPr>
       </w:pPr>
       <w:r>
-        <w:t xml:space="preserve">Verbeke and Molenberghs (2000)</w:t>
+        <w:t xml:space="preserve">Verbeke and Molenberghs [21]</w:t>
       </w:r>
     </w:p>
     <w:p>
@@ -33983,7 +33575,7 @@
         </w:numPr>
       </w:pPr>
       <w:r>
-        <w:t xml:space="preserve">Jewell and Hubbard (2016)</w:t>
+        <w:t xml:space="preserve">Jewell and Hubbard [22]</w:t>
       </w:r>
     </w:p>
     <w:p>
@@ -34009,706 +33601,55 @@
       </w:r>
     </w:p>
     <w:bookmarkStart w:id="187" w:name="refs"/>
-    <w:bookmarkStart w:id="152" w:name="ref-bates2015lme4"/>
+    <w:bookmarkStart w:id="151" w:name="ref-rocke2021epi204"/>
     <w:p>
       <w:pPr>
         <w:pStyle w:val="Bibliography"/>
       </w:pPr>
       <w:r>
-        <w:t xml:space="preserve">Bates, Douglas, Martin Mächler, Ben Bolker, and Steve Walker. 2015.</w:t>
+        <w:t xml:space="preserve">[1]</w:t>
       </w:r>
       <w:r>
         <w:t xml:space="preserve"> </w:t>
       </w:r>
       <w:r>
-        <w:t xml:space="preserve">“Fitting Linear Mixed-Effects Models Using</w:t>
+        <w:t xml:space="preserve">	</w:t>
+      </w:r>
+      <w:r>
+        <w:t xml:space="preserve">D. M. Rocke,</w:t>
       </w:r>
       <w:r>
         <w:t xml:space="preserve"> </w:t>
       </w:r>
       <w:r>
-        <w:t xml:space="preserve">lme4</w:t>
-      </w:r>
-      <w:r>
-        <w:t xml:space="preserve">.”</w:t>
+        <w:t xml:space="preserve">“</w:t>
+      </w:r>
+      <w:r>
+        <w:t xml:space="preserve">Epi</w:t>
       </w:r>
       <w:r>
         <w:t xml:space="preserve"> </w:t>
       </w:r>
       <w:r>
-        <w:rPr>
-          <w:i/>
-          <w:iCs/>
-        </w:rPr>
-        <w:t xml:space="preserve">Journal of Statistical Software</w:t>
+        <w:t xml:space="preserve">204 lecture notes,</w:t>
       </w:r>
       <w:r>
         <w:t xml:space="preserve"> </w:t>
       </w:r>
       <w:r>
-        <w:t xml:space="preserve">67 (1): 1–48.</w:t>
+        <w:t xml:space="preserve">Spring</w:t>
       </w:r>
       <w:r>
         <w:t xml:space="preserve"> </w:t>
       </w:r>
-      <w:hyperlink r:id="rId151">
-        <w:r>
-          <w:rPr>
-            <w:rStyle w:val="Hyperlink"/>
-          </w:rPr>
-          <w:t xml:space="preserve">https://doi.org/10.18637/jss.v067.i01</w:t>
-        </w:r>
-      </w:hyperlink>
-      <w:r>
-        <w:t xml:space="preserve">.</w:t>
-      </w:r>
-    </w:p>
-    <w:bookmarkEnd w:id="152"/>
-    <w:bookmarkStart w:id="153" w:name="ref-congdon2020"/>
-    <w:p>
-      <w:pPr>
-        <w:pStyle w:val="Bibliography"/>
-      </w:pPr>
-      <w:r>
-        <w:t xml:space="preserve">Congdon, Peter D. 2020.</w:t>
+      <w:r>
+        <w:t xml:space="preserve">2021.”</w:t>
       </w:r>
       <w:r>
         <w:t xml:space="preserve"> </w:t>
       </w:r>
       <w:r>
-        <w:rPr>
-          <w:i/>
-          <w:iCs/>
-        </w:rPr>
-        <w:t xml:space="preserve">Bayesian Hierarchical Models: With Applications Using</w:t>
-      </w:r>
-      <w:r>
-        <w:rPr>
-          <w:i/>
-          <w:iCs/>
-        </w:rPr>
-        <w:t xml:space="preserve"> </w:t>
-      </w:r>
-      <w:r>
-        <w:rPr>
-          <w:i/>
-          <w:iCs/>
-        </w:rPr>
-        <w:t xml:space="preserve">R</w:t>
-      </w:r>
-      <w:r>
-        <w:rPr>
-          <w:i/>
-          <w:iCs/>
-        </w:rPr>
-        <w:t xml:space="preserve">, Second Edition</w:t>
-      </w:r>
-      <w:r>
-        <w:t xml:space="preserve">. 2nd edition. CRC Press.</w:t>
-      </w:r>
-    </w:p>
-    <w:bookmarkEnd w:id="153"/>
-    <w:bookmarkStart w:id="154" w:name="ref-DigglePeter2013AoLD"/>
-    <w:p>
-      <w:pPr>
-        <w:pStyle w:val="Bibliography"/>
-      </w:pPr>
-      <w:r>
-        <w:t xml:space="preserve">Diggle, Peter, Scott Zeger, Patrick Heagerty, and Kung-Yee Liang. 2013.</w:t>
-      </w:r>
-      <w:r>
-        <w:t xml:space="preserve"> </w:t>
-      </w:r>
-      <w:r>
-        <w:rPr>
-          <w:i/>
-          <w:iCs/>
-        </w:rPr>
-        <w:t xml:space="preserve">Analysis of Longitudinal Data</w:t>
-      </w:r>
-      <w:r>
-        <w:t xml:space="preserve">. Second edition. Vol. 25. Oxford Statistical Science Series. Oxford University Press.</w:t>
-      </w:r>
-    </w:p>
-    <w:bookmarkEnd w:id="154"/>
-    <w:bookmarkStart w:id="156" w:name="ref-dobson4e"/>
-    <w:p>
-      <w:pPr>
-        <w:pStyle w:val="Bibliography"/>
-      </w:pPr>
-      <w:r>
-        <w:t xml:space="preserve">Dobson, Annette J, and Adrian G Barnett. 2018.</w:t>
-      </w:r>
-      <w:r>
-        <w:t xml:space="preserve"> </w:t>
-      </w:r>
-      <w:r>
-        <w:rPr>
-          <w:i/>
-          <w:iCs/>
-        </w:rPr>
-        <w:t xml:space="preserve">An Introduction to Generalized Linear Models</w:t>
-      </w:r>
-      <w:r>
-        <w:t xml:space="preserve">. 4th ed. CRC press.</w:t>
-      </w:r>
-      <w:r>
-        <w:t xml:space="preserve"> </w:t>
-      </w:r>
-      <w:hyperlink r:id="rId155">
-        <w:r>
-          <w:rPr>
-            <w:rStyle w:val="Hyperlink"/>
-          </w:rPr>
-          <w:t xml:space="preserve">https://doi.org/10.1201/9781315182780</w:t>
-        </w:r>
-      </w:hyperlink>
-      <w:r>
-        <w:t xml:space="preserve">.</w:t>
-      </w:r>
-    </w:p>
-    <w:bookmarkEnd w:id="156"/>
-    <w:bookmarkStart w:id="158" w:name="ref-faraway2016extending"/>
-    <w:p>
-      <w:pPr>
-        <w:pStyle w:val="Bibliography"/>
-      </w:pPr>
-      <w:r>
-        <w:t xml:space="preserve">Faraway, Julian J. 2016.</w:t>
-      </w:r>
-      <w:r>
-        <w:t xml:space="preserve"> </w:t>
-      </w:r>
-      <w:r>
-        <w:rPr>
-          <w:i/>
-          <w:iCs/>
-        </w:rPr>
-        <w:t xml:space="preserve">Extending the Linear Model with r: Generalized Linear, Mixed Effects and Nonparametric Regression Models</w:t>
-      </w:r>
-      <w:r>
-        <w:t xml:space="preserve">. 2nd ed. Chapman; Hall/CRC.</w:t>
-      </w:r>
-      <w:r>
-        <w:t xml:space="preserve"> </w:t>
-      </w:r>
-      <w:hyperlink r:id="rId157">
-        <w:r>
-          <w:rPr>
-            <w:rStyle w:val="Hyperlink"/>
-          </w:rPr>
-          <w:t xml:space="preserve">https://doi.org/10.1201/9781315382722</w:t>
-        </w:r>
-      </w:hyperlink>
-      <w:r>
-        <w:t xml:space="preserve">.</w:t>
-      </w:r>
-    </w:p>
-    <w:bookmarkEnd w:id="158"/>
-    <w:bookmarkStart w:id="160" w:name="ref-fitzmaurice2009"/>
-    <w:p>
-      <w:pPr>
-        <w:pStyle w:val="Bibliography"/>
-      </w:pPr>
-      <w:r>
-        <w:t xml:space="preserve">Fitzmaurice, Garrett M, Marie Davidian, Geert Verbeke, and Geert Molenberghs. 2009.</w:t>
-      </w:r>
-      <w:r>
-        <w:t xml:space="preserve"> </w:t>
-      </w:r>
-      <w:r>
-        <w:rPr>
-          <w:i/>
-          <w:iCs/>
-        </w:rPr>
-        <w:t xml:space="preserve">Longitudinal Data Analysis</w:t>
-      </w:r>
-      <w:r>
-        <w:t xml:space="preserve">. Chapman &amp; Hall/CRC Handbooks of Modern Statistical Methods. CRC Press.</w:t>
-      </w:r>
-      <w:r>
-        <w:t xml:space="preserve"> </w:t>
-      </w:r>
-      <w:hyperlink r:id="rId159">
-        <w:r>
-          <w:rPr>
-            <w:rStyle w:val="Hyperlink"/>
-          </w:rPr>
-          <w:t xml:space="preserve">https://doi.org/10.1201/9781420011579</w:t>
-        </w:r>
-      </w:hyperlink>
-      <w:r>
-        <w:t xml:space="preserve">.</w:t>
-      </w:r>
-    </w:p>
-    <w:bookmarkEnd w:id="160"/>
-    <w:bookmarkStart w:id="162" w:name="ref-fitzmaurice2012"/>
-    <w:p>
-      <w:pPr>
-        <w:pStyle w:val="Bibliography"/>
-      </w:pPr>
-      <w:r>
-        <w:t xml:space="preserve">Fitzmaurice, Garrett M, Nan M Laird, and James H Ware. 2012.</w:t>
-      </w:r>
-      <w:r>
-        <w:t xml:space="preserve"> </w:t>
-      </w:r>
-      <w:r>
-        <w:rPr>
-          <w:i/>
-          <w:iCs/>
-        </w:rPr>
-        <w:t xml:space="preserve">Applied Longitudinal Analysis</w:t>
-      </w:r>
-      <w:r>
-        <w:t xml:space="preserve">. 2nd ed. Vol. 998. Wiley Series in Probability and Statistics. Wiley.</w:t>
-      </w:r>
-      <w:r>
-        <w:t xml:space="preserve"> </w:t>
-      </w:r>
-      <w:hyperlink r:id="rId161">
-        <w:r>
-          <w:rPr>
-            <w:rStyle w:val="Hyperlink"/>
-          </w:rPr>
-          <w:t xml:space="preserve">https://doi.org/10.1002/9781119513469</w:t>
-        </w:r>
-      </w:hyperlink>
-      <w:r>
-        <w:t xml:space="preserve">.</w:t>
-      </w:r>
-    </w:p>
-    <w:bookmarkEnd w:id="162"/>
-    <w:bookmarkStart w:id="164" w:name="ref-galecki2013"/>
-    <w:p>
-      <w:pPr>
-        <w:pStyle w:val="Bibliography"/>
-      </w:pPr>
-      <w:r>
-        <w:t xml:space="preserve">Gałecki, Andrzej T., and Tomasz. Burzykowski. 2013.</w:t>
-      </w:r>
-      <w:r>
-        <w:t xml:space="preserve"> </w:t>
-      </w:r>
-      <w:r>
-        <w:rPr>
-          <w:i/>
-          <w:iCs/>
-        </w:rPr>
-        <w:t xml:space="preserve">Linear Mixed-Effects Models Using</w:t>
-      </w:r>
-      <w:r>
-        <w:rPr>
-          <w:i/>
-          <w:iCs/>
-        </w:rPr>
-        <w:t xml:space="preserve"> </w:t>
-      </w:r>
-      <w:r>
-        <w:rPr>
-          <w:i/>
-          <w:iCs/>
-        </w:rPr>
-        <w:t xml:space="preserve">R</w:t>
-      </w:r>
-      <w:r>
-        <w:rPr>
-          <w:i/>
-          <w:iCs/>
-        </w:rPr>
-        <w:t xml:space="preserve"> </w:t>
-      </w:r>
-      <w:r>
-        <w:rPr>
-          <w:i/>
-          <w:iCs/>
-        </w:rPr>
-        <w:t xml:space="preserve">: A Step-by-Step Approach</w:t>
-      </w:r>
-      <w:r>
-        <w:t xml:space="preserve">. Springer Texts in Statistics. Springer.</w:t>
-      </w:r>
-      <w:r>
-        <w:t xml:space="preserve"> </w:t>
-      </w:r>
-      <w:hyperlink r:id="rId163">
-        <w:r>
-          <w:rPr>
-            <w:rStyle w:val="Hyperlink"/>
-          </w:rPr>
-          <w:t xml:space="preserve">https://doi.org/10.1007/978-1-4614-3900-4</w:t>
-        </w:r>
-      </w:hyperlink>
-      <w:r>
-        <w:t xml:space="preserve">.</w:t>
-      </w:r>
-    </w:p>
-    <w:bookmarkEnd w:id="164"/>
-    <w:bookmarkStart w:id="165" w:name="ref-gelman2006data"/>
-    <w:p>
-      <w:pPr>
-        <w:pStyle w:val="Bibliography"/>
-      </w:pPr>
-      <w:r>
-        <w:t xml:space="preserve">Gelman, Andrew, and Jennifer Hill. 2007.</w:t>
-      </w:r>
-      <w:r>
-        <w:t xml:space="preserve"> </w:t>
-      </w:r>
-      <w:r>
-        <w:rPr>
-          <w:i/>
-          <w:iCs/>
-        </w:rPr>
-        <w:t xml:space="preserve">Data Analysis Using Regression and Multilevel/Hierarchical Models</w:t>
-      </w:r>
-      <w:r>
-        <w:t xml:space="preserve">. Analytical Methods for Social Research. Cambridge University Press.</w:t>
-      </w:r>
-    </w:p>
-    <w:bookmarkEnd w:id="165"/>
-    <w:bookmarkStart w:id="167" w:name="ref-goodrich2024rstanarm"/>
-    <w:p>
-      <w:pPr>
-        <w:pStyle w:val="Bibliography"/>
-      </w:pPr>
-      <w:r>
-        <w:t xml:space="preserve">Goodrich, Ben, Jonah Gabry, Imad Ali, and Sam Brilleman. 2024.</w:t>
-      </w:r>
-      <w:r>
-        <w:t xml:space="preserve"> </w:t>
-      </w:r>
-      <w:r>
-        <w:rPr>
-          <w:i/>
-          <w:iCs/>
-        </w:rPr>
-        <w:t xml:space="preserve">rstanarm</w:t>
-      </w:r>
-      <w:r>
-        <w:rPr>
-          <w:i/>
-          <w:iCs/>
-        </w:rPr>
-        <w:t xml:space="preserve">:</w:t>
-      </w:r>
-      <w:r>
-        <w:rPr>
-          <w:i/>
-          <w:iCs/>
-        </w:rPr>
-        <w:t xml:space="preserve"> </w:t>
-      </w:r>
-      <w:r>
-        <w:rPr>
-          <w:i/>
-          <w:iCs/>
-        </w:rPr>
-        <w:t xml:space="preserve">Bayesian</w:t>
-      </w:r>
-      <w:r>
-        <w:rPr>
-          <w:i/>
-          <w:iCs/>
-        </w:rPr>
-        <w:t xml:space="preserve"> </w:t>
-      </w:r>
-      <w:r>
-        <w:rPr>
-          <w:i/>
-          <w:iCs/>
-        </w:rPr>
-        <w:t xml:space="preserve">Applied Regression Modeling via</w:t>
-      </w:r>
-      <w:r>
-        <w:rPr>
-          <w:i/>
-          <w:iCs/>
-        </w:rPr>
-        <w:t xml:space="preserve"> </w:t>
-      </w:r>
-      <w:r>
-        <w:rPr>
-          <w:i/>
-          <w:iCs/>
-        </w:rPr>
-        <w:t xml:space="preserve">Stan</w:t>
-      </w:r>
-      <w:r>
-        <w:t xml:space="preserve">.</w:t>
-      </w:r>
-      <w:r>
-        <w:t xml:space="preserve"> </w:t>
-      </w:r>
-      <w:hyperlink r:id="rId166">
-        <w:r>
-          <w:rPr>
-            <w:rStyle w:val="Hyperlink"/>
-          </w:rPr>
-          <w:t xml:space="preserve">https://mc-stan.org/rstanarm/</w:t>
-        </w:r>
-      </w:hyperlink>
-      <w:r>
-        <w:t xml:space="preserve">.</w:t>
-      </w:r>
-    </w:p>
-    <w:bookmarkEnd w:id="167"/>
-    <w:bookmarkStart w:id="168" w:name="ref-hedeker2006"/>
-    <w:p>
-      <w:pPr>
-        <w:pStyle w:val="Bibliography"/>
-      </w:pPr>
-      <w:r>
-        <w:t xml:space="preserve">Hedeker, Donald R., and Robert D. Gibbons. 2006.</w:t>
-      </w:r>
-      <w:r>
-        <w:t xml:space="preserve"> </w:t>
-      </w:r>
-      <w:r>
-        <w:rPr>
-          <w:i/>
-          <w:iCs/>
-        </w:rPr>
-        <w:t xml:space="preserve">Longitudinal Data Analysis</w:t>
-      </w:r>
-      <w:r>
-        <w:t xml:space="preserve">. Wiley Series in Probability and Statistics. Wiley-Interscience.</w:t>
-      </w:r>
-    </w:p>
-    <w:bookmarkEnd w:id="168"/>
-    <w:bookmarkStart w:id="170" w:name="ref-jewell2016analysis"/>
-    <w:p>
-      <w:pPr>
-        <w:pStyle w:val="Bibliography"/>
-      </w:pPr>
-      <w:r>
-        <w:t xml:space="preserve">Jewell, Nicholas P, and Alan E Hubbard. 2016.</w:t>
-      </w:r>
-      <w:r>
-        <w:t xml:space="preserve"> </w:t>
-      </w:r>
-      <w:r>
-        <w:rPr>
-          <w:i/>
-          <w:iCs/>
-        </w:rPr>
-        <w:t xml:space="preserve">Analysis of Longitudinal Studies in Epidemiology</w:t>
-      </w:r>
-      <w:r>
-        <w:t xml:space="preserve">. Chapman &amp; Hall/CRC Texts in Statistical Science. Taylor &amp; Francis.</w:t>
-      </w:r>
-      <w:r>
-        <w:t xml:space="preserve"> </w:t>
-      </w:r>
-      <w:hyperlink r:id="rId169">
-        <w:r>
-          <w:rPr>
-            <w:rStyle w:val="Hyperlink"/>
-          </w:rPr>
-          <w:t xml:space="preserve">https://books.google.com/books?id=-LoLPQAACAAJ</w:t>
-        </w:r>
-      </w:hyperlink>
-      <w:r>
-        <w:t xml:space="preserve">.</w:t>
-      </w:r>
-    </w:p>
-    <w:bookmarkEnd w:id="170"/>
-    <w:bookmarkStart w:id="172" w:name="ref-jiming2021"/>
-    <w:p>
-      <w:pPr>
-        <w:pStyle w:val="Bibliography"/>
-      </w:pPr>
-      <w:r>
-        <w:t xml:space="preserve">Jiang, Jiming, and Thuan Nguyen. 2021.</w:t>
-      </w:r>
-      <w:r>
-        <w:t xml:space="preserve"> </w:t>
-      </w:r>
-      <w:r>
-        <w:rPr>
-          <w:i/>
-          <w:iCs/>
-        </w:rPr>
-        <w:t xml:space="preserve">Linear and Generalized Linear Mixed Models and Their Applications</w:t>
-      </w:r>
-      <w:r>
-        <w:t xml:space="preserve">. Second edition. Springer Series in Statistics. Springer.</w:t>
-      </w:r>
-      <w:r>
-        <w:t xml:space="preserve"> </w:t>
-      </w:r>
-      <w:hyperlink r:id="rId171">
-        <w:r>
-          <w:rPr>
-            <w:rStyle w:val="Hyperlink"/>
-          </w:rPr>
-          <w:t xml:space="preserve">https://doi.org/10.1007/978-1-0716-1282-8</w:t>
-        </w:r>
-      </w:hyperlink>
-      <w:r>
-        <w:t xml:space="preserve">.</w:t>
-      </w:r>
-    </w:p>
-    <w:bookmarkEnd w:id="172"/>
-    <w:bookmarkStart w:id="173" w:name="ref-mcculloch2008generalized"/>
-    <w:p>
-      <w:pPr>
-        <w:pStyle w:val="Bibliography"/>
-      </w:pPr>
-      <w:r>
-        <w:t xml:space="preserve">McCulloch, Charles E, Searle Shayle R, and John M Neuhaus. 2008.</w:t>
-      </w:r>
-      <w:r>
-        <w:t xml:space="preserve"> </w:t>
-      </w:r>
-      <w:r>
-        <w:rPr>
-          <w:i/>
-          <w:iCs/>
-        </w:rPr>
-        <w:t xml:space="preserve">Generalized, Linear, and Mixed Models</w:t>
-      </w:r>
-      <w:r>
-        <w:t xml:space="preserve">. 2nd ed. Vol. 651. John Wiley &amp; Sons.</w:t>
-      </w:r>
-    </w:p>
-    <w:bookmarkEnd w:id="173"/>
-    <w:bookmarkStart w:id="175" w:name="ref-mcelreath2026rethinking"/>
-    <w:p>
-      <w:pPr>
-        <w:pStyle w:val="Bibliography"/>
-      </w:pPr>
-      <w:r>
-        <w:t xml:space="preserve">McElreath, Richard. 2026.</w:t>
-      </w:r>
-      <w:r>
-        <w:t xml:space="preserve"> </w:t>
-      </w:r>
-      <w:r>
-        <w:rPr>
-          <w:i/>
-          <w:iCs/>
-        </w:rPr>
-        <w:t xml:space="preserve">Statistical Rethinking 2026</w:t>
-      </w:r>
-      <w:r>
-        <w:t xml:space="preserve">. Lecture videos, YouTube.</w:t>
-      </w:r>
-      <w:r>
-        <w:t xml:space="preserve"> </w:t>
-      </w:r>
-      <w:hyperlink r:id="rId174">
-        <w:r>
-          <w:rPr>
-            <w:rStyle w:val="Hyperlink"/>
-          </w:rPr>
-          <w:t xml:space="preserve">https://github.com/rmcelreath/stat_rethinking_2026</w:t>
-        </w:r>
-      </w:hyperlink>
-      <w:r>
-        <w:t xml:space="preserve">.</w:t>
-      </w:r>
-    </w:p>
-    <w:bookmarkEnd w:id="175"/>
-    <w:bookmarkStart w:id="177" w:name="ref-molenberghs2005"/>
-    <w:p>
-      <w:pPr>
-        <w:pStyle w:val="Bibliography"/>
-      </w:pPr>
-      <w:r>
-        <w:t xml:space="preserve">Molenberghs, Geert., and Geert. Verbeke. 2005.</w:t>
-      </w:r>
-      <w:r>
-        <w:t xml:space="preserve"> </w:t>
-      </w:r>
-      <w:r>
-        <w:rPr>
-          <w:i/>
-          <w:iCs/>
-        </w:rPr>
-        <w:t xml:space="preserve">Models for Discrete Longitudinal Data</w:t>
-      </w:r>
-      <w:r>
-        <w:t xml:space="preserve">. Springer Series in Statistics. Springer Science+Business Media, Inc.</w:t>
-      </w:r>
-      <w:r>
-        <w:t xml:space="preserve"> </w:t>
-      </w:r>
-      <w:hyperlink r:id="rId176">
-        <w:r>
-          <w:rPr>
-            <w:rStyle w:val="Hyperlink"/>
-          </w:rPr>
-          <w:t xml:space="preserve">https://doi.org/10.1007/0-387-28980-1</w:t>
-        </w:r>
-      </w:hyperlink>
-      <w:r>
-        <w:t xml:space="preserve">.</w:t>
-      </w:r>
-    </w:p>
-    <w:bookmarkEnd w:id="177"/>
-    <w:bookmarkStart w:id="178" w:name="ref-rocke2021epi204"/>
-    <w:p>
-      <w:pPr>
-        <w:pStyle w:val="Bibliography"/>
-      </w:pPr>
-      <w:r>
-        <w:t xml:space="preserve">Rocke, David M. 2021.</w:t>
-      </w:r>
-      <w:r>
-        <w:t xml:space="preserve"> </w:t>
-      </w:r>
-      <w:r>
-        <w:rPr>
-          <w:i/>
-          <w:iCs/>
-        </w:rPr>
-        <w:t xml:space="preserve">Epi</w:t>
-      </w:r>
-      <w:r>
-        <w:rPr>
-          <w:i/>
-          <w:iCs/>
-        </w:rPr>
-        <w:t xml:space="preserve"> </w:t>
-      </w:r>
-      <w:r>
-        <w:rPr>
-          <w:i/>
-          <w:iCs/>
-        </w:rPr>
-        <w:t xml:space="preserve">204 Lecture Notes,</w:t>
-      </w:r>
-      <w:r>
-        <w:rPr>
-          <w:i/>
-          <w:iCs/>
-        </w:rPr>
-        <w:t xml:space="preserve"> </w:t>
-      </w:r>
-      <w:r>
-        <w:rPr>
-          <w:i/>
-          <w:iCs/>
-        </w:rPr>
-        <w:t xml:space="preserve">Spring</w:t>
-      </w:r>
-      <w:r>
-        <w:rPr>
-          <w:i/>
-          <w:iCs/>
-        </w:rPr>
-        <w:t xml:space="preserve"> </w:t>
-      </w:r>
-      <w:r>
-        <w:rPr>
-          <w:i/>
-          <w:iCs/>
-        </w:rPr>
-        <w:t xml:space="preserve">2021</w:t>
-      </w:r>
-      <w:r>
-        <w:t xml:space="preserve">. University of California, Davis.</w:t>
+        <w:t xml:space="preserve">University of California, Davis, 2021. Available:</w:t>
       </w:r>
       <w:r>
         <w:t xml:space="preserve"> </w:t>
@@ -34721,18 +33662,24 @@
           <w:t xml:space="preserve">https://dmrocke.ucdavis.edu/Class/EPI204-Spring-2021/EPI204-Spring-2021.html</w:t>
         </w:r>
       </w:hyperlink>
-      <w:r>
-        <w:t xml:space="preserve">.</w:t>
-      </w:r>
     </w:p>
-    <w:bookmarkEnd w:id="178"/>
-    <w:bookmarkStart w:id="180" w:name="ref-venables2002modern"/>
+    <w:bookmarkEnd w:id="151"/>
+    <w:bookmarkStart w:id="153" w:name="ref-dobson4e"/>
     <w:p>
       <w:pPr>
         <w:pStyle w:val="Bibliography"/>
       </w:pPr>
       <w:r>
-        <w:t xml:space="preserve">Venables, W. N., and B. D. Ripley. 2002.</w:t>
+        <w:t xml:space="preserve">[2]</w:t>
+      </w:r>
+      <w:r>
+        <w:t xml:space="preserve"> </w:t>
+      </w:r>
+      <w:r>
+        <w:t xml:space="preserve">	</w:t>
+      </w:r>
+      <w:r>
+        <w:t xml:space="preserve">A. J. Dobson and A. G. Barnett,</w:t>
       </w:r>
       <w:r>
         <w:t xml:space="preserve"> </w:t>
@@ -34742,7 +33689,111 @@
           <w:i/>
           <w:iCs/>
         </w:rPr>
-        <w:t xml:space="preserve">Modern Applied Statistics with</w:t>
+        <w:t xml:space="preserve">An introduction to generalized linear models</w:t>
+      </w:r>
+      <w:r>
+        <w:t xml:space="preserve">, 4th ed. CRC press, 2018. Available:</w:t>
+      </w:r>
+      <w:r>
+        <w:t xml:space="preserve"> </w:t>
+      </w:r>
+      <w:hyperlink r:id="rId152">
+        <w:r>
+          <w:rPr>
+            <w:rStyle w:val="Hyperlink"/>
+          </w:rPr>
+          <w:t xml:space="preserve">https://doi.org/10.1201/9781315182780</w:t>
+        </w:r>
+      </w:hyperlink>
+    </w:p>
+    <w:bookmarkEnd w:id="153"/>
+    <w:bookmarkStart w:id="155" w:name="ref-bates2015lme4"/>
+    <w:p>
+      <w:pPr>
+        <w:pStyle w:val="Bibliography"/>
+      </w:pPr>
+      <w:r>
+        <w:t xml:space="preserve">[3]</w:t>
+      </w:r>
+      <w:r>
+        <w:t xml:space="preserve"> </w:t>
+      </w:r>
+      <w:r>
+        <w:t xml:space="preserve">	</w:t>
+      </w:r>
+      <w:r>
+        <w:t xml:space="preserve">D. Bates, M. Mächler, B. Bolker, and S. Walker,</w:t>
+      </w:r>
+      <w:r>
+        <w:t xml:space="preserve"> </w:t>
+      </w:r>
+      <w:r>
+        <w:t xml:space="preserve">“Fitting linear mixed-effects models using</w:t>
+      </w:r>
+      <w:r>
+        <w:t xml:space="preserve"> </w:t>
+      </w:r>
+      <w:r>
+        <w:t xml:space="preserve">lme4</w:t>
+      </w:r>
+      <w:r>
+        <w:t xml:space="preserve">,”</w:t>
+      </w:r>
+      <w:r>
+        <w:t xml:space="preserve"> </w:t>
+      </w:r>
+      <w:r>
+        <w:rPr>
+          <w:i/>
+          <w:iCs/>
+        </w:rPr>
+        <w:t xml:space="preserve">Journal of Statistical Software</w:t>
+      </w:r>
+      <w:r>
+        <w:t xml:space="preserve">, vol. 67, no. 1, pp. 1–48, 2015, doi:</w:t>
+      </w:r>
+      <w:r>
+        <w:t xml:space="preserve"> </w:t>
+      </w:r>
+      <w:hyperlink r:id="rId154">
+        <w:r>
+          <w:rPr>
+            <w:rStyle w:val="Hyperlink"/>
+          </w:rPr>
+          <w:t xml:space="preserve">10.18637/jss.v067.i01</w:t>
+        </w:r>
+      </w:hyperlink>
+      <w:r>
+        <w:t xml:space="preserve">.</w:t>
+      </w:r>
+    </w:p>
+    <w:bookmarkEnd w:id="155"/>
+    <w:bookmarkStart w:id="157" w:name="ref-venables2002modern"/>
+    <w:p>
+      <w:pPr>
+        <w:pStyle w:val="Bibliography"/>
+      </w:pPr>
+      <w:r>
+        <w:t xml:space="preserve">[4]</w:t>
+      </w:r>
+      <w:r>
+        <w:t xml:space="preserve"> </w:t>
+      </w:r>
+      <w:r>
+        <w:t xml:space="preserve">	</w:t>
+      </w:r>
+      <w:r>
+        <w:t xml:space="preserve">W. N. Venables and B. D. Ripley,</w:t>
+      </w:r>
+      <w:r>
+        <w:t xml:space="preserve"> </w:t>
+      </w:r>
+      <w:r>
+        <w:rPr>
+          <w:i/>
+          <w:iCs/>
+        </w:rPr>
+        <w:t xml:space="preserve">Modern applied statistics with</w:t>
       </w:r>
       <w:r>
         <w:rPr>
@@ -34759,31 +33810,82 @@
         <w:t xml:space="preserve">S</w:t>
       </w:r>
       <w:r>
-        <w:t xml:space="preserve">. 4th ed. Springer.</w:t>
+        <w:t xml:space="preserve">, 4th ed. New York: Springer, 2002. doi:</w:t>
       </w:r>
       <w:r>
         <w:t xml:space="preserve"> </w:t>
       </w:r>
-      <w:hyperlink r:id="rId179">
+      <w:hyperlink r:id="rId156">
         <w:r>
           <w:rPr>
             <w:rStyle w:val="Hyperlink"/>
           </w:rPr>
-          <w:t xml:space="preserve">https://doi.org/10.1007/978-0-387-21706-2</w:t>
+          <w:t xml:space="preserve">10.1007/978-0-387-21706-2</w:t>
         </w:r>
       </w:hyperlink>
       <w:r>
         <w:t xml:space="preserve">.</w:t>
       </w:r>
     </w:p>
-    <w:bookmarkEnd w:id="180"/>
-    <w:bookmarkStart w:id="182" w:name="ref-VerbekeGeert2000LMMf"/>
+    <w:bookmarkEnd w:id="157"/>
+    <w:bookmarkStart w:id="159" w:name="ref-mcelreath2026rethinking"/>
     <w:p>
       <w:pPr>
         <w:pStyle w:val="Bibliography"/>
       </w:pPr>
       <w:r>
-        <w:t xml:space="preserve">Verbeke, Geert, and Geert Molenberghs. 2000.</w:t>
+        <w:t xml:space="preserve">[5]</w:t>
+      </w:r>
+      <w:r>
+        <w:t xml:space="preserve"> </w:t>
+      </w:r>
+      <w:r>
+        <w:t xml:space="preserve">	</w:t>
+      </w:r>
+      <w:r>
+        <w:t xml:space="preserve">R. McElreath,</w:t>
+      </w:r>
+      <w:r>
+        <w:t xml:space="preserve"> </w:t>
+      </w:r>
+      <w:r>
+        <w:t xml:space="preserve">“Statistical rethinking 2026.”</w:t>
+      </w:r>
+      <w:r>
+        <w:t xml:space="preserve"> </w:t>
+      </w:r>
+      <w:r>
+        <w:t xml:space="preserve">Lecture videos, YouTube, 2026. Available:</w:t>
+      </w:r>
+      <w:r>
+        <w:t xml:space="preserve"> </w:t>
+      </w:r>
+      <w:hyperlink r:id="rId158">
+        <w:r>
+          <w:rPr>
+            <w:rStyle w:val="Hyperlink"/>
+          </w:rPr>
+          <w:t xml:space="preserve">https://github.com/rmcelreath/stat_rethinking_2026</w:t>
+        </w:r>
+      </w:hyperlink>
+    </w:p>
+    <w:bookmarkEnd w:id="159"/>
+    <w:bookmarkStart w:id="160" w:name="ref-gelman2006data"/>
+    <w:p>
+      <w:pPr>
+        <w:pStyle w:val="Bibliography"/>
+      </w:pPr>
+      <w:r>
+        <w:t xml:space="preserve">[6]</w:t>
+      </w:r>
+      <w:r>
+        <w:t xml:space="preserve"> </w:t>
+      </w:r>
+      <w:r>
+        <w:t xml:space="preserve">	</w:t>
+      </w:r>
+      <w:r>
+        <w:t xml:space="preserve">A. Gelman and J. Hill,</w:t>
       </w:r>
       <w:r>
         <w:t xml:space="preserve"> </w:t>
@@ -34793,34 +33895,121 @@
           <w:i/>
           <w:iCs/>
         </w:rPr>
-        <w:t xml:space="preserve">Linear Mixed Models for Longitudinal Data</w:t>
-      </w:r>
-      <w:r>
-        <w:t xml:space="preserve">. 1st ed. Springer Series in Statistics. SpringerLink (Online service); Springer.</w:t>
+        <w:t xml:space="preserve">Data analysis using regression and multilevel/hierarchical models</w:t>
+      </w:r>
+      <w:r>
+        <w:t xml:space="preserve">. in Analytical methods for social research. Cambridge, MA: Cambridge University Press, 2007.</w:t>
+      </w:r>
+    </w:p>
+    <w:bookmarkEnd w:id="160"/>
+    <w:bookmarkStart w:id="162" w:name="ref-goodrich2024rstanarm"/>
+    <w:p>
+      <w:pPr>
+        <w:pStyle w:val="Bibliography"/>
+      </w:pPr>
+      <w:r>
+        <w:t xml:space="preserve">[7]</w:t>
       </w:r>
       <w:r>
         <w:t xml:space="preserve"> </w:t>
       </w:r>
-      <w:hyperlink r:id="rId181">
+      <w:r>
+        <w:t xml:space="preserve">	</w:t>
+      </w:r>
+      <w:r>
+        <w:t xml:space="preserve">B. Goodrich, J. Gabry, I. Ali, and S. Brilleman,</w:t>
+      </w:r>
+      <w:r>
+        <w:t xml:space="preserve"> </w:t>
+      </w:r>
+      <w:r>
+        <w:rPr>
+          <w:i/>
+          <w:iCs/>
+        </w:rPr>
+        <w:t xml:space="preserve">rstanarm</w:t>
+      </w:r>
+      <w:r>
+        <w:rPr>
+          <w:i/>
+          <w:iCs/>
+        </w:rPr>
+        <w:t xml:space="preserve">:</w:t>
+      </w:r>
+      <w:r>
+        <w:rPr>
+          <w:i/>
+          <w:iCs/>
+        </w:rPr>
+        <w:t xml:space="preserve"> </w:t>
+      </w:r>
+      <w:r>
+        <w:rPr>
+          <w:i/>
+          <w:iCs/>
+        </w:rPr>
+        <w:t xml:space="preserve">Bayesian</w:t>
+      </w:r>
+      <w:r>
+        <w:rPr>
+          <w:i/>
+          <w:iCs/>
+        </w:rPr>
+        <w:t xml:space="preserve"> </w:t>
+      </w:r>
+      <w:r>
+        <w:rPr>
+          <w:i/>
+          <w:iCs/>
+        </w:rPr>
+        <w:t xml:space="preserve">applied regression modeling via</w:t>
+      </w:r>
+      <w:r>
+        <w:rPr>
+          <w:i/>
+          <w:iCs/>
+        </w:rPr>
+        <w:t xml:space="preserve"> </w:t>
+      </w:r>
+      <w:r>
+        <w:rPr>
+          <w:i/>
+          <w:iCs/>
+        </w:rPr>
+        <w:t xml:space="preserve">Stan</w:t>
+      </w:r>
+      <w:r>
+        <w:t xml:space="preserve">. 2024. Available:</w:t>
+      </w:r>
+      <w:r>
+        <w:t xml:space="preserve"> </w:t>
+      </w:r>
+      <w:hyperlink r:id="rId161">
         <w:r>
           <w:rPr>
             <w:rStyle w:val="Hyperlink"/>
           </w:rPr>
-          <w:t xml:space="preserve">https://doi.org/10.1007/978-1-4419-0300-6</w:t>
+          <w:t xml:space="preserve">https://mc-stan.org/rstanarm/</w:t>
         </w:r>
       </w:hyperlink>
-      <w:r>
-        <w:t xml:space="preserve">.</w:t>
-      </w:r>
     </w:p>
-    <w:bookmarkEnd w:id="182"/>
-    <w:bookmarkStart w:id="184" w:name="ref-vittinghoff2e"/>
+    <w:bookmarkEnd w:id="162"/>
+    <w:bookmarkStart w:id="164" w:name="ref-vittinghoff2e"/>
     <w:p>
       <w:pPr>
         <w:pStyle w:val="Bibliography"/>
       </w:pPr>
       <w:r>
-        <w:t xml:space="preserve">Vittinghoff, Eric, David V Glidden, Stephen C Shiboski, and Charles E McCulloch. 2012.</w:t>
+        <w:t xml:space="preserve">[8]</w:t>
+      </w:r>
+      <w:r>
+        <w:t xml:space="preserve"> </w:t>
+      </w:r>
+      <w:r>
+        <w:t xml:space="preserve">	</w:t>
+      </w:r>
+      <w:r>
+        <w:t xml:space="preserve">E. Vittinghoff, D. V. Glidden, S. C. Shiboski, and C. E. McCulloch,</w:t>
       </w:r>
       <w:r>
         <w:t xml:space="preserve"> </w:t>
@@ -34830,15 +34019,15 @@
           <w:i/>
           <w:iCs/>
         </w:rPr>
-        <w:t xml:space="preserve">Regression Methods in Biostatistics: Linear, Logistic, Survival, and Repeated Measures Models</w:t>
-      </w:r>
-      <w:r>
-        <w:t xml:space="preserve">. 2nd ed. Springer.</w:t>
+        <w:t xml:space="preserve">Regression methods in biostatistics: Linear, logistic, survival, and repeated measures models</w:t>
+      </w:r>
+      <w:r>
+        <w:t xml:space="preserve">, 2nd ed. Springer, 2012. Available:</w:t>
       </w:r>
       <w:r>
         <w:t xml:space="preserve"> </w:t>
       </w:r>
-      <w:hyperlink r:id="rId183">
+      <w:hyperlink r:id="rId163">
         <w:r>
           <w:rPr>
             <w:rStyle w:val="Hyperlink"/>
@@ -34846,18 +34035,24 @@
           <w:t xml:space="preserve">https://doi.org/10.1007/978-1-4614-1353-0</w:t>
         </w:r>
       </w:hyperlink>
-      <w:r>
-        <w:t xml:space="preserve">.</w:t>
-      </w:r>
     </w:p>
-    <w:bookmarkEnd w:id="184"/>
-    <w:bookmarkStart w:id="185" w:name="ref-wakefield2013"/>
+    <w:bookmarkEnd w:id="164"/>
+    <w:bookmarkStart w:id="166" w:name="ref-jiming2021"/>
     <w:p>
       <w:pPr>
         <w:pStyle w:val="Bibliography"/>
       </w:pPr>
       <w:r>
-        <w:t xml:space="preserve">Wakefield, Jon. 2013.</w:t>
+        <w:t xml:space="preserve">[9]</w:t>
+      </w:r>
+      <w:r>
+        <w:t xml:space="preserve"> </w:t>
+      </w:r>
+      <w:r>
+        <w:t xml:space="preserve">	</w:t>
+      </w:r>
+      <w:r>
+        <w:t xml:space="preserve">J. Jiang and T. Nguyen,</w:t>
       </w:r>
       <w:r>
         <w:t xml:space="preserve"> </w:t>
@@ -34867,20 +34062,43 @@
           <w:i/>
           <w:iCs/>
         </w:rPr>
-        <w:t xml:space="preserve">Bayesian and Frequentist Regression Methods</w:t>
-      </w:r>
-      <w:r>
-        <w:t xml:space="preserve">. 1st ed. 2013. Springer Series in Statistics. Springer New York.</w:t>
+        <w:t xml:space="preserve">Linear and generalized linear mixed models and their applications</w:t>
+      </w:r>
+      <w:r>
+        <w:t xml:space="preserve">, Second edition. in Springer series in statistics. New York, NY: Springer, 2021. doi:</w:t>
+      </w:r>
+      <w:r>
+        <w:t xml:space="preserve"> </w:t>
+      </w:r>
+      <w:hyperlink r:id="rId165">
+        <w:r>
+          <w:rPr>
+            <w:rStyle w:val="Hyperlink"/>
+          </w:rPr>
+          <w:t xml:space="preserve">10.1007/978-1-0716-1282-8</w:t>
+        </w:r>
+      </w:hyperlink>
+      <w:r>
+        <w:t xml:space="preserve">.</w:t>
       </w:r>
     </w:p>
-    <w:bookmarkEnd w:id="185"/>
-    <w:bookmarkStart w:id="186" w:name="ref-zuur2009"/>
+    <w:bookmarkEnd w:id="166"/>
+    <w:bookmarkStart w:id="168" w:name="ref-faraway2016extending"/>
     <w:p>
       <w:pPr>
         <w:pStyle w:val="Bibliography"/>
       </w:pPr>
       <w:r>
-        <w:t xml:space="preserve">Zuur, Alain F. 2009.</w:t>
+        <w:t xml:space="preserve">[10]</w:t>
+      </w:r>
+      <w:r>
+        <w:t xml:space="preserve"> </w:t>
+      </w:r>
+      <w:r>
+        <w:t xml:space="preserve">	</w:t>
+      </w:r>
+      <w:r>
+        <w:t xml:space="preserve">J. J. Faraway,</w:t>
       </w:r>
       <w:r>
         <w:t xml:space="preserve"> </w:t>
@@ -34890,11 +34108,539 @@
           <w:i/>
           <w:iCs/>
         </w:rPr>
-        <w:t xml:space="preserve">Mixed Effects Models and Extensions in Ecology with r</w:t>
-      </w:r>
-      <w:r>
-        <w:t xml:space="preserve">. Statistics for Biology and Health. Springer.</w:t>
-      </w:r>
+        <w:t xml:space="preserve">Extending the linear model with r: Generalized linear, mixed effects and nonparametric regression models</w:t>
+      </w:r>
+      <w:r>
+        <w:t xml:space="preserve">, 2nd ed. Chapman; Hall/CRC, 2016. doi:</w:t>
+      </w:r>
+      <w:r>
+        <w:t xml:space="preserve"> </w:t>
+      </w:r>
+      <w:hyperlink r:id="rId167">
+        <w:r>
+          <w:rPr>
+            <w:rStyle w:val="Hyperlink"/>
+          </w:rPr>
+          <w:t xml:space="preserve">10.1201/9781315382722</w:t>
+        </w:r>
+      </w:hyperlink>
+      <w:r>
+        <w:t xml:space="preserve">.</w:t>
+      </w:r>
+    </w:p>
+    <w:bookmarkEnd w:id="168"/>
+    <w:bookmarkStart w:id="169" w:name="ref-mcculloch2008generalized"/>
+    <w:p>
+      <w:pPr>
+        <w:pStyle w:val="Bibliography"/>
+      </w:pPr>
+      <w:r>
+        <w:t xml:space="preserve">[11]</w:t>
+      </w:r>
+      <w:r>
+        <w:t xml:space="preserve"> </w:t>
+      </w:r>
+      <w:r>
+        <w:t xml:space="preserve">	</w:t>
+      </w:r>
+      <w:r>
+        <w:t xml:space="preserve">C. E. McCulloch, Searle Shayle R, and J. M. Neuhaus,</w:t>
+      </w:r>
+      <w:r>
+        <w:t xml:space="preserve"> </w:t>
+      </w:r>
+      <w:r>
+        <w:rPr>
+          <w:i/>
+          <w:iCs/>
+        </w:rPr>
+        <w:t xml:space="preserve">Generalized, linear, and mixed models</w:t>
+      </w:r>
+      <w:r>
+        <w:t xml:space="preserve">, 2nd ed., vol. 651. John Wiley &amp; Sons, 2008.</w:t>
+      </w:r>
+    </w:p>
+    <w:bookmarkEnd w:id="169"/>
+    <w:bookmarkStart w:id="170" w:name="ref-hedeker2006"/>
+    <w:p>
+      <w:pPr>
+        <w:pStyle w:val="Bibliography"/>
+      </w:pPr>
+      <w:r>
+        <w:t xml:space="preserve">[12]</w:t>
+      </w:r>
+      <w:r>
+        <w:t xml:space="preserve"> </w:t>
+      </w:r>
+      <w:r>
+        <w:t xml:space="preserve">	</w:t>
+      </w:r>
+      <w:r>
+        <w:t xml:space="preserve">D. R. Hedeker and R. D. Gibbons,</w:t>
+      </w:r>
+      <w:r>
+        <w:t xml:space="preserve"> </w:t>
+      </w:r>
+      <w:r>
+        <w:rPr>
+          <w:i/>
+          <w:iCs/>
+        </w:rPr>
+        <w:t xml:space="preserve">Longitudinal data analysis</w:t>
+      </w:r>
+      <w:r>
+        <w:t xml:space="preserve">. in Wiley series in probability and statistics. Hoboken, N.J: Wiley-Interscience, 2006.</w:t>
+      </w:r>
+    </w:p>
+    <w:bookmarkEnd w:id="170"/>
+    <w:bookmarkStart w:id="171" w:name="ref-wakefield2013"/>
+    <w:p>
+      <w:pPr>
+        <w:pStyle w:val="Bibliography"/>
+      </w:pPr>
+      <w:r>
+        <w:t xml:space="preserve">[13]</w:t>
+      </w:r>
+      <w:r>
+        <w:t xml:space="preserve"> </w:t>
+      </w:r>
+      <w:r>
+        <w:t xml:space="preserve">	</w:t>
+      </w:r>
+      <w:r>
+        <w:t xml:space="preserve">Jon. Wakefield,</w:t>
+      </w:r>
+      <w:r>
+        <w:t xml:space="preserve"> </w:t>
+      </w:r>
+      <w:r>
+        <w:rPr>
+          <w:i/>
+          <w:iCs/>
+        </w:rPr>
+        <w:t xml:space="preserve">Bayesian and frequentist regression methods</w:t>
+      </w:r>
+      <w:r>
+        <w:t xml:space="preserve">, 1st ed. 2013. in Springer series in statistics. New York, NY: Springer New York, 2013.</w:t>
+      </w:r>
+    </w:p>
+    <w:bookmarkEnd w:id="171"/>
+    <w:bookmarkStart w:id="172" w:name="ref-zuur2009"/>
+    <w:p>
+      <w:pPr>
+        <w:pStyle w:val="Bibliography"/>
+      </w:pPr>
+      <w:r>
+        <w:t xml:space="preserve">[14]</w:t>
+      </w:r>
+      <w:r>
+        <w:t xml:space="preserve"> </w:t>
+      </w:r>
+      <w:r>
+        <w:t xml:space="preserve">	</w:t>
+      </w:r>
+      <w:r>
+        <w:t xml:space="preserve">A. F. Zuur,</w:t>
+      </w:r>
+      <w:r>
+        <w:t xml:space="preserve"> </w:t>
+      </w:r>
+      <w:r>
+        <w:rPr>
+          <w:i/>
+          <w:iCs/>
+        </w:rPr>
+        <w:t xml:space="preserve">Mixed effects models and extensions in ecology with r</w:t>
+      </w:r>
+      <w:r>
+        <w:t xml:space="preserve">. in Statistics for biology and health. New York ; Springer, 2009.</w:t>
+      </w:r>
+    </w:p>
+    <w:bookmarkEnd w:id="172"/>
+    <w:bookmarkStart w:id="173" w:name="ref-DigglePeter2013AoLD"/>
+    <w:p>
+      <w:pPr>
+        <w:pStyle w:val="Bibliography"/>
+      </w:pPr>
+      <w:r>
+        <w:t xml:space="preserve">[15]</w:t>
+      </w:r>
+      <w:r>
+        <w:t xml:space="preserve"> </w:t>
+      </w:r>
+      <w:r>
+        <w:t xml:space="preserve">	</w:t>
+      </w:r>
+      <w:r>
+        <w:t xml:space="preserve">P. Diggle, S. Zeger, P. Heagerty, and K.-Y. Liang,</w:t>
+      </w:r>
+      <w:r>
+        <w:t xml:space="preserve"> </w:t>
+      </w:r>
+      <w:r>
+        <w:rPr>
+          <w:i/>
+          <w:iCs/>
+        </w:rPr>
+        <w:t xml:space="preserve">Analysis of longitudinal data</w:t>
+      </w:r>
+      <w:r>
+        <w:t xml:space="preserve">, Second edition., vol. 25. in Oxford statistical science series, vol. 25. United Kingdom: Oxford University Press, 2013, pp. xv–xv.</w:t>
+      </w:r>
+    </w:p>
+    <w:bookmarkEnd w:id="173"/>
+    <w:bookmarkStart w:id="175" w:name="ref-fitzmaurice2012"/>
+    <w:p>
+      <w:pPr>
+        <w:pStyle w:val="Bibliography"/>
+      </w:pPr>
+      <w:r>
+        <w:t xml:space="preserve">[16]</w:t>
+      </w:r>
+      <w:r>
+        <w:t xml:space="preserve"> </w:t>
+      </w:r>
+      <w:r>
+        <w:t xml:space="preserve">	</w:t>
+      </w:r>
+      <w:r>
+        <w:t xml:space="preserve">G. M. Fitzmaurice, N. M. Laird, and J. H. Ware,</w:t>
+      </w:r>
+      <w:r>
+        <w:t xml:space="preserve"> </w:t>
+      </w:r>
+      <w:r>
+        <w:rPr>
+          <w:i/>
+          <w:iCs/>
+        </w:rPr>
+        <w:t xml:space="preserve">Applied longitudinal analysis</w:t>
+      </w:r>
+      <w:r>
+        <w:t xml:space="preserve">, 2nd ed., vol. 998. in Wiley series in probability and statistics, vol. 998. Chicester: Wiley, 2012. doi:</w:t>
+      </w:r>
+      <w:r>
+        <w:t xml:space="preserve"> </w:t>
+      </w:r>
+      <w:hyperlink r:id="rId174">
+        <w:r>
+          <w:rPr>
+            <w:rStyle w:val="Hyperlink"/>
+          </w:rPr>
+          <w:t xml:space="preserve">10.1002/9781119513469</w:t>
+        </w:r>
+      </w:hyperlink>
+      <w:r>
+        <w:t xml:space="preserve">.</w:t>
+      </w:r>
+    </w:p>
+    <w:bookmarkEnd w:id="175"/>
+    <w:bookmarkStart w:id="177" w:name="ref-fitzmaurice2009"/>
+    <w:p>
+      <w:pPr>
+        <w:pStyle w:val="Bibliography"/>
+      </w:pPr>
+      <w:r>
+        <w:t xml:space="preserve">[17]</w:t>
+      </w:r>
+      <w:r>
+        <w:t xml:space="preserve"> </w:t>
+      </w:r>
+      <w:r>
+        <w:t xml:space="preserve">	</w:t>
+      </w:r>
+      <w:r>
+        <w:t xml:space="preserve">G. M. Fitzmaurice, M. Davidian, G. Verbeke, and G. Molenberghs,</w:t>
+      </w:r>
+      <w:r>
+        <w:t xml:space="preserve"> </w:t>
+      </w:r>
+      <w:r>
+        <w:rPr>
+          <w:i/>
+          <w:iCs/>
+        </w:rPr>
+        <w:t xml:space="preserve">Longitudinal data analysis</w:t>
+      </w:r>
+      <w:r>
+        <w:t xml:space="preserve">. in Chapman &amp; hall/CRC handbooks of modern statistical methods. Boca Raton: CRC Press, 2009. doi:</w:t>
+      </w:r>
+      <w:r>
+        <w:t xml:space="preserve"> </w:t>
+      </w:r>
+      <w:hyperlink r:id="rId176">
+        <w:r>
+          <w:rPr>
+            <w:rStyle w:val="Hyperlink"/>
+          </w:rPr>
+          <w:t xml:space="preserve">10.1201/9781420011579</w:t>
+        </w:r>
+      </w:hyperlink>
+      <w:r>
+        <w:t xml:space="preserve">.</w:t>
+      </w:r>
+    </w:p>
+    <w:bookmarkEnd w:id="177"/>
+    <w:bookmarkStart w:id="179" w:name="ref-galecki2013"/>
+    <w:p>
+      <w:pPr>
+        <w:pStyle w:val="Bibliography"/>
+      </w:pPr>
+      <w:r>
+        <w:t xml:space="preserve">[18]</w:t>
+      </w:r>
+      <w:r>
+        <w:t xml:space="preserve"> </w:t>
+      </w:r>
+      <w:r>
+        <w:t xml:space="preserve">	</w:t>
+      </w:r>
+      <w:r>
+        <w:t xml:space="preserve">A. T. Gałecki and Tomasz. Burzykowski,</w:t>
+      </w:r>
+      <w:r>
+        <w:t xml:space="preserve"> </w:t>
+      </w:r>
+      <w:r>
+        <w:rPr>
+          <w:i/>
+          <w:iCs/>
+        </w:rPr>
+        <w:t xml:space="preserve">Linear mixed-effects models using</w:t>
+      </w:r>
+      <w:r>
+        <w:rPr>
+          <w:i/>
+          <w:iCs/>
+        </w:rPr>
+        <w:t xml:space="preserve"> </w:t>
+      </w:r>
+      <w:r>
+        <w:rPr>
+          <w:i/>
+          <w:iCs/>
+        </w:rPr>
+        <w:t xml:space="preserve">R</w:t>
+      </w:r>
+      <w:r>
+        <w:rPr>
+          <w:i/>
+          <w:iCs/>
+        </w:rPr>
+        <w:t xml:space="preserve"> </w:t>
+      </w:r>
+      <w:r>
+        <w:rPr>
+          <w:i/>
+          <w:iCs/>
+        </w:rPr>
+        <w:t xml:space="preserve">: A step-by-step approach</w:t>
+      </w:r>
+      <w:r>
+        <w:t xml:space="preserve">. in Springer texts in statistics. New York, NY: Springer, 2013. doi:</w:t>
+      </w:r>
+      <w:r>
+        <w:t xml:space="preserve"> </w:t>
+      </w:r>
+      <w:hyperlink r:id="rId178">
+        <w:r>
+          <w:rPr>
+            <w:rStyle w:val="Hyperlink"/>
+          </w:rPr>
+          <w:t xml:space="preserve">10.1007/978-1-4614-3900-4</w:t>
+        </w:r>
+      </w:hyperlink>
+      <w:r>
+        <w:t xml:space="preserve">.</w:t>
+      </w:r>
+    </w:p>
+    <w:bookmarkEnd w:id="179"/>
+    <w:bookmarkStart w:id="180" w:name="ref-congdon2020"/>
+    <w:p>
+      <w:pPr>
+        <w:pStyle w:val="Bibliography"/>
+      </w:pPr>
+      <w:r>
+        <w:t xml:space="preserve">[19]</w:t>
+      </w:r>
+      <w:r>
+        <w:t xml:space="preserve"> </w:t>
+      </w:r>
+      <w:r>
+        <w:t xml:space="preserve">	</w:t>
+      </w:r>
+      <w:r>
+        <w:t xml:space="preserve">P. D. Congdon,</w:t>
+      </w:r>
+      <w:r>
+        <w:t xml:space="preserve"> </w:t>
+      </w:r>
+      <w:r>
+        <w:rPr>
+          <w:i/>
+          <w:iCs/>
+        </w:rPr>
+        <w:t xml:space="preserve">Bayesian hierarchical models: With applications using</w:t>
+      </w:r>
+      <w:r>
+        <w:rPr>
+          <w:i/>
+          <w:iCs/>
+        </w:rPr>
+        <w:t xml:space="preserve"> </w:t>
+      </w:r>
+      <w:r>
+        <w:rPr>
+          <w:i/>
+          <w:iCs/>
+        </w:rPr>
+        <w:t xml:space="preserve">R</w:t>
+      </w:r>
+      <w:r>
+        <w:rPr>
+          <w:i/>
+          <w:iCs/>
+        </w:rPr>
+        <w:t xml:space="preserve">, second edition</w:t>
+      </w:r>
+      <w:r>
+        <w:t xml:space="preserve">, 2nd edition. Milton: CRC Press, 2020.</w:t>
+      </w:r>
+    </w:p>
+    <w:bookmarkEnd w:id="180"/>
+    <w:bookmarkStart w:id="182" w:name="ref-molenberghs2005"/>
+    <w:p>
+      <w:pPr>
+        <w:pStyle w:val="Bibliography"/>
+      </w:pPr>
+      <w:r>
+        <w:t xml:space="preserve">[20]</w:t>
+      </w:r>
+      <w:r>
+        <w:t xml:space="preserve"> </w:t>
+      </w:r>
+      <w:r>
+        <w:t xml:space="preserve">	</w:t>
+      </w:r>
+      <w:r>
+        <w:t xml:space="preserve">Geert. Molenberghs and Geert. Verbeke,</w:t>
+      </w:r>
+      <w:r>
+        <w:t xml:space="preserve"> </w:t>
+      </w:r>
+      <w:r>
+        <w:rPr>
+          <w:i/>
+          <w:iCs/>
+        </w:rPr>
+        <w:t xml:space="preserve">Models for discrete longitudinal data</w:t>
+      </w:r>
+      <w:r>
+        <w:t xml:space="preserve">. in Springer series in statistics. New York: Springer Science+Business Media, Inc., 2005. doi:</w:t>
+      </w:r>
+      <w:r>
+        <w:t xml:space="preserve"> </w:t>
+      </w:r>
+      <w:hyperlink r:id="rId181">
+        <w:r>
+          <w:rPr>
+            <w:rStyle w:val="Hyperlink"/>
+          </w:rPr>
+          <w:t xml:space="preserve">10.1007/0-387-28980-1</w:t>
+        </w:r>
+      </w:hyperlink>
+      <w:r>
+        <w:t xml:space="preserve">.</w:t>
+      </w:r>
+    </w:p>
+    <w:bookmarkEnd w:id="182"/>
+    <w:bookmarkStart w:id="184" w:name="ref-VerbekeGeert2000LMMf"/>
+    <w:p>
+      <w:pPr>
+        <w:pStyle w:val="Bibliography"/>
+      </w:pPr>
+      <w:r>
+        <w:t xml:space="preserve">[21]</w:t>
+      </w:r>
+      <w:r>
+        <w:t xml:space="preserve"> </w:t>
+      </w:r>
+      <w:r>
+        <w:t xml:space="preserve">	</w:t>
+      </w:r>
+      <w:r>
+        <w:t xml:space="preserve">G. Verbeke and G. Molenberghs,</w:t>
+      </w:r>
+      <w:r>
+        <w:t xml:space="preserve"> </w:t>
+      </w:r>
+      <w:r>
+        <w:rPr>
+          <w:i/>
+          <w:iCs/>
+        </w:rPr>
+        <w:t xml:space="preserve">Linear mixed models for longitudinal data</w:t>
+      </w:r>
+      <w:r>
+        <w:t xml:space="preserve">, 1st ed. in Springer series in statistics. New York, NY: SpringerLink (Online service); Springer, 2000. doi:</w:t>
+      </w:r>
+      <w:r>
+        <w:t xml:space="preserve"> </w:t>
+      </w:r>
+      <w:hyperlink r:id="rId183">
+        <w:r>
+          <w:rPr>
+            <w:rStyle w:val="Hyperlink"/>
+          </w:rPr>
+          <w:t xml:space="preserve">10.1007/978-1-4419-0300-6</w:t>
+        </w:r>
+      </w:hyperlink>
+      <w:r>
+        <w:t xml:space="preserve">.</w:t>
+      </w:r>
+    </w:p>
+    <w:bookmarkEnd w:id="184"/>
+    <w:bookmarkStart w:id="186" w:name="ref-jewell2016analysis"/>
+    <w:p>
+      <w:pPr>
+        <w:pStyle w:val="Bibliography"/>
+      </w:pPr>
+      <w:r>
+        <w:t xml:space="preserve">[22]</w:t>
+      </w:r>
+      <w:r>
+        <w:t xml:space="preserve"> </w:t>
+      </w:r>
+      <w:r>
+        <w:t xml:space="preserve">	</w:t>
+      </w:r>
+      <w:r>
+        <w:t xml:space="preserve">N. P. Jewell and A. E. Hubbard,</w:t>
+      </w:r>
+      <w:r>
+        <w:t xml:space="preserve"> </w:t>
+      </w:r>
+      <w:r>
+        <w:rPr>
+          <w:i/>
+          <w:iCs/>
+        </w:rPr>
+        <w:t xml:space="preserve">Analysis of longitudinal studies in epidemiology</w:t>
+      </w:r>
+      <w:r>
+        <w:t xml:space="preserve">. in Chapman &amp; hall/CRC texts in statistical science. Taylor &amp; Francis, 2016. Available:</w:t>
+      </w:r>
+      <w:r>
+        <w:t xml:space="preserve"> </w:t>
+      </w:r>
+      <w:hyperlink r:id="rId185">
+        <w:r>
+          <w:rPr>
+            <w:rStyle w:val="Hyperlink"/>
+          </w:rPr>
+          <w:t xml:space="preserve">https://books.google.com/books?id=-LoLPQAACAAJ</w:t>
+        </w:r>
+      </w:hyperlink>
     </w:p>
     <w:bookmarkEnd w:id="186"/>
     <w:bookmarkEnd w:id="187"/>

--- a/chapters/intro-multilevel-models-handout.docx
+++ b/chapters/intro-multilevel-models-handout.docx
@@ -1626,29 +1626,27 @@
     <w:tbl>
       <w:tblPr>
         <w:tblStyle w:val="Table"/>
-        <w:tblLook w:firstRow="0" w:lastRow="0" w:firstColumn="0" w:lastColumn="0" w:noHBand="0" w:noVBand="0" w:val="0000"/>
+        <w:tblInd w:w="164" w:type="dxa"/>
         <w:tblBorders>
-          <w:top w:val="single" w:sz="4" w:space="0" w:color="909090"/>
           <w:left w:val="single" w:sz="24" w:space="0" w:color="909090"/>
-          <w:bottom w:val="single" w:sz="4" w:space="0" w:color="909090"/>
-          <w:right w:val="single" w:sz="4" w:space="0" w:color="909090"/>
         </w:tblBorders>
         <w:tblCellMar>
-          <w:left w:w="144" w:type="dxa"/>
-          <w:right w:w="144" w:type="dxa"/>
+          <w:left w:w="0" w:type="dxa"/>
+          <w:right w:w="0" w:type="dxa"/>
         </w:tblCellMar>
         <w:tblLook w:firstRow="0" w:lastRow="0" w:firstColumn="0" w:lastColumn="0" w:noHBand="0" w:noVBand="0" w:val="0000"/>
       </w:tblPr>
+      <w:tblGrid>
+        <w:gridCol w:w="7920"/>
+      </w:tblGrid>
       <w:tr>
         <w:trPr>
           <w:cantSplit/>
         </w:trPr>
         <w:tc>
           <w:tcPr>
-            <w:shd w:color="auto" w:fill="e6e6e6" w:val="clear"/>
             <w:tcMar>
-              <w:top w:w="92" w:type="dxa"/>
-              <w:bottom w:w="92" w:type="dxa"/>
+              <w:left w:w="144" w:type="dxa"/>
             </w:tcMar>
           </w:tcPr>
           <w:p>
@@ -1656,25 +1654,9 @@
               <w:pStyle w:val="BodyText"/>
             </w:pPr>
             <w:pPr>
-              <w:spacing w:before="16" w:after="16"/>
+              <w:spacing w:before="16" w:after="64"/>
             </w:pPr>
-            <w:r>
-              <w:t xml:space="preserve">Exm</w:t>
-            </w:r>
           </w:p>
-        </w:tc>
-      </w:tr>
-      <w:tr>
-        <w:trPr>
-          <w:cantSplit/>
-        </w:trPr>
-        <w:tc>
-          <w:tcPr>
-            <w:tcMar>
-              <w:top w:w="108" w:type="dxa"/>
-              <w:bottom w:w="108" w:type="dxa"/>
-            </w:tcMar>
-          </w:tcPr>
           <w:bookmarkStart w:id="13" w:name="exm-fixed-effect"/>
           <w:p>
             <w:pPr>
@@ -2175,7 +2157,6 @@
             </m:oMathPara>
           </w:p>
           <w:bookmarkEnd w:id="13"/>
-          <w:p/>
         </w:tc>
       </w:tr>
     </w:tbl>
@@ -2496,29 +2477,27 @@
     <w:tbl>
       <w:tblPr>
         <w:tblStyle w:val="Table"/>
-        <w:tblLook w:firstRow="0" w:lastRow="0" w:firstColumn="0" w:lastColumn="0" w:noHBand="0" w:noVBand="0" w:val="0000"/>
+        <w:tblInd w:w="164" w:type="dxa"/>
         <w:tblBorders>
-          <w:top w:val="single" w:sz="4" w:space="0" w:color="909090"/>
           <w:left w:val="single" w:sz="24" w:space="0" w:color="909090"/>
-          <w:bottom w:val="single" w:sz="4" w:space="0" w:color="909090"/>
-          <w:right w:val="single" w:sz="4" w:space="0" w:color="909090"/>
         </w:tblBorders>
         <w:tblCellMar>
-          <w:left w:w="144" w:type="dxa"/>
-          <w:right w:w="144" w:type="dxa"/>
+          <w:left w:w="0" w:type="dxa"/>
+          <w:right w:w="0" w:type="dxa"/>
         </w:tblCellMar>
         <w:tblLook w:firstRow="0" w:lastRow="0" w:firstColumn="0" w:lastColumn="0" w:noHBand="0" w:noVBand="0" w:val="0000"/>
       </w:tblPr>
+      <w:tblGrid>
+        <w:gridCol w:w="7920"/>
+      </w:tblGrid>
       <w:tr>
         <w:trPr>
           <w:cantSplit/>
         </w:trPr>
         <w:tc>
           <w:tcPr>
-            <w:shd w:color="auto" w:fill="e6e6e6" w:val="clear"/>
             <w:tcMar>
-              <w:top w:w="92" w:type="dxa"/>
-              <w:bottom w:w="92" w:type="dxa"/>
+              <w:left w:w="144" w:type="dxa"/>
             </w:tcMar>
           </w:tcPr>
           <w:p>
@@ -2526,25 +2505,9 @@
               <w:pStyle w:val="BodyText"/>
             </w:pPr>
             <w:pPr>
-              <w:spacing w:before="16" w:after="16"/>
+              <w:spacing w:before="16" w:after="64"/>
             </w:pPr>
-            <w:r>
-              <w:t xml:space="preserve">Exm</w:t>
-            </w:r>
           </w:p>
-        </w:tc>
-      </w:tr>
-      <w:tr>
-        <w:trPr>
-          <w:cantSplit/>
-        </w:trPr>
-        <w:tc>
-          <w:tcPr>
-            <w:tcMar>
-              <w:top w:w="108" w:type="dxa"/>
-              <w:bottom w:w="108" w:type="dxa"/>
-            </w:tcMar>
-          </w:tcPr>
           <w:bookmarkStart w:id="17" w:name="exm-random-effect"/>
           <w:p>
             <w:pPr>
@@ -3015,36 +2978,33 @@
             </w:r>
           </w:p>
           <w:bookmarkEnd w:id="17"/>
-          <w:p/>
         </w:tc>
       </w:tr>
     </w:tbl>
     <w:tbl>
       <w:tblPr>
         <w:tblStyle w:val="Table"/>
-        <w:tblLook w:firstRow="0" w:lastRow="0" w:firstColumn="0" w:lastColumn="0" w:noHBand="0" w:noVBand="0" w:val="0000"/>
+        <w:tblInd w:w="164" w:type="dxa"/>
         <w:tblBorders>
-          <w:top w:val="single" w:sz="4" w:space="0" w:color="909090"/>
           <w:left w:val="single" w:sz="24" w:space="0" w:color="909090"/>
-          <w:bottom w:val="single" w:sz="4" w:space="0" w:color="909090"/>
-          <w:right w:val="single" w:sz="4" w:space="0" w:color="909090"/>
         </w:tblBorders>
         <w:tblCellMar>
-          <w:left w:w="144" w:type="dxa"/>
-          <w:right w:w="144" w:type="dxa"/>
+          <w:left w:w="0" w:type="dxa"/>
+          <w:right w:w="0" w:type="dxa"/>
         </w:tblCellMar>
         <w:tblLook w:firstRow="0" w:lastRow="0" w:firstColumn="0" w:lastColumn="0" w:noHBand="0" w:noVBand="0" w:val="0000"/>
       </w:tblPr>
+      <w:tblGrid>
+        <w:gridCol w:w="7920"/>
+      </w:tblGrid>
       <w:tr>
         <w:trPr>
           <w:cantSplit/>
         </w:trPr>
         <w:tc>
           <w:tcPr>
-            <w:shd w:color="auto" w:fill="e6e6e6" w:val="clear"/>
             <w:tcMar>
-              <w:top w:w="92" w:type="dxa"/>
-              <w:bottom w:w="92" w:type="dxa"/>
+              <w:left w:w="144" w:type="dxa"/>
             </w:tcMar>
           </w:tcPr>
           <w:p>
@@ -3052,25 +3012,9 @@
               <w:pStyle w:val="BodyText"/>
             </w:pPr>
             <w:pPr>
-              <w:spacing w:before="16" w:after="16"/>
+              <w:spacing w:before="16" w:after="64"/>
             </w:pPr>
-            <w:r>
-              <w:t xml:space="preserve">Exm</w:t>
-            </w:r>
           </w:p>
-        </w:tc>
-      </w:tr>
-      <w:tr>
-        <w:trPr>
-          <w:cantSplit/>
-        </w:trPr>
-        <w:tc>
-          <w:tcPr>
-            <w:tcMar>
-              <w:top w:w="108" w:type="dxa"/>
-              <w:bottom w:w="108" w:type="dxa"/>
-            </w:tcMar>
-          </w:tcPr>
           <w:bookmarkStart w:id="18" w:name="exm-fixed-vs-random"/>
           <w:p>
             <w:pPr>
@@ -3145,7 +3089,6 @@
             </w:r>
           </w:p>
           <w:bookmarkEnd w:id="18"/>
-          <w:p/>
         </w:tc>
       </w:tr>
     </w:tbl>
@@ -3415,29 +3358,27 @@
     <w:tbl>
       <w:tblPr>
         <w:tblStyle w:val="Table"/>
-        <w:tblLook w:firstRow="0" w:lastRow="0" w:firstColumn="0" w:lastColumn="0" w:noHBand="0" w:noVBand="0" w:val="0000"/>
+        <w:tblInd w:w="164" w:type="dxa"/>
         <w:tblBorders>
-          <w:top w:val="single" w:sz="4" w:space="0" w:color="909090"/>
           <w:left w:val="single" w:sz="24" w:space="0" w:color="909090"/>
-          <w:bottom w:val="single" w:sz="4" w:space="0" w:color="909090"/>
-          <w:right w:val="single" w:sz="4" w:space="0" w:color="909090"/>
         </w:tblBorders>
         <w:tblCellMar>
-          <w:left w:w="144" w:type="dxa"/>
-          <w:right w:w="144" w:type="dxa"/>
+          <w:left w:w="0" w:type="dxa"/>
+          <w:right w:w="0" w:type="dxa"/>
         </w:tblCellMar>
         <w:tblLook w:firstRow="0" w:lastRow="0" w:firstColumn="0" w:lastColumn="0" w:noHBand="0" w:noVBand="0" w:val="0000"/>
       </w:tblPr>
+      <w:tblGrid>
+        <w:gridCol w:w="7920"/>
+      </w:tblGrid>
       <w:tr>
         <w:trPr>
           <w:cantSplit/>
         </w:trPr>
         <w:tc>
           <w:tcPr>
-            <w:shd w:color="auto" w:fill="e6e6e6" w:val="clear"/>
             <w:tcMar>
-              <w:top w:w="92" w:type="dxa"/>
-              <w:bottom w:w="92" w:type="dxa"/>
+              <w:left w:w="144" w:type="dxa"/>
             </w:tcMar>
           </w:tcPr>
           <w:p>
@@ -3445,25 +3386,9 @@
               <w:pStyle w:val="BodyText"/>
             </w:pPr>
             <w:pPr>
-              <w:spacing w:before="16" w:after="16"/>
+              <w:spacing w:before="16" w:after="64"/>
             </w:pPr>
-            <w:r>
-              <w:t xml:space="preserve">Exm</w:t>
-            </w:r>
           </w:p>
-        </w:tc>
-      </w:tr>
-      <w:tr>
-        <w:trPr>
-          <w:cantSplit/>
-        </w:trPr>
-        <w:tc>
-          <w:tcPr>
-            <w:tcMar>
-              <w:top w:w="108" w:type="dxa"/>
-              <w:bottom w:w="108" w:type="dxa"/>
-            </w:tcMar>
-          </w:tcPr>
           <w:bookmarkStart w:id="20" w:name="exm-mixed-model-random-intercept"/>
           <w:p>
             <w:pPr>
@@ -3739,36 +3664,33 @@
             </w:r>
           </w:p>
           <w:bookmarkEnd w:id="20"/>
-          <w:p/>
         </w:tc>
       </w:tr>
     </w:tbl>
     <w:tbl>
       <w:tblPr>
         <w:tblStyle w:val="Table"/>
-        <w:tblLook w:firstRow="0" w:lastRow="0" w:firstColumn="0" w:lastColumn="0" w:noHBand="0" w:noVBand="0" w:val="0000"/>
+        <w:tblInd w:w="164" w:type="dxa"/>
         <w:tblBorders>
-          <w:top w:val="single" w:sz="4" w:space="0" w:color="909090"/>
           <w:left w:val="single" w:sz="24" w:space="0" w:color="909090"/>
-          <w:bottom w:val="single" w:sz="4" w:space="0" w:color="909090"/>
-          <w:right w:val="single" w:sz="4" w:space="0" w:color="909090"/>
         </w:tblBorders>
         <w:tblCellMar>
-          <w:left w:w="144" w:type="dxa"/>
-          <w:right w:w="144" w:type="dxa"/>
+          <w:left w:w="0" w:type="dxa"/>
+          <w:right w:w="0" w:type="dxa"/>
         </w:tblCellMar>
         <w:tblLook w:firstRow="0" w:lastRow="0" w:firstColumn="0" w:lastColumn="0" w:noHBand="0" w:noVBand="0" w:val="0000"/>
       </w:tblPr>
+      <w:tblGrid>
+        <w:gridCol w:w="7920"/>
+      </w:tblGrid>
       <w:tr>
         <w:trPr>
           <w:cantSplit/>
         </w:trPr>
         <w:tc>
           <w:tcPr>
-            <w:shd w:color="auto" w:fill="e6e6e6" w:val="clear"/>
             <w:tcMar>
-              <w:top w:w="92" w:type="dxa"/>
-              <w:bottom w:w="92" w:type="dxa"/>
+              <w:left w:w="144" w:type="dxa"/>
             </w:tcMar>
           </w:tcPr>
           <w:p>
@@ -3776,25 +3698,9 @@
               <w:pStyle w:val="BodyText"/>
             </w:pPr>
             <w:pPr>
-              <w:spacing w:before="16" w:after="16"/>
+              <w:spacing w:before="16" w:after="64"/>
             </w:pPr>
-            <w:r>
-              <w:t xml:space="preserve">Exm</w:t>
-            </w:r>
           </w:p>
-        </w:tc>
-      </w:tr>
-      <w:tr>
-        <w:trPr>
-          <w:cantSplit/>
-        </w:trPr>
-        <w:tc>
-          <w:tcPr>
-            <w:tcMar>
-              <w:top w:w="108" w:type="dxa"/>
-              <w:bottom w:w="108" w:type="dxa"/>
-            </w:tcMar>
-          </w:tcPr>
           <w:bookmarkStart w:id="21" w:name="exm-mixed-model"/>
           <w:p>
             <w:pPr>
@@ -4597,36 +4503,33 @@
             </m:oMathPara>
           </w:p>
           <w:bookmarkEnd w:id="21"/>
-          <w:p/>
         </w:tc>
       </w:tr>
     </w:tbl>
     <w:tbl>
       <w:tblPr>
         <w:tblStyle w:val="Table"/>
-        <w:tblLook w:firstRow="0" w:lastRow="0" w:firstColumn="0" w:lastColumn="0" w:noHBand="0" w:noVBand="0" w:val="0000"/>
+        <w:tblInd w:w="164" w:type="dxa"/>
         <w:tblBorders>
-          <w:top w:val="single" w:sz="4" w:space="0" w:color="909090"/>
           <w:left w:val="single" w:sz="24" w:space="0" w:color="909090"/>
-          <w:bottom w:val="single" w:sz="4" w:space="0" w:color="909090"/>
-          <w:right w:val="single" w:sz="4" w:space="0" w:color="909090"/>
         </w:tblBorders>
         <w:tblCellMar>
-          <w:left w:w="144" w:type="dxa"/>
-          <w:right w:w="144" w:type="dxa"/>
+          <w:left w:w="0" w:type="dxa"/>
+          <w:right w:w="0" w:type="dxa"/>
         </w:tblCellMar>
         <w:tblLook w:firstRow="0" w:lastRow="0" w:firstColumn="0" w:lastColumn="0" w:noHBand="0" w:noVBand="0" w:val="0000"/>
       </w:tblPr>
+      <w:tblGrid>
+        <w:gridCol w:w="7920"/>
+      </w:tblGrid>
       <w:tr>
         <w:trPr>
           <w:cantSplit/>
         </w:trPr>
         <w:tc>
           <w:tcPr>
-            <w:shd w:color="auto" w:fill="e6e6e6" w:val="clear"/>
             <w:tcMar>
-              <w:top w:w="92" w:type="dxa"/>
-              <w:bottom w:w="92" w:type="dxa"/>
+              <w:left w:w="144" w:type="dxa"/>
             </w:tcMar>
           </w:tcPr>
           <w:p>
@@ -4634,25 +4537,9 @@
               <w:pStyle w:val="FirstParagraph"/>
             </w:pPr>
             <w:pPr>
-              <w:spacing w:before="16" w:after="16"/>
+              <w:spacing w:before="16" w:after="64"/>
             </w:pPr>
-            <w:r>
-              <w:t xml:space="preserve">Exm</w:t>
-            </w:r>
           </w:p>
-        </w:tc>
-      </w:tr>
-      <w:tr>
-        <w:trPr>
-          <w:cantSplit/>
-        </w:trPr>
-        <w:tc>
-          <w:tcPr>
-            <w:tcMar>
-              <w:top w:w="108" w:type="dxa"/>
-              <w:bottom w:w="108" w:type="dxa"/>
-            </w:tcMar>
-          </w:tcPr>
           <w:bookmarkStart w:id="22" w:name="exm-not-mixed-model"/>
           <w:p>
             <w:pPr>
@@ -4702,7 +4589,6 @@
             </w:r>
           </w:p>
           <w:bookmarkEnd w:id="22"/>
-          <w:p/>
         </w:tc>
       </w:tr>
     </w:tbl>
@@ -5678,29 +5564,27 @@
     <w:tbl>
       <w:tblPr>
         <w:tblStyle w:val="Table"/>
-        <w:tblLook w:firstRow="0" w:lastRow="0" w:firstColumn="0" w:lastColumn="0" w:noHBand="0" w:noVBand="0" w:val="0000"/>
+        <w:tblInd w:w="164" w:type="dxa"/>
         <w:tblBorders>
-          <w:top w:val="single" w:sz="4" w:space="0" w:color="909090"/>
           <w:left w:val="single" w:sz="24" w:space="0" w:color="909090"/>
-          <w:bottom w:val="single" w:sz="4" w:space="0" w:color="909090"/>
-          <w:right w:val="single" w:sz="4" w:space="0" w:color="909090"/>
         </w:tblBorders>
         <w:tblCellMar>
-          <w:left w:w="144" w:type="dxa"/>
-          <w:right w:w="144" w:type="dxa"/>
+          <w:left w:w="0" w:type="dxa"/>
+          <w:right w:w="0" w:type="dxa"/>
         </w:tblCellMar>
         <w:tblLook w:firstRow="0" w:lastRow="0" w:firstColumn="0" w:lastColumn="0" w:noHBand="0" w:noVBand="0" w:val="0000"/>
       </w:tblPr>
+      <w:tblGrid>
+        <w:gridCol w:w="7920"/>
+      </w:tblGrid>
       <w:tr>
         <w:trPr>
           <w:cantSplit/>
         </w:trPr>
         <w:tc>
           <w:tcPr>
-            <w:shd w:color="auto" w:fill="e6e6e6" w:val="clear"/>
             <w:tcMar>
-              <w:top w:w="92" w:type="dxa"/>
-              <w:bottom w:w="92" w:type="dxa"/>
+              <w:left w:w="144" w:type="dxa"/>
             </w:tcMar>
           </w:tcPr>
           <w:p>
@@ -5708,25 +5592,9 @@
               <w:pStyle w:val="FirstParagraph"/>
             </w:pPr>
             <w:pPr>
-              <w:spacing w:before="16" w:after="16"/>
+              <w:spacing w:before="16" w:after="64"/>
             </w:pPr>
-            <w:r>
-              <w:t xml:space="preserve">Exm</w:t>
-            </w:r>
           </w:p>
-        </w:tc>
-      </w:tr>
-      <w:tr>
-        <w:trPr>
-          <w:cantSplit/>
-        </w:trPr>
-        <w:tc>
-          <w:tcPr>
-            <w:tcMar>
-              <w:top w:w="108" w:type="dxa"/>
-              <w:bottom w:w="108" w:type="dxa"/>
-            </w:tcMar>
-          </w:tcPr>
           <w:bookmarkStart w:id="32" w:name="exm-dyestuff"/>
           <w:p>
             <w:pPr>
@@ -5945,7 +5813,6 @@
             </w:r>
           </w:p>
           <w:bookmarkEnd w:id="32"/>
-          <w:p/>
         </w:tc>
       </w:tr>
     </w:tbl>
@@ -6087,29 +5954,27 @@
     <w:tbl>
       <w:tblPr>
         <w:tblStyle w:val="Table"/>
-        <w:tblLook w:firstRow="0" w:lastRow="0" w:firstColumn="0" w:lastColumn="0" w:noHBand="0" w:noVBand="0" w:val="0000"/>
+        <w:tblInd w:w="164" w:type="dxa"/>
         <w:tblBorders>
-          <w:top w:val="single" w:sz="4" w:space="0" w:color="909090"/>
           <w:left w:val="single" w:sz="24" w:space="0" w:color="909090"/>
-          <w:bottom w:val="single" w:sz="4" w:space="0" w:color="909090"/>
-          <w:right w:val="single" w:sz="4" w:space="0" w:color="909090"/>
         </w:tblBorders>
         <w:tblCellMar>
-          <w:left w:w="144" w:type="dxa"/>
-          <w:right w:w="144" w:type="dxa"/>
+          <w:left w:w="0" w:type="dxa"/>
+          <w:right w:w="0" w:type="dxa"/>
         </w:tblCellMar>
         <w:tblLook w:firstRow="0" w:lastRow="0" w:firstColumn="0" w:lastColumn="0" w:noHBand="0" w:noVBand="0" w:val="0000"/>
       </w:tblPr>
+      <w:tblGrid>
+        <w:gridCol w:w="7920"/>
+      </w:tblGrid>
       <w:tr>
         <w:trPr>
           <w:cantSplit/>
         </w:trPr>
         <w:tc>
           <w:tcPr>
-            <w:shd w:color="auto" w:fill="e6e6e6" w:val="clear"/>
             <w:tcMar>
-              <w:top w:w="92" w:type="dxa"/>
-              <w:bottom w:w="92" w:type="dxa"/>
+              <w:left w:w="144" w:type="dxa"/>
             </w:tcMar>
           </w:tcPr>
           <w:p>
@@ -6117,25 +5982,9 @@
               <w:pStyle w:val="BodyText"/>
             </w:pPr>
             <w:pPr>
-              <w:spacing w:before="16" w:after="16"/>
+              <w:spacing w:before="16" w:after="64"/>
             </w:pPr>
-            <w:r>
-              <w:t xml:space="preserve">Exm</w:t>
-            </w:r>
           </w:p>
-        </w:tc>
-      </w:tr>
-      <w:tr>
-        <w:trPr>
-          <w:cantSplit/>
-        </w:trPr>
-        <w:tc>
-          <w:tcPr>
-            <w:tcMar>
-              <w:top w:w="108" w:type="dxa"/>
-              <w:bottom w:w="108" w:type="dxa"/>
-            </w:tcMar>
-          </w:tcPr>
           <w:bookmarkStart w:id="34" w:name="exm-variance-components-dyestuff"/>
           <w:p>
             <w:pPr>
@@ -6238,7 +6087,6 @@
             </w:r>
           </w:p>
           <w:bookmarkEnd w:id="34"/>
-          <w:p/>
         </w:tc>
       </w:tr>
     </w:tbl>
@@ -8938,29 +8786,27 @@
     <w:tbl>
       <w:tblPr>
         <w:tblStyle w:val="Table"/>
-        <w:tblLook w:firstRow="0" w:lastRow="0" w:firstColumn="0" w:lastColumn="0" w:noHBand="0" w:noVBand="0" w:val="0000"/>
+        <w:tblInd w:w="164" w:type="dxa"/>
         <w:tblBorders>
-          <w:top w:val="single" w:sz="4" w:space="0" w:color="909090"/>
           <w:left w:val="single" w:sz="24" w:space="0" w:color="909090"/>
-          <w:bottom w:val="single" w:sz="4" w:space="0" w:color="909090"/>
-          <w:right w:val="single" w:sz="4" w:space="0" w:color="909090"/>
         </w:tblBorders>
         <w:tblCellMar>
-          <w:left w:w="144" w:type="dxa"/>
-          <w:right w:w="144" w:type="dxa"/>
+          <w:left w:w="0" w:type="dxa"/>
+          <w:right w:w="0" w:type="dxa"/>
         </w:tblCellMar>
         <w:tblLook w:firstRow="0" w:lastRow="0" w:firstColumn="0" w:lastColumn="0" w:noHBand="0" w:noVBand="0" w:val="0000"/>
       </w:tblPr>
+      <w:tblGrid>
+        <w:gridCol w:w="7920"/>
+      </w:tblGrid>
       <w:tr>
         <w:trPr>
           <w:cantSplit/>
         </w:trPr>
         <w:tc>
           <w:tcPr>
-            <w:shd w:color="auto" w:fill="e6e6e6" w:val="clear"/>
             <w:tcMar>
-              <w:top w:w="92" w:type="dxa"/>
-              <w:bottom w:w="92" w:type="dxa"/>
+              <w:left w:w="144" w:type="dxa"/>
             </w:tcMar>
           </w:tcPr>
           <w:p>
@@ -8968,25 +8814,9 @@
               <w:pStyle w:val="BodyText"/>
             </w:pPr>
             <w:pPr>
-              <w:spacing w:before="16" w:after="16"/>
+              <w:spacing w:before="16" w:after="64"/>
             </w:pPr>
-            <w:r>
-              <w:t xml:space="preserve">Exm</w:t>
-            </w:r>
           </w:p>
-        </w:tc>
-      </w:tr>
-      <w:tr>
-        <w:trPr>
-          <w:cantSplit/>
-        </w:trPr>
-        <w:tc>
-          <w:tcPr>
-            <w:tcMar>
-              <w:top w:w="108" w:type="dxa"/>
-              <w:bottom w:w="108" w:type="dxa"/>
-            </w:tcMar>
-          </w:tcPr>
           <w:bookmarkStart w:id="43" w:name="exm-dyestuff-cov"/>
           <w:p>
             <w:pPr>
@@ -9202,7 +9032,6 @@
             </w:r>
           </w:p>
           <w:bookmarkEnd w:id="43"/>
-          <w:p/>
         </w:tc>
       </w:tr>
     </w:tbl>
@@ -10404,29 +10233,27 @@
     <w:tbl>
       <w:tblPr>
         <w:tblStyle w:val="Table"/>
-        <w:tblLook w:firstRow="0" w:lastRow="0" w:firstColumn="0" w:lastColumn="0" w:noHBand="0" w:noVBand="0" w:val="0000"/>
+        <w:tblInd w:w="164" w:type="dxa"/>
         <w:tblBorders>
-          <w:top w:val="single" w:sz="4" w:space="0" w:color="909090"/>
           <w:left w:val="single" w:sz="24" w:space="0" w:color="909090"/>
-          <w:bottom w:val="single" w:sz="4" w:space="0" w:color="909090"/>
-          <w:right w:val="single" w:sz="4" w:space="0" w:color="909090"/>
         </w:tblBorders>
         <w:tblCellMar>
-          <w:left w:w="144" w:type="dxa"/>
-          <w:right w:w="144" w:type="dxa"/>
+          <w:left w:w="0" w:type="dxa"/>
+          <w:right w:w="0" w:type="dxa"/>
         </w:tblCellMar>
         <w:tblLook w:firstRow="0" w:lastRow="0" w:firstColumn="0" w:lastColumn="0" w:noHBand="0" w:noVBand="0" w:val="0000"/>
       </w:tblPr>
+      <w:tblGrid>
+        <w:gridCol w:w="7920"/>
+      </w:tblGrid>
       <w:tr>
         <w:trPr>
           <w:cantSplit/>
         </w:trPr>
         <w:tc>
           <w:tcPr>
-            <w:shd w:color="auto" w:fill="e6e6e6" w:val="clear"/>
             <w:tcMar>
-              <w:top w:w="92" w:type="dxa"/>
-              <w:bottom w:w="92" w:type="dxa"/>
+              <w:left w:w="144" w:type="dxa"/>
             </w:tcMar>
           </w:tcPr>
           <w:p>
@@ -10434,25 +10261,9 @@
               <w:pStyle w:val="FirstParagraph"/>
             </w:pPr>
             <w:pPr>
-              <w:spacing w:before="16" w:after="16"/>
+              <w:spacing w:before="16" w:after="64"/>
             </w:pPr>
-            <w:r>
-              <w:t xml:space="preserve">Exm</w:t>
-            </w:r>
           </w:p>
-        </w:tc>
-      </w:tr>
-      <w:tr>
-        <w:trPr>
-          <w:cantSplit/>
-        </w:trPr>
-        <w:tc>
-          <w:tcPr>
-            <w:tcMar>
-              <w:top w:w="108" w:type="dxa"/>
-              <w:bottom w:w="108" w:type="dxa"/>
-            </w:tcMar>
-          </w:tcPr>
           <w:bookmarkStart w:id="50" w:name="exm-dyestuff-icc"/>
           <w:p>
             <w:pPr>
@@ -10690,7 +10501,6 @@
             </w:r>
           </w:p>
           <w:bookmarkEnd w:id="50"/>
-          <w:p/>
         </w:tc>
       </w:tr>
     </w:tbl>
@@ -14924,29 +14734,27 @@
     <w:tbl>
       <w:tblPr>
         <w:tblStyle w:val="Table"/>
-        <w:tblLook w:firstRow="0" w:lastRow="0" w:firstColumn="0" w:lastColumn="0" w:noHBand="0" w:noVBand="0" w:val="0000"/>
+        <w:tblInd w:w="164" w:type="dxa"/>
         <w:tblBorders>
-          <w:top w:val="single" w:sz="4" w:space="0" w:color="909090"/>
           <w:left w:val="single" w:sz="24" w:space="0" w:color="909090"/>
-          <w:bottom w:val="single" w:sz="4" w:space="0" w:color="909090"/>
-          <w:right w:val="single" w:sz="4" w:space="0" w:color="909090"/>
         </w:tblBorders>
         <w:tblCellMar>
-          <w:left w:w="144" w:type="dxa"/>
-          <w:right w:w="144" w:type="dxa"/>
+          <w:left w:w="0" w:type="dxa"/>
+          <w:right w:w="0" w:type="dxa"/>
         </w:tblCellMar>
         <w:tblLook w:firstRow="0" w:lastRow="0" w:firstColumn="0" w:lastColumn="0" w:noHBand="0" w:noVBand="0" w:val="0000"/>
       </w:tblPr>
+      <w:tblGrid>
+        <w:gridCol w:w="7920"/>
+      </w:tblGrid>
       <w:tr>
         <w:trPr>
           <w:cantSplit/>
         </w:trPr>
         <w:tc>
           <w:tcPr>
-            <w:shd w:color="auto" w:fill="e6e6e6" w:val="clear"/>
             <w:tcMar>
-              <w:top w:w="92" w:type="dxa"/>
-              <w:bottom w:w="92" w:type="dxa"/>
+              <w:left w:w="144" w:type="dxa"/>
             </w:tcMar>
           </w:tcPr>
           <w:p>
@@ -14954,25 +14762,9 @@
               <w:pStyle w:val="BodyText"/>
             </w:pPr>
             <w:pPr>
-              <w:spacing w:before="16" w:after="16"/>
+              <w:spacing w:before="16" w:after="64"/>
             </w:pPr>
-            <w:r>
-              <w:t xml:space="preserve">Exm</w:t>
-            </w:r>
           </w:p>
-        </w:tc>
-      </w:tr>
-      <w:tr>
-        <w:trPr>
-          <w:cantSplit/>
-        </w:trPr>
-        <w:tc>
-          <w:tcPr>
-            <w:tcMar>
-              <w:top w:w="108" w:type="dxa"/>
-              <w:bottom w:w="108" w:type="dxa"/>
-            </w:tcMar>
-          </w:tcPr>
           <w:bookmarkStart w:id="69" w:name="exm-dyestuff-vc"/>
           <w:p>
             <w:pPr>
@@ -15657,7 +15449,6 @@
             </w:r>
           </w:p>
           <w:bookmarkEnd w:id="69"/>
-          <w:p/>
         </w:tc>
       </w:tr>
     </w:tbl>
@@ -16877,29 +16668,27 @@
     <w:tbl>
       <w:tblPr>
         <w:tblStyle w:val="Table"/>
-        <w:tblLook w:firstRow="0" w:lastRow="0" w:firstColumn="0" w:lastColumn="0" w:noHBand="0" w:noVBand="0" w:val="0000"/>
+        <w:tblInd w:w="164" w:type="dxa"/>
         <w:tblBorders>
-          <w:top w:val="single" w:sz="4" w:space="0" w:color="909090"/>
           <w:left w:val="single" w:sz="24" w:space="0" w:color="909090"/>
-          <w:bottom w:val="single" w:sz="4" w:space="0" w:color="909090"/>
-          <w:right w:val="single" w:sz="4" w:space="0" w:color="909090"/>
         </w:tblBorders>
         <w:tblCellMar>
-          <w:left w:w="144" w:type="dxa"/>
-          <w:right w:w="144" w:type="dxa"/>
+          <w:left w:w="0" w:type="dxa"/>
+          <w:right w:w="0" w:type="dxa"/>
         </w:tblCellMar>
         <w:tblLook w:firstRow="0" w:lastRow="0" w:firstColumn="0" w:lastColumn="0" w:noHBand="0" w:noVBand="0" w:val="0000"/>
       </w:tblPr>
+      <w:tblGrid>
+        <w:gridCol w:w="7920"/>
+      </w:tblGrid>
       <w:tr>
         <w:trPr>
           <w:cantSplit/>
         </w:trPr>
         <w:tc>
           <w:tcPr>
-            <w:shd w:color="auto" w:fill="e6e6e6" w:val="clear"/>
             <w:tcMar>
-              <w:top w:w="92" w:type="dxa"/>
-              <w:bottom w:w="92" w:type="dxa"/>
+              <w:left w:w="144" w:type="dxa"/>
             </w:tcMar>
           </w:tcPr>
           <w:p>
@@ -16907,25 +16696,9 @@
               <w:pStyle w:val="BodyText"/>
             </w:pPr>
             <w:pPr>
-              <w:spacing w:before="16" w:after="16"/>
+              <w:spacing w:before="16" w:after="64"/>
             </w:pPr>
-            <w:r>
-              <w:t xml:space="preserve">Exm</w:t>
-            </w:r>
           </w:p>
-        </w:tc>
-      </w:tr>
-      <w:tr>
-        <w:trPr>
-          <w:cantSplit/>
-        </w:trPr>
-        <w:tc>
-          <w:tcPr>
-            <w:tcMar>
-              <w:top w:w="108" w:type="dxa"/>
-              <w:bottom w:w="108" w:type="dxa"/>
-            </w:tcMar>
-          </w:tcPr>
           <w:bookmarkStart w:id="73" w:name="exm-coop"/>
           <w:p>
             <w:pPr>
@@ -17907,7 +17680,6 @@
             </w:r>
           </w:p>
           <w:bookmarkEnd w:id="73"/>
-          <w:p/>
         </w:tc>
       </w:tr>
     </w:tbl>
@@ -21123,29 +20895,27 @@
     <w:tbl>
       <w:tblPr>
         <w:tblStyle w:val="Table"/>
-        <w:tblLook w:firstRow="0" w:lastRow="0" w:firstColumn="0" w:lastColumn="0" w:noHBand="0" w:noVBand="0" w:val="0000"/>
+        <w:tblInd w:w="164" w:type="dxa"/>
         <w:tblBorders>
-          <w:top w:val="single" w:sz="4" w:space="0" w:color="909090"/>
           <w:left w:val="single" w:sz="24" w:space="0" w:color="909090"/>
-          <w:bottom w:val="single" w:sz="4" w:space="0" w:color="909090"/>
-          <w:right w:val="single" w:sz="4" w:space="0" w:color="909090"/>
         </w:tblBorders>
         <w:tblCellMar>
-          <w:left w:w="144" w:type="dxa"/>
-          <w:right w:w="144" w:type="dxa"/>
+          <w:left w:w="0" w:type="dxa"/>
+          <w:right w:w="0" w:type="dxa"/>
         </w:tblCellMar>
         <w:tblLook w:firstRow="0" w:lastRow="0" w:firstColumn="0" w:lastColumn="0" w:noHBand="0" w:noVBand="0" w:val="0000"/>
       </w:tblPr>
+      <w:tblGrid>
+        <w:gridCol w:w="7920"/>
+      </w:tblGrid>
       <w:tr>
         <w:trPr>
           <w:cantSplit/>
         </w:trPr>
         <w:tc>
           <w:tcPr>
-            <w:shd w:color="auto" w:fill="e6e6e6" w:val="clear"/>
             <w:tcMar>
-              <w:top w:w="92" w:type="dxa"/>
-              <w:bottom w:w="92" w:type="dxa"/>
+              <w:left w:w="144" w:type="dxa"/>
             </w:tcMar>
           </w:tcPr>
           <w:p>
@@ -21153,25 +20923,9 @@
               <w:pStyle w:val="FirstParagraph"/>
             </w:pPr>
             <w:pPr>
-              <w:spacing w:before="16" w:after="16"/>
+              <w:spacing w:before="16" w:after="64"/>
             </w:pPr>
-            <w:r>
-              <w:t xml:space="preserve">Exm</w:t>
-            </w:r>
           </w:p>
-        </w:tc>
-      </w:tr>
-      <w:tr>
-        <w:trPr>
-          <w:cantSplit/>
-        </w:trPr>
-        <w:tc>
-          <w:tcPr>
-            <w:tcMar>
-              <w:top w:w="108" w:type="dxa"/>
-              <w:bottom w:w="108" w:type="dxa"/>
-            </w:tcMar>
-          </w:tcPr>
           <w:bookmarkStart w:id="76" w:name="exm-nested-re-cov"/>
           <w:p>
             <w:pPr>
@@ -21612,7 +21366,6 @@
             </w:r>
           </w:p>
           <w:bookmarkEnd w:id="76"/>
-          <w:p/>
         </w:tc>
       </w:tr>
     </w:tbl>
@@ -22269,29 +22022,27 @@
     <w:tbl>
       <w:tblPr>
         <w:tblStyle w:val="Table"/>
-        <w:tblLook w:firstRow="0" w:lastRow="0" w:firstColumn="0" w:lastColumn="0" w:noHBand="0" w:noVBand="0" w:val="0000"/>
+        <w:tblInd w:w="164" w:type="dxa"/>
         <w:tblBorders>
-          <w:top w:val="single" w:sz="4" w:space="0" w:color="909090"/>
           <w:left w:val="single" w:sz="24" w:space="0" w:color="909090"/>
-          <w:bottom w:val="single" w:sz="4" w:space="0" w:color="909090"/>
-          <w:right w:val="single" w:sz="4" w:space="0" w:color="909090"/>
         </w:tblBorders>
         <w:tblCellMar>
-          <w:left w:w="144" w:type="dxa"/>
-          <w:right w:w="144" w:type="dxa"/>
+          <w:left w:w="0" w:type="dxa"/>
+          <w:right w:w="0" w:type="dxa"/>
         </w:tblCellMar>
         <w:tblLook w:firstRow="0" w:lastRow="0" w:firstColumn="0" w:lastColumn="0" w:noHBand="0" w:noVBand="0" w:val="0000"/>
       </w:tblPr>
+      <w:tblGrid>
+        <w:gridCol w:w="7920"/>
+      </w:tblGrid>
       <w:tr>
         <w:trPr>
           <w:cantSplit/>
         </w:trPr>
         <w:tc>
           <w:tcPr>
-            <w:shd w:color="auto" w:fill="e6e6e6" w:val="clear"/>
             <w:tcMar>
-              <w:top w:w="92" w:type="dxa"/>
-              <w:bottom w:w="92" w:type="dxa"/>
+              <w:left w:w="144" w:type="dxa"/>
             </w:tcMar>
           </w:tcPr>
           <w:p>
@@ -22299,25 +22050,9 @@
               <w:pStyle w:val="BodyText"/>
             </w:pPr>
             <w:pPr>
-              <w:spacing w:before="16" w:after="16"/>
+              <w:spacing w:before="16" w:after="64"/>
             </w:pPr>
-            <w:r>
-              <w:t xml:space="preserve">Exm</w:t>
-            </w:r>
           </w:p>
-        </w:tc>
-      </w:tr>
-      <w:tr>
-        <w:trPr>
-          <w:cantSplit/>
-        </w:trPr>
-        <w:tc>
-          <w:tcPr>
-            <w:tcMar>
-              <w:top w:w="108" w:type="dxa"/>
-              <w:bottom w:w="108" w:type="dxa"/>
-            </w:tcMar>
-          </w:tcPr>
           <w:bookmarkStart w:id="91" w:name="exm-radon-data"/>
           <w:p>
             <w:pPr>
@@ -22650,7 +22385,6 @@
             </w:r>
           </w:p>
           <w:bookmarkEnd w:id="91"/>
-          <w:p/>
         </w:tc>
       </w:tr>
     </w:tbl>
@@ -23677,29 +23411,27 @@
     <w:tbl>
       <w:tblPr>
         <w:tblStyle w:val="Table"/>
-        <w:tblLook w:firstRow="0" w:lastRow="0" w:firstColumn="0" w:lastColumn="0" w:noHBand="0" w:noVBand="0" w:val="0000"/>
+        <w:tblInd w:w="164" w:type="dxa"/>
         <w:tblBorders>
-          <w:top w:val="single" w:sz="4" w:space="0" w:color="909090"/>
           <w:left w:val="single" w:sz="24" w:space="0" w:color="909090"/>
-          <w:bottom w:val="single" w:sz="4" w:space="0" w:color="909090"/>
-          <w:right w:val="single" w:sz="4" w:space="0" w:color="909090"/>
         </w:tblBorders>
         <w:tblCellMar>
-          <w:left w:w="144" w:type="dxa"/>
-          <w:right w:w="144" w:type="dxa"/>
+          <w:left w:w="0" w:type="dxa"/>
+          <w:right w:w="0" w:type="dxa"/>
         </w:tblCellMar>
         <w:tblLook w:firstRow="0" w:lastRow="0" w:firstColumn="0" w:lastColumn="0" w:noHBand="0" w:noVBand="0" w:val="0000"/>
       </w:tblPr>
+      <w:tblGrid>
+        <w:gridCol w:w="7920"/>
+      </w:tblGrid>
       <w:tr>
         <w:trPr>
           <w:cantSplit/>
         </w:trPr>
         <w:tc>
           <w:tcPr>
-            <w:shd w:color="auto" w:fill="e6e6e6" w:val="clear"/>
             <w:tcMar>
-              <w:top w:w="92" w:type="dxa"/>
-              <w:bottom w:w="92" w:type="dxa"/>
+              <w:left w:w="144" w:type="dxa"/>
             </w:tcMar>
           </w:tcPr>
           <w:p>
@@ -23707,25 +23439,9 @@
               <w:pStyle w:val="BodyText"/>
             </w:pPr>
             <w:pPr>
-              <w:spacing w:before="16" w:after="16"/>
+              <w:spacing w:before="16" w:after="64"/>
             </w:pPr>
-            <w:r>
-              <w:t xml:space="preserve">Exm</w:t>
-            </w:r>
           </w:p>
-        </w:tc>
-      </w:tr>
-      <w:tr>
-        <w:trPr>
-          <w:cantSplit/>
-        </w:trPr>
-        <w:tc>
-          <w:tcPr>
-            <w:tcMar>
-              <w:top w:w="108" w:type="dxa"/>
-              <w:bottom w:w="108" w:type="dxa"/>
-            </w:tcMar>
-          </w:tcPr>
           <w:bookmarkStart w:id="98" w:name="exm-radon-shrinkage"/>
           <w:p>
             <w:pPr>
@@ -24996,793 +24712,829 @@
             </w:r>
           </w:p>
           <w:bookmarkEnd w:id="98"/>
-          <w:p/>
         </w:tc>
       </w:tr>
     </w:tbl>
     <w:tbl>
       <w:tblPr>
         <w:tblStyle w:val="Table"/>
-        <w:tblW w:type="pct" w:w="5000"/>
-        <w:tblLayout w:type="fixed"/>
+        <w:tblInd w:w="164" w:type="dxa"/>
+        <w:tblBorders>
+          <w:left w:val="single" w:sz="24" w:space="0" w:color="909090"/>
+        </w:tblBorders>
+        <w:tblCellMar>
+          <w:left w:w="0" w:type="dxa"/>
+          <w:right w:w="0" w:type="dxa"/>
+        </w:tblCellMar>
         <w:tblLook w:firstRow="0" w:lastRow="0" w:firstColumn="0" w:lastColumn="0" w:noHBand="0" w:noVBand="0" w:val="0000"/>
       </w:tblPr>
       <w:tblGrid>
         <w:gridCol w:w="7920"/>
       </w:tblGrid>
       <w:tr>
+        <w:trPr>
+          <w:cantSplit/>
+        </w:trPr>
         <w:tc>
-          <w:tcPr/>
-          <w:bookmarkStart w:id="102" w:name="fig-radon-shrinkage"/>
+          <w:tcPr>
+            <w:tcMar>
+              <w:left w:w="144" w:type="dxa"/>
+            </w:tcMar>
+          </w:tcPr>
           <w:p>
             <w:pPr>
-              <w:pStyle w:val="SourceCode"/>
-              <w:jc w:val="center"/>
-            </w:pPr>
-            <w:r>
-              <w:rPr>
-                <w:rStyle w:val="CommentTok"/>
-              </w:rPr>
-              <w:t xml:space="preserve"># the fit works with log radon;</w:t>
-            </w:r>
-            <w:r>
-              <w:br/>
-            </w:r>
-            <w:r>
-              <w:rPr>
-                <w:rStyle w:val="CommentTok"/>
-              </w:rPr>
-              <w:t xml:space="preserve"># the y-axis ticks sit at the logs of round radon values, labelled in pCi/L</w:t>
-            </w:r>
-            <w:r>
-              <w:br/>
-            </w:r>
-            <w:r>
-              <w:rPr>
-                <w:rStyle w:val="NormalTok"/>
-              </w:rPr>
-              <w:t xml:space="preserve">radon_ticks </w:t>
-            </w:r>
-            <w:r>
-              <w:rPr>
-                <w:rStyle w:val="OtherTok"/>
-              </w:rPr>
-              <w:t xml:space="preserve">&lt;-</w:t>
-            </w:r>
-            <w:r>
-              <w:rPr>
-                <w:rStyle w:val="NormalTok"/>
-              </w:rPr>
-              <w:t xml:space="preserve"> </w:t>
-            </w:r>
-            <w:r>
-              <w:rPr>
-                <w:rStyle w:val="FunctionTok"/>
-              </w:rPr>
-              <w:t xml:space="preserve">c</w:t>
-            </w:r>
-            <w:r>
-              <w:rPr>
-                <w:rStyle w:val="NormalTok"/>
-              </w:rPr>
-              <w:t xml:space="preserve">(</w:t>
-            </w:r>
-            <w:r>
-              <w:rPr>
-                <w:rStyle w:val="FloatTok"/>
-              </w:rPr>
-              <w:t xml:space="preserve">0.5</w:t>
-            </w:r>
-            <w:r>
-              <w:rPr>
-                <w:rStyle w:val="NormalTok"/>
-              </w:rPr>
-              <w:t xml:space="preserve">, </w:t>
-            </w:r>
-            <w:r>
-              <w:rPr>
-                <w:rStyle w:val="DecValTok"/>
-              </w:rPr>
-              <w:t xml:space="preserve">1</w:t>
-            </w:r>
-            <w:r>
-              <w:rPr>
-                <w:rStyle w:val="NormalTok"/>
-              </w:rPr>
-              <w:t xml:space="preserve">, </w:t>
-            </w:r>
-            <w:r>
-              <w:rPr>
-                <w:rStyle w:val="FloatTok"/>
-              </w:rPr>
-              <w:t xml:space="preserve">1.5</w:t>
-            </w:r>
-            <w:r>
-              <w:rPr>
-                <w:rStyle w:val="NormalTok"/>
-              </w:rPr>
-              <w:t xml:space="preserve">, </w:t>
-            </w:r>
-            <w:r>
-              <w:rPr>
-                <w:rStyle w:val="DecValTok"/>
-              </w:rPr>
-              <w:t xml:space="preserve">2</w:t>
-            </w:r>
-            <w:r>
-              <w:rPr>
-                <w:rStyle w:val="NormalTok"/>
-              </w:rPr>
-              <w:t xml:space="preserve">, </w:t>
-            </w:r>
-            <w:r>
-              <w:rPr>
-                <w:rStyle w:val="DecValTok"/>
-              </w:rPr>
-              <w:t xml:space="preserve">3</w:t>
-            </w:r>
-            <w:r>
-              <w:rPr>
-                <w:rStyle w:val="NormalTok"/>
-              </w:rPr>
-              <w:t xml:space="preserve">, </w:t>
-            </w:r>
-            <w:r>
-              <w:rPr>
-                <w:rStyle w:val="DecValTok"/>
-              </w:rPr>
-              <w:t xml:space="preserve">4</w:t>
-            </w:r>
-            <w:r>
-              <w:rPr>
-                <w:rStyle w:val="NormalTok"/>
-              </w:rPr>
-              <w:t xml:space="preserve">, </w:t>
-            </w:r>
-            <w:r>
-              <w:rPr>
-                <w:rStyle w:val="DecValTok"/>
-              </w:rPr>
-              <w:t xml:space="preserve">6</w:t>
-            </w:r>
-            <w:r>
-              <w:rPr>
-                <w:rStyle w:val="NormalTok"/>
-              </w:rPr>
-              <w:t xml:space="preserve">, </w:t>
-            </w:r>
-            <w:r>
-              <w:rPr>
-                <w:rStyle w:val="DecValTok"/>
-              </w:rPr>
-              <w:t xml:space="preserve">8</w:t>
-            </w:r>
-            <w:r>
-              <w:rPr>
-                <w:rStyle w:val="NormalTok"/>
-              </w:rPr>
-              <w:t xml:space="preserve">, </w:t>
-            </w:r>
-            <w:r>
-              <w:rPr>
-                <w:rStyle w:val="DecValTok"/>
-              </w:rPr>
-              <w:t xml:space="preserve">12</w:t>
-            </w:r>
-            <w:r>
-              <w:rPr>
-                <w:rStyle w:val="NormalTok"/>
-              </w:rPr>
-              <w:t xml:space="preserve">)</w:t>
-            </w:r>
-            <w:r>
-              <w:br/>
-            </w:r>
-            <w:r>
-              <w:rPr>
-                <w:rStyle w:val="FunctionTok"/>
-              </w:rPr>
-              <w:t xml:space="preserve">plot</w:t>
-            </w:r>
-            <w:r>
-              <w:rPr>
-                <w:rStyle w:val="NormalTok"/>
-              </w:rPr>
-              <w:t xml:space="preserve">(</w:t>
-            </w:r>
-            <w:r>
-              <w:br/>
-            </w:r>
-            <w:r>
-              <w:rPr>
-                <w:rStyle w:val="NormalTok"/>
-              </w:rPr>
-              <w:t xml:space="preserve">  </w:t>
-            </w:r>
-            <w:r>
-              <w:rPr>
-                <w:rStyle w:val="FunctionTok"/>
-              </w:rPr>
-              <w:t xml:space="preserve">as.vector</w:t>
-            </w:r>
-            <w:r>
-              <w:rPr>
-                <w:rStyle w:val="NormalTok"/>
-              </w:rPr>
-              <w:t xml:space="preserve">(radon_n), radon_ybar,</w:t>
-            </w:r>
-            <w:r>
-              <w:br/>
-            </w:r>
-            <w:r>
-              <w:rPr>
-                <w:rStyle w:val="NormalTok"/>
-              </w:rPr>
-              <w:t xml:space="preserve">  </w:t>
-            </w:r>
-            <w:r>
-              <w:rPr>
-                <w:rStyle w:val="AttributeTok"/>
-              </w:rPr>
-              <w:t xml:space="preserve">log =</w:t>
-            </w:r>
-            <w:r>
-              <w:rPr>
-                <w:rStyle w:val="NormalTok"/>
-              </w:rPr>
-              <w:t xml:space="preserve"> </w:t>
-            </w:r>
-            <w:r>
-              <w:rPr>
-                <w:rStyle w:val="StringTok"/>
-              </w:rPr>
-              <w:t xml:space="preserve">"x"</w:t>
-            </w:r>
-            <w:r>
-              <w:rPr>
-                <w:rStyle w:val="NormalTok"/>
-              </w:rPr>
-              <w:t xml:space="preserve">, </w:t>
-            </w:r>
-            <w:r>
-              <w:rPr>
-                <w:rStyle w:val="AttributeTok"/>
-              </w:rPr>
-              <w:t xml:space="preserve">pch =</w:t>
-            </w:r>
-            <w:r>
-              <w:rPr>
-                <w:rStyle w:val="NormalTok"/>
-              </w:rPr>
-              <w:t xml:space="preserve"> </w:t>
-            </w:r>
-            <w:r>
-              <w:rPr>
-                <w:rStyle w:val="DecValTok"/>
-              </w:rPr>
-              <w:t xml:space="preserve">1</w:t>
-            </w:r>
-            <w:r>
-              <w:rPr>
-                <w:rStyle w:val="NormalTok"/>
-              </w:rPr>
-              <w:t xml:space="preserve">, </w:t>
-            </w:r>
-            <w:r>
-              <w:rPr>
-                <w:rStyle w:val="AttributeTok"/>
-              </w:rPr>
-              <w:t xml:space="preserve">yaxt =</w:t>
-            </w:r>
-            <w:r>
-              <w:rPr>
-                <w:rStyle w:val="NormalTok"/>
-              </w:rPr>
-              <w:t xml:space="preserve"> </w:t>
-            </w:r>
-            <w:r>
-              <w:rPr>
-                <w:rStyle w:val="StringTok"/>
-              </w:rPr>
-              <w:t xml:space="preserve">"n"</w:t>
-            </w:r>
-            <w:r>
-              <w:rPr>
-                <w:rStyle w:val="NormalTok"/>
-              </w:rPr>
-              <w:t xml:space="preserve">,</w:t>
-            </w:r>
-            <w:r>
-              <w:br/>
-            </w:r>
-            <w:r>
-              <w:rPr>
-                <w:rStyle w:val="NormalTok"/>
-              </w:rPr>
-              <w:t xml:space="preserve">  </w:t>
-            </w:r>
-            <w:r>
-              <w:rPr>
-                <w:rStyle w:val="AttributeTok"/>
-              </w:rPr>
-              <w:t xml:space="preserve">xlab =</w:t>
-            </w:r>
-            <w:r>
-              <w:rPr>
-                <w:rStyle w:val="NormalTok"/>
-              </w:rPr>
-              <w:t xml:space="preserve"> </w:t>
-            </w:r>
-            <w:r>
-              <w:rPr>
-                <w:rStyle w:val="StringTok"/>
-              </w:rPr>
-              <w:t xml:space="preserve">"Houses sampled in county (log scale)"</w:t>
-            </w:r>
-            <w:r>
-              <w:rPr>
-                <w:rStyle w:val="NormalTok"/>
-              </w:rPr>
-              <w:t xml:space="preserve">,</w:t>
-            </w:r>
-            <w:r>
-              <w:br/>
-            </w:r>
-            <w:r>
-              <w:rPr>
-                <w:rStyle w:val="NormalTok"/>
-              </w:rPr>
-              <w:t xml:space="preserve">  </w:t>
-            </w:r>
-            <w:r>
-              <w:rPr>
-                <w:rStyle w:val="AttributeTok"/>
-              </w:rPr>
-              <w:t xml:space="preserve">ylab =</w:t>
-            </w:r>
-            <w:r>
-              <w:rPr>
-                <w:rStyle w:val="NormalTok"/>
-              </w:rPr>
-              <w:t xml:space="preserve"> </w:t>
-            </w:r>
-            <w:r>
-              <w:rPr>
-                <w:rStyle w:val="StringTok"/>
-              </w:rPr>
-              <w:t xml:space="preserve">"County geometric-mean radon (pCi/L)"</w:t>
-            </w:r>
-            <w:r>
-              <w:br/>
-            </w:r>
-            <w:r>
-              <w:rPr>
-                <w:rStyle w:val="NormalTok"/>
-              </w:rPr>
-              <w:t xml:space="preserve">)</w:t>
-            </w:r>
-            <w:r>
-              <w:br/>
-            </w:r>
-            <w:r>
-              <w:rPr>
-                <w:rStyle w:val="FunctionTok"/>
-              </w:rPr>
-              <w:t xml:space="preserve">axis</w:t>
-            </w:r>
-            <w:r>
-              <w:rPr>
-                <w:rStyle w:val="NormalTok"/>
-              </w:rPr>
-              <w:t xml:space="preserve">(</w:t>
-            </w:r>
-            <w:r>
-              <w:rPr>
-                <w:rStyle w:val="DecValTok"/>
-              </w:rPr>
-              <w:t xml:space="preserve">2</w:t>
-            </w:r>
-            <w:r>
-              <w:rPr>
-                <w:rStyle w:val="NormalTok"/>
-              </w:rPr>
-              <w:t xml:space="preserve">, </w:t>
-            </w:r>
-            <w:r>
-              <w:rPr>
-                <w:rStyle w:val="AttributeTok"/>
-              </w:rPr>
-              <w:t xml:space="preserve">at =</w:t>
-            </w:r>
-            <w:r>
-              <w:rPr>
-                <w:rStyle w:val="NormalTok"/>
-              </w:rPr>
-              <w:t xml:space="preserve"> </w:t>
-            </w:r>
-            <w:r>
-              <w:rPr>
-                <w:rStyle w:val="FunctionTok"/>
-              </w:rPr>
-              <w:t xml:space="preserve">log</w:t>
-            </w:r>
-            <w:r>
-              <w:rPr>
-                <w:rStyle w:val="NormalTok"/>
-              </w:rPr>
-              <w:t xml:space="preserve">(radon_ticks), </w:t>
-            </w:r>
-            <w:r>
-              <w:rPr>
-                <w:rStyle w:val="AttributeTok"/>
-              </w:rPr>
-              <w:t xml:space="preserve">labels =</w:t>
-            </w:r>
-            <w:r>
-              <w:rPr>
-                <w:rStyle w:val="NormalTok"/>
-              </w:rPr>
-              <w:t xml:space="preserve"> radon_ticks)</w:t>
-            </w:r>
-            <w:r>
-              <w:br/>
-            </w:r>
-            <w:r>
-              <w:rPr>
-                <w:rStyle w:val="FunctionTok"/>
-              </w:rPr>
-              <w:t xml:space="preserve">points</w:t>
-            </w:r>
-            <w:r>
-              <w:rPr>
-                <w:rStyle w:val="NormalTok"/>
-              </w:rPr>
-              <w:t xml:space="preserve">(</w:t>
-            </w:r>
-            <w:r>
-              <w:rPr>
-                <w:rStyle w:val="FunctionTok"/>
-              </w:rPr>
-              <w:t xml:space="preserve">as.vector</w:t>
-            </w:r>
-            <w:r>
-              <w:rPr>
-                <w:rStyle w:val="NormalTok"/>
-              </w:rPr>
-              <w:t xml:space="preserve">(radon_n), radon_pp, </w:t>
-            </w:r>
-            <w:r>
-              <w:rPr>
-                <w:rStyle w:val="AttributeTok"/>
-              </w:rPr>
-              <w:t xml:space="preserve">pch =</w:t>
-            </w:r>
-            <w:r>
-              <w:rPr>
-                <w:rStyle w:val="NormalTok"/>
-              </w:rPr>
-              <w:t xml:space="preserve"> </w:t>
-            </w:r>
-            <w:r>
-              <w:rPr>
-                <w:rStyle w:val="DecValTok"/>
-              </w:rPr>
-              <w:t xml:space="preserve">19</w:t>
-            </w:r>
-            <w:r>
-              <w:rPr>
-                <w:rStyle w:val="NormalTok"/>
-              </w:rPr>
-              <w:t xml:space="preserve">)</w:t>
-            </w:r>
-            <w:r>
-              <w:br/>
-            </w:r>
-            <w:r>
-              <w:rPr>
-                <w:rStyle w:val="FunctionTok"/>
-              </w:rPr>
-              <w:t xml:space="preserve">abline</w:t>
-            </w:r>
-            <w:r>
-              <w:rPr>
-                <w:rStyle w:val="NormalTok"/>
-              </w:rPr>
-              <w:t xml:space="preserve">(</w:t>
-            </w:r>
-            <w:r>
-              <w:rPr>
-                <w:rStyle w:val="AttributeTok"/>
-              </w:rPr>
-              <w:t xml:space="preserve">h =</w:t>
-            </w:r>
-            <w:r>
-              <w:rPr>
-                <w:rStyle w:val="NormalTok"/>
-              </w:rPr>
-              <w:t xml:space="preserve"> </w:t>
-            </w:r>
-            <w:r>
-              <w:rPr>
-                <w:rStyle w:val="FunctionTok"/>
-              </w:rPr>
-              <w:t xml:space="preserve">fixef</w:t>
-            </w:r>
-            <w:r>
-              <w:rPr>
-                <w:rStyle w:val="NormalTok"/>
-              </w:rPr>
-              <w:t xml:space="preserve">(radon_lmer0), </w:t>
-            </w:r>
-            <w:r>
-              <w:rPr>
-                <w:rStyle w:val="AttributeTok"/>
-              </w:rPr>
-              <w:t xml:space="preserve">lty =</w:t>
-            </w:r>
-            <w:r>
-              <w:rPr>
-                <w:rStyle w:val="NormalTok"/>
-              </w:rPr>
-              <w:t xml:space="preserve"> </w:t>
-            </w:r>
-            <w:r>
-              <w:rPr>
-                <w:rStyle w:val="DecValTok"/>
-              </w:rPr>
-              <w:t xml:space="preserve">2</w:t>
-            </w:r>
-            <w:r>
-              <w:rPr>
-                <w:rStyle w:val="NormalTok"/>
-              </w:rPr>
-              <w:t xml:space="preserve">)</w:t>
-            </w:r>
-            <w:r>
-              <w:br/>
-            </w:r>
-            <w:r>
-              <w:rPr>
-                <w:rStyle w:val="FunctionTok"/>
-              </w:rPr>
-              <w:t xml:space="preserve">legend</w:t>
-            </w:r>
-            <w:r>
-              <w:rPr>
-                <w:rStyle w:val="NormalTok"/>
-              </w:rPr>
-              <w:t xml:space="preserve">(</w:t>
-            </w:r>
-            <w:r>
-              <w:br/>
-            </w:r>
-            <w:r>
-              <w:rPr>
-                <w:rStyle w:val="NormalTok"/>
-              </w:rPr>
-              <w:t xml:space="preserve">  </w:t>
-            </w:r>
-            <w:r>
-              <w:rPr>
-                <w:rStyle w:val="StringTok"/>
-              </w:rPr>
-              <w:t xml:space="preserve">"topright"</w:t>
-            </w:r>
-            <w:r>
-              <w:rPr>
-                <w:rStyle w:val="NormalTok"/>
-              </w:rPr>
-              <w:t xml:space="preserve">,</w:t>
-            </w:r>
-            <w:r>
-              <w:br/>
-            </w:r>
-            <w:r>
-              <w:rPr>
-                <w:rStyle w:val="NormalTok"/>
-              </w:rPr>
-              <w:t xml:space="preserve">  </w:t>
-            </w:r>
-            <w:r>
-              <w:rPr>
-                <w:rStyle w:val="AttributeTok"/>
-              </w:rPr>
-              <w:t xml:space="preserve">legend =</w:t>
-            </w:r>
-            <w:r>
-              <w:rPr>
-                <w:rStyle w:val="NormalTok"/>
-              </w:rPr>
-              <w:t xml:space="preserve"> </w:t>
-            </w:r>
-            <w:r>
-              <w:rPr>
-                <w:rStyle w:val="FunctionTok"/>
-              </w:rPr>
-              <w:t xml:space="preserve">c</w:t>
-            </w:r>
-            <w:r>
-              <w:rPr>
-                <w:rStyle w:val="NormalTok"/>
-              </w:rPr>
-              <w:t xml:space="preserve">(</w:t>
-            </w:r>
-            <w:r>
-              <w:rPr>
-                <w:rStyle w:val="StringTok"/>
-              </w:rPr>
-              <w:t xml:space="preserve">"No pooling"</w:t>
-            </w:r>
-            <w:r>
-              <w:rPr>
-                <w:rStyle w:val="NormalTok"/>
-              </w:rPr>
-              <w:t xml:space="preserve">, </w:t>
-            </w:r>
-            <w:r>
-              <w:rPr>
-                <w:rStyle w:val="StringTok"/>
-              </w:rPr>
-              <w:t xml:space="preserve">"Partial pooling"</w:t>
-            </w:r>
-            <w:r>
-              <w:rPr>
-                <w:rStyle w:val="NormalTok"/>
-              </w:rPr>
-              <w:t xml:space="preserve">),</w:t>
-            </w:r>
-            <w:r>
-              <w:br/>
-            </w:r>
-            <w:r>
-              <w:rPr>
-                <w:rStyle w:val="NormalTok"/>
-              </w:rPr>
-              <w:t xml:space="preserve">  </w:t>
-            </w:r>
-            <w:r>
-              <w:rPr>
-                <w:rStyle w:val="AttributeTok"/>
-              </w:rPr>
-              <w:t xml:space="preserve">pch =</w:t>
-            </w:r>
-            <w:r>
-              <w:rPr>
-                <w:rStyle w:val="NormalTok"/>
-              </w:rPr>
-              <w:t xml:space="preserve"> </w:t>
-            </w:r>
-            <w:r>
-              <w:rPr>
-                <w:rStyle w:val="FunctionTok"/>
-              </w:rPr>
-              <w:t xml:space="preserve">c</w:t>
-            </w:r>
-            <w:r>
-              <w:rPr>
-                <w:rStyle w:val="NormalTok"/>
-              </w:rPr>
-              <w:t xml:space="preserve">(</w:t>
-            </w:r>
-            <w:r>
-              <w:rPr>
-                <w:rStyle w:val="DecValTok"/>
-              </w:rPr>
-              <w:t xml:space="preserve">1</w:t>
-            </w:r>
-            <w:r>
-              <w:rPr>
-                <w:rStyle w:val="NormalTok"/>
-              </w:rPr>
-              <w:t xml:space="preserve">, </w:t>
-            </w:r>
-            <w:r>
-              <w:rPr>
-                <w:rStyle w:val="DecValTok"/>
-              </w:rPr>
-              <w:t xml:space="preserve">19</w:t>
-            </w:r>
-            <w:r>
-              <w:rPr>
-                <w:rStyle w:val="NormalTok"/>
-              </w:rPr>
-              <w:t xml:space="preserve">)</w:t>
-            </w:r>
-            <w:r>
-              <w:br/>
-            </w:r>
-            <w:r>
-              <w:rPr>
-                <w:rStyle w:val="NormalTok"/>
-              </w:rPr>
-              <w:t xml:space="preserve">)</w:t>
-            </w:r>
-          </w:p>
-          <w:p>
-            <w:pPr>
-              <w:jc w:val="center"/>
-            </w:pPr>
-            <w:r>
-              <w:drawing>
-                <wp:inline>
-                  <wp:extent cx="4620126" cy="3696101"/>
-                  <wp:effectExtent b="0" l="0" r="0" t="0"/>
-                  <wp:docPr descr="" title="" id="100" name="Picture"/>
-                  <a:graphic>
-                    <a:graphicData uri="http://schemas.openxmlformats.org/drawingml/2006/picture">
-                      <pic:pic>
-                        <pic:nvPicPr>
-                          <pic:cNvPr descr="intro-multilevel-models_files/figure-docx/radon-shrinkage-plot-1.png" id="101" name="Picture"/>
-                          <pic:cNvPicPr>
-                            <a:picLocks noChangeArrowheads="1" noChangeAspect="1"/>
-                          </pic:cNvPicPr>
-                        </pic:nvPicPr>
-                        <pic:blipFill>
-                          <a:blip r:embed="rId99"/>
-                          <a:stretch>
-                            <a:fillRect/>
-                          </a:stretch>
-                        </pic:blipFill>
-                        <pic:spPr bwMode="auto">
-                          <a:xfrm>
-                            <a:off x="0" y="0"/>
-                            <a:ext cx="4620126" cy="3696101"/>
-                          </a:xfrm>
-                          <a:prstGeom prst="rect">
-                            <a:avLst/>
-                          </a:prstGeom>
-                          <a:noFill/>
-                          <a:ln w="9525">
-                            <a:noFill/>
-                            <a:headEnd/>
-                            <a:tailEnd/>
-                          </a:ln>
-                        </pic:spPr>
-                      </pic:pic>
-                    </a:graphicData>
-                  </a:graphic>
-                </wp:inline>
-              </w:drawing>
-            </w:r>
-          </w:p>
-          <w:p>
-            <w:pPr>
-              <w:jc w:val="center"/>
+              <w:pStyle w:val="FirstParagraph"/>
             </w:pPr>
             <w:pPr>
-              <w:jc w:val="left"/>
-              <w:spacing w:before="200"/>
-              <w:pStyle w:val="ImageCaption"/>
+              <w:spacing w:before="16" w:after="64"/>
             </w:pPr>
-            <w:r>
-              <w:t xml:space="preserve">Figure 1: No-pooling and partial-pooling estimates of the county geometric-mean radon levels</w:t>
-            </w:r>
-            <w:r>
-              <w:t xml:space="preserve"> </w:t>
-            </w:r>
-            <w:r>
-              <w:t xml:space="preserve">(the exponentials of the estimated county means of log radon);</w:t>
-            </w:r>
-            <w:r>
-              <w:t xml:space="preserve"> </w:t>
-            </w:r>
-            <w:r>
-              <w:t xml:space="preserve">the dashed line is the complete-pooling estimate.</w:t>
-            </w:r>
-            <w:r>
-              <w:t xml:space="preserve"> </w:t>
-            </w:r>
-            <w:r>
-              <w:t xml:space="preserve">The model is fit to log radon,</w:t>
-            </w:r>
-            <w:r>
-              <w:t xml:space="preserve"> </w:t>
-            </w:r>
-            <w:r>
-              <w:t xml:space="preserve">so the radon axis is spaced logarithmically.</w:t>
-            </w:r>
           </w:p>
-          <w:bookmarkEnd w:id="102"/>
+          <w:tbl>
+            <w:tblPr>
+              <w:tblStyle w:val="Table"/>
+              <w:tblW w:type="pct" w:w="5000"/>
+              <w:tblLayout w:type="fixed"/>
+              <w:tblLook w:firstRow="0" w:lastRow="0" w:firstColumn="0" w:lastColumn="0" w:noHBand="0" w:noVBand="0" w:val="0000"/>
+            </w:tblPr>
+            <w:tblGrid>
+              <w:gridCol w:w="7920"/>
+            </w:tblGrid>
+            <w:tr>
+              <w:tc>
+                <w:tcPr/>
+                <w:bookmarkStart w:id="102" w:name="fig-radon-shrinkage"/>
+                <w:p>
+                  <w:pPr>
+                    <w:pStyle w:val="SourceCode"/>
+                    <w:jc w:val="center"/>
+                  </w:pPr>
+                  <w:r>
+                    <w:rPr>
+                      <w:rStyle w:val="CommentTok"/>
+                    </w:rPr>
+                    <w:t xml:space="preserve"># the fit works with log radon;</w:t>
+                  </w:r>
+                  <w:r>
+                    <w:br/>
+                  </w:r>
+                  <w:r>
+                    <w:rPr>
+                      <w:rStyle w:val="CommentTok"/>
+                    </w:rPr>
+                    <w:t xml:space="preserve"># the y-axis ticks sit at the logs of round radon values, labelled in pCi/L</w:t>
+                  </w:r>
+                  <w:r>
+                    <w:br/>
+                  </w:r>
+                  <w:r>
+                    <w:rPr>
+                      <w:rStyle w:val="NormalTok"/>
+                    </w:rPr>
+                    <w:t xml:space="preserve">radon_ticks </w:t>
+                  </w:r>
+                  <w:r>
+                    <w:rPr>
+                      <w:rStyle w:val="OtherTok"/>
+                    </w:rPr>
+                    <w:t xml:space="preserve">&lt;-</w:t>
+                  </w:r>
+                  <w:r>
+                    <w:rPr>
+                      <w:rStyle w:val="NormalTok"/>
+                    </w:rPr>
+                    <w:t xml:space="preserve"> </w:t>
+                  </w:r>
+                  <w:r>
+                    <w:rPr>
+                      <w:rStyle w:val="FunctionTok"/>
+                    </w:rPr>
+                    <w:t xml:space="preserve">c</w:t>
+                  </w:r>
+                  <w:r>
+                    <w:rPr>
+                      <w:rStyle w:val="NormalTok"/>
+                    </w:rPr>
+                    <w:t xml:space="preserve">(</w:t>
+                  </w:r>
+                  <w:r>
+                    <w:rPr>
+                      <w:rStyle w:val="FloatTok"/>
+                    </w:rPr>
+                    <w:t xml:space="preserve">0.5</w:t>
+                  </w:r>
+                  <w:r>
+                    <w:rPr>
+                      <w:rStyle w:val="NormalTok"/>
+                    </w:rPr>
+                    <w:t xml:space="preserve">, </w:t>
+                  </w:r>
+                  <w:r>
+                    <w:rPr>
+                      <w:rStyle w:val="DecValTok"/>
+                    </w:rPr>
+                    <w:t xml:space="preserve">1</w:t>
+                  </w:r>
+                  <w:r>
+                    <w:rPr>
+                      <w:rStyle w:val="NormalTok"/>
+                    </w:rPr>
+                    <w:t xml:space="preserve">, </w:t>
+                  </w:r>
+                  <w:r>
+                    <w:rPr>
+                      <w:rStyle w:val="FloatTok"/>
+                    </w:rPr>
+                    <w:t xml:space="preserve">1.5</w:t>
+                  </w:r>
+                  <w:r>
+                    <w:rPr>
+                      <w:rStyle w:val="NormalTok"/>
+                    </w:rPr>
+                    <w:t xml:space="preserve">, </w:t>
+                  </w:r>
+                  <w:r>
+                    <w:rPr>
+                      <w:rStyle w:val="DecValTok"/>
+                    </w:rPr>
+                    <w:t xml:space="preserve">2</w:t>
+                  </w:r>
+                  <w:r>
+                    <w:rPr>
+                      <w:rStyle w:val="NormalTok"/>
+                    </w:rPr>
+                    <w:t xml:space="preserve">, </w:t>
+                  </w:r>
+                  <w:r>
+                    <w:rPr>
+                      <w:rStyle w:val="DecValTok"/>
+                    </w:rPr>
+                    <w:t xml:space="preserve">3</w:t>
+                  </w:r>
+                  <w:r>
+                    <w:rPr>
+                      <w:rStyle w:val="NormalTok"/>
+                    </w:rPr>
+                    <w:t xml:space="preserve">, </w:t>
+                  </w:r>
+                  <w:r>
+                    <w:rPr>
+                      <w:rStyle w:val="DecValTok"/>
+                    </w:rPr>
+                    <w:t xml:space="preserve">4</w:t>
+                  </w:r>
+                  <w:r>
+                    <w:rPr>
+                      <w:rStyle w:val="NormalTok"/>
+                    </w:rPr>
+                    <w:t xml:space="preserve">, </w:t>
+                  </w:r>
+                  <w:r>
+                    <w:rPr>
+                      <w:rStyle w:val="DecValTok"/>
+                    </w:rPr>
+                    <w:t xml:space="preserve">6</w:t>
+                  </w:r>
+                  <w:r>
+                    <w:rPr>
+                      <w:rStyle w:val="NormalTok"/>
+                    </w:rPr>
+                    <w:t xml:space="preserve">, </w:t>
+                  </w:r>
+                  <w:r>
+                    <w:rPr>
+                      <w:rStyle w:val="DecValTok"/>
+                    </w:rPr>
+                    <w:t xml:space="preserve">8</w:t>
+                  </w:r>
+                  <w:r>
+                    <w:rPr>
+                      <w:rStyle w:val="NormalTok"/>
+                    </w:rPr>
+                    <w:t xml:space="preserve">, </w:t>
+                  </w:r>
+                  <w:r>
+                    <w:rPr>
+                      <w:rStyle w:val="DecValTok"/>
+                    </w:rPr>
+                    <w:t xml:space="preserve">12</w:t>
+                  </w:r>
+                  <w:r>
+                    <w:rPr>
+                      <w:rStyle w:val="NormalTok"/>
+                    </w:rPr>
+                    <w:t xml:space="preserve">)</w:t>
+                  </w:r>
+                  <w:r>
+                    <w:br/>
+                  </w:r>
+                  <w:r>
+                    <w:rPr>
+                      <w:rStyle w:val="FunctionTok"/>
+                    </w:rPr>
+                    <w:t xml:space="preserve">plot</w:t>
+                  </w:r>
+                  <w:r>
+                    <w:rPr>
+                      <w:rStyle w:val="NormalTok"/>
+                    </w:rPr>
+                    <w:t xml:space="preserve">(</w:t>
+                  </w:r>
+                  <w:r>
+                    <w:br/>
+                  </w:r>
+                  <w:r>
+                    <w:rPr>
+                      <w:rStyle w:val="NormalTok"/>
+                    </w:rPr>
+                    <w:t xml:space="preserve">  </w:t>
+                  </w:r>
+                  <w:r>
+                    <w:rPr>
+                      <w:rStyle w:val="FunctionTok"/>
+                    </w:rPr>
+                    <w:t xml:space="preserve">as.vector</w:t>
+                  </w:r>
+                  <w:r>
+                    <w:rPr>
+                      <w:rStyle w:val="NormalTok"/>
+                    </w:rPr>
+                    <w:t xml:space="preserve">(radon_n), radon_ybar,</w:t>
+                  </w:r>
+                  <w:r>
+                    <w:br/>
+                  </w:r>
+                  <w:r>
+                    <w:rPr>
+                      <w:rStyle w:val="NormalTok"/>
+                    </w:rPr>
+                    <w:t xml:space="preserve">  </w:t>
+                  </w:r>
+                  <w:r>
+                    <w:rPr>
+                      <w:rStyle w:val="AttributeTok"/>
+                    </w:rPr>
+                    <w:t xml:space="preserve">log =</w:t>
+                  </w:r>
+                  <w:r>
+                    <w:rPr>
+                      <w:rStyle w:val="NormalTok"/>
+                    </w:rPr>
+                    <w:t xml:space="preserve"> </w:t>
+                  </w:r>
+                  <w:r>
+                    <w:rPr>
+                      <w:rStyle w:val="StringTok"/>
+                    </w:rPr>
+                    <w:t xml:space="preserve">"x"</w:t>
+                  </w:r>
+                  <w:r>
+                    <w:rPr>
+                      <w:rStyle w:val="NormalTok"/>
+                    </w:rPr>
+                    <w:t xml:space="preserve">, </w:t>
+                  </w:r>
+                  <w:r>
+                    <w:rPr>
+                      <w:rStyle w:val="AttributeTok"/>
+                    </w:rPr>
+                    <w:t xml:space="preserve">pch =</w:t>
+                  </w:r>
+                  <w:r>
+                    <w:rPr>
+                      <w:rStyle w:val="NormalTok"/>
+                    </w:rPr>
+                    <w:t xml:space="preserve"> </w:t>
+                  </w:r>
+                  <w:r>
+                    <w:rPr>
+                      <w:rStyle w:val="DecValTok"/>
+                    </w:rPr>
+                    <w:t xml:space="preserve">1</w:t>
+                  </w:r>
+                  <w:r>
+                    <w:rPr>
+                      <w:rStyle w:val="NormalTok"/>
+                    </w:rPr>
+                    <w:t xml:space="preserve">, </w:t>
+                  </w:r>
+                  <w:r>
+                    <w:rPr>
+                      <w:rStyle w:val="AttributeTok"/>
+                    </w:rPr>
+                    <w:t xml:space="preserve">yaxt =</w:t>
+                  </w:r>
+                  <w:r>
+                    <w:rPr>
+                      <w:rStyle w:val="NormalTok"/>
+                    </w:rPr>
+                    <w:t xml:space="preserve"> </w:t>
+                  </w:r>
+                  <w:r>
+                    <w:rPr>
+                      <w:rStyle w:val="StringTok"/>
+                    </w:rPr>
+                    <w:t xml:space="preserve">"n"</w:t>
+                  </w:r>
+                  <w:r>
+                    <w:rPr>
+                      <w:rStyle w:val="NormalTok"/>
+                    </w:rPr>
+                    <w:t xml:space="preserve">,</w:t>
+                  </w:r>
+                  <w:r>
+                    <w:br/>
+                  </w:r>
+                  <w:r>
+                    <w:rPr>
+                      <w:rStyle w:val="NormalTok"/>
+                    </w:rPr>
+                    <w:t xml:space="preserve">  </w:t>
+                  </w:r>
+                  <w:r>
+                    <w:rPr>
+                      <w:rStyle w:val="AttributeTok"/>
+                    </w:rPr>
+                    <w:t xml:space="preserve">xlab =</w:t>
+                  </w:r>
+                  <w:r>
+                    <w:rPr>
+                      <w:rStyle w:val="NormalTok"/>
+                    </w:rPr>
+                    <w:t xml:space="preserve"> </w:t>
+                  </w:r>
+                  <w:r>
+                    <w:rPr>
+                      <w:rStyle w:val="StringTok"/>
+                    </w:rPr>
+                    <w:t xml:space="preserve">"Houses sampled in county (log scale)"</w:t>
+                  </w:r>
+                  <w:r>
+                    <w:rPr>
+                      <w:rStyle w:val="NormalTok"/>
+                    </w:rPr>
+                    <w:t xml:space="preserve">,</w:t>
+                  </w:r>
+                  <w:r>
+                    <w:br/>
+                  </w:r>
+                  <w:r>
+                    <w:rPr>
+                      <w:rStyle w:val="NormalTok"/>
+                    </w:rPr>
+                    <w:t xml:space="preserve">  </w:t>
+                  </w:r>
+                  <w:r>
+                    <w:rPr>
+                      <w:rStyle w:val="AttributeTok"/>
+                    </w:rPr>
+                    <w:t xml:space="preserve">ylab =</w:t>
+                  </w:r>
+                  <w:r>
+                    <w:rPr>
+                      <w:rStyle w:val="NormalTok"/>
+                    </w:rPr>
+                    <w:t xml:space="preserve"> </w:t>
+                  </w:r>
+                  <w:r>
+                    <w:rPr>
+                      <w:rStyle w:val="StringTok"/>
+                    </w:rPr>
+                    <w:t xml:space="preserve">"County geometric-mean radon (pCi/L)"</w:t>
+                  </w:r>
+                  <w:r>
+                    <w:br/>
+                  </w:r>
+                  <w:r>
+                    <w:rPr>
+                      <w:rStyle w:val="NormalTok"/>
+                    </w:rPr>
+                    <w:t xml:space="preserve">)</w:t>
+                  </w:r>
+                  <w:r>
+                    <w:br/>
+                  </w:r>
+                  <w:r>
+                    <w:rPr>
+                      <w:rStyle w:val="FunctionTok"/>
+                    </w:rPr>
+                    <w:t xml:space="preserve">axis</w:t>
+                  </w:r>
+                  <w:r>
+                    <w:rPr>
+                      <w:rStyle w:val="NormalTok"/>
+                    </w:rPr>
+                    <w:t xml:space="preserve">(</w:t>
+                  </w:r>
+                  <w:r>
+                    <w:rPr>
+                      <w:rStyle w:val="DecValTok"/>
+                    </w:rPr>
+                    <w:t xml:space="preserve">2</w:t>
+                  </w:r>
+                  <w:r>
+                    <w:rPr>
+                      <w:rStyle w:val="NormalTok"/>
+                    </w:rPr>
+                    <w:t xml:space="preserve">, </w:t>
+                  </w:r>
+                  <w:r>
+                    <w:rPr>
+                      <w:rStyle w:val="AttributeTok"/>
+                    </w:rPr>
+                    <w:t xml:space="preserve">at =</w:t>
+                  </w:r>
+                  <w:r>
+                    <w:rPr>
+                      <w:rStyle w:val="NormalTok"/>
+                    </w:rPr>
+                    <w:t xml:space="preserve"> </w:t>
+                  </w:r>
+                  <w:r>
+                    <w:rPr>
+                      <w:rStyle w:val="FunctionTok"/>
+                    </w:rPr>
+                    <w:t xml:space="preserve">log</w:t>
+                  </w:r>
+                  <w:r>
+                    <w:rPr>
+                      <w:rStyle w:val="NormalTok"/>
+                    </w:rPr>
+                    <w:t xml:space="preserve">(radon_ticks), </w:t>
+                  </w:r>
+                  <w:r>
+                    <w:rPr>
+                      <w:rStyle w:val="AttributeTok"/>
+                    </w:rPr>
+                    <w:t xml:space="preserve">labels =</w:t>
+                  </w:r>
+                  <w:r>
+                    <w:rPr>
+                      <w:rStyle w:val="NormalTok"/>
+                    </w:rPr>
+                    <w:t xml:space="preserve"> radon_ticks)</w:t>
+                  </w:r>
+                  <w:r>
+                    <w:br/>
+                  </w:r>
+                  <w:r>
+                    <w:rPr>
+                      <w:rStyle w:val="FunctionTok"/>
+                    </w:rPr>
+                    <w:t xml:space="preserve">points</w:t>
+                  </w:r>
+                  <w:r>
+                    <w:rPr>
+                      <w:rStyle w:val="NormalTok"/>
+                    </w:rPr>
+                    <w:t xml:space="preserve">(</w:t>
+                  </w:r>
+                  <w:r>
+                    <w:rPr>
+                      <w:rStyle w:val="FunctionTok"/>
+                    </w:rPr>
+                    <w:t xml:space="preserve">as.vector</w:t>
+                  </w:r>
+                  <w:r>
+                    <w:rPr>
+                      <w:rStyle w:val="NormalTok"/>
+                    </w:rPr>
+                    <w:t xml:space="preserve">(radon_n), radon_pp, </w:t>
+                  </w:r>
+                  <w:r>
+                    <w:rPr>
+                      <w:rStyle w:val="AttributeTok"/>
+                    </w:rPr>
+                    <w:t xml:space="preserve">pch =</w:t>
+                  </w:r>
+                  <w:r>
+                    <w:rPr>
+                      <w:rStyle w:val="NormalTok"/>
+                    </w:rPr>
+                    <w:t xml:space="preserve"> </w:t>
+                  </w:r>
+                  <w:r>
+                    <w:rPr>
+                      <w:rStyle w:val="DecValTok"/>
+                    </w:rPr>
+                    <w:t xml:space="preserve">19</w:t>
+                  </w:r>
+                  <w:r>
+                    <w:rPr>
+                      <w:rStyle w:val="NormalTok"/>
+                    </w:rPr>
+                    <w:t xml:space="preserve">)</w:t>
+                  </w:r>
+                  <w:r>
+                    <w:br/>
+                  </w:r>
+                  <w:r>
+                    <w:rPr>
+                      <w:rStyle w:val="FunctionTok"/>
+                    </w:rPr>
+                    <w:t xml:space="preserve">abline</w:t>
+                  </w:r>
+                  <w:r>
+                    <w:rPr>
+                      <w:rStyle w:val="NormalTok"/>
+                    </w:rPr>
+                    <w:t xml:space="preserve">(</w:t>
+                  </w:r>
+                  <w:r>
+                    <w:rPr>
+                      <w:rStyle w:val="AttributeTok"/>
+                    </w:rPr>
+                    <w:t xml:space="preserve">h =</w:t>
+                  </w:r>
+                  <w:r>
+                    <w:rPr>
+                      <w:rStyle w:val="NormalTok"/>
+                    </w:rPr>
+                    <w:t xml:space="preserve"> </w:t>
+                  </w:r>
+                  <w:r>
+                    <w:rPr>
+                      <w:rStyle w:val="FunctionTok"/>
+                    </w:rPr>
+                    <w:t xml:space="preserve">fixef</w:t>
+                  </w:r>
+                  <w:r>
+                    <w:rPr>
+                      <w:rStyle w:val="NormalTok"/>
+                    </w:rPr>
+                    <w:t xml:space="preserve">(radon_lmer0), </w:t>
+                  </w:r>
+                  <w:r>
+                    <w:rPr>
+                      <w:rStyle w:val="AttributeTok"/>
+                    </w:rPr>
+                    <w:t xml:space="preserve">lty =</w:t>
+                  </w:r>
+                  <w:r>
+                    <w:rPr>
+                      <w:rStyle w:val="NormalTok"/>
+                    </w:rPr>
+                    <w:t xml:space="preserve"> </w:t>
+                  </w:r>
+                  <w:r>
+                    <w:rPr>
+                      <w:rStyle w:val="DecValTok"/>
+                    </w:rPr>
+                    <w:t xml:space="preserve">2</w:t>
+                  </w:r>
+                  <w:r>
+                    <w:rPr>
+                      <w:rStyle w:val="NormalTok"/>
+                    </w:rPr>
+                    <w:t xml:space="preserve">)</w:t>
+                  </w:r>
+                  <w:r>
+                    <w:br/>
+                  </w:r>
+                  <w:r>
+                    <w:rPr>
+                      <w:rStyle w:val="FunctionTok"/>
+                    </w:rPr>
+                    <w:t xml:space="preserve">legend</w:t>
+                  </w:r>
+                  <w:r>
+                    <w:rPr>
+                      <w:rStyle w:val="NormalTok"/>
+                    </w:rPr>
+                    <w:t xml:space="preserve">(</w:t>
+                  </w:r>
+                  <w:r>
+                    <w:br/>
+                  </w:r>
+                  <w:r>
+                    <w:rPr>
+                      <w:rStyle w:val="NormalTok"/>
+                    </w:rPr>
+                    <w:t xml:space="preserve">  </w:t>
+                  </w:r>
+                  <w:r>
+                    <w:rPr>
+                      <w:rStyle w:val="StringTok"/>
+                    </w:rPr>
+                    <w:t xml:space="preserve">"topright"</w:t>
+                  </w:r>
+                  <w:r>
+                    <w:rPr>
+                      <w:rStyle w:val="NormalTok"/>
+                    </w:rPr>
+                    <w:t xml:space="preserve">,</w:t>
+                  </w:r>
+                  <w:r>
+                    <w:br/>
+                  </w:r>
+                  <w:r>
+                    <w:rPr>
+                      <w:rStyle w:val="NormalTok"/>
+                    </w:rPr>
+                    <w:t xml:space="preserve">  </w:t>
+                  </w:r>
+                  <w:r>
+                    <w:rPr>
+                      <w:rStyle w:val="AttributeTok"/>
+                    </w:rPr>
+                    <w:t xml:space="preserve">legend =</w:t>
+                  </w:r>
+                  <w:r>
+                    <w:rPr>
+                      <w:rStyle w:val="NormalTok"/>
+                    </w:rPr>
+                    <w:t xml:space="preserve"> </w:t>
+                  </w:r>
+                  <w:r>
+                    <w:rPr>
+                      <w:rStyle w:val="FunctionTok"/>
+                    </w:rPr>
+                    <w:t xml:space="preserve">c</w:t>
+                  </w:r>
+                  <w:r>
+                    <w:rPr>
+                      <w:rStyle w:val="NormalTok"/>
+                    </w:rPr>
+                    <w:t xml:space="preserve">(</w:t>
+                  </w:r>
+                  <w:r>
+                    <w:rPr>
+                      <w:rStyle w:val="StringTok"/>
+                    </w:rPr>
+                    <w:t xml:space="preserve">"No pooling"</w:t>
+                  </w:r>
+                  <w:r>
+                    <w:rPr>
+                      <w:rStyle w:val="NormalTok"/>
+                    </w:rPr>
+                    <w:t xml:space="preserve">, </w:t>
+                  </w:r>
+                  <w:r>
+                    <w:rPr>
+                      <w:rStyle w:val="StringTok"/>
+                    </w:rPr>
+                    <w:t xml:space="preserve">"Partial pooling"</w:t>
+                  </w:r>
+                  <w:r>
+                    <w:rPr>
+                      <w:rStyle w:val="NormalTok"/>
+                    </w:rPr>
+                    <w:t xml:space="preserve">),</w:t>
+                  </w:r>
+                  <w:r>
+                    <w:br/>
+                  </w:r>
+                  <w:r>
+                    <w:rPr>
+                      <w:rStyle w:val="NormalTok"/>
+                    </w:rPr>
+                    <w:t xml:space="preserve">  </w:t>
+                  </w:r>
+                  <w:r>
+                    <w:rPr>
+                      <w:rStyle w:val="AttributeTok"/>
+                    </w:rPr>
+                    <w:t xml:space="preserve">pch =</w:t>
+                  </w:r>
+                  <w:r>
+                    <w:rPr>
+                      <w:rStyle w:val="NormalTok"/>
+                    </w:rPr>
+                    <w:t xml:space="preserve"> </w:t>
+                  </w:r>
+                  <w:r>
+                    <w:rPr>
+                      <w:rStyle w:val="FunctionTok"/>
+                    </w:rPr>
+                    <w:t xml:space="preserve">c</w:t>
+                  </w:r>
+                  <w:r>
+                    <w:rPr>
+                      <w:rStyle w:val="NormalTok"/>
+                    </w:rPr>
+                    <w:t xml:space="preserve">(</w:t>
+                  </w:r>
+                  <w:r>
+                    <w:rPr>
+                      <w:rStyle w:val="DecValTok"/>
+                    </w:rPr>
+                    <w:t xml:space="preserve">1</w:t>
+                  </w:r>
+                  <w:r>
+                    <w:rPr>
+                      <w:rStyle w:val="NormalTok"/>
+                    </w:rPr>
+                    <w:t xml:space="preserve">, </w:t>
+                  </w:r>
+                  <w:r>
+                    <w:rPr>
+                      <w:rStyle w:val="DecValTok"/>
+                    </w:rPr>
+                    <w:t xml:space="preserve">19</w:t>
+                  </w:r>
+                  <w:r>
+                    <w:rPr>
+                      <w:rStyle w:val="NormalTok"/>
+                    </w:rPr>
+                    <w:t xml:space="preserve">)</w:t>
+                  </w:r>
+                  <w:r>
+                    <w:br/>
+                  </w:r>
+                  <w:r>
+                    <w:rPr>
+                      <w:rStyle w:val="NormalTok"/>
+                    </w:rPr>
+                    <w:t xml:space="preserve">)</w:t>
+                  </w:r>
+                </w:p>
+                <w:p>
+                  <w:pPr>
+                    <w:jc w:val="center"/>
+                  </w:pPr>
+                  <w:r>
+                    <w:drawing>
+                      <wp:inline>
+                        <wp:extent cx="4620126" cy="3696101"/>
+                        <wp:effectExtent b="0" l="0" r="0" t="0"/>
+                        <wp:docPr descr="" title="" id="100" name="Picture"/>
+                        <a:graphic>
+                          <a:graphicData uri="http://schemas.openxmlformats.org/drawingml/2006/picture">
+                            <pic:pic>
+                              <pic:nvPicPr>
+                                <pic:cNvPr descr="intro-multilevel-models_files/figure-docx/radon-shrinkage-plot-1.png" id="101" name="Picture"/>
+                                <pic:cNvPicPr>
+                                  <a:picLocks noChangeArrowheads="1" noChangeAspect="1"/>
+                                </pic:cNvPicPr>
+                              </pic:nvPicPr>
+                              <pic:blipFill>
+                                <a:blip r:embed="rId99"/>
+                                <a:stretch>
+                                  <a:fillRect/>
+                                </a:stretch>
+                              </pic:blipFill>
+                              <pic:spPr bwMode="auto">
+                                <a:xfrm>
+                                  <a:off x="0" y="0"/>
+                                  <a:ext cx="4620126" cy="3696101"/>
+                                </a:xfrm>
+                                <a:prstGeom prst="rect">
+                                  <a:avLst/>
+                                </a:prstGeom>
+                                <a:noFill/>
+                                <a:ln w="9525">
+                                  <a:noFill/>
+                                  <a:headEnd/>
+                                  <a:tailEnd/>
+                                </a:ln>
+                              </pic:spPr>
+                            </pic:pic>
+                          </a:graphicData>
+                        </a:graphic>
+                      </wp:inline>
+                    </w:drawing>
+                  </w:r>
+                </w:p>
+                <w:p>
+                  <w:pPr>
+                    <w:jc w:val="center"/>
+                  </w:pPr>
+                  <w:pPr>
+                    <w:jc w:val="left"/>
+                    <w:spacing w:before="200"/>
+                    <w:pStyle w:val="ImageCaption"/>
+                  </w:pPr>
+                  <w:r>
+                    <w:t xml:space="preserve">Figure 1: No-pooling and partial-pooling estimates of the county geometric-mean radon levels</w:t>
+                  </w:r>
+                  <w:r>
+                    <w:t xml:space="preserve"> </w:t>
+                  </w:r>
+                  <w:r>
+                    <w:t xml:space="preserve">(the exponentials of the estimated county means of log radon);</w:t>
+                  </w:r>
+                  <w:r>
+                    <w:t xml:space="preserve"> </w:t>
+                  </w:r>
+                  <w:r>
+                    <w:t xml:space="preserve">the dashed line is the complete-pooling estimate.</w:t>
+                  </w:r>
+                  <w:r>
+                    <w:t xml:space="preserve"> </w:t>
+                  </w:r>
+                  <w:r>
+                    <w:t xml:space="preserve">The model is fit to log radon,</w:t>
+                  </w:r>
+                  <w:r>
+                    <w:t xml:space="preserve"> </w:t>
+                  </w:r>
+                  <w:r>
+                    <w:t xml:space="preserve">so the radon axis is spaced logarithmically.</w:t>
+                  </w:r>
+                </w:p>
+                <w:bookmarkEnd w:id="102"/>
+              </w:tc>
+            </w:tr>
+          </w:tbl>
         </w:tc>
       </w:tr>
     </w:tbl>
@@ -29218,29 +28970,27 @@
     <w:tbl>
       <w:tblPr>
         <w:tblStyle w:val="Table"/>
-        <w:tblLook w:firstRow="0" w:lastRow="0" w:firstColumn="0" w:lastColumn="0" w:noHBand="0" w:noVBand="0" w:val="0000"/>
+        <w:tblInd w:w="164" w:type="dxa"/>
         <w:tblBorders>
-          <w:top w:val="single" w:sz="4" w:space="0" w:color="909090"/>
           <w:left w:val="single" w:sz="24" w:space="0" w:color="909090"/>
-          <w:bottom w:val="single" w:sz="4" w:space="0" w:color="909090"/>
-          <w:right w:val="single" w:sz="4" w:space="0" w:color="909090"/>
         </w:tblBorders>
         <w:tblCellMar>
-          <w:left w:w="144" w:type="dxa"/>
-          <w:right w:w="144" w:type="dxa"/>
+          <w:left w:w="0" w:type="dxa"/>
+          <w:right w:w="0" w:type="dxa"/>
         </w:tblCellMar>
         <w:tblLook w:firstRow="0" w:lastRow="0" w:firstColumn="0" w:lastColumn="0" w:noHBand="0" w:noVBand="0" w:val="0000"/>
       </w:tblPr>
+      <w:tblGrid>
+        <w:gridCol w:w="7920"/>
+      </w:tblGrid>
       <w:tr>
         <w:trPr>
           <w:cantSplit/>
         </w:trPr>
         <w:tc>
           <w:tcPr>
-            <w:shd w:color="auto" w:fill="e6e6e6" w:val="clear"/>
             <w:tcMar>
-              <w:top w:w="92" w:type="dxa"/>
-              <w:bottom w:w="92" w:type="dxa"/>
+              <w:left w:w="144" w:type="dxa"/>
             </w:tcMar>
           </w:tcPr>
           <w:p>
@@ -29248,25 +28998,9 @@
               <w:pStyle w:val="FirstParagraph"/>
             </w:pPr>
             <w:pPr>
-              <w:spacing w:before="16" w:after="16"/>
+              <w:spacing w:before="16" w:after="64"/>
             </w:pPr>
-            <w:r>
-              <w:t xml:space="preserve">Exm</w:t>
-            </w:r>
           </w:p>
-        </w:tc>
-      </w:tr>
-      <w:tr>
-        <w:trPr>
-          <w:cantSplit/>
-        </w:trPr>
-        <w:tc>
-          <w:tcPr>
-            <w:tcMar>
-              <w:top w:w="108" w:type="dxa"/>
-              <w:bottom w:w="108" w:type="dxa"/>
-            </w:tcMar>
-          </w:tcPr>
           <w:bookmarkStart w:id="105" w:name="exm-partial-pooling-blp"/>
           <w:p>
             <w:pPr>
@@ -29890,7 +29624,6 @@
             </w:r>
           </w:p>
           <w:bookmarkEnd w:id="105"/>
-          <w:p/>
         </w:tc>
       </w:tr>
     </w:tbl>
@@ -30768,29 +30501,27 @@
     <w:tbl>
       <w:tblPr>
         <w:tblStyle w:val="Table"/>
-        <w:tblLook w:firstRow="0" w:lastRow="0" w:firstColumn="0" w:lastColumn="0" w:noHBand="0" w:noVBand="0" w:val="0000"/>
+        <w:tblInd w:w="164" w:type="dxa"/>
         <w:tblBorders>
-          <w:top w:val="single" w:sz="4" w:space="0" w:color="909090"/>
           <w:left w:val="single" w:sz="24" w:space="0" w:color="909090"/>
-          <w:bottom w:val="single" w:sz="4" w:space="0" w:color="909090"/>
-          <w:right w:val="single" w:sz="4" w:space="0" w:color="909090"/>
         </w:tblBorders>
         <w:tblCellMar>
-          <w:left w:w="144" w:type="dxa"/>
-          <w:right w:w="144" w:type="dxa"/>
+          <w:left w:w="0" w:type="dxa"/>
+          <w:right w:w="0" w:type="dxa"/>
         </w:tblCellMar>
         <w:tblLook w:firstRow="0" w:lastRow="0" w:firstColumn="0" w:lastColumn="0" w:noHBand="0" w:noVBand="0" w:val="0000"/>
       </w:tblPr>
+      <w:tblGrid>
+        <w:gridCol w:w="7920"/>
+      </w:tblGrid>
       <w:tr>
         <w:trPr>
           <w:cantSplit/>
         </w:trPr>
         <w:tc>
           <w:tcPr>
-            <w:shd w:color="auto" w:fill="e6e6e6" w:val="clear"/>
             <w:tcMar>
-              <w:top w:w="92" w:type="dxa"/>
-              <w:bottom w:w="92" w:type="dxa"/>
+              <w:left w:w="144" w:type="dxa"/>
             </w:tcMar>
           </w:tcPr>
           <w:p>
@@ -30798,25 +30529,9 @@
               <w:pStyle w:val="FirstParagraph"/>
             </w:pPr>
             <w:pPr>
-              <w:spacing w:before="16" w:after="16"/>
+              <w:spacing w:before="16" w:after="64"/>
             </w:pPr>
-            <w:r>
-              <w:t xml:space="preserve">Exm</w:t>
-            </w:r>
           </w:p>
-        </w:tc>
-      </w:tr>
-      <w:tr>
-        <w:trPr>
-          <w:cantSplit/>
-        </w:trPr>
-        <w:tc>
-          <w:tcPr>
-            <w:tcMar>
-              <w:top w:w="108" w:type="dxa"/>
-              <w:bottom w:w="108" w:type="dxa"/>
-            </w:tcMar>
-          </w:tcPr>
           <w:bookmarkStart w:id="121" w:name="exm-radon-floor"/>
           <w:p>
             <w:pPr>
@@ -31471,36 +31186,33 @@
             </w:r>
           </w:p>
           <w:bookmarkEnd w:id="121"/>
-          <w:p/>
         </w:tc>
       </w:tr>
     </w:tbl>
     <w:tbl>
       <w:tblPr>
         <w:tblStyle w:val="Table"/>
-        <w:tblLook w:firstRow="0" w:lastRow="0" w:firstColumn="0" w:lastColumn="0" w:noHBand="0" w:noVBand="0" w:val="0000"/>
+        <w:tblInd w:w="164" w:type="dxa"/>
         <w:tblBorders>
-          <w:top w:val="single" w:sz="4" w:space="0" w:color="909090"/>
           <w:left w:val="single" w:sz="24" w:space="0" w:color="909090"/>
-          <w:bottom w:val="single" w:sz="4" w:space="0" w:color="909090"/>
-          <w:right w:val="single" w:sz="4" w:space="0" w:color="909090"/>
         </w:tblBorders>
         <w:tblCellMar>
-          <w:left w:w="144" w:type="dxa"/>
-          <w:right w:w="144" w:type="dxa"/>
+          <w:left w:w="0" w:type="dxa"/>
+          <w:right w:w="0" w:type="dxa"/>
         </w:tblCellMar>
         <w:tblLook w:firstRow="0" w:lastRow="0" w:firstColumn="0" w:lastColumn="0" w:noHBand="0" w:noVBand="0" w:val="0000"/>
       </w:tblPr>
+      <w:tblGrid>
+        <w:gridCol w:w="7920"/>
+      </w:tblGrid>
       <w:tr>
         <w:trPr>
           <w:cantSplit/>
         </w:trPr>
         <w:tc>
           <w:tcPr>
-            <w:shd w:color="auto" w:fill="e6e6e6" w:val="clear"/>
             <w:tcMar>
-              <w:top w:w="92" w:type="dxa"/>
-              <w:bottom w:w="92" w:type="dxa"/>
+              <w:left w:w="144" w:type="dxa"/>
             </w:tcMar>
           </w:tcPr>
           <w:p>
@@ -31508,25 +31220,9 @@
               <w:pStyle w:val="BodyText"/>
             </w:pPr>
             <w:pPr>
-              <w:spacing w:before="16" w:after="16"/>
+              <w:spacing w:before="16" w:after="64"/>
             </w:pPr>
-            <w:r>
-              <w:t xml:space="preserve">Exm</w:t>
-            </w:r>
           </w:p>
-        </w:tc>
-      </w:tr>
-      <w:tr>
-        <w:trPr>
-          <w:cantSplit/>
-        </w:trPr>
-        <w:tc>
-          <w:tcPr>
-            <w:tcMar>
-              <w:top w:w="108" w:type="dxa"/>
-              <w:bottom w:w="108" w:type="dxa"/>
-            </w:tcMar>
-          </w:tcPr>
           <w:bookmarkStart w:id="122" w:name="exm-radon-uranium"/>
           <w:p>
             <w:pPr>
@@ -31849,7 +31545,6 @@
             </w:r>
           </w:p>
           <w:bookmarkEnd w:id="122"/>
-          <w:p/>
         </w:tc>
       </w:tr>
     </w:tbl>
@@ -32095,29 +31790,27 @@
     <w:tbl>
       <w:tblPr>
         <w:tblStyle w:val="Table"/>
-        <w:tblLook w:firstRow="0" w:lastRow="0" w:firstColumn="0" w:lastColumn="0" w:noHBand="0" w:noVBand="0" w:val="0000"/>
+        <w:tblInd w:w="164" w:type="dxa"/>
         <w:tblBorders>
-          <w:top w:val="single" w:sz="4" w:space="0" w:color="909090"/>
           <w:left w:val="single" w:sz="24" w:space="0" w:color="909090"/>
-          <w:bottom w:val="single" w:sz="4" w:space="0" w:color="909090"/>
-          <w:right w:val="single" w:sz="4" w:space="0" w:color="909090"/>
         </w:tblBorders>
         <w:tblCellMar>
-          <w:left w:w="144" w:type="dxa"/>
-          <w:right w:w="144" w:type="dxa"/>
+          <w:left w:w="0" w:type="dxa"/>
+          <w:right w:w="0" w:type="dxa"/>
         </w:tblCellMar>
         <w:tblLook w:firstRow="0" w:lastRow="0" w:firstColumn="0" w:lastColumn="0" w:noHBand="0" w:noVBand="0" w:val="0000"/>
       </w:tblPr>
+      <w:tblGrid>
+        <w:gridCol w:w="7920"/>
+      </w:tblGrid>
       <w:tr>
         <w:trPr>
           <w:cantSplit/>
         </w:trPr>
         <w:tc>
           <w:tcPr>
-            <w:shd w:color="auto" w:fill="e6e6e6" w:val="clear"/>
             <w:tcMar>
-              <w:top w:w="92" w:type="dxa"/>
-              <w:bottom w:w="92" w:type="dxa"/>
+              <w:left w:w="144" w:type="dxa"/>
             </w:tcMar>
           </w:tcPr>
           <w:p>
@@ -32125,25 +31818,9 @@
               <w:pStyle w:val="BodyText"/>
             </w:pPr>
             <w:pPr>
-              <w:spacing w:before="16" w:after="16"/>
+              <w:spacing w:before="16" w:after="64"/>
             </w:pPr>
-            <w:r>
-              <w:t xml:space="preserve">Exm</w:t>
-            </w:r>
           </w:p>
-        </w:tc>
-      </w:tr>
-      <w:tr>
-        <w:trPr>
-          <w:cantSplit/>
-        </w:trPr>
-        <w:tc>
-          <w:tcPr>
-            <w:tcMar>
-              <w:top w:w="108" w:type="dxa"/>
-              <w:bottom w:w="108" w:type="dxa"/>
-            </w:tcMar>
-          </w:tcPr>
           <w:bookmarkStart w:id="128" w:name="exm-cbpp"/>
           <w:p>
             <w:pPr>
@@ -32760,7 +32437,6 @@
             </w:r>
           </w:p>
           <w:bookmarkEnd w:id="128"/>
-          <w:p/>
         </w:tc>
       </w:tr>
     </w:tbl>

--- a/chapters/intro-multilevel-models-handout.docx
+++ b/chapters/intro-multilevel-models-handout.docx
@@ -1745,6 +1745,7 @@
               <m:oMath>
                 <m:r>
                   <m:rPr>
+                    <m:scr m:val="double-struck"/>
                     <m:sty m:val="p"/>
                   </m:rPr>
                   <m:t>E</m:t>
@@ -1940,6 +1941,7 @@
                   <m:e>
                     <m:r>
                       <m:rPr>
+                        <m:scr m:val="double-struck"/>
                         <m:sty m:val="p"/>
                       </m:rPr>
                       <m:t>E</m:t>
@@ -4143,6 +4145,7 @@
                   <m:e>
                     <m:r>
                       <m:rPr>
+                        <m:scr m:val="double-struck"/>
                         <m:sty m:val="p"/>
                       </m:rPr>
                       <m:t>E</m:t>
@@ -4347,6 +4350,7 @@
                     </m:r>
                     <m:r>
                       <m:rPr>
+                        <m:scr m:val="double-struck"/>
                         <m:sty m:val="p"/>
                       </m:rPr>
                       <m:t>E</m:t>
@@ -6261,6 +6265,7 @@
                   <m:e>
                     <m:r>
                       <m:rPr>
+                        <m:scr m:val="double-struck"/>
                         <m:sty m:val="p"/>
                       </m:rPr>
                       <m:t>E</m:t>
@@ -6653,6 +6658,7 @@
                   <m:e>
                     <m:r>
                       <m:rPr>
+                        <m:scr m:val="double-struck"/>
                         <m:sty m:val="p"/>
                       </m:rPr>
                       <m:t>E</m:t>
@@ -6699,6 +6705,7 @@
                     </m:r>
                     <m:r>
                       <m:rPr>
+                        <m:scr m:val="double-struck"/>
                         <m:sty m:val="p"/>
                       </m:rPr>
                       <m:t>E</m:t>
@@ -6796,6 +6803,7 @@
                     </m:r>
                     <m:r>
                       <m:rPr>
+                        <m:scr m:val="double-struck"/>
                         <m:sty m:val="p"/>
                       </m:rPr>
                       <m:t>E</m:t>
@@ -6836,6 +6844,7 @@
                     </m:r>
                     <m:r>
                       <m:rPr>
+                        <m:scr m:val="double-struck"/>
                         <m:sty m:val="p"/>
                       </m:rPr>
                       <m:t>E</m:t>
@@ -7110,6 +7119,7 @@
                     </m:limUpp>
                     <m:r>
                       <m:rPr>
+                        <m:scr m:val="double-struck"/>
                         <m:sty m:val="p"/>
                       </m:rPr>
                       <m:t>E</m:t>
@@ -7228,6 +7238,7 @@
                     </m:r>
                     <m:r>
                       <m:rPr>
+                        <m:scr m:val="double-struck"/>
                         <m:sty m:val="p"/>
                       </m:rPr>
                       <m:t>E</m:t>
@@ -7364,6 +7375,7 @@
                     </m:r>
                     <m:r>
                       <m:rPr>
+                        <m:scr m:val="double-struck"/>
                         <m:sty m:val="p"/>
                       </m:rPr>
                       <m:t>E</m:t>
@@ -7529,6 +7541,7 @@
                     </m:r>
                     <m:r>
                       <m:rPr>
+                        <m:scr m:val="double-struck"/>
                         <m:sty m:val="p"/>
                       </m:rPr>
                       <m:t>E</m:t>
@@ -7574,6 +7587,7 @@
                     </m:r>
                     <m:r>
                       <m:rPr>
+                        <m:scr m:val="double-struck"/>
                         <m:sty m:val="p"/>
                       </m:rPr>
                       <m:t>E</m:t>
@@ -7629,6 +7643,7 @@
                     </m:r>
                     <m:r>
                       <m:rPr>
+                        <m:scr m:val="double-struck"/>
                         <m:sty m:val="p"/>
                       </m:rPr>
                       <m:t>E</m:t>
@@ -7684,6 +7699,7 @@
                     </m:r>
                     <m:r>
                       <m:rPr>
+                        <m:scr m:val="double-struck"/>
                         <m:sty m:val="p"/>
                       </m:rPr>
                       <m:t>E</m:t>
@@ -7783,6 +7799,7 @@
                     </m:r>
                     <m:r>
                       <m:rPr>
+                        <m:scr m:val="double-struck"/>
                         <m:sty m:val="p"/>
                       </m:rPr>
                       <m:t>E</m:t>
@@ -7838,6 +7855,7 @@
                     </m:r>
                     <m:r>
                       <m:rPr>
+                        <m:scr m:val="double-struck"/>
                         <m:sty m:val="p"/>
                       </m:rPr>
                       <m:t>E</m:t>
@@ -7893,6 +7911,7 @@
                     </m:r>
                     <m:r>
                       <m:rPr>
+                        <m:scr m:val="double-struck"/>
                         <m:sty m:val="p"/>
                       </m:rPr>
                       <m:t>E</m:t>
@@ -7958,6 +7977,7 @@
                     </m:r>
                     <m:r>
                       <m:rPr>
+                        <m:scr m:val="double-struck"/>
                         <m:sty m:val="p"/>
                       </m:rPr>
                       <m:t>E</m:t>
@@ -8008,6 +8028,7 @@
                     </m:r>
                     <m:r>
                       <m:rPr>
+                        <m:scr m:val="double-struck"/>
                         <m:sty m:val="p"/>
                       </m:rPr>
                       <m:t>E</m:t>
@@ -8146,6 +8167,7 @@
                     </m:r>
                     <m:r>
                       <m:rPr>
+                        <m:scr m:val="double-struck"/>
                         <m:sty m:val="p"/>
                       </m:rPr>
                       <m:t>E</m:t>
@@ -8324,6 +8346,7 @@
             <m:oMath>
               <m:r>
                 <m:rPr>
+                  <m:scr m:val="double-struck"/>
                   <m:sty m:val="p"/>
                 </m:rPr>
                 <m:t>E</m:t>
@@ -8447,6 +8470,7 @@
             <m:oMath>
               <m:r>
                 <m:rPr>
+                  <m:scr m:val="double-struck"/>
                   <m:sty m:val="p"/>
                 </m:rPr>
                 <m:t>E</m:t>
@@ -11486,6 +11510,7 @@
                   <m:e>
                     <m:r>
                       <m:rPr>
+                        <m:scr m:val="double-struck"/>
                         <m:sty m:val="p"/>
                       </m:rPr>
                       <m:t>E</m:t>
@@ -11538,6 +11563,7 @@
                   <m:e>
                     <m:r>
                       <m:rPr>
+                        <m:scr m:val="double-struck"/>
                         <m:sty m:val="p"/>
                       </m:rPr>
                       <m:t>E</m:t>
@@ -12096,6 +12122,7 @@
             <m:oMath>
               <m:r>
                 <m:rPr>
+                  <m:scr m:val="double-struck"/>
                   <m:sty m:val="p"/>
                 </m:rPr>
                 <m:t>E</m:t>
@@ -12185,6 +12212,7 @@
             <m:oMath>
               <m:r>
                 <m:rPr>
+                  <m:scr m:val="double-struck"/>
                   <m:sty m:val="p"/>
                 </m:rPr>
                 <m:t>E</m:t>
@@ -12265,6 +12293,7 @@
                   <m:e>
                     <m:r>
                       <m:rPr>
+                        <m:scr m:val="double-struck"/>
                         <m:sty m:val="p"/>
                       </m:rPr>
                       <m:t>E</m:t>
@@ -12303,6 +12332,7 @@
                     </m:r>
                     <m:r>
                       <m:rPr>
+                        <m:scr m:val="double-struck"/>
                         <m:sty m:val="p"/>
                       </m:rPr>
                       <m:t>E</m:t>
@@ -12476,45 +12506,46 @@
                       <m:e>
                         <m:r>
                           <m:rPr>
+                            <m:scr m:val="double-struck"/>
                             <m:sty m:val="p"/>
                           </m:rPr>
                           <m:t>E</m:t>
                         </m:r>
+                        <m:r>
+                          <m:t>​</m:t>
+                        </m:r>
+                        <m:d>
+                          <m:dPr>
+                            <m:begChr m:val="["/>
+                            <m:sepChr m:val=""/>
+                            <m:endChr m:val="]"/>
+                            <m:grow/>
+                          </m:dPr>
+                          <m:e>
+                            <m:sSubSup>
+                              <m:e>
+                                <m:r>
+                                  <m:t>s</m:t>
+                                </m:r>
+                              </m:e>
+                              <m:sub>
+                                <m:r>
+                                  <m:t>i</m:t>
+                                </m:r>
+                              </m:sub>
+                              <m:sup>
+                                <m:r>
+                                  <m:t>2</m:t>
+                                </m:r>
+                              </m:sup>
+                            </m:sSubSup>
+                          </m:e>
+                        </m:d>
+                        <m:r>
+                          <m:t>​</m:t>
+                        </m:r>
                       </m:e>
                     </m:nary>
-                    <m:r>
-                      <m:t>​</m:t>
-                    </m:r>
-                    <m:d>
-                      <m:dPr>
-                        <m:begChr m:val="["/>
-                        <m:sepChr m:val=""/>
-                        <m:endChr m:val="]"/>
-                        <m:grow/>
-                      </m:dPr>
-                      <m:e>
-                        <m:sSubSup>
-                          <m:e>
-                            <m:r>
-                              <m:t>s</m:t>
-                            </m:r>
-                          </m:e>
-                          <m:sub>
-                            <m:r>
-                              <m:t>i</m:t>
-                            </m:r>
-                          </m:sub>
-                          <m:sup>
-                            <m:r>
-                              <m:t>2</m:t>
-                            </m:r>
-                          </m:sup>
-                        </m:sSubSup>
-                      </m:e>
-                    </m:d>
-                    <m:r>
-                      <m:t>​</m:t>
-                    </m:r>
                     <m:r>
                       <m:t>&amp;</m:t>
                     </m:r>
@@ -13183,39 +13214,39 @@
                           </m:rPr>
                           <m:t>Var</m:t>
                         </m:r>
+                        <m:r>
+                          <m:t>​</m:t>
+                        </m:r>
+                        <m:d>
+                          <m:dPr>
+                            <m:begChr m:val="("/>
+                            <m:sepChr m:val=""/>
+                            <m:endChr m:val=")"/>
+                            <m:grow/>
+                          </m:dPr>
+                          <m:e>
+                            <m:sSub>
+                              <m:e>
+                                <m:r>
+                                  <m:t>ϵ</m:t>
+                                </m:r>
+                              </m:e>
+                              <m:sub>
+                                <m:r>
+                                  <m:t>i</m:t>
+                                </m:r>
+                                <m:r>
+                                  <m:t>j</m:t>
+                                </m:r>
+                              </m:sub>
+                            </m:sSub>
+                          </m:e>
+                        </m:d>
+                        <m:r>
+                          <m:t>​</m:t>
+                        </m:r>
                       </m:e>
                     </m:nary>
-                    <m:r>
-                      <m:t>​</m:t>
-                    </m:r>
-                    <m:d>
-                      <m:dPr>
-                        <m:begChr m:val="("/>
-                        <m:sepChr m:val=""/>
-                        <m:endChr m:val=")"/>
-                        <m:grow/>
-                      </m:dPr>
-                      <m:e>
-                        <m:sSub>
-                          <m:e>
-                            <m:r>
-                              <m:t>ϵ</m:t>
-                            </m:r>
-                          </m:e>
-                          <m:sub>
-                            <m:r>
-                              <m:t>i</m:t>
-                            </m:r>
-                            <m:r>
-                              <m:t>j</m:t>
-                            </m:r>
-                          </m:sub>
-                        </m:sSub>
-                      </m:e>
-                    </m:d>
-                    <m:r>
-                      <m:t>​</m:t>
-                    </m:r>
                     <m:r>
                       <m:t>&amp;</m:t>
                     </m:r>
@@ -13454,6 +13485,7 @@
                   <m:e>
                     <m:r>
                       <m:rPr>
+                        <m:scr m:val="double-struck"/>
                         <m:sty m:val="p"/>
                       </m:rPr>
                       <m:t>E</m:t>
@@ -14144,6 +14176,7 @@
                   <m:e>
                     <m:r>
                       <m:rPr>
+                        <m:scr m:val="double-struck"/>
                         <m:sty m:val="p"/>
                       </m:rPr>
                       <m:t>E</m:t>
@@ -14199,6 +14232,7 @@
                     </m:r>
                     <m:r>
                       <m:rPr>
+                        <m:scr m:val="double-struck"/>
                         <m:sty m:val="p"/>
                       </m:rPr>
                       <m:t>E</m:t>
@@ -14282,6 +14316,7 @@
                       <m:num>
                         <m:r>
                           <m:rPr>
+                            <m:scr m:val="double-struck"/>
                             <m:sty m:val="p"/>
                           </m:rPr>
                           <m:t>E</m:t>
@@ -14317,6 +14352,7 @@
                         </m:r>
                         <m:r>
                           <m:rPr>
+                            <m:scr m:val="double-struck"/>
                             <m:sty m:val="p"/>
                           </m:rPr>
                           <m:t>E</m:t>
@@ -14613,6 +14649,7 @@
             <m:oMath>
               <m:r>
                 <m:rPr>
+                  <m:scr m:val="double-struck"/>
                   <m:sty m:val="p"/>
                 </m:rPr>
                 <m:t>E</m:t>
@@ -14660,6 +14697,7 @@
               </m:r>
               <m:r>
                 <m:rPr>
+                  <m:scr m:val="double-struck"/>
                   <m:sty m:val="p"/>
                 </m:rPr>
                 <m:t>E</m:t>
@@ -16284,6 +16322,7 @@
       <m:oMath>
         <m:r>
           <m:rPr>
+            <m:scr m:val="double-struck"/>
             <m:sty m:val="p"/>
           </m:rPr>
           <m:t>E</m:t>
@@ -16403,6 +16442,7 @@
       <m:oMath>
         <m:r>
           <m:rPr>
+            <m:scr m:val="double-struck"/>
             <m:sty m:val="p"/>
           </m:rPr>
           <m:t>E</m:t>
@@ -16499,6 +16539,7 @@
       <m:oMath>
         <m:r>
           <m:rPr>
+            <m:scr m:val="double-struck"/>
             <m:sty m:val="p"/>
           </m:rPr>
           <m:t>E</m:t>
@@ -22912,6 +22953,7 @@
             <m:oMath>
               <m:r>
                 <m:rPr>
+                  <m:scr m:val="double-struck"/>
                   <m:sty m:val="p"/>
                 </m:rPr>
                 <m:t>E</m:t>
@@ -25953,6 +25995,7 @@
             <m:oMath>
               <m:r>
                 <m:rPr>
+                  <m:scr m:val="double-struck"/>
                   <m:sty m:val="p"/>
                 </m:rPr>
                 <m:t>E</m:t>
@@ -31635,9 +31678,9 @@
       <w:bookmarkStart w:id="125" w:name="eq-glmm"/>
       <w:r>
         <w:t xml:space="preserve">$$
-    \operatorname{log}\mathopen{}\left\{\frac{\pi_{ij}}{1 - \pi_{ij}}\right\}\mathclose{} = {\mathord{\smash[b]{\underset{\raise.3ex\hbox{$\scriptstyle\sim$}}{x}}\vphantom{x}}_{ij}}^{\top}\mathord{\smash[b]{\underset{\raise.3ex\hbox{$\scriptstyle\sim$}}{\beta}}\vphantom{\beta}}+ \alpha_j,
+    {\operatorname{log}\mathopen{}\left\{\frac{\pi_{ij}}{1 - \pi_{ij}}\right\}\mathclose{}} = {\mathord{\smash[b]{\underset{\raise.3ex\hbox{$\scriptstyle\sim$}}{x}}\vphantom{x}}_{ij}}^{\top}\mathord{\smash[b]{\underset{\raise.3ex\hbox{$\scriptstyle\sim$}}{\beta}}\vphantom{\beta}}+ \alpha_j,
     \qquad
-    \alpha_j \ \sim_{\operatorname{iid}}\ \operatorname{N}\mathopen{}\left(0, \sigma_\alpha^2\right)\mathclose{}
+    \alpha_j \ \sim_{\operatorname{iid}}\ {\operatorname{N}\mathopen{}\left(0, \sigma_\alpha^2\right)\mathclose{}}
      \qquad(22)$$</w:t>
       </w:r>
       <w:bookmarkEnd w:id="125"/>

--- a/chapters/intro-multilevel-models-handout.docx
+++ b/chapters/intro-multilevel-models-handout.docx
@@ -32563,7 +32563,7 @@
       </w:r>
     </w:p>
     <w:bookmarkEnd w:id="131"/>
-    <w:bookmarkStart w:id="150" w:name="further-reading"/>
+    <w:bookmarkStart w:id="154" w:name="further-reading"/>
     <w:p>
       <w:pPr>
         <w:pStyle w:val="Heading1"/>
@@ -33045,7 +33045,21 @@
         </w:numPr>
       </w:pPr>
       <w:r>
-        <w:t xml:space="preserve">Books:</w:t>
+        <w:t xml:space="preserve">Software for fitting multilevel models by</w:t>
+      </w:r>
+      <w:r>
+        <w:t xml:space="preserve"> </w:t>
+      </w:r>
+      <w:hyperlink r:id="rId87">
+        <w:r>
+          <w:rPr>
+            <w:rStyle w:val="Hyperlink"/>
+          </w:rPr>
+          <w:t xml:space="preserve">Bayesian inference</w:t>
+        </w:r>
+      </w:hyperlink>
+      <w:r>
+        <w:t xml:space="preserve">:</w:t>
       </w:r>
     </w:p>
     <w:p>
@@ -33056,13 +33070,161 @@
           <w:numId w:val="1016"/>
         </w:numPr>
       </w:pPr>
+      <w:hyperlink r:id="rId148">
+        <w:r>
+          <w:rPr>
+            <w:rStyle w:val="Hyperlink"/>
+          </w:rPr>
+          <w:t xml:space="preserve">Stan and JAGS compared</w:t>
+        </w:r>
+      </w:hyperlink>
+      <w:r>
+        <w:t xml:space="preserve">,</w:t>
+      </w:r>
+      <w:r>
+        <w:t xml:space="preserve"> </w:t>
+      </w:r>
+      <w:r>
+        <w:t xml:space="preserve">on the Bayesian examples page of the statistics notes</w:t>
+      </w:r>
+    </w:p>
+    <w:p>
+      <w:pPr>
+        <w:pStyle w:val="Compact"/>
+        <w:numPr>
+          <w:ilvl w:val="1"/>
+          <w:numId w:val="1016"/>
+        </w:numPr>
+      </w:pPr>
+      <w:hyperlink r:id="rId149">
+        <w:r>
+          <w:rPr>
+            <w:rStyle w:val="Hyperlink"/>
+          </w:rPr>
+          <w:t xml:space="preserve">Stan</w:t>
+        </w:r>
+      </w:hyperlink>
+      <w:r>
+        <w:t xml:space="preserve">, the sampler behind the</w:t>
+      </w:r>
+      <w:r>
+        <w:t xml:space="preserve"> </w:t>
+      </w:r>
+      <w:r>
+        <w:rPr>
+          <w:rStyle w:val="VerbatimChar"/>
+        </w:rPr>
+        <w:t xml:space="preserve">rstanarm</w:t>
+      </w:r>
+      <w:r>
+        <w:t xml:space="preserve"> </w:t>
+      </w:r>
+      <w:r>
+        <w:t xml:space="preserve">package used in this chapter</w:t>
+      </w:r>
+    </w:p>
+    <w:p>
+      <w:pPr>
+        <w:pStyle w:val="Compact"/>
+        <w:numPr>
+          <w:ilvl w:val="1"/>
+          <w:numId w:val="1016"/>
+        </w:numPr>
+      </w:pPr>
+      <w:hyperlink r:id="rId150">
+        <w:r>
+          <w:rPr>
+            <w:rStyle w:val="VerbatimChar"/>
+          </w:rPr>
+          <w:t xml:space="preserve">rstanarm</w:t>
+        </w:r>
+      </w:hyperlink>
+      <w:r>
+        <w:t xml:space="preserve">, which fits multilevel</w:t>
+      </w:r>
+      <w:r>
+        <w:t xml:space="preserve"> </w:t>
+      </w:r>
+      <w:hyperlink r:id="rId89">
+        <w:r>
+          <w:rPr>
+            <w:rStyle w:val="Hyperlink"/>
+          </w:rPr>
+          <w:t xml:space="preserve">regression models</w:t>
+        </w:r>
+      </w:hyperlink>
+      <w:r>
+        <w:t xml:space="preserve"> </w:t>
+      </w:r>
+      <w:r>
+        <w:t xml:space="preserve">with Stan</w:t>
+      </w:r>
+      <w:r>
+        <w:t xml:space="preserve"> </w:t>
+      </w:r>
+      <w:r>
+        <w:t xml:space="preserve">using</w:t>
+      </w:r>
+      <w:r>
+        <w:t xml:space="preserve"> </w:t>
+      </w:r>
+      <w:r>
+        <w:rPr>
+          <w:rStyle w:val="VerbatimChar"/>
+        </w:rPr>
+        <w:t xml:space="preserve">lme4</w:t>
+      </w:r>
+      <w:r>
+        <w:t xml:space="preserve">-style formulas</w:t>
+      </w:r>
+    </w:p>
+    <w:p>
+      <w:pPr>
+        <w:pStyle w:val="Compact"/>
+        <w:numPr>
+          <w:ilvl w:val="1"/>
+          <w:numId w:val="1016"/>
+        </w:numPr>
+      </w:pPr>
+      <w:hyperlink r:id="rId151">
+        <w:r>
+          <w:rPr>
+            <w:rStyle w:val="Hyperlink"/>
+          </w:rPr>
+          <w:t xml:space="preserve">JAGS</w:t>
+        </w:r>
+      </w:hyperlink>
+      <w:r>
+        <w:t xml:space="preserve">, which the statistics notes use for their Bayesian examples</w:t>
+      </w:r>
+    </w:p>
+    <w:p>
+      <w:pPr>
+        <w:pStyle w:val="Compact"/>
+        <w:numPr>
+          <w:ilvl w:val="0"/>
+          <w:numId w:val="1009"/>
+        </w:numPr>
+      </w:pPr>
+      <w:r>
+        <w:t xml:space="preserve">Books:</w:t>
+      </w:r>
+    </w:p>
+    <w:p>
+      <w:pPr>
+        <w:pStyle w:val="Compact"/>
+        <w:numPr>
+          <w:ilvl w:val="1"/>
+          <w:numId w:val="1017"/>
+        </w:numPr>
+      </w:pPr>
       <w:r>
         <w:t xml:space="preserve">Dobson and Barnett [2]</w:t>
       </w:r>
       <w:r>
         <w:t xml:space="preserve"> </w:t>
       </w:r>
-      <w:hyperlink r:id="rId148">
+      <w:hyperlink r:id="rId152">
         <w:r>
           <w:rPr>
             <w:rStyle w:val="Hyperlink"/>
@@ -33076,7 +33238,7 @@
         <w:pStyle w:val="Compact"/>
         <w:numPr>
           <w:ilvl w:val="1"/>
-          <w:numId w:val="1016"/>
+          <w:numId w:val="1017"/>
         </w:numPr>
       </w:pPr>
       <w:r>
@@ -33085,7 +33247,7 @@
       <w:r>
         <w:t xml:space="preserve"> </w:t>
       </w:r>
-      <w:hyperlink r:id="rId149">
+      <w:hyperlink r:id="rId153">
         <w:r>
           <w:rPr>
             <w:rStyle w:val="Hyperlink"/>
@@ -33099,7 +33261,7 @@
         <w:pStyle w:val="Compact"/>
         <w:numPr>
           <w:ilvl w:val="1"/>
-          <w:numId w:val="1016"/>
+          <w:numId w:val="1017"/>
         </w:numPr>
       </w:pPr>
       <w:r>
@@ -33111,7 +33273,7 @@
         <w:pStyle w:val="Compact"/>
         <w:numPr>
           <w:ilvl w:val="1"/>
-          <w:numId w:val="1016"/>
+          <w:numId w:val="1017"/>
         </w:numPr>
       </w:pPr>
       <w:r>
@@ -33123,7 +33285,7 @@
         <w:pStyle w:val="Compact"/>
         <w:numPr>
           <w:ilvl w:val="2"/>
-          <w:numId w:val="1017"/>
+          <w:numId w:val="1018"/>
         </w:numPr>
       </w:pPr>
       <w:r>
@@ -33146,7 +33308,7 @@
         <w:pStyle w:val="Compact"/>
         <w:numPr>
           <w:ilvl w:val="1"/>
-          <w:numId w:val="1016"/>
+          <w:numId w:val="1017"/>
         </w:numPr>
       </w:pPr>
       <w:r>
@@ -33158,7 +33320,7 @@
         <w:pStyle w:val="Compact"/>
         <w:numPr>
           <w:ilvl w:val="1"/>
-          <w:numId w:val="1016"/>
+          <w:numId w:val="1017"/>
         </w:numPr>
       </w:pPr>
       <w:r>
@@ -33170,7 +33332,7 @@
         <w:pStyle w:val="Compact"/>
         <w:numPr>
           <w:ilvl w:val="1"/>
-          <w:numId w:val="1016"/>
+          <w:numId w:val="1017"/>
         </w:numPr>
       </w:pPr>
       <w:r>
@@ -33182,7 +33344,7 @@
         <w:pStyle w:val="Compact"/>
         <w:numPr>
           <w:ilvl w:val="1"/>
-          <w:numId w:val="1016"/>
+          <w:numId w:val="1017"/>
         </w:numPr>
       </w:pPr>
       <w:r>
@@ -33194,7 +33356,7 @@
         <w:pStyle w:val="Compact"/>
         <w:numPr>
           <w:ilvl w:val="1"/>
-          <w:numId w:val="1016"/>
+          <w:numId w:val="1017"/>
         </w:numPr>
       </w:pPr>
       <w:r>
@@ -33206,7 +33368,7 @@
         <w:pStyle w:val="Compact"/>
         <w:numPr>
           <w:ilvl w:val="1"/>
-          <w:numId w:val="1016"/>
+          <w:numId w:val="1017"/>
         </w:numPr>
       </w:pPr>
       <w:r>
@@ -33218,7 +33380,7 @@
         <w:pStyle w:val="Compact"/>
         <w:numPr>
           <w:ilvl w:val="1"/>
-          <w:numId w:val="1016"/>
+          <w:numId w:val="1017"/>
         </w:numPr>
       </w:pPr>
       <w:r>
@@ -33230,7 +33392,7 @@
         <w:pStyle w:val="Compact"/>
         <w:numPr>
           <w:ilvl w:val="1"/>
-          <w:numId w:val="1016"/>
+          <w:numId w:val="1017"/>
         </w:numPr>
       </w:pPr>
       <w:r>
@@ -33242,7 +33404,7 @@
         <w:pStyle w:val="Compact"/>
         <w:numPr>
           <w:ilvl w:val="1"/>
-          <w:numId w:val="1016"/>
+          <w:numId w:val="1017"/>
         </w:numPr>
       </w:pPr>
       <w:r>
@@ -33254,7 +33416,7 @@
         <w:pStyle w:val="Compact"/>
         <w:numPr>
           <w:ilvl w:val="1"/>
-          <w:numId w:val="1016"/>
+          <w:numId w:val="1017"/>
         </w:numPr>
       </w:pPr>
       <w:r>
@@ -33266,7 +33428,7 @@
         <w:pStyle w:val="Compact"/>
         <w:numPr>
           <w:ilvl w:val="1"/>
-          <w:numId w:val="1016"/>
+          <w:numId w:val="1017"/>
         </w:numPr>
       </w:pPr>
       <w:r>
@@ -33278,7 +33440,7 @@
         <w:pStyle w:val="Compact"/>
         <w:numPr>
           <w:ilvl w:val="1"/>
-          <w:numId w:val="1016"/>
+          <w:numId w:val="1017"/>
         </w:numPr>
       </w:pPr>
       <w:r>
@@ -33290,7 +33452,7 @@
         <w:pStyle w:val="Compact"/>
         <w:numPr>
           <w:ilvl w:val="1"/>
-          <w:numId w:val="1016"/>
+          <w:numId w:val="1017"/>
         </w:numPr>
       </w:pPr>
       <w:r>
@@ -33302,15 +33464,15 @@
         <w:pStyle w:val="Compact"/>
         <w:numPr>
           <w:ilvl w:val="2"/>
-          <w:numId w:val="1018"/>
+          <w:numId w:val="1019"/>
         </w:numPr>
       </w:pPr>
       <w:r>
         <w:t xml:space="preserve">by UC Berkeley professors</w:t>
       </w:r>
     </w:p>
-    <w:bookmarkEnd w:id="150"/>
-    <w:bookmarkStart w:id="188" w:name="references"/>
+    <w:bookmarkEnd w:id="154"/>
+    <w:bookmarkStart w:id="191" w:name="references"/>
     <w:p>
       <w:pPr>
         <w:pStyle w:val="Heading1"/>
@@ -33319,8 +33481,8 @@
         <w:t xml:space="preserve">References</w:t>
       </w:r>
     </w:p>
-    <w:bookmarkStart w:id="187" w:name="refs"/>
-    <w:bookmarkStart w:id="151" w:name="ref-rocke2021epi204"/>
+    <w:bookmarkStart w:id="190" w:name="refs"/>
+    <w:bookmarkStart w:id="155" w:name="ref-rocke2021epi204"/>
     <w:p>
       <w:pPr>
         <w:pStyle w:val="Bibliography"/>
@@ -33382,8 +33544,8 @@
         </w:r>
       </w:hyperlink>
     </w:p>
-    <w:bookmarkEnd w:id="151"/>
-    <w:bookmarkStart w:id="153" w:name="ref-dobson4e"/>
+    <w:bookmarkEnd w:id="155"/>
+    <w:bookmarkStart w:id="157" w:name="ref-dobson4e"/>
     <w:p>
       <w:pPr>
         <w:pStyle w:val="Bibliography"/>
@@ -33416,7 +33578,7 @@
       <w:r>
         <w:t xml:space="preserve"> </w:t>
       </w:r>
-      <w:hyperlink r:id="rId152">
+      <w:hyperlink r:id="rId156">
         <w:r>
           <w:rPr>
             <w:rStyle w:val="Hyperlink"/>
@@ -33425,8 +33587,8 @@
         </w:r>
       </w:hyperlink>
     </w:p>
-    <w:bookmarkEnd w:id="153"/>
-    <w:bookmarkStart w:id="155" w:name="ref-bates2015lme4"/>
+    <w:bookmarkEnd w:id="157"/>
+    <w:bookmarkStart w:id="159" w:name="ref-bates2015lme4"/>
     <w:p>
       <w:pPr>
         <w:pStyle w:val="Bibliography"/>
@@ -33474,7 +33636,7 @@
       <w:r>
         <w:t xml:space="preserve"> </w:t>
       </w:r>
-      <w:hyperlink r:id="rId154">
+      <w:hyperlink r:id="rId158">
         <w:r>
           <w:rPr>
             <w:rStyle w:val="Hyperlink"/>
@@ -33486,8 +33648,8 @@
         <w:t xml:space="preserve">.</w:t>
       </w:r>
     </w:p>
-    <w:bookmarkEnd w:id="155"/>
-    <w:bookmarkStart w:id="157" w:name="ref-venables2002modern"/>
+    <w:bookmarkEnd w:id="159"/>
+    <w:bookmarkStart w:id="161" w:name="ref-venables2002modern"/>
     <w:p>
       <w:pPr>
         <w:pStyle w:val="Bibliography"/>
@@ -33534,7 +33696,7 @@
       <w:r>
         <w:t xml:space="preserve"> </w:t>
       </w:r>
-      <w:hyperlink r:id="rId156">
+      <w:hyperlink r:id="rId160">
         <w:r>
           <w:rPr>
             <w:rStyle w:val="Hyperlink"/>
@@ -33546,8 +33708,8 @@
         <w:t xml:space="preserve">.</w:t>
       </w:r>
     </w:p>
-    <w:bookmarkEnd w:id="157"/>
-    <w:bookmarkStart w:id="159" w:name="ref-mcelreath2026rethinking"/>
+    <w:bookmarkEnd w:id="161"/>
+    <w:bookmarkStart w:id="163" w:name="ref-mcelreath2026rethinking"/>
     <w:p>
       <w:pPr>
         <w:pStyle w:val="Bibliography"/>
@@ -33579,7 +33741,7 @@
       <w:r>
         <w:t xml:space="preserve"> </w:t>
       </w:r>
-      <w:hyperlink r:id="rId158">
+      <w:hyperlink r:id="rId162">
         <w:r>
           <w:rPr>
             <w:rStyle w:val="Hyperlink"/>
@@ -33588,8 +33750,8 @@
         </w:r>
       </w:hyperlink>
     </w:p>
-    <w:bookmarkEnd w:id="159"/>
-    <w:bookmarkStart w:id="160" w:name="ref-gelman2006data"/>
+    <w:bookmarkEnd w:id="163"/>
+    <w:bookmarkStart w:id="164" w:name="ref-gelman2006data"/>
     <w:p>
       <w:pPr>
         <w:pStyle w:val="Bibliography"/>
@@ -33620,8 +33782,8 @@
         <w:t xml:space="preserve">. in Analytical methods for social research. Cambridge, MA: Cambridge University Press, 2007.</w:t>
       </w:r>
     </w:p>
-    <w:bookmarkEnd w:id="160"/>
-    <w:bookmarkStart w:id="162" w:name="ref-goodrich2024rstanarm"/>
+    <w:bookmarkEnd w:id="164"/>
+    <w:bookmarkStart w:id="165" w:name="ref-goodrich2024rstanarm"/>
     <w:p>
       <w:pPr>
         <w:pStyle w:val="Bibliography"/>
@@ -33703,7 +33865,7 @@
       <w:r>
         <w:t xml:space="preserve"> </w:t>
       </w:r>
-      <w:hyperlink r:id="rId161">
+      <w:hyperlink r:id="rId150">
         <w:r>
           <w:rPr>
             <w:rStyle w:val="Hyperlink"/>
@@ -33712,8 +33874,8 @@
         </w:r>
       </w:hyperlink>
     </w:p>
-    <w:bookmarkEnd w:id="162"/>
-    <w:bookmarkStart w:id="164" w:name="ref-vittinghoff2e"/>
+    <w:bookmarkEnd w:id="165"/>
+    <w:bookmarkStart w:id="167" w:name="ref-vittinghoff2e"/>
     <w:p>
       <w:pPr>
         <w:pStyle w:val="Bibliography"/>
@@ -33746,7 +33908,7 @@
       <w:r>
         <w:t xml:space="preserve"> </w:t>
       </w:r>
-      <w:hyperlink r:id="rId163">
+      <w:hyperlink r:id="rId166">
         <w:r>
           <w:rPr>
             <w:rStyle w:val="Hyperlink"/>
@@ -33755,8 +33917,8 @@
         </w:r>
       </w:hyperlink>
     </w:p>
-    <w:bookmarkEnd w:id="164"/>
-    <w:bookmarkStart w:id="166" w:name="ref-jiming2021"/>
+    <w:bookmarkEnd w:id="167"/>
+    <w:bookmarkStart w:id="169" w:name="ref-jiming2021"/>
     <w:p>
       <w:pPr>
         <w:pStyle w:val="Bibliography"/>
@@ -33789,7 +33951,7 @@
       <w:r>
         <w:t xml:space="preserve"> </w:t>
       </w:r>
-      <w:hyperlink r:id="rId165">
+      <w:hyperlink r:id="rId168">
         <w:r>
           <w:rPr>
             <w:rStyle w:val="Hyperlink"/>
@@ -33801,8 +33963,8 @@
         <w:t xml:space="preserve">.</w:t>
       </w:r>
     </w:p>
-    <w:bookmarkEnd w:id="166"/>
-    <w:bookmarkStart w:id="168" w:name="ref-faraway2016extending"/>
+    <w:bookmarkEnd w:id="169"/>
+    <w:bookmarkStart w:id="171" w:name="ref-faraway2016extending"/>
     <w:p>
       <w:pPr>
         <w:pStyle w:val="Bibliography"/>
@@ -33835,7 +33997,7 @@
       <w:r>
         <w:t xml:space="preserve"> </w:t>
       </w:r>
-      <w:hyperlink r:id="rId167">
+      <w:hyperlink r:id="rId170">
         <w:r>
           <w:rPr>
             <w:rStyle w:val="Hyperlink"/>
@@ -33847,8 +34009,8 @@
         <w:t xml:space="preserve">.</w:t>
       </w:r>
     </w:p>
-    <w:bookmarkEnd w:id="168"/>
-    <w:bookmarkStart w:id="169" w:name="ref-mcculloch2008generalized"/>
+    <w:bookmarkEnd w:id="171"/>
+    <w:bookmarkStart w:id="172" w:name="ref-mcculloch2008generalized"/>
     <w:p>
       <w:pPr>
         <w:pStyle w:val="Bibliography"/>
@@ -33879,8 +34041,8 @@
         <w:t xml:space="preserve">, 2nd ed., vol. 651. John Wiley &amp; Sons, 2008.</w:t>
       </w:r>
     </w:p>
-    <w:bookmarkEnd w:id="169"/>
-    <w:bookmarkStart w:id="170" w:name="ref-hedeker2006"/>
+    <w:bookmarkEnd w:id="172"/>
+    <w:bookmarkStart w:id="173" w:name="ref-hedeker2006"/>
     <w:p>
       <w:pPr>
         <w:pStyle w:val="Bibliography"/>
@@ -33911,8 +34073,8 @@
         <w:t xml:space="preserve">. in Wiley series in probability and statistics. Hoboken, N.J: Wiley-Interscience, 2006.</w:t>
       </w:r>
     </w:p>
-    <w:bookmarkEnd w:id="170"/>
-    <w:bookmarkStart w:id="171" w:name="ref-wakefield2013"/>
+    <w:bookmarkEnd w:id="173"/>
+    <w:bookmarkStart w:id="174" w:name="ref-wakefield2013"/>
     <w:p>
       <w:pPr>
         <w:pStyle w:val="Bibliography"/>
@@ -33943,8 +34105,8 @@
         <w:t xml:space="preserve">, 1st ed. 2013. in Springer series in statistics. New York, NY: Springer New York, 2013.</w:t>
       </w:r>
     </w:p>
-    <w:bookmarkEnd w:id="171"/>
-    <w:bookmarkStart w:id="172" w:name="ref-zuur2009"/>
+    <w:bookmarkEnd w:id="174"/>
+    <w:bookmarkStart w:id="175" w:name="ref-zuur2009"/>
     <w:p>
       <w:pPr>
         <w:pStyle w:val="Bibliography"/>
@@ -33975,8 +34137,8 @@
         <w:t xml:space="preserve">. in Statistics for biology and health. New York ; Springer, 2009.</w:t>
       </w:r>
     </w:p>
-    <w:bookmarkEnd w:id="172"/>
-    <w:bookmarkStart w:id="173" w:name="ref-DigglePeter2013AoLD"/>
+    <w:bookmarkEnd w:id="175"/>
+    <w:bookmarkStart w:id="176" w:name="ref-DigglePeter2013AoLD"/>
     <w:p>
       <w:pPr>
         <w:pStyle w:val="Bibliography"/>
@@ -34007,8 +34169,8 @@
         <w:t xml:space="preserve">, Second edition., vol. 25. in Oxford statistical science series, vol. 25. United Kingdom: Oxford University Press, 2013, pp. xv–xv.</w:t>
       </w:r>
     </w:p>
-    <w:bookmarkEnd w:id="173"/>
-    <w:bookmarkStart w:id="175" w:name="ref-fitzmaurice2012"/>
+    <w:bookmarkEnd w:id="176"/>
+    <w:bookmarkStart w:id="178" w:name="ref-fitzmaurice2012"/>
     <w:p>
       <w:pPr>
         <w:pStyle w:val="Bibliography"/>
@@ -34041,7 +34203,7 @@
       <w:r>
         <w:t xml:space="preserve"> </w:t>
       </w:r>
-      <w:hyperlink r:id="rId174">
+      <w:hyperlink r:id="rId177">
         <w:r>
           <w:rPr>
             <w:rStyle w:val="Hyperlink"/>
@@ -34053,8 +34215,8 @@
         <w:t xml:space="preserve">.</w:t>
       </w:r>
     </w:p>
-    <w:bookmarkEnd w:id="175"/>
-    <w:bookmarkStart w:id="177" w:name="ref-fitzmaurice2009"/>
+    <w:bookmarkEnd w:id="178"/>
+    <w:bookmarkStart w:id="180" w:name="ref-fitzmaurice2009"/>
     <w:p>
       <w:pPr>
         <w:pStyle w:val="Bibliography"/>
@@ -34087,7 +34249,7 @@
       <w:r>
         <w:t xml:space="preserve"> </w:t>
       </w:r>
-      <w:hyperlink r:id="rId176">
+      <w:hyperlink r:id="rId179">
         <w:r>
           <w:rPr>
             <w:rStyle w:val="Hyperlink"/>
@@ -34099,8 +34261,8 @@
         <w:t xml:space="preserve">.</w:t>
       </w:r>
     </w:p>
-    <w:bookmarkEnd w:id="177"/>
-    <w:bookmarkStart w:id="179" w:name="ref-galecki2013"/>
+    <w:bookmarkEnd w:id="180"/>
+    <w:bookmarkStart w:id="182" w:name="ref-galecki2013"/>
     <w:p>
       <w:pPr>
         <w:pStyle w:val="Bibliography"/>
@@ -34161,7 +34323,7 @@
       <w:r>
         <w:t xml:space="preserve"> </w:t>
       </w:r>
-      <w:hyperlink r:id="rId178">
+      <w:hyperlink r:id="rId181">
         <w:r>
           <w:rPr>
             <w:rStyle w:val="Hyperlink"/>
@@ -34173,8 +34335,8 @@
         <w:t xml:space="preserve">.</w:t>
       </w:r>
     </w:p>
-    <w:bookmarkEnd w:id="179"/>
-    <w:bookmarkStart w:id="180" w:name="ref-congdon2020"/>
+    <w:bookmarkEnd w:id="182"/>
+    <w:bookmarkStart w:id="183" w:name="ref-congdon2020"/>
     <w:p>
       <w:pPr>
         <w:pStyle w:val="Bibliography"/>
@@ -34226,8 +34388,8 @@
         <w:t xml:space="preserve">, 2nd edition. Milton: CRC Press, 2020.</w:t>
       </w:r>
     </w:p>
-    <w:bookmarkEnd w:id="180"/>
-    <w:bookmarkStart w:id="182" w:name="ref-molenberghs2005"/>
+    <w:bookmarkEnd w:id="183"/>
+    <w:bookmarkStart w:id="185" w:name="ref-molenberghs2005"/>
     <w:p>
       <w:pPr>
         <w:pStyle w:val="Bibliography"/>
@@ -34260,7 +34422,7 @@
       <w:r>
         <w:t xml:space="preserve"> </w:t>
       </w:r>
-      <w:hyperlink r:id="rId181">
+      <w:hyperlink r:id="rId184">
         <w:r>
           <w:rPr>
             <w:rStyle w:val="Hyperlink"/>
@@ -34272,8 +34434,8 @@
         <w:t xml:space="preserve">.</w:t>
       </w:r>
     </w:p>
-    <w:bookmarkEnd w:id="182"/>
-    <w:bookmarkStart w:id="184" w:name="ref-VerbekeGeert2000LMMf"/>
+    <w:bookmarkEnd w:id="185"/>
+    <w:bookmarkStart w:id="187" w:name="ref-VerbekeGeert2000LMMf"/>
     <w:p>
       <w:pPr>
         <w:pStyle w:val="Bibliography"/>
@@ -34306,7 +34468,7 @@
       <w:r>
         <w:t xml:space="preserve"> </w:t>
       </w:r>
-      <w:hyperlink r:id="rId183">
+      <w:hyperlink r:id="rId186">
         <w:r>
           <w:rPr>
             <w:rStyle w:val="Hyperlink"/>
@@ -34318,8 +34480,8 @@
         <w:t xml:space="preserve">.</w:t>
       </w:r>
     </w:p>
-    <w:bookmarkEnd w:id="184"/>
-    <w:bookmarkStart w:id="186" w:name="ref-jewell2016analysis"/>
+    <w:bookmarkEnd w:id="187"/>
+    <w:bookmarkStart w:id="189" w:name="ref-jewell2016analysis"/>
     <w:p>
       <w:pPr>
         <w:pStyle w:val="Bibliography"/>
@@ -34352,7 +34514,7 @@
       <w:r>
         <w:t xml:space="preserve"> </w:t>
       </w:r>
-      <w:hyperlink r:id="rId185">
+      <w:hyperlink r:id="rId188">
         <w:r>
           <w:rPr>
             <w:rStyle w:val="Hyperlink"/>
@@ -34361,9 +34523,9 @@
         </w:r>
       </w:hyperlink>
     </w:p>
-    <w:bookmarkEnd w:id="186"/>
-    <w:bookmarkEnd w:id="187"/>
-    <w:bookmarkEnd w:id="188"/>
+    <w:bookmarkEnd w:id="189"/>
+    <w:bookmarkEnd w:id="190"/>
+    <w:bookmarkEnd w:id="191"/>
     <w:sectPr>
       <w:footnotePr>
         <w:numRestart w:val="eachSect"/>
@@ -34632,6 +34794,9 @@
     <w:abstractNumId w:val="991"/>
   </w:num>
   <w:num w:numId="1018">
+    <w:abstractNumId w:val="991"/>
+  </w:num>
+  <w:num w:numId="1019">
     <w:abstractNumId w:val="991"/>
   </w:num>
 </w:numbering>
